--- a/heart-disease-mlops/documents/MLOps.docx
+++ b/heart-disease-mlops/documents/MLOps.docx
@@ -4,31 +4,7 @@
   <w:body>
     <w:p>
       <w:r>
-        <w:t>a931396@LAPTOP-</w:t>
-      </w:r>
-      <w:proofErr w:type="gramStart"/>
-      <w:r>
-        <w:t>DEMUCEJH:~</w:t>
-      </w:r>
-      <w:proofErr w:type="gramEnd"/>
-      <w:r>
-        <w:t>/</w:t>
-      </w:r>
-      <w:proofErr w:type="spellStart"/>
-      <w:r>
-        <w:t>MLOps</w:t>
-      </w:r>
-      <w:proofErr w:type="spellEnd"/>
-      <w:r>
-        <w:t>/heart-disease-</w:t>
-      </w:r>
-      <w:proofErr w:type="spellStart"/>
-      <w:r>
-        <w:t>mlops</w:t>
-      </w:r>
-      <w:proofErr w:type="spellEnd"/>
-      <w:r>
-        <w:t>$ python --version</w:t>
+        <w:t>a931396@LAPTOP-DEMUCEJH:~/MLOps/heart-disease-mlops$ python --version</w:t>
       </w:r>
     </w:p>
     <w:p>
@@ -48,39 +24,7 @@
     </w:p>
     <w:p>
       <w:r>
-        <w:t>a931396@LAPTOP-</w:t>
-      </w:r>
-      <w:proofErr w:type="gramStart"/>
-      <w:r>
-        <w:t>DEMUCEJH:~</w:t>
-      </w:r>
-      <w:proofErr w:type="gramEnd"/>
-      <w:r>
-        <w:t>/</w:t>
-      </w:r>
-      <w:proofErr w:type="spellStart"/>
-      <w:r>
-        <w:t>MLOps</w:t>
-      </w:r>
-      <w:proofErr w:type="spellEnd"/>
-      <w:r>
-        <w:t>/heart-disease-</w:t>
-      </w:r>
-      <w:proofErr w:type="spellStart"/>
-      <w:r>
-        <w:t>mlops</w:t>
-      </w:r>
-      <w:proofErr w:type="spellEnd"/>
-      <w:r>
-        <w:t xml:space="preserve">$ </w:t>
-      </w:r>
-      <w:proofErr w:type="spellStart"/>
-      <w:r>
-        <w:t>uv</w:t>
-      </w:r>
-      <w:proofErr w:type="spellEnd"/>
-      <w:r>
-        <w:t xml:space="preserve"> python install 3.12</w:t>
+        <w:t>a931396@LAPTOP-DEMUCEJH:~/MLOps/heart-disease-mlops$ uv python install 3.12</w:t>
       </w:r>
     </w:p>
     <w:p>
@@ -95,280 +39,38 @@
     </w:p>
     <w:p>
       <w:r>
-        <w:t>a931396@LAPTOP-</w:t>
-      </w:r>
-      <w:proofErr w:type="gramStart"/>
-      <w:r>
-        <w:t>DEMUCEJH:~</w:t>
-      </w:r>
-      <w:proofErr w:type="gramEnd"/>
-      <w:r>
-        <w:t>/</w:t>
-      </w:r>
-      <w:proofErr w:type="spellStart"/>
-      <w:r>
-        <w:t>MLOps</w:t>
-      </w:r>
-      <w:proofErr w:type="spellEnd"/>
-      <w:r>
-        <w:t>/heart-disease-</w:t>
-      </w:r>
-      <w:proofErr w:type="spellStart"/>
-      <w:r>
-        <w:t>mlops</w:t>
-      </w:r>
-      <w:proofErr w:type="spellEnd"/>
-      <w:r>
-        <w:t xml:space="preserve">$ </w:t>
-      </w:r>
-      <w:proofErr w:type="spellStart"/>
-      <w:r>
-        <w:t>uv</w:t>
-      </w:r>
-      <w:proofErr w:type="spellEnd"/>
-      <w:r>
-        <w:t xml:space="preserve"> </w:t>
-      </w:r>
-      <w:proofErr w:type="spellStart"/>
-      <w:r>
-        <w:t>venv</w:t>
-      </w:r>
-      <w:proofErr w:type="spellEnd"/>
-      <w:r>
-        <w:t xml:space="preserve"> --python 3.</w:t>
-      </w:r>
-      <w:proofErr w:type="gramStart"/>
-      <w:r>
-        <w:t>12 .</w:t>
-      </w:r>
-      <w:proofErr w:type="spellStart"/>
-      <w:r>
-        <w:t>venv</w:t>
-      </w:r>
-      <w:proofErr w:type="spellEnd"/>
-      <w:proofErr w:type="gramEnd"/>
-    </w:p>
-    <w:p>
-      <w:r>
-        <w:t xml:space="preserve">Using </w:t>
-      </w:r>
-      <w:proofErr w:type="spellStart"/>
-      <w:r>
-        <w:t>CPython</w:t>
-      </w:r>
-      <w:proofErr w:type="spellEnd"/>
-      <w:r>
-        <w:t xml:space="preserve"> 3.12.14</w:t>
-      </w:r>
-    </w:p>
-    <w:p>
-      <w:r>
-        <w:t>Creating virtual environment at</w:t>
-      </w:r>
-      <w:proofErr w:type="gramStart"/>
-      <w:r>
-        <w:t>: .</w:t>
-      </w:r>
-      <w:proofErr w:type="spellStart"/>
-      <w:r>
-        <w:t>venv</w:t>
-      </w:r>
-      <w:proofErr w:type="spellEnd"/>
-      <w:proofErr w:type="gramEnd"/>
-    </w:p>
-    <w:p>
-      <w:r>
-        <w:t xml:space="preserve">Activate </w:t>
-      </w:r>
-      <w:proofErr w:type="gramStart"/>
-      <w:r>
-        <w:t>with:</w:t>
-      </w:r>
-      <w:proofErr w:type="gramEnd"/>
-      <w:r>
-        <w:t xml:space="preserve"> </w:t>
-      </w:r>
-      <w:proofErr w:type="gramStart"/>
-      <w:r>
-        <w:t>source .</w:t>
-      </w:r>
-      <w:proofErr w:type="spellStart"/>
-      <w:r>
-        <w:t>venv</w:t>
-      </w:r>
-      <w:proofErr w:type="spellEnd"/>
-      <w:proofErr w:type="gramEnd"/>
-      <w:r>
-        <w:t>/bin/activate</w:t>
-      </w:r>
-    </w:p>
-    <w:p>
-      <w:r>
-        <w:t>a931396@LAPTOP-</w:t>
-      </w:r>
-      <w:proofErr w:type="gramStart"/>
-      <w:r>
-        <w:t>DEMUCEJH:~</w:t>
-      </w:r>
-      <w:proofErr w:type="gramEnd"/>
-      <w:r>
-        <w:t>/</w:t>
-      </w:r>
-      <w:proofErr w:type="spellStart"/>
-      <w:r>
-        <w:t>MLOps</w:t>
-      </w:r>
-      <w:proofErr w:type="spellEnd"/>
-      <w:r>
-        <w:t>/heart-disease-</w:t>
-      </w:r>
-      <w:proofErr w:type="spellStart"/>
-      <w:r>
-        <w:t>mlops</w:t>
-      </w:r>
-      <w:proofErr w:type="spellEnd"/>
-      <w:r>
-        <w:t xml:space="preserve">$ </w:t>
-      </w:r>
-      <w:proofErr w:type="gramStart"/>
-      <w:r>
-        <w:t>source .</w:t>
-      </w:r>
-      <w:proofErr w:type="spellStart"/>
-      <w:r>
-        <w:t>venv</w:t>
-      </w:r>
-      <w:proofErr w:type="spellEnd"/>
-      <w:proofErr w:type="gramEnd"/>
-      <w:r>
-        <w:t>/bin/activate</w:t>
-      </w:r>
-    </w:p>
-    <w:p>
-      <w:r>
-        <w:t>(.</w:t>
-      </w:r>
-      <w:proofErr w:type="spellStart"/>
-      <w:r>
-        <w:t>venv</w:t>
-      </w:r>
-      <w:proofErr w:type="spellEnd"/>
-      <w:r>
-        <w:t>) a931396@LAPTOP-</w:t>
-      </w:r>
-      <w:proofErr w:type="gramStart"/>
-      <w:r>
-        <w:t>DEMUCEJH:~</w:t>
-      </w:r>
-      <w:proofErr w:type="gramEnd"/>
-      <w:r>
-        <w:t>/</w:t>
-      </w:r>
-      <w:proofErr w:type="spellStart"/>
-      <w:r>
-        <w:t>MLOps</w:t>
-      </w:r>
-      <w:proofErr w:type="spellEnd"/>
-      <w:r>
-        <w:t>/heart-disease-</w:t>
-      </w:r>
-      <w:proofErr w:type="spellStart"/>
-      <w:r>
-        <w:t>mlops</w:t>
-      </w:r>
-      <w:proofErr w:type="spellEnd"/>
-      <w:proofErr w:type="gramStart"/>
-      <w:r>
-        <w:t>$  source</w:t>
-      </w:r>
-      <w:proofErr w:type="gramEnd"/>
-      <w:r>
-        <w:t xml:space="preserve"> /home/a931396/</w:t>
-      </w:r>
-      <w:proofErr w:type="spellStart"/>
-      <w:r>
-        <w:t>MLOps</w:t>
-      </w:r>
-      <w:proofErr w:type="spellEnd"/>
-      <w:r>
-        <w:t>/heart-disease-</w:t>
-      </w:r>
-      <w:proofErr w:type="spellStart"/>
-      <w:r>
-        <w:t>mlops</w:t>
-      </w:r>
-      <w:proofErr w:type="spellEnd"/>
-      <w:proofErr w:type="gramStart"/>
-      <w:r>
-        <w:t>/.</w:t>
-      </w:r>
-      <w:proofErr w:type="spellStart"/>
-      <w:r>
-        <w:t>venv</w:t>
-      </w:r>
-      <w:proofErr w:type="spellEnd"/>
-      <w:proofErr w:type="gramEnd"/>
-      <w:r>
-        <w:t>/bin/activate</w:t>
-      </w:r>
-    </w:p>
-    <w:p>
-      <w:r>
-        <w:t>(.</w:t>
-      </w:r>
-      <w:proofErr w:type="spellStart"/>
-      <w:r>
-        <w:t>venv</w:t>
-      </w:r>
-      <w:proofErr w:type="spellEnd"/>
-      <w:r>
-        <w:t>) a931396@LAPTOP-</w:t>
-      </w:r>
-      <w:proofErr w:type="gramStart"/>
-      <w:r>
-        <w:t>DEMUCEJH:~</w:t>
-      </w:r>
-      <w:proofErr w:type="gramEnd"/>
-      <w:r>
-        <w:t>/</w:t>
-      </w:r>
-      <w:proofErr w:type="spellStart"/>
-      <w:r>
-        <w:t>MLOps</w:t>
-      </w:r>
-      <w:proofErr w:type="spellEnd"/>
-      <w:r>
-        <w:t>/heart-disease-</w:t>
-      </w:r>
-      <w:proofErr w:type="spellStart"/>
-      <w:r>
-        <w:t>mlops</w:t>
-      </w:r>
-      <w:proofErr w:type="spellEnd"/>
-      <w:r>
-        <w:t xml:space="preserve">$ </w:t>
-      </w:r>
-      <w:proofErr w:type="spellStart"/>
-      <w:r>
-        <w:t>uv</w:t>
-      </w:r>
-      <w:proofErr w:type="spellEnd"/>
-      <w:r>
-        <w:t xml:space="preserve"> pip install pandas </w:t>
-      </w:r>
-      <w:proofErr w:type="spellStart"/>
-      <w:r>
-        <w:t>numpy</w:t>
-      </w:r>
-      <w:proofErr w:type="spellEnd"/>
-      <w:r>
-        <w:t xml:space="preserve"> scikit-learn matplotlib seaborn </w:t>
-      </w:r>
-      <w:proofErr w:type="spellStart"/>
-      <w:r>
-        <w:t>ucimlrepo</w:t>
-      </w:r>
-      <w:proofErr w:type="spellEnd"/>
+        <w:t>a931396@LAPTOP-DEMUCEJH:~/MLOps/heart-disease-mlops$ uv venv --python 3.12 .venv</w:t>
+      </w:r>
+    </w:p>
+    <w:p>
+      <w:r>
+        <w:t>Using CPython 3.12.14</w:t>
+      </w:r>
+    </w:p>
+    <w:p>
+      <w:r>
+        <w:t>Creating virtual environment at: .venv</w:t>
+      </w:r>
+    </w:p>
+    <w:p>
+      <w:r>
+        <w:t>Activate with: source .venv/bin/activate</w:t>
+      </w:r>
+    </w:p>
+    <w:p>
+      <w:r>
+        <w:t>a931396@LAPTOP-DEMUCEJH:~/MLOps/heart-disease-mlops$ source .venv/bin/activate</w:t>
+      </w:r>
+    </w:p>
+    <w:p>
+      <w:r>
+        <w:t>(.venv) a931396@LAPTOP-DEMUCEJH:~/MLOps/heart-disease-mlops$  source /home/a931396/MLOps/heart-disease-mlops/.venv/bin/activate</w:t>
+      </w:r>
+    </w:p>
+    <w:p>
+      <w:r>
+        <w:t>(.venv) a931396@LAPTOP-DEMUCEJH:~/MLOps/heart-disease-mlops$ uv pip install pandas numpy scikit-learn matplotlib seaborn ucimlrepo</w:t>
+      </w:r>
     </w:p>
     <w:p>
       <w:r>
@@ -387,41 +89,17 @@
     </w:p>
     <w:p>
       <w:r>
-        <w:t xml:space="preserve"> + </w:t>
-      </w:r>
-      <w:proofErr w:type="spellStart"/>
-      <w:r>
-        <w:t>certifi</w:t>
-      </w:r>
-      <w:proofErr w:type="spellEnd"/>
-      <w:r>
-        <w:t>==2026.7.22</w:t>
-      </w:r>
-    </w:p>
-    <w:p>
-      <w:r>
-        <w:t xml:space="preserve"> + </w:t>
-      </w:r>
-      <w:proofErr w:type="spellStart"/>
-      <w:r>
-        <w:t>cloudpickle</w:t>
-      </w:r>
-      <w:proofErr w:type="spellEnd"/>
-      <w:r>
-        <w:t>==3.1.2</w:t>
-      </w:r>
-    </w:p>
-    <w:p>
-      <w:r>
-        <w:t xml:space="preserve"> + </w:t>
-      </w:r>
-      <w:proofErr w:type="spellStart"/>
-      <w:r>
-        <w:t>contourpy</w:t>
-      </w:r>
-      <w:proofErr w:type="spellEnd"/>
-      <w:r>
-        <w:t>==1.4.0</w:t>
+        <w:t xml:space="preserve"> + certifi==2026.7.22</w:t>
+      </w:r>
+    </w:p>
+    <w:p>
+      <w:r>
+        <w:t xml:space="preserve"> + cloudpickle==3.1.2</w:t>
+      </w:r>
+    </w:p>
+    <w:p>
+      <w:r>
+        <w:t xml:space="preserve"> + contourpy==1.4.0</w:t>
       </w:r>
     </w:p>
     <w:p>
@@ -431,41 +109,17 @@
     </w:p>
     <w:p>
       <w:r>
-        <w:t xml:space="preserve"> + </w:t>
-      </w:r>
-      <w:proofErr w:type="spellStart"/>
-      <w:r>
-        <w:t>fonttools</w:t>
-      </w:r>
-      <w:proofErr w:type="spellEnd"/>
-      <w:r>
-        <w:t>==4.66.1</w:t>
-      </w:r>
-    </w:p>
-    <w:p>
-      <w:r>
-        <w:t xml:space="preserve"> + </w:t>
-      </w:r>
-      <w:proofErr w:type="spellStart"/>
-      <w:r>
-        <w:t>joblib</w:t>
-      </w:r>
-      <w:proofErr w:type="spellEnd"/>
-      <w:r>
-        <w:t>==1.6.0</w:t>
-      </w:r>
-    </w:p>
-    <w:p>
-      <w:r>
-        <w:t xml:space="preserve"> + </w:t>
-      </w:r>
-      <w:proofErr w:type="spellStart"/>
-      <w:r>
-        <w:t>kiwisolver</w:t>
-      </w:r>
-      <w:proofErr w:type="spellEnd"/>
-      <w:r>
-        <w:t>==1.5.1</w:t>
+        <w:t xml:space="preserve"> + fonttools==4.66.1</w:t>
+      </w:r>
+    </w:p>
+    <w:p>
+      <w:r>
+        <w:t xml:space="preserve"> + joblib==1.6.0</w:t>
+      </w:r>
+    </w:p>
+    <w:p>
+      <w:r>
+        <w:t xml:space="preserve"> + kiwisolver==1.5.1</w:t>
       </w:r>
     </w:p>
     <w:p>
@@ -481,15 +135,7 @@
     </w:p>
     <w:p>
       <w:r>
-        <w:t xml:space="preserve"> + </w:t>
-      </w:r>
-      <w:proofErr w:type="spellStart"/>
-      <w:r>
-        <w:t>numpy</w:t>
-      </w:r>
-      <w:proofErr w:type="spellEnd"/>
-      <w:r>
-        <w:t>==2.5.3</w:t>
+        <w:t xml:space="preserve"> + numpy==2.5.3</w:t>
       </w:r>
     </w:p>
     <w:p>
@@ -509,36 +155,12 @@
     </w:p>
     <w:p>
       <w:r>
-        <w:t xml:space="preserve"> + </w:t>
-      </w:r>
-      <w:proofErr w:type="spellStart"/>
-      <w:r>
-        <w:t>pyparsing</w:t>
-      </w:r>
-      <w:proofErr w:type="spellEnd"/>
-      <w:r>
-        <w:t>==3.3.3</w:t>
-      </w:r>
-    </w:p>
-    <w:p>
-      <w:r>
-        <w:t xml:space="preserve"> + python-</w:t>
-      </w:r>
-      <w:proofErr w:type="spellStart"/>
-      <w:r>
-        <w:t>dateutil</w:t>
-      </w:r>
-      <w:proofErr w:type="spellEnd"/>
-      <w:r>
-        <w:t>==2.9.</w:t>
-      </w:r>
-      <w:proofErr w:type="gramStart"/>
-      <w:r>
-        <w:t>0.post</w:t>
-      </w:r>
-      <w:proofErr w:type="gramEnd"/>
-      <w:r>
-        <w:t>0</w:t>
+        <w:t xml:space="preserve"> + pyparsing==3.3.3</w:t>
+      </w:r>
+    </w:p>
+    <w:p>
+      <w:r>
+        <w:t xml:space="preserve"> + python-dateutil==2.9.0.post0</w:t>
       </w:r>
     </w:p>
     <w:p>
@@ -548,15 +170,7 @@
     </w:p>
     <w:p>
       <w:r>
-        <w:t xml:space="preserve"> + </w:t>
-      </w:r>
-      <w:proofErr w:type="spellStart"/>
-      <w:r>
-        <w:t>scipy</w:t>
-      </w:r>
-      <w:proofErr w:type="spellEnd"/>
-      <w:r>
-        <w:t>==1.18.1</w:t>
+        <w:t xml:space="preserve"> + scipy==1.18.1</w:t>
       </w:r>
     </w:p>
     <w:p>
@@ -571,102 +185,22 @@
     </w:p>
     <w:p>
       <w:r>
-        <w:t xml:space="preserve"> + </w:t>
-      </w:r>
-      <w:proofErr w:type="spellStart"/>
-      <w:r>
-        <w:t>threadpoolctl</w:t>
-      </w:r>
-      <w:proofErr w:type="spellEnd"/>
-      <w:r>
-        <w:t>==3.7.0</w:t>
-      </w:r>
-    </w:p>
-    <w:p>
-      <w:r>
-        <w:t xml:space="preserve"> + </w:t>
-      </w:r>
-      <w:proofErr w:type="spellStart"/>
-      <w:r>
-        <w:t>ucimlrepo</w:t>
-      </w:r>
-      <w:proofErr w:type="spellEnd"/>
-      <w:r>
-        <w:t>==0.0.7</w:t>
-      </w:r>
-    </w:p>
-    <w:p>
-      <w:r>
-        <w:t>(.</w:t>
-      </w:r>
-      <w:proofErr w:type="spellStart"/>
-      <w:r>
-        <w:t>venv</w:t>
-      </w:r>
-      <w:proofErr w:type="spellEnd"/>
-      <w:r>
-        <w:t>) a931396@LAPTOP-</w:t>
-      </w:r>
-      <w:proofErr w:type="gramStart"/>
-      <w:r>
-        <w:t>DEMUCEJH:~</w:t>
-      </w:r>
-      <w:proofErr w:type="gramEnd"/>
-      <w:r>
-        <w:t>/</w:t>
-      </w:r>
-      <w:proofErr w:type="spellStart"/>
-      <w:r>
-        <w:t>MLOps</w:t>
-      </w:r>
-      <w:proofErr w:type="spellEnd"/>
-      <w:r>
-        <w:t>/heart-disease-</w:t>
-      </w:r>
-      <w:proofErr w:type="spellStart"/>
-      <w:r>
-        <w:t>mlops</w:t>
-      </w:r>
-      <w:proofErr w:type="spellEnd"/>
-      <w:r>
-        <w:t>$ ^C</w:t>
-      </w:r>
-    </w:p>
-    <w:p>
-      <w:r>
-        <w:t>(.</w:t>
-      </w:r>
-      <w:proofErr w:type="spellStart"/>
-      <w:r>
-        <w:t>venv</w:t>
-      </w:r>
-      <w:proofErr w:type="spellEnd"/>
-      <w:r>
-        <w:t>) a931396@LAPTOP-</w:t>
-      </w:r>
-      <w:proofErr w:type="gramStart"/>
-      <w:r>
-        <w:t>DEMUCEJH:~</w:t>
-      </w:r>
-      <w:proofErr w:type="gramEnd"/>
-      <w:r>
-        <w:t>/</w:t>
-      </w:r>
-      <w:proofErr w:type="spellStart"/>
-      <w:r>
-        <w:t>MLOps</w:t>
-      </w:r>
-      <w:proofErr w:type="spellEnd"/>
-      <w:r>
-        <w:t>/heart-disease-</w:t>
-      </w:r>
-      <w:proofErr w:type="spellStart"/>
-      <w:r>
-        <w:t>mlops</w:t>
-      </w:r>
-      <w:proofErr w:type="spellEnd"/>
-      <w:r>
-        <w:t>$</w:t>
+        <w:t xml:space="preserve"> + threadpoolctl==3.7.0</w:t>
+      </w:r>
+    </w:p>
+    <w:p>
+      <w:r>
+        <w:t xml:space="preserve"> + ucimlrepo==0.0.7</w:t>
+      </w:r>
+    </w:p>
+    <w:p>
+      <w:r>
+        <w:t>(.venv) a931396@LAPTOP-DEMUCEJH:~/MLOps/heart-disease-mlops$ ^C</w:t>
+      </w:r>
+    </w:p>
+    <w:p>
+      <w:r>
+        <w:t>(.venv) a931396@LAPTOP-DEMUCEJH:~/MLOps/heart-disease-mlops$</w:t>
       </w:r>
     </w:p>
     <w:p>
@@ -679,215 +213,81 @@
     <w:p>
       <w:pPr>
         <w:pStyle w:val="Heading1"/>
-        <w:rPr>
-          <w:lang w:val="en-NL"/>
-        </w:rPr>
-      </w:pPr>
-      <w:r>
-        <w:rPr>
-          <w:lang w:val="en-NL"/>
-        </w:rPr>
+      </w:pPr>
+      <w:r>
         <w:t>Task 1: Data Acquisition and Exploratory Data Analysis</w:t>
       </w:r>
     </w:p>
     <w:p>
-      <w:pPr>
-        <w:rPr>
-          <w:lang w:val="en-NL"/>
-        </w:rPr>
-      </w:pPr>
       <w:r>
         <w:rPr>
           <w:b/>
           <w:bCs/>
-          <w:lang w:val="en-NL"/>
         </w:rPr>
         <w:t>Objective</w:t>
       </w:r>
     </w:p>
     <w:p>
-      <w:pPr>
-        <w:rPr>
-          <w:lang w:val="en-NL"/>
-        </w:rPr>
-      </w:pPr>
-      <w:r>
-        <w:rPr>
-          <w:lang w:val="en-NL"/>
-        </w:rPr>
+      <w:r>
         <w:t>Acquire the Heart Disease UCI dataset, inspect its quality, and explore its characteristics before model development.</w:t>
       </w:r>
     </w:p>
     <w:p>
-      <w:pPr>
-        <w:rPr>
-          <w:lang w:val="en-NL"/>
-        </w:rPr>
-      </w:pPr>
       <w:r>
         <w:rPr>
           <w:b/>
           <w:bCs/>
-          <w:lang w:val="en-NL"/>
         </w:rPr>
         <w:t>1. Environment and data acquisition</w:t>
       </w:r>
     </w:p>
     <w:p>
-      <w:pPr>
-        <w:rPr>
-          <w:lang w:val="en-NL"/>
-        </w:rPr>
-      </w:pPr>
-      <w:r>
-        <w:rPr>
-          <w:lang w:val="en-NL"/>
-        </w:rPr>
-        <w:t xml:space="preserve">A dedicated Python 3.12 virtual environment was created for the project. Packages installed for data acquisition, analysis, visualization, and modelling included </w:t>
-      </w:r>
-      <w:proofErr w:type="spellStart"/>
-      <w:r>
-        <w:rPr>
-          <w:lang w:val="en-NL"/>
-        </w:rPr>
-        <w:t>ucimlrepo</w:t>
-      </w:r>
-      <w:proofErr w:type="spellEnd"/>
-      <w:r>
-        <w:rPr>
-          <w:lang w:val="en-NL"/>
-        </w:rPr>
-        <w:t>, pandas, NumPy, matplotlib, seaborn, and scikit-learn. Installed versions were recorded in requirements.txt to support reproducibility.</w:t>
-      </w:r>
-    </w:p>
-    <w:p>
-      <w:pPr>
-        <w:rPr>
-          <w:lang w:val="en-NL"/>
-        </w:rPr>
-      </w:pPr>
-      <w:r>
-        <w:rPr>
-          <w:lang w:val="en-NL"/>
-        </w:rPr>
+      <w:r>
+        <w:t>A dedicated Python 3.12 virtual environment was created for the project. Packages installed for data acquisition, analysis, visualization, and modelling included ucimlrepo, pandas, NumPy, matplotlib, seaborn, and scikit-learn. Installed versions were recorded in requirements.txt to support reproducibility.</w:t>
+      </w:r>
+    </w:p>
+    <w:p>
+      <w:r>
         <w:t>The dataset was downloaded programmatically using:</w:t>
       </w:r>
     </w:p>
     <w:p>
-      <w:pPr>
-        <w:rPr>
-          <w:lang w:val="en-NL"/>
-        </w:rPr>
-      </w:pPr>
-      <w:r>
-        <w:rPr>
-          <w:lang w:val="en-NL"/>
-        </w:rPr>
-        <w:t xml:space="preserve">dataset = </w:t>
-      </w:r>
-      <w:proofErr w:type="spellStart"/>
-      <w:r>
-        <w:rPr>
-          <w:lang w:val="en-NL"/>
-        </w:rPr>
-        <w:t>fetch_ucirepo</w:t>
-      </w:r>
-      <w:proofErr w:type="spellEnd"/>
-      <w:r>
-        <w:rPr>
-          <w:lang w:val="en-NL"/>
-        </w:rPr>
-        <w:t>(id=45)</w:t>
-      </w:r>
-    </w:p>
-    <w:p>
-      <w:pPr>
-        <w:rPr>
-          <w:lang w:val="en-NL"/>
-        </w:rPr>
-      </w:pPr>
-      <w:r>
-        <w:rPr>
-          <w:lang w:val="en-NL"/>
-        </w:rPr>
+      <w:r>
+        <w:t>dataset = fetch_ucirepo(id=45)</w:t>
+      </w:r>
+    </w:p>
+    <w:p>
+      <w:r>
         <w:lastRenderedPageBreak/>
-        <w:t xml:space="preserve">The 13 input features and original target column, num, were combined into a </w:t>
-      </w:r>
-      <w:proofErr w:type="gramStart"/>
-      <w:r>
-        <w:rPr>
-          <w:lang w:val="en-NL"/>
-        </w:rPr>
-        <w:t xml:space="preserve">pandas </w:t>
-      </w:r>
-      <w:proofErr w:type="spellStart"/>
-      <w:r>
-        <w:rPr>
-          <w:lang w:val="en-NL"/>
-        </w:rPr>
-        <w:t>DataFrame</w:t>
-      </w:r>
-      <w:proofErr w:type="spellEnd"/>
-      <w:proofErr w:type="gramEnd"/>
-      <w:r>
-        <w:rPr>
-          <w:lang w:val="en-NL"/>
-        </w:rPr>
-        <w:t xml:space="preserve">. The resulting dataset contained </w:t>
+        <w:t xml:space="preserve">The 13 input features and original target column, num, were combined into a pandas DataFrame. The resulting dataset contained </w:t>
       </w:r>
       <w:r>
         <w:rPr>
           <w:b/>
           <w:bCs/>
-          <w:lang w:val="en-NL"/>
         </w:rPr>
         <w:t>303 patient records and 14 columns</w:t>
       </w:r>
       <w:r>
-        <w:rPr>
-          <w:lang w:val="en-NL"/>
-        </w:rPr>
         <w:t xml:space="preserve"> and was saved to data/raw/heart_disease.csv using scripts/download_data.py.</w:t>
       </w:r>
     </w:p>
     <w:p>
-      <w:pPr>
-        <w:rPr>
-          <w:lang w:val="en-NL"/>
-        </w:rPr>
-      </w:pPr>
-      <w:r>
-        <w:rPr>
-          <w:lang w:val="en-NL"/>
-        </w:rPr>
+      <w:r>
         <w:t>The raw dataset was retained without replacing missing values or modifying the original target.</w:t>
       </w:r>
     </w:p>
     <w:p>
-      <w:pPr>
-        <w:rPr>
-          <w:lang w:val="en-NL"/>
-        </w:rPr>
-      </w:pPr>
       <w:r>
         <w:rPr>
           <w:b/>
           <w:bCs/>
-          <w:lang w:val="en-NL"/>
         </w:rPr>
         <w:t>2. Data inspection and quality checks</w:t>
       </w:r>
     </w:p>
     <w:p>
-      <w:pPr>
-        <w:rPr>
-          <w:lang w:val="en-NL"/>
-        </w:rPr>
-      </w:pPr>
-      <w:r>
-        <w:rPr>
-          <w:lang w:val="en-NL"/>
-        </w:rPr>
+      <w:r>
         <w:t>The scripts/eda.py script examined the first five records, column data types, missing values, duplicate rows, and descriptive statistics.</w:t>
       </w:r>
     </w:p>
@@ -922,14 +322,12 @@
               <w:rPr>
                 <w:b/>
                 <w:bCs/>
-                <w:lang w:val="en-NL"/>
-              </w:rPr>
-            </w:pPr>
-            <w:r>
-              <w:rPr>
-                <w:b/>
-                <w:bCs/>
-                <w:lang w:val="en-NL"/>
+              </w:rPr>
+            </w:pPr>
+            <w:r>
+              <w:rPr>
+                <w:b/>
+                <w:bCs/>
               </w:rPr>
               <w:t>Quality check</w:t>
             </w:r>
@@ -946,14 +344,12 @@
               <w:rPr>
                 <w:b/>
                 <w:bCs/>
-                <w:lang w:val="en-NL"/>
-              </w:rPr>
-            </w:pPr>
-            <w:r>
-              <w:rPr>
-                <w:b/>
-                <w:bCs/>
-                <w:lang w:val="en-NL"/>
+              </w:rPr>
+            </w:pPr>
+            <w:r>
+              <w:rPr>
+                <w:b/>
+                <w:bCs/>
               </w:rPr>
               <w:t>Result</w:t>
             </w:r>
@@ -971,15 +367,7 @@
             <w:hideMark/>
           </w:tcPr>
           <w:p>
-            <w:pPr>
-              <w:rPr>
-                <w:lang w:val="en-NL"/>
-              </w:rPr>
-            </w:pPr>
-            <w:r>
-              <w:rPr>
-                <w:lang w:val="en-NL"/>
-              </w:rPr>
+            <w:r>
               <w:t>Patient records</w:t>
             </w:r>
           </w:p>
@@ -991,15 +379,7 @@
             <w:hideMark/>
           </w:tcPr>
           <w:p>
-            <w:pPr>
-              <w:rPr>
-                <w:lang w:val="en-NL"/>
-              </w:rPr>
-            </w:pPr>
-            <w:r>
-              <w:rPr>
-                <w:lang w:val="en-NL"/>
-              </w:rPr>
+            <w:r>
               <w:t>303</w:t>
             </w:r>
           </w:p>
@@ -1016,15 +396,7 @@
             <w:hideMark/>
           </w:tcPr>
           <w:p>
-            <w:pPr>
-              <w:rPr>
-                <w:lang w:val="en-NL"/>
-              </w:rPr>
-            </w:pPr>
-            <w:r>
-              <w:rPr>
-                <w:lang w:val="en-NL"/>
-              </w:rPr>
+            <w:r>
               <w:t>Input features</w:t>
             </w:r>
           </w:p>
@@ -1036,15 +408,7 @@
             <w:hideMark/>
           </w:tcPr>
           <w:p>
-            <w:pPr>
-              <w:rPr>
-                <w:lang w:val="en-NL"/>
-              </w:rPr>
-            </w:pPr>
-            <w:r>
-              <w:rPr>
-                <w:lang w:val="en-NL"/>
-              </w:rPr>
+            <w:r>
               <w:t>13</w:t>
             </w:r>
           </w:p>
@@ -1061,15 +425,7 @@
             <w:hideMark/>
           </w:tcPr>
           <w:p>
-            <w:pPr>
-              <w:rPr>
-                <w:lang w:val="en-NL"/>
-              </w:rPr>
-            </w:pPr>
-            <w:r>
-              <w:rPr>
-                <w:lang w:val="en-NL"/>
-              </w:rPr>
+            <w:r>
               <w:t>Original target</w:t>
             </w:r>
           </w:p>
@@ -1081,15 +437,7 @@
             <w:hideMark/>
           </w:tcPr>
           <w:p>
-            <w:pPr>
-              <w:rPr>
-                <w:lang w:val="en-NL"/>
-              </w:rPr>
-            </w:pPr>
-            <w:r>
-              <w:rPr>
-                <w:lang w:val="en-NL"/>
-              </w:rPr>
+            <w:r>
               <w:t>num</w:t>
             </w:r>
           </w:p>
@@ -1106,15 +454,7 @@
             <w:hideMark/>
           </w:tcPr>
           <w:p>
-            <w:pPr>
-              <w:rPr>
-                <w:lang w:val="en-NL"/>
-              </w:rPr>
-            </w:pPr>
-            <w:r>
-              <w:rPr>
-                <w:lang w:val="en-NL"/>
-              </w:rPr>
+            <w:r>
               <w:t>Missing values in ca</w:t>
             </w:r>
           </w:p>
@@ -1126,15 +466,7 @@
             <w:hideMark/>
           </w:tcPr>
           <w:p>
-            <w:pPr>
-              <w:rPr>
-                <w:lang w:val="en-NL"/>
-              </w:rPr>
-            </w:pPr>
-            <w:r>
-              <w:rPr>
-                <w:lang w:val="en-NL"/>
-              </w:rPr>
+            <w:r>
               <w:t>4</w:t>
             </w:r>
           </w:p>
@@ -1151,43 +483,19 @@
             <w:hideMark/>
           </w:tcPr>
           <w:p>
-            <w:pPr>
-              <w:rPr>
-                <w:lang w:val="en-NL"/>
-              </w:rPr>
-            </w:pPr>
-            <w:r>
-              <w:rPr>
-                <w:lang w:val="en-NL"/>
-              </w:rPr>
-              <w:t xml:space="preserve">Missing values in </w:t>
-            </w:r>
-            <w:proofErr w:type="spellStart"/>
-            <w:r>
-              <w:rPr>
-                <w:lang w:val="en-NL"/>
-              </w:rPr>
-              <w:t>thal</w:t>
-            </w:r>
-            <w:proofErr w:type="spellEnd"/>
-          </w:p>
-        </w:tc>
-        <w:tc>
-          <w:tcPr>
-            <w:tcW w:w="0" w:type="auto"/>
-            <w:vAlign w:val="center"/>
-            <w:hideMark/>
-          </w:tcPr>
-          <w:p>
-            <w:pPr>
-              <w:rPr>
-                <w:lang w:val="en-NL"/>
-              </w:rPr>
-            </w:pPr>
-            <w:r>
-              <w:rPr>
-                <w:lang w:val="en-NL"/>
-              </w:rPr>
+            <w:r>
+              <w:t>Missing values in thal</w:t>
+            </w:r>
+          </w:p>
+        </w:tc>
+        <w:tc>
+          <w:tcPr>
+            <w:tcW w:w="0" w:type="auto"/>
+            <w:vAlign w:val="center"/>
+            <w:hideMark/>
+          </w:tcPr>
+          <w:p>
+            <w:r>
               <w:t>2</w:t>
             </w:r>
           </w:p>
@@ -1204,15 +512,7 @@
             <w:hideMark/>
           </w:tcPr>
           <w:p>
-            <w:pPr>
-              <w:rPr>
-                <w:lang w:val="en-NL"/>
-              </w:rPr>
-            </w:pPr>
-            <w:r>
-              <w:rPr>
-                <w:lang w:val="en-NL"/>
-              </w:rPr>
+            <w:r>
               <w:t>Missing values in other columns</w:t>
             </w:r>
           </w:p>
@@ -1224,15 +524,7 @@
             <w:hideMark/>
           </w:tcPr>
           <w:p>
-            <w:pPr>
-              <w:rPr>
-                <w:lang w:val="en-NL"/>
-              </w:rPr>
-            </w:pPr>
-            <w:r>
-              <w:rPr>
-                <w:lang w:val="en-NL"/>
-              </w:rPr>
+            <w:r>
               <w:t>0</w:t>
             </w:r>
           </w:p>
@@ -1249,15 +541,7 @@
             <w:hideMark/>
           </w:tcPr>
           <w:p>
-            <w:pPr>
-              <w:rPr>
-                <w:lang w:val="en-NL"/>
-              </w:rPr>
-            </w:pPr>
-            <w:r>
-              <w:rPr>
-                <w:lang w:val="en-NL"/>
-              </w:rPr>
+            <w:r>
               <w:t>Duplicate rows</w:t>
             </w:r>
           </w:p>
@@ -1269,15 +553,7 @@
             <w:hideMark/>
           </w:tcPr>
           <w:p>
-            <w:pPr>
-              <w:rPr>
-                <w:lang w:val="en-NL"/>
-              </w:rPr>
-            </w:pPr>
-            <w:r>
-              <w:rPr>
-                <w:lang w:val="en-NL"/>
-              </w:rPr>
+            <w:r>
               <w:t>0</w:t>
             </w:r>
           </w:p>
@@ -1285,112 +561,46 @@
       </w:tr>
     </w:tbl>
     <w:p>
-      <w:pPr>
-        <w:rPr>
-          <w:lang w:val="en-NL"/>
-        </w:rPr>
-      </w:pPr>
-      <w:r>
-        <w:rPr>
-          <w:lang w:val="en-NL"/>
-        </w:rPr>
+      <w:r>
         <w:t xml:space="preserve">Descriptive statistics included counts, means, standard deviations, minimums, maximums, and quartiles. For example, patient ages ranged from </w:t>
       </w:r>
       <w:r>
         <w:rPr>
           <w:b/>
           <w:bCs/>
-          <w:lang w:val="en-NL"/>
         </w:rPr>
         <w:t>29 to 77 years</w:t>
       </w:r>
       <w:r>
-        <w:rPr>
-          <w:lang w:val="en-NL"/>
-        </w:rPr>
         <w:t xml:space="preserve">, with a mean of approximately </w:t>
       </w:r>
       <w:r>
         <w:rPr>
           <w:b/>
           <w:bCs/>
-          <w:lang w:val="en-NL"/>
         </w:rPr>
         <w:t>54.44 years</w:t>
       </w:r>
       <w:r>
-        <w:rPr>
-          <w:lang w:val="en-NL"/>
-        </w:rPr>
         <w:t>.</w:t>
       </w:r>
     </w:p>
     <w:p>
-      <w:pPr>
-        <w:rPr>
-          <w:lang w:val="en-NL"/>
-        </w:rPr>
-      </w:pPr>
-      <w:r>
-        <w:rPr>
-          <w:lang w:val="en-NL"/>
-        </w:rPr>
-        <w:t>Although all columns were stored numerically, several represented categories. These included chest-pain type (cp), resting ECG result (</w:t>
-      </w:r>
-      <w:proofErr w:type="spellStart"/>
-      <w:r>
-        <w:rPr>
-          <w:lang w:val="en-NL"/>
-        </w:rPr>
-        <w:t>restecg</w:t>
-      </w:r>
-      <w:proofErr w:type="spellEnd"/>
-      <w:r>
-        <w:rPr>
-          <w:lang w:val="en-NL"/>
-        </w:rPr>
-        <w:t>), and thalassemia test category (</w:t>
-      </w:r>
-      <w:proofErr w:type="spellStart"/>
-      <w:r>
-        <w:rPr>
-          <w:lang w:val="en-NL"/>
-        </w:rPr>
-        <w:t>thal</w:t>
-      </w:r>
-      <w:proofErr w:type="spellEnd"/>
-      <w:r>
-        <w:rPr>
-          <w:lang w:val="en-NL"/>
-        </w:rPr>
-        <w:t>). Their numeric codes should not automatically be treated as continuous measurements.</w:t>
-      </w:r>
-    </w:p>
-    <w:p>
-      <w:pPr>
-        <w:rPr>
-          <w:lang w:val="en-NL"/>
-        </w:rPr>
-      </w:pPr>
+      <w:r>
+        <w:t>Although all columns were stored numerically, several represented categories. These included chest-pain type (cp), resting ECG result (restecg), and thalassemia test category (thal). Their numeric codes should not automatically be treated as continuous measurements.</w:t>
+      </w:r>
+    </w:p>
+    <w:p>
       <w:r>
         <w:rPr>
           <w:b/>
           <w:bCs/>
-          <w:lang w:val="en-NL"/>
         </w:rPr>
         <w:t>3. Target interpretation and class balance</w:t>
       </w:r>
     </w:p>
     <w:p>
-      <w:pPr>
-        <w:rPr>
-          <w:lang w:val="en-NL"/>
-        </w:rPr>
-      </w:pPr>
-      <w:r>
-        <w:rPr>
-          <w:lang w:val="en-NL"/>
-        </w:rPr>
+      <w:r>
         <w:t>For the binary classification objective, a temporary binary target was derived for analysis:</w:t>
       </w:r>
     </w:p>
@@ -1400,22 +610,15 @@
           <w:ilvl w:val="0"/>
           <w:numId w:val="1"/>
         </w:numPr>
-        <w:rPr>
-          <w:lang w:val="en-NL"/>
-        </w:rPr>
       </w:pPr>
       <w:r>
         <w:rPr>
           <w:b/>
           <w:bCs/>
-          <w:lang w:val="en-NL"/>
         </w:rPr>
         <w:t>0:</w:t>
       </w:r>
       <w:r>
-        <w:rPr>
-          <w:lang w:val="en-NL"/>
-        </w:rPr>
         <w:t xml:space="preserve"> heart disease absent (num = 0).</w:t>
       </w:r>
     </w:p>
@@ -1425,35 +628,20 @@
           <w:ilvl w:val="0"/>
           <w:numId w:val="1"/>
         </w:numPr>
-        <w:rPr>
-          <w:lang w:val="en-NL"/>
-        </w:rPr>
       </w:pPr>
       <w:r>
         <w:rPr>
           <w:b/>
           <w:bCs/>
-          <w:lang w:val="en-NL"/>
         </w:rPr>
         <w:t>1:</w:t>
       </w:r>
       <w:r>
-        <w:rPr>
-          <w:lang w:val="en-NL"/>
-        </w:rPr>
         <w:t xml:space="preserve"> heart disease present (num &gt; 0).</w:t>
       </w:r>
     </w:p>
     <w:p>
-      <w:pPr>
-        <w:rPr>
-          <w:lang w:val="en-NL"/>
-        </w:rPr>
-      </w:pPr>
-      <w:r>
-        <w:rPr>
-          <w:lang w:val="en-NL"/>
-        </w:rPr>
+      <w:r>
         <w:t>The original CSV remained unchanged.</w:t>
       </w:r>
     </w:p>
@@ -1489,14 +677,12 @@
               <w:rPr>
                 <w:b/>
                 <w:bCs/>
-                <w:lang w:val="en-NL"/>
-              </w:rPr>
-            </w:pPr>
-            <w:r>
-              <w:rPr>
-                <w:b/>
-                <w:bCs/>
-                <w:lang w:val="en-NL"/>
+              </w:rPr>
+            </w:pPr>
+            <w:r>
+              <w:rPr>
+                <w:b/>
+                <w:bCs/>
               </w:rPr>
               <w:lastRenderedPageBreak/>
               <w:t>Binary class</w:t>
@@ -1514,14 +700,12 @@
               <w:rPr>
                 <w:b/>
                 <w:bCs/>
-                <w:lang w:val="en-NL"/>
-              </w:rPr>
-            </w:pPr>
-            <w:r>
-              <w:rPr>
-                <w:b/>
-                <w:bCs/>
-                <w:lang w:val="en-NL"/>
+              </w:rPr>
+            </w:pPr>
+            <w:r>
+              <w:rPr>
+                <w:b/>
+                <w:bCs/>
               </w:rPr>
               <w:t>Records</w:t>
             </w:r>
@@ -1538,14 +722,12 @@
               <w:rPr>
                 <w:b/>
                 <w:bCs/>
-                <w:lang w:val="en-NL"/>
-              </w:rPr>
-            </w:pPr>
-            <w:r>
-              <w:rPr>
-                <w:b/>
-                <w:bCs/>
-                <w:lang w:val="en-NL"/>
+              </w:rPr>
+            </w:pPr>
+            <w:r>
+              <w:rPr>
+                <w:b/>
+                <w:bCs/>
               </w:rPr>
               <w:t>Percentage</w:t>
             </w:r>
@@ -1563,15 +745,7 @@
             <w:hideMark/>
           </w:tcPr>
           <w:p>
-            <w:pPr>
-              <w:rPr>
-                <w:lang w:val="en-NL"/>
-              </w:rPr>
-            </w:pPr>
-            <w:r>
-              <w:rPr>
-                <w:lang w:val="en-NL"/>
-              </w:rPr>
+            <w:r>
               <w:t>Absent</w:t>
             </w:r>
           </w:p>
@@ -1583,15 +757,7 @@
             <w:hideMark/>
           </w:tcPr>
           <w:p>
-            <w:pPr>
-              <w:rPr>
-                <w:lang w:val="en-NL"/>
-              </w:rPr>
-            </w:pPr>
-            <w:r>
-              <w:rPr>
-                <w:lang w:val="en-NL"/>
-              </w:rPr>
+            <w:r>
               <w:t>164</w:t>
             </w:r>
           </w:p>
@@ -1603,15 +769,7 @@
             <w:hideMark/>
           </w:tcPr>
           <w:p>
-            <w:pPr>
-              <w:rPr>
-                <w:lang w:val="en-NL"/>
-              </w:rPr>
-            </w:pPr>
-            <w:r>
-              <w:rPr>
-                <w:lang w:val="en-NL"/>
-              </w:rPr>
+            <w:r>
               <w:t>54.1%</w:t>
             </w:r>
           </w:p>
@@ -1628,15 +786,7 @@
             <w:hideMark/>
           </w:tcPr>
           <w:p>
-            <w:pPr>
-              <w:rPr>
-                <w:lang w:val="en-NL"/>
-              </w:rPr>
-            </w:pPr>
-            <w:r>
-              <w:rPr>
-                <w:lang w:val="en-NL"/>
-              </w:rPr>
+            <w:r>
               <w:t>Present</w:t>
             </w:r>
           </w:p>
@@ -1648,15 +798,7 @@
             <w:hideMark/>
           </w:tcPr>
           <w:p>
-            <w:pPr>
-              <w:rPr>
-                <w:lang w:val="en-NL"/>
-              </w:rPr>
-            </w:pPr>
-            <w:r>
-              <w:rPr>
-                <w:lang w:val="en-NL"/>
-              </w:rPr>
+            <w:r>
               <w:t>139</w:t>
             </w:r>
           </w:p>
@@ -1668,15 +810,7 @@
             <w:hideMark/>
           </w:tcPr>
           <w:p>
-            <w:pPr>
-              <w:rPr>
-                <w:lang w:val="en-NL"/>
-              </w:rPr>
-            </w:pPr>
-            <w:r>
-              <w:rPr>
-                <w:lang w:val="en-NL"/>
-              </w:rPr>
+            <w:r>
               <w:t>45.9%</w:t>
             </w:r>
           </w:p>
@@ -1684,43 +818,21 @@
       </w:tr>
     </w:tbl>
     <w:p>
-      <w:pPr>
-        <w:rPr>
-          <w:lang w:val="en-NL"/>
-        </w:rPr>
-      </w:pPr>
-      <w:r>
-        <w:rPr>
-          <w:lang w:val="en-NL"/>
-        </w:rPr>
+      <w:r>
         <w:t>The dataset was reasonably balanced, so substantial class imbalance was not identified at this stage.</w:t>
       </w:r>
     </w:p>
     <w:p>
-      <w:pPr>
-        <w:rPr>
-          <w:lang w:val="en-NL"/>
-        </w:rPr>
-      </w:pPr>
       <w:r>
         <w:rPr>
           <w:b/>
           <w:bCs/>
-          <w:lang w:val="en-NL"/>
         </w:rPr>
         <w:t>4. EDA visualizations</w:t>
       </w:r>
     </w:p>
     <w:p>
-      <w:pPr>
-        <w:rPr>
-          <w:lang w:val="en-NL"/>
-        </w:rPr>
-      </w:pPr>
-      <w:r>
-        <w:rPr>
-          <w:lang w:val="en-NL"/>
-        </w:rPr>
+      <w:r>
         <w:t>Three visualizations were generated and saved in reports/figures:</w:t>
       </w:r>
     </w:p>
@@ -1755,14 +867,12 @@
               <w:rPr>
                 <w:b/>
                 <w:bCs/>
-                <w:lang w:val="en-NL"/>
-              </w:rPr>
-            </w:pPr>
-            <w:r>
-              <w:rPr>
-                <w:b/>
-                <w:bCs/>
-                <w:lang w:val="en-NL"/>
+              </w:rPr>
+            </w:pPr>
+            <w:r>
+              <w:rPr>
+                <w:b/>
+                <w:bCs/>
               </w:rPr>
               <w:t>File</w:t>
             </w:r>
@@ -1779,14 +889,12 @@
               <w:rPr>
                 <w:b/>
                 <w:bCs/>
-                <w:lang w:val="en-NL"/>
-              </w:rPr>
-            </w:pPr>
-            <w:r>
-              <w:rPr>
-                <w:b/>
-                <w:bCs/>
-                <w:lang w:val="en-NL"/>
+              </w:rPr>
+            </w:pPr>
+            <w:r>
+              <w:rPr>
+                <w:b/>
+                <w:bCs/>
               </w:rPr>
               <w:t>Purpose</w:t>
             </w:r>
@@ -1804,15 +912,7 @@
             <w:hideMark/>
           </w:tcPr>
           <w:p>
-            <w:pPr>
-              <w:rPr>
-                <w:lang w:val="en-NL"/>
-              </w:rPr>
-            </w:pPr>
-            <w:r>
-              <w:rPr>
-                <w:lang w:val="en-NL"/>
-              </w:rPr>
+            <w:r>
               <w:t>class_balance.png</w:t>
             </w:r>
           </w:p>
@@ -1824,15 +924,7 @@
             <w:hideMark/>
           </w:tcPr>
           <w:p>
-            <w:pPr>
-              <w:rPr>
-                <w:lang w:val="en-NL"/>
-              </w:rPr>
-            </w:pPr>
-            <w:r>
-              <w:rPr>
-                <w:lang w:val="en-NL"/>
-              </w:rPr>
+            <w:r>
               <w:t>Compare the number of patients in each binary class</w:t>
             </w:r>
           </w:p>
@@ -1849,15 +941,7 @@
             <w:hideMark/>
           </w:tcPr>
           <w:p>
-            <w:pPr>
-              <w:rPr>
-                <w:lang w:val="en-NL"/>
-              </w:rPr>
-            </w:pPr>
-            <w:r>
-              <w:rPr>
-                <w:lang w:val="en-NL"/>
-              </w:rPr>
+            <w:r>
               <w:t>feature_histograms.png</w:t>
             </w:r>
           </w:p>
@@ -1869,15 +953,7 @@
             <w:hideMark/>
           </w:tcPr>
           <w:p>
-            <w:pPr>
-              <w:rPr>
-                <w:lang w:val="en-NL"/>
-              </w:rPr>
-            </w:pPr>
-            <w:r>
-              <w:rPr>
-                <w:lang w:val="en-NL"/>
-              </w:rPr>
+            <w:r>
               <w:t>Inspect distributions of age, resting blood pressure, cholesterol, maximum heart rate, and ST depression</w:t>
             </w:r>
           </w:p>
@@ -1894,15 +970,7 @@
             <w:hideMark/>
           </w:tcPr>
           <w:p>
-            <w:pPr>
-              <w:rPr>
-                <w:lang w:val="en-NL"/>
-              </w:rPr>
-            </w:pPr>
-            <w:r>
-              <w:rPr>
-                <w:lang w:val="en-NL"/>
-              </w:rPr>
+            <w:r>
               <w:t>correlation_heatmap.png</w:t>
             </w:r>
           </w:p>
@@ -1914,15 +982,7 @@
             <w:hideMark/>
           </w:tcPr>
           <w:p>
-            <w:pPr>
-              <w:rPr>
-                <w:lang w:val="en-NL"/>
-              </w:rPr>
-            </w:pPr>
-            <w:r>
-              <w:rPr>
-                <w:lang w:val="en-NL"/>
-              </w:rPr>
+            <w:r>
               <w:t>Examine Pearson correlations among continuous features and the binary target</w:t>
             </w:r>
           </w:p>
@@ -1930,167 +990,73 @@
       </w:tr>
     </w:tbl>
     <w:p>
-      <w:pPr>
-        <w:rPr>
-          <w:lang w:val="en-NL"/>
-        </w:rPr>
-      </w:pPr>
-      <w:r>
-        <w:rPr>
-          <w:lang w:val="en-NL"/>
-        </w:rPr>
+      <w:r>
         <w:t>Histograms were used to support inspection of feature ranges, skewness, and possible extreme values. The correlation heatmap excluded categorical codes to avoid misleading interpretations of their numerical labels. The original num column was also excluded from the heatmap and replaced with the binary target.</w:t>
       </w:r>
     </w:p>
     <w:p>
-      <w:pPr>
-        <w:rPr>
-          <w:lang w:val="en-NL"/>
-        </w:rPr>
-      </w:pPr>
-      <w:r>
-        <w:rPr>
-          <w:lang w:val="en-NL"/>
-        </w:rPr>
+      <w:r>
         <w:t>Correlation was interpreted as association, rather than evidence of causation. No specific correlation coefficients or outlier-removal decisions are reported here without reviewing the generated plots.</w:t>
       </w:r>
     </w:p>
     <w:p>
-      <w:pPr>
-        <w:rPr>
-          <w:lang w:val="en-NL"/>
-        </w:rPr>
-      </w:pPr>
       <w:r>
         <w:rPr>
           <w:b/>
           <w:bCs/>
-          <w:lang w:val="en-NL"/>
         </w:rPr>
         <w:t>5. Preprocessing decisions and remaining work</w:t>
       </w:r>
     </w:p>
     <w:p>
-      <w:pPr>
-        <w:rPr>
-          <w:lang w:val="en-NL"/>
-        </w:rPr>
-      </w:pPr>
-      <w:r>
-        <w:rPr>
-          <w:lang w:val="en-NL"/>
-        </w:rPr>
-        <w:t xml:space="preserve">No duplicate removal was required. Missing values were identified in ca and </w:t>
-      </w:r>
-      <w:proofErr w:type="spellStart"/>
-      <w:r>
-        <w:rPr>
-          <w:lang w:val="en-NL"/>
-        </w:rPr>
-        <w:t>thal</w:t>
-      </w:r>
-      <w:proofErr w:type="spellEnd"/>
-      <w:r>
-        <w:rPr>
-          <w:lang w:val="en-NL"/>
-        </w:rPr>
-        <w:t>, but imputation has not yet been performed.</w:t>
-      </w:r>
-    </w:p>
-    <w:p>
-      <w:pPr>
-        <w:rPr>
-          <w:lang w:val="en-NL"/>
-        </w:rPr>
-      </w:pPr>
-      <w:r>
-        <w:rPr>
-          <w:lang w:val="en-NL"/>
-        </w:rPr>
+      <w:r>
+        <w:t>No duplicate removal was required. Missing values were identified in ca and thal, but imputation has not yet been performed.</w:t>
+      </w:r>
+    </w:p>
+    <w:p>
+      <w:r>
         <w:t>Missing-value handling, categorical encoding, and numerical scaling will be implemented within the model pipeline. These transformations will be fitted only on training data—and within each cross-validation fold—to prevent information leakage.</w:t>
       </w:r>
     </w:p>
     <w:p>
-      <w:pPr>
-        <w:rPr>
-          <w:lang w:val="en-NL"/>
-        </w:rPr>
-      </w:pPr>
-      <w:r>
-        <w:rPr>
-          <w:lang w:val="en-NL"/>
-        </w:rPr>
+      <w:r>
         <w:t>Task 1 has therefore established the dataset source, reproducible acquisition process, quality findings, and EDA figures. The cleaning/preprocessing implementation and its verification remain to be completed alongside Task 2.</w:t>
       </w:r>
     </w:p>
     <w:p>
       <w:pPr>
         <w:pStyle w:val="Heading1"/>
-        <w:rPr>
-          <w:lang w:val="en-NL"/>
-        </w:rPr>
-      </w:pPr>
-      <w:r>
-        <w:rPr>
-          <w:lang w:val="en-NL"/>
-        </w:rPr>
+      </w:pPr>
+      <w:r>
         <w:lastRenderedPageBreak/>
         <w:t>Task 2 / Part B: Feature Engineering and Model Development</w:t>
       </w:r>
     </w:p>
     <w:p>
-      <w:pPr>
-        <w:rPr>
-          <w:lang w:val="en-NL"/>
-        </w:rPr>
-      </w:pPr>
       <w:r>
         <w:rPr>
           <w:b/>
           <w:bCs/>
-          <w:lang w:val="en-NL"/>
         </w:rPr>
         <w:t>Objective</w:t>
       </w:r>
     </w:p>
     <w:p>
-      <w:pPr>
-        <w:rPr>
-          <w:lang w:val="en-NL"/>
-        </w:rPr>
-      </w:pPr>
-      <w:r>
-        <w:rPr>
-          <w:lang w:val="en-NL"/>
-        </w:rPr>
+      <w:r>
         <w:t>Develop and compare two heart disease classifiers using reproducible preprocessing, cross-validation, and hyperparameter tuning. Select a model using training-data validation results, then evaluate it on a separate held-out test set.</w:t>
       </w:r>
     </w:p>
     <w:p>
-      <w:pPr>
-        <w:rPr>
-          <w:lang w:val="en-NL"/>
-        </w:rPr>
-      </w:pPr>
       <w:r>
         <w:rPr>
           <w:b/>
           <w:bCs/>
-          <w:lang w:val="en-NL"/>
         </w:rPr>
         <w:t>1. Target preparation and data splitting</w:t>
       </w:r>
     </w:p>
     <w:p>
-      <w:pPr>
-        <w:rPr>
-          <w:lang w:val="en-NL"/>
-        </w:rPr>
-      </w:pPr>
-      <w:r>
-        <w:rPr>
-          <w:lang w:val="en-NL"/>
-        </w:rPr>
+      <w:r>
         <w:t>The original target column, num, was converted into a binary label:</w:t>
       </w:r>
     </w:p>
@@ -2100,22 +1066,15 @@
           <w:ilvl w:val="0"/>
           <w:numId w:val="2"/>
         </w:numPr>
-        <w:rPr>
-          <w:lang w:val="en-NL"/>
-        </w:rPr>
       </w:pPr>
       <w:r>
         <w:rPr>
           <w:b/>
           <w:bCs/>
-          <w:lang w:val="en-NL"/>
         </w:rPr>
         <w:t>0 — Heart disease absent:</w:t>
       </w:r>
       <w:r>
-        <w:rPr>
-          <w:lang w:val="en-NL"/>
-        </w:rPr>
         <w:t xml:space="preserve"> original num = 0.</w:t>
       </w:r>
     </w:p>
@@ -2125,160 +1084,65 @@
           <w:ilvl w:val="0"/>
           <w:numId w:val="2"/>
         </w:numPr>
-        <w:rPr>
-          <w:lang w:val="en-NL"/>
-        </w:rPr>
       </w:pPr>
       <w:r>
         <w:rPr>
           <w:b/>
           <w:bCs/>
-          <w:lang w:val="en-NL"/>
         </w:rPr>
         <w:t>1 — Heart disease present:</w:t>
       </w:r>
       <w:r>
-        <w:rPr>
-          <w:lang w:val="en-NL"/>
-        </w:rPr>
         <w:t xml:space="preserve"> original num values of 1–4.</w:t>
       </w:r>
     </w:p>
     <w:p>
-      <w:pPr>
-        <w:rPr>
-          <w:lang w:val="en-NL"/>
-        </w:rPr>
-      </w:pPr>
-      <w:r>
-        <w:rPr>
-          <w:lang w:val="en-NL"/>
-        </w:rPr>
+      <w:r>
         <w:t>The original num column was excluded from the input features to prevent target leakage.</w:t>
       </w:r>
     </w:p>
     <w:p>
-      <w:pPr>
-        <w:rPr>
-          <w:lang w:val="en-NL"/>
-        </w:rPr>
-      </w:pPr>
-      <w:r>
-        <w:rPr>
-          <w:lang w:val="en-NL"/>
-        </w:rPr>
+      <w:r>
         <w:t xml:space="preserve">Using prepare_data.py, the 303 records were divided into </w:t>
       </w:r>
       <w:r>
         <w:rPr>
           <w:b/>
           <w:bCs/>
-          <w:lang w:val="en-NL"/>
         </w:rPr>
         <w:t>242 training records (80%)</w:t>
       </w:r>
       <w:r>
-        <w:rPr>
-          <w:lang w:val="en-NL"/>
-        </w:rPr>
         <w:t xml:space="preserve"> and </w:t>
       </w:r>
       <w:r>
         <w:rPr>
           <w:b/>
           <w:bCs/>
-          <w:lang w:val="en-NL"/>
         </w:rPr>
         <w:t>61 test records (20%)</w:t>
       </w:r>
       <w:r>
-        <w:rPr>
-          <w:lang w:val="en-NL"/>
-        </w:rPr>
-        <w:t xml:space="preserve">. Stratification preserved approximately the same class proportions in both sets. A fixed </w:t>
-      </w:r>
-      <w:proofErr w:type="spellStart"/>
-      <w:r>
-        <w:rPr>
-          <w:lang w:val="en-NL"/>
-        </w:rPr>
-        <w:t>random_state</w:t>
-      </w:r>
-      <w:proofErr w:type="spellEnd"/>
-      <w:r>
-        <w:rPr>
-          <w:lang w:val="en-NL"/>
-        </w:rPr>
-        <w:t>=42 made the split reproducible.</w:t>
-      </w:r>
-    </w:p>
-    <w:p>
-      <w:pPr>
-        <w:rPr>
-          <w:lang w:val="en-NL"/>
-        </w:rPr>
-      </w:pPr>
-      <w:r>
-        <w:rPr>
-          <w:lang w:val="en-NL"/>
-        </w:rPr>
+        <w:t>. Stratification preserved approximately the same class proportions in both sets. A fixed random_state=42 made the split reproducible.</w:t>
+      </w:r>
+    </w:p>
+    <w:p>
+      <w:r>
         <w:t>The datasets were saved as data/processed/train.csv and data/processed/test.csv. These files contain the split data; missing values are handled later by the model pipeline.</w:t>
       </w:r>
     </w:p>
     <w:p>
-      <w:pPr>
-        <w:rPr>
-          <w:lang w:val="en-NL"/>
-        </w:rPr>
-      </w:pPr>
       <w:r>
         <w:rPr>
           <w:b/>
           <w:bCs/>
-          <w:lang w:val="en-NL"/>
         </w:rPr>
         <w:t>2. Feature engineering and preprocessing</w:t>
       </w:r>
     </w:p>
     <w:p>
-      <w:pPr>
-        <w:rPr>
-          <w:lang w:val="en-NL"/>
-        </w:rPr>
-      </w:pPr>
-      <w:r>
-        <w:rPr>
-          <w:lang w:val="en-NL"/>
-        </w:rPr>
-        <w:t>A reusable preprocessing function was implemented in preprocessing.py using scikit-</w:t>
-      </w:r>
-      <w:proofErr w:type="spellStart"/>
-      <w:r>
-        <w:rPr>
-          <w:lang w:val="en-NL"/>
-        </w:rPr>
-        <w:t>learn’s</w:t>
-      </w:r>
-      <w:proofErr w:type="spellEnd"/>
-      <w:r>
-        <w:rPr>
-          <w:lang w:val="en-NL"/>
-        </w:rPr>
-        <w:t xml:space="preserve"> Pipeline and </w:t>
-      </w:r>
-      <w:proofErr w:type="spellStart"/>
-      <w:r>
-        <w:rPr>
-          <w:lang w:val="en-NL"/>
-        </w:rPr>
-        <w:t>ColumnTransformer</w:t>
-      </w:r>
-      <w:proofErr w:type="spellEnd"/>
-      <w:r>
-        <w:rPr>
-          <w:lang w:val="en-NL"/>
-        </w:rPr>
-        <w:t>.</w:t>
+      <w:r>
+        <w:t>A reusable preprocessing function was implemented in preprocessing.py using scikit-learn’s Pipeline and ColumnTransformer.</w:t>
       </w:r>
     </w:p>
     <w:tbl>
@@ -2313,14 +1177,12 @@
               <w:rPr>
                 <w:b/>
                 <w:bCs/>
-                <w:lang w:val="en-NL"/>
-              </w:rPr>
-            </w:pPr>
-            <w:r>
-              <w:rPr>
-                <w:b/>
-                <w:bCs/>
-                <w:lang w:val="en-NL"/>
+              </w:rPr>
+            </w:pPr>
+            <w:r>
+              <w:rPr>
+                <w:b/>
+                <w:bCs/>
               </w:rPr>
               <w:t>Feature group</w:t>
             </w:r>
@@ -2337,14 +1199,12 @@
               <w:rPr>
                 <w:b/>
                 <w:bCs/>
-                <w:lang w:val="en-NL"/>
-              </w:rPr>
-            </w:pPr>
-            <w:r>
-              <w:rPr>
-                <w:b/>
-                <w:bCs/>
-                <w:lang w:val="en-NL"/>
+              </w:rPr>
+            </w:pPr>
+            <w:r>
+              <w:rPr>
+                <w:b/>
+                <w:bCs/>
               </w:rPr>
               <w:t>Columns</w:t>
             </w:r>
@@ -2361,14 +1221,12 @@
               <w:rPr>
                 <w:b/>
                 <w:bCs/>
-                <w:lang w:val="en-NL"/>
-              </w:rPr>
-            </w:pPr>
-            <w:r>
-              <w:rPr>
-                <w:b/>
-                <w:bCs/>
-                <w:lang w:val="en-NL"/>
+              </w:rPr>
+            </w:pPr>
+            <w:r>
+              <w:rPr>
+                <w:b/>
+                <w:bCs/>
               </w:rPr>
               <w:t>Treatment</w:t>
             </w:r>
@@ -2386,15 +1244,7 @@
             <w:hideMark/>
           </w:tcPr>
           <w:p>
-            <w:pPr>
-              <w:rPr>
-                <w:lang w:val="en-NL"/>
-              </w:rPr>
-            </w:pPr>
-            <w:r>
-              <w:rPr>
-                <w:lang w:val="en-NL"/>
-              </w:rPr>
+            <w:r>
               <w:t>Continuous measurements</w:t>
             </w:r>
           </w:p>
@@ -2406,85 +1256,19 @@
             <w:hideMark/>
           </w:tcPr>
           <w:p>
-            <w:pPr>
-              <w:rPr>
-                <w:lang w:val="en-NL"/>
-              </w:rPr>
-            </w:pPr>
-            <w:r>
-              <w:rPr>
-                <w:lang w:val="en-NL"/>
-              </w:rPr>
-              <w:t xml:space="preserve">age, </w:t>
-            </w:r>
-            <w:proofErr w:type="spellStart"/>
-            <w:r>
-              <w:rPr>
-                <w:lang w:val="en-NL"/>
-              </w:rPr>
-              <w:t>trestbps</w:t>
-            </w:r>
-            <w:proofErr w:type="spellEnd"/>
-            <w:r>
-              <w:rPr>
-                <w:lang w:val="en-NL"/>
-              </w:rPr>
-              <w:t xml:space="preserve">, </w:t>
-            </w:r>
-            <w:proofErr w:type="spellStart"/>
-            <w:r>
-              <w:rPr>
-                <w:lang w:val="en-NL"/>
-              </w:rPr>
-              <w:t>chol</w:t>
-            </w:r>
-            <w:proofErr w:type="spellEnd"/>
-            <w:r>
-              <w:rPr>
-                <w:lang w:val="en-NL"/>
-              </w:rPr>
-              <w:t xml:space="preserve">, </w:t>
-            </w:r>
-            <w:proofErr w:type="spellStart"/>
-            <w:r>
-              <w:rPr>
-                <w:lang w:val="en-NL"/>
-              </w:rPr>
-              <w:t>thalach</w:t>
-            </w:r>
-            <w:proofErr w:type="spellEnd"/>
-            <w:r>
-              <w:rPr>
-                <w:lang w:val="en-NL"/>
-              </w:rPr>
-              <w:t xml:space="preserve">, </w:t>
-            </w:r>
-            <w:proofErr w:type="spellStart"/>
-            <w:r>
-              <w:rPr>
-                <w:lang w:val="en-NL"/>
-              </w:rPr>
-              <w:t>oldpeak</w:t>
-            </w:r>
-            <w:proofErr w:type="spellEnd"/>
-          </w:p>
-        </w:tc>
-        <w:tc>
-          <w:tcPr>
-            <w:tcW w:w="0" w:type="auto"/>
-            <w:vAlign w:val="center"/>
-            <w:hideMark/>
-          </w:tcPr>
-          <w:p>
-            <w:pPr>
-              <w:rPr>
-                <w:lang w:val="en-NL"/>
-              </w:rPr>
-            </w:pPr>
-            <w:r>
-              <w:rPr>
-                <w:lang w:val="en-NL"/>
-              </w:rPr>
+            <w:r>
+              <w:t>age, trestbps, chol, thalach, oldpeak</w:t>
+            </w:r>
+          </w:p>
+        </w:tc>
+        <w:tc>
+          <w:tcPr>
+            <w:tcW w:w="0" w:type="auto"/>
+            <w:vAlign w:val="center"/>
+            <w:hideMark/>
+          </w:tcPr>
+          <w:p>
+            <w:r>
               <w:t>Median imputation followed by standard scaling</w:t>
             </w:r>
           </w:p>
@@ -2501,15 +1285,7 @@
             <w:hideMark/>
           </w:tcPr>
           <w:p>
-            <w:pPr>
-              <w:rPr>
-                <w:lang w:val="en-NL"/>
-              </w:rPr>
-            </w:pPr>
-            <w:r>
-              <w:rPr>
-                <w:lang w:val="en-NL"/>
-              </w:rPr>
+            <w:r>
               <w:t>Categorical features</w:t>
             </w:r>
           </w:p>
@@ -2521,85 +1297,19 @@
             <w:hideMark/>
           </w:tcPr>
           <w:p>
-            <w:pPr>
-              <w:rPr>
-                <w:lang w:val="en-NL"/>
-              </w:rPr>
-            </w:pPr>
-            <w:r>
-              <w:rPr>
-                <w:lang w:val="en-NL"/>
-              </w:rPr>
-              <w:t xml:space="preserve">sex, cp, </w:t>
-            </w:r>
-            <w:proofErr w:type="spellStart"/>
-            <w:r>
-              <w:rPr>
-                <w:lang w:val="en-NL"/>
-              </w:rPr>
-              <w:t>fbs</w:t>
-            </w:r>
-            <w:proofErr w:type="spellEnd"/>
-            <w:r>
-              <w:rPr>
-                <w:lang w:val="en-NL"/>
-              </w:rPr>
-              <w:t xml:space="preserve">, </w:t>
-            </w:r>
-            <w:proofErr w:type="spellStart"/>
-            <w:r>
-              <w:rPr>
-                <w:lang w:val="en-NL"/>
-              </w:rPr>
-              <w:t>restecg</w:t>
-            </w:r>
-            <w:proofErr w:type="spellEnd"/>
-            <w:r>
-              <w:rPr>
-                <w:lang w:val="en-NL"/>
-              </w:rPr>
-              <w:t xml:space="preserve">, </w:t>
-            </w:r>
-            <w:proofErr w:type="spellStart"/>
-            <w:r>
-              <w:rPr>
-                <w:lang w:val="en-NL"/>
-              </w:rPr>
-              <w:t>exang</w:t>
-            </w:r>
-            <w:proofErr w:type="spellEnd"/>
-            <w:r>
-              <w:rPr>
-                <w:lang w:val="en-NL"/>
-              </w:rPr>
-              <w:t xml:space="preserve">, slope, ca, </w:t>
-            </w:r>
-            <w:proofErr w:type="spellStart"/>
-            <w:r>
-              <w:rPr>
-                <w:lang w:val="en-NL"/>
-              </w:rPr>
-              <w:t>thal</w:t>
-            </w:r>
-            <w:proofErr w:type="spellEnd"/>
-          </w:p>
-        </w:tc>
-        <w:tc>
-          <w:tcPr>
-            <w:tcW w:w="0" w:type="auto"/>
-            <w:vAlign w:val="center"/>
-            <w:hideMark/>
-          </w:tcPr>
-          <w:p>
-            <w:pPr>
-              <w:rPr>
-                <w:lang w:val="en-NL"/>
-              </w:rPr>
-            </w:pPr>
-            <w:r>
-              <w:rPr>
-                <w:lang w:val="en-NL"/>
-              </w:rPr>
+            <w:r>
+              <w:t>sex, cp, fbs, restecg, exang, slope, ca, thal</w:t>
+            </w:r>
+          </w:p>
+        </w:tc>
+        <w:tc>
+          <w:tcPr>
+            <w:tcW w:w="0" w:type="auto"/>
+            <w:vAlign w:val="center"/>
+            <w:hideMark/>
+          </w:tcPr>
+          <w:p>
+            <w:r>
               <w:t>Most-frequent imputation followed by one-hot encoding</w:t>
             </w:r>
           </w:p>
@@ -2607,84 +1317,32 @@
       </w:tr>
     </w:tbl>
     <w:p>
-      <w:pPr>
-        <w:rPr>
-          <w:lang w:val="en-NL"/>
-        </w:rPr>
-      </w:pPr>
-      <w:r>
-        <w:rPr>
-          <w:lang w:val="en-NL"/>
-        </w:rPr>
+      <w:r>
         <w:t>For this implementation, ca and slope were treated as categorical features. All 13 input features were retained.</w:t>
       </w:r>
     </w:p>
     <w:p>
-      <w:pPr>
-        <w:rPr>
-          <w:lang w:val="en-NL"/>
-        </w:rPr>
-      </w:pPr>
-      <w:r>
-        <w:rPr>
-          <w:lang w:val="en-NL"/>
-        </w:rPr>
-        <w:t xml:space="preserve">One-hot encoding avoided treating category codes as continuous magnitudes. </w:t>
-      </w:r>
-      <w:proofErr w:type="spellStart"/>
-      <w:r>
-        <w:rPr>
-          <w:lang w:val="en-NL"/>
-        </w:rPr>
-        <w:t>handle_unknown</w:t>
-      </w:r>
-      <w:proofErr w:type="spellEnd"/>
-      <w:r>
-        <w:rPr>
-          <w:lang w:val="en-NL"/>
-        </w:rPr>
-        <w:t>="ignore" allowed the encoder to transform previously unseen categories without raising an error.</w:t>
-      </w:r>
-    </w:p>
-    <w:p>
-      <w:pPr>
-        <w:rPr>
-          <w:lang w:val="en-NL"/>
-        </w:rPr>
-      </w:pPr>
-      <w:r>
-        <w:rPr>
-          <w:lang w:val="en-NL"/>
-        </w:rPr>
+      <w:r>
+        <w:t>One-hot encoding avoided treating category codes as continuous magnitudes. handle_unknown="ignore" allowed the encoder to transform previously unseen categories without raising an error.</w:t>
+      </w:r>
+    </w:p>
+    <w:p>
+      <w:r>
         <w:lastRenderedPageBreak/>
         <w:t>Preprocessing was included inside each classifier’s pipeline. Consequently, imputation values, scaling statistics, and encoding categories were learned only from the training portion of each cross-validation fold.</w:t>
       </w:r>
     </w:p>
     <w:p>
-      <w:pPr>
-        <w:rPr>
-          <w:lang w:val="en-NL"/>
-        </w:rPr>
-      </w:pPr>
       <w:r>
         <w:rPr>
           <w:b/>
           <w:bCs/>
-          <w:lang w:val="en-NL"/>
         </w:rPr>
         <w:t>3. Baseline model comparison</w:t>
       </w:r>
     </w:p>
     <w:p>
-      <w:pPr>
-        <w:rPr>
-          <w:lang w:val="en-NL"/>
-        </w:rPr>
-      </w:pPr>
-      <w:r>
-        <w:rPr>
-          <w:lang w:val="en-NL"/>
-        </w:rPr>
+      <w:r>
         <w:t>Two classifiers were evaluated in train_models.py:</w:t>
       </w:r>
     </w:p>
@@ -2694,22 +1352,15 @@
           <w:ilvl w:val="0"/>
           <w:numId w:val="3"/>
         </w:numPr>
-        <w:rPr>
-          <w:lang w:val="en-NL"/>
-        </w:rPr>
       </w:pPr>
       <w:r>
         <w:rPr>
           <w:b/>
           <w:bCs/>
-          <w:lang w:val="en-NL"/>
         </w:rPr>
         <w:t>Logistic Regression:</w:t>
       </w:r>
       <w:r>
-        <w:rPr>
-          <w:lang w:val="en-NL"/>
-        </w:rPr>
         <w:t xml:space="preserve"> a regularized linear baseline.</w:t>
       </w:r>
     </w:p>
@@ -2719,50 +1370,21 @@
           <w:ilvl w:val="0"/>
           <w:numId w:val="3"/>
         </w:numPr>
-        <w:rPr>
-          <w:lang w:val="en-NL"/>
-        </w:rPr>
       </w:pPr>
       <w:r>
         <w:rPr>
           <w:b/>
           <w:bCs/>
-          <w:lang w:val="en-NL"/>
         </w:rPr>
         <w:t>Random Forest:</w:t>
       </w:r>
       <w:r>
-        <w:rPr>
-          <w:lang w:val="en-NL"/>
-        </w:rPr>
         <w:t xml:space="preserve"> an ensemble capable of capturing nonlinear relationships and interactions.</w:t>
       </w:r>
     </w:p>
     <w:p>
-      <w:pPr>
-        <w:rPr>
-          <w:lang w:val="en-NL"/>
-        </w:rPr>
-      </w:pPr>
-      <w:r>
-        <w:rPr>
-          <w:lang w:val="en-NL"/>
-        </w:rPr>
-        <w:t xml:space="preserve">Five-fold stratified cross-validation was performed on the training set, with shuffling and </w:t>
-      </w:r>
-      <w:proofErr w:type="spellStart"/>
-      <w:r>
-        <w:rPr>
-          <w:lang w:val="en-NL"/>
-        </w:rPr>
-        <w:t>random_state</w:t>
-      </w:r>
-      <w:proofErr w:type="spellEnd"/>
-      <w:r>
-        <w:rPr>
-          <w:lang w:val="en-NL"/>
-        </w:rPr>
-        <w:t>=42. Accuracy, precision, recall, and ROC-AUC were recorded.</w:t>
+      <w:r>
+        <w:t>Five-fold stratified cross-validation was performed on the training set, with shuffling and random_state=42. Accuracy, precision, recall, and ROC-AUC were recorded.</w:t>
       </w:r>
     </w:p>
     <w:tbl>
@@ -2800,14 +1422,12 @@
               <w:rPr>
                 <w:b/>
                 <w:bCs/>
-                <w:lang w:val="en-NL"/>
-              </w:rPr>
-            </w:pPr>
-            <w:r>
-              <w:rPr>
-                <w:b/>
-                <w:bCs/>
-                <w:lang w:val="en-NL"/>
+              </w:rPr>
+            </w:pPr>
+            <w:r>
+              <w:rPr>
+                <w:b/>
+                <w:bCs/>
               </w:rPr>
               <w:t>Baseline model</w:t>
             </w:r>
@@ -2824,14 +1444,12 @@
               <w:rPr>
                 <w:b/>
                 <w:bCs/>
-                <w:lang w:val="en-NL"/>
-              </w:rPr>
-            </w:pPr>
-            <w:r>
-              <w:rPr>
-                <w:b/>
-                <w:bCs/>
-                <w:lang w:val="en-NL"/>
+              </w:rPr>
+            </w:pPr>
+            <w:r>
+              <w:rPr>
+                <w:b/>
+                <w:bCs/>
               </w:rPr>
               <w:t>Accuracy</w:t>
             </w:r>
@@ -2848,14 +1466,12 @@
               <w:rPr>
                 <w:b/>
                 <w:bCs/>
-                <w:lang w:val="en-NL"/>
-              </w:rPr>
-            </w:pPr>
-            <w:r>
-              <w:rPr>
-                <w:b/>
-                <w:bCs/>
-                <w:lang w:val="en-NL"/>
+              </w:rPr>
+            </w:pPr>
+            <w:r>
+              <w:rPr>
+                <w:b/>
+                <w:bCs/>
               </w:rPr>
               <w:t>Precision</w:t>
             </w:r>
@@ -2872,14 +1488,12 @@
               <w:rPr>
                 <w:b/>
                 <w:bCs/>
-                <w:lang w:val="en-NL"/>
-              </w:rPr>
-            </w:pPr>
-            <w:r>
-              <w:rPr>
-                <w:b/>
-                <w:bCs/>
-                <w:lang w:val="en-NL"/>
+              </w:rPr>
+            </w:pPr>
+            <w:r>
+              <w:rPr>
+                <w:b/>
+                <w:bCs/>
               </w:rPr>
               <w:t>Recall</w:t>
             </w:r>
@@ -2896,14 +1510,12 @@
               <w:rPr>
                 <w:b/>
                 <w:bCs/>
-                <w:lang w:val="en-NL"/>
-              </w:rPr>
-            </w:pPr>
-            <w:r>
-              <w:rPr>
-                <w:b/>
-                <w:bCs/>
-                <w:lang w:val="en-NL"/>
+              </w:rPr>
+            </w:pPr>
+            <w:r>
+              <w:rPr>
+                <w:b/>
+                <w:bCs/>
               </w:rPr>
               <w:t>ROC-AUC</w:t>
             </w:r>
@@ -2920,14 +1532,12 @@
               <w:rPr>
                 <w:b/>
                 <w:bCs/>
-                <w:lang w:val="en-NL"/>
-              </w:rPr>
-            </w:pPr>
-            <w:r>
-              <w:rPr>
-                <w:b/>
-                <w:bCs/>
-                <w:lang w:val="en-NL"/>
+              </w:rPr>
+            </w:pPr>
+            <w:r>
+              <w:rPr>
+                <w:b/>
+                <w:bCs/>
               </w:rPr>
               <w:t>AUC standard deviation</w:t>
             </w:r>
@@ -2945,15 +1555,7 @@
             <w:hideMark/>
           </w:tcPr>
           <w:p>
-            <w:pPr>
-              <w:rPr>
-                <w:lang w:val="en-NL"/>
-              </w:rPr>
-            </w:pPr>
-            <w:r>
-              <w:rPr>
-                <w:lang w:val="en-NL"/>
-              </w:rPr>
+            <w:r>
               <w:t>Logistic Regression</w:t>
             </w:r>
           </w:p>
@@ -2965,15 +1567,7 @@
             <w:hideMark/>
           </w:tcPr>
           <w:p>
-            <w:pPr>
-              <w:rPr>
-                <w:lang w:val="en-NL"/>
-              </w:rPr>
-            </w:pPr>
-            <w:r>
-              <w:rPr>
-                <w:lang w:val="en-NL"/>
-              </w:rPr>
+            <w:r>
               <w:t>84.71%</w:t>
             </w:r>
           </w:p>
@@ -2985,15 +1579,7 @@
             <w:hideMark/>
           </w:tcPr>
           <w:p>
-            <w:pPr>
-              <w:rPr>
-                <w:lang w:val="en-NL"/>
-              </w:rPr>
-            </w:pPr>
-            <w:r>
-              <w:rPr>
-                <w:lang w:val="en-NL"/>
-              </w:rPr>
+            <w:r>
               <w:t>87.68%</w:t>
             </w:r>
           </w:p>
@@ -3005,15 +1591,7 @@
             <w:hideMark/>
           </w:tcPr>
           <w:p>
-            <w:pPr>
-              <w:rPr>
-                <w:lang w:val="en-NL"/>
-              </w:rPr>
-            </w:pPr>
-            <w:r>
-              <w:rPr>
-                <w:lang w:val="en-NL"/>
-              </w:rPr>
+            <w:r>
               <w:t>78.34%</w:t>
             </w:r>
           </w:p>
@@ -3025,15 +1603,7 @@
             <w:hideMark/>
           </w:tcPr>
           <w:p>
-            <w:pPr>
-              <w:rPr>
-                <w:lang w:val="en-NL"/>
-              </w:rPr>
-            </w:pPr>
-            <w:r>
-              <w:rPr>
-                <w:lang w:val="en-NL"/>
-              </w:rPr>
+            <w:r>
               <w:t>0.9025</w:t>
             </w:r>
           </w:p>
@@ -3045,15 +1615,7 @@
             <w:hideMark/>
           </w:tcPr>
           <w:p>
-            <w:pPr>
-              <w:rPr>
-                <w:lang w:val="en-NL"/>
-              </w:rPr>
-            </w:pPr>
-            <w:r>
-              <w:rPr>
-                <w:lang w:val="en-NL"/>
-              </w:rPr>
+            <w:r>
               <w:t>0.0144</w:t>
             </w:r>
           </w:p>
@@ -3070,15 +1632,7 @@
             <w:hideMark/>
           </w:tcPr>
           <w:p>
-            <w:pPr>
-              <w:rPr>
-                <w:lang w:val="en-NL"/>
-              </w:rPr>
-            </w:pPr>
-            <w:r>
-              <w:rPr>
-                <w:lang w:val="en-NL"/>
-              </w:rPr>
+            <w:r>
               <w:t>Random Forest</w:t>
             </w:r>
           </w:p>
@@ -3090,15 +1644,7 @@
             <w:hideMark/>
           </w:tcPr>
           <w:p>
-            <w:pPr>
-              <w:rPr>
-                <w:lang w:val="en-NL"/>
-              </w:rPr>
-            </w:pPr>
-            <w:r>
-              <w:rPr>
-                <w:lang w:val="en-NL"/>
-              </w:rPr>
+            <w:r>
               <w:t>81.39%</w:t>
             </w:r>
           </w:p>
@@ -3110,15 +1656,7 @@
             <w:hideMark/>
           </w:tcPr>
           <w:p>
-            <w:pPr>
-              <w:rPr>
-                <w:lang w:val="en-NL"/>
-              </w:rPr>
-            </w:pPr>
-            <w:r>
-              <w:rPr>
-                <w:lang w:val="en-NL"/>
-              </w:rPr>
+            <w:r>
               <w:t>81.29%</w:t>
             </w:r>
           </w:p>
@@ -3130,15 +1668,7 @@
             <w:hideMark/>
           </w:tcPr>
           <w:p>
-            <w:pPr>
-              <w:rPr>
-                <w:lang w:val="en-NL"/>
-              </w:rPr>
-            </w:pPr>
-            <w:r>
-              <w:rPr>
-                <w:lang w:val="en-NL"/>
-              </w:rPr>
+            <w:r>
               <w:t>77.39%</w:t>
             </w:r>
           </w:p>
@@ -3150,15 +1680,7 @@
             <w:hideMark/>
           </w:tcPr>
           <w:p>
-            <w:pPr>
-              <w:rPr>
-                <w:lang w:val="en-NL"/>
-              </w:rPr>
-            </w:pPr>
-            <w:r>
-              <w:rPr>
-                <w:lang w:val="en-NL"/>
-              </w:rPr>
+            <w:r>
               <w:t>0.8927</w:t>
             </w:r>
           </w:p>
@@ -3170,15 +1692,7 @@
             <w:hideMark/>
           </w:tcPr>
           <w:p>
-            <w:pPr>
-              <w:rPr>
-                <w:lang w:val="en-NL"/>
-              </w:rPr>
-            </w:pPr>
-            <w:r>
-              <w:rPr>
-                <w:lang w:val="en-NL"/>
-              </w:rPr>
+            <w:r>
               <w:t>0.0329</w:t>
             </w:r>
           </w:p>
@@ -3186,84 +1700,36 @@
       </w:tr>
     </w:tbl>
     <w:p>
-      <w:pPr>
-        <w:rPr>
-          <w:lang w:val="en-NL"/>
-        </w:rPr>
-      </w:pPr>
-      <w:r>
-        <w:rPr>
-          <w:lang w:val="en-NL"/>
-        </w:rPr>
+      <w:r>
         <w:t>Logistic Regression achieved higher baseline mean scores across all four metrics and lower variation in ROC-AUC across folds.</w:t>
       </w:r>
     </w:p>
     <w:p>
-      <w:pPr>
-        <w:rPr>
-          <w:lang w:val="en-NL"/>
-        </w:rPr>
-      </w:pPr>
-      <w:r>
-        <w:rPr>
-          <w:lang w:val="en-NL"/>
-        </w:rPr>
+      <w:r>
         <w:t>The results were saved to reports/baseline_cv_results.csv.</w:t>
       </w:r>
     </w:p>
     <w:p>
-      <w:pPr>
-        <w:rPr>
-          <w:lang w:val="en-NL"/>
-        </w:rPr>
-      </w:pPr>
       <w:r>
         <w:rPr>
           <w:b/>
           <w:bCs/>
-          <w:lang w:val="en-NL"/>
         </w:rPr>
         <w:t>4. Hyperparameter tuning</w:t>
       </w:r>
     </w:p>
     <w:p>
-      <w:pPr>
-        <w:rPr>
-          <w:lang w:val="en-NL"/>
-        </w:rPr>
-      </w:pPr>
-      <w:r>
-        <w:rPr>
-          <w:lang w:val="en-NL"/>
-        </w:rPr>
-        <w:t xml:space="preserve">Both models were tuned using </w:t>
-      </w:r>
-      <w:proofErr w:type="spellStart"/>
-      <w:r>
-        <w:rPr>
-          <w:lang w:val="en-NL"/>
-        </w:rPr>
-        <w:t>GridSearchCV</w:t>
-      </w:r>
-      <w:proofErr w:type="spellEnd"/>
-      <w:r>
-        <w:rPr>
-          <w:lang w:val="en-NL"/>
-        </w:rPr>
-        <w:t xml:space="preserve"> in tune_models.py. The search used the same five-fold stratified cross-validation approach and selected configurations by </w:t>
+      <w:r>
+        <w:t xml:space="preserve">Both models were tuned using GridSearchCV in tune_models.py. The search used the same five-fold stratified cross-validation approach and selected configurations by </w:t>
       </w:r>
       <w:r>
         <w:rPr>
           <w:b/>
           <w:bCs/>
-          <w:lang w:val="en-NL"/>
         </w:rPr>
         <w:t>mean validation ROC-AUC</w:t>
       </w:r>
       <w:r>
-        <w:rPr>
-          <w:lang w:val="en-NL"/>
-        </w:rPr>
         <w:t>.</w:t>
       </w:r>
     </w:p>
@@ -3298,14 +1764,12 @@
               <w:rPr>
                 <w:b/>
                 <w:bCs/>
-                <w:lang w:val="en-NL"/>
-              </w:rPr>
-            </w:pPr>
-            <w:r>
-              <w:rPr>
-                <w:b/>
-                <w:bCs/>
-                <w:lang w:val="en-NL"/>
+              </w:rPr>
+            </w:pPr>
+            <w:r>
+              <w:rPr>
+                <w:b/>
+                <w:bCs/>
               </w:rPr>
               <w:t>Model</w:t>
             </w:r>
@@ -3322,14 +1786,12 @@
               <w:rPr>
                 <w:b/>
                 <w:bCs/>
-                <w:lang w:val="en-NL"/>
-              </w:rPr>
-            </w:pPr>
-            <w:r>
-              <w:rPr>
-                <w:b/>
-                <w:bCs/>
-                <w:lang w:val="en-NL"/>
+              </w:rPr>
+            </w:pPr>
+            <w:r>
+              <w:rPr>
+                <w:b/>
+                <w:bCs/>
               </w:rPr>
               <w:t>Parameters explored</w:t>
             </w:r>
@@ -3347,15 +1809,7 @@
             <w:hideMark/>
           </w:tcPr>
           <w:p>
-            <w:pPr>
-              <w:rPr>
-                <w:lang w:val="en-NL"/>
-              </w:rPr>
-            </w:pPr>
-            <w:r>
-              <w:rPr>
-                <w:lang w:val="en-NL"/>
-              </w:rPr>
+            <w:r>
               <w:t>Logistic Regression</w:t>
             </w:r>
           </w:p>
@@ -3367,15 +1821,7 @@
             <w:hideMark/>
           </w:tcPr>
           <w:p>
-            <w:pPr>
-              <w:rPr>
-                <w:lang w:val="en-NL"/>
-              </w:rPr>
-            </w:pPr>
-            <w:r>
-              <w:rPr>
-                <w:lang w:val="en-NL"/>
-              </w:rPr>
+            <w:r>
               <w:t>C: 0.01, 0.1, 1, 10; class weighting: none or balanced</w:t>
             </w:r>
           </w:p>
@@ -3392,15 +1838,7 @@
             <w:hideMark/>
           </w:tcPr>
           <w:p>
-            <w:pPr>
-              <w:rPr>
-                <w:lang w:val="en-NL"/>
-              </w:rPr>
-            </w:pPr>
-            <w:r>
-              <w:rPr>
-                <w:lang w:val="en-NL"/>
-              </w:rPr>
+            <w:r>
               <w:t>Random Forest</w:t>
             </w:r>
           </w:p>
@@ -3412,15 +1850,7 @@
             <w:hideMark/>
           </w:tcPr>
           <w:p>
-            <w:pPr>
-              <w:rPr>
-                <w:lang w:val="en-NL"/>
-              </w:rPr>
-            </w:pPr>
-            <w:r>
-              <w:rPr>
-                <w:lang w:val="en-NL"/>
-              </w:rPr>
+            <w:r>
               <w:t>Maximum depth: unrestricted, 5, 10; minimum samples per leaf: 1, 3, 5; class weighting: none or balanced</w:t>
             </w:r>
           </w:p>
@@ -3428,56 +1858,32 @@
       </w:tr>
     </w:tbl>
     <w:p>
-      <w:pPr>
-        <w:rPr>
-          <w:lang w:val="en-NL"/>
-        </w:rPr>
-      </w:pPr>
-      <w:r>
-        <w:rPr>
-          <w:lang w:val="en-NL"/>
-        </w:rPr>
+      <w:r>
         <w:t xml:space="preserve">Random Forest used 200 trees. The search evaluated </w:t>
       </w:r>
       <w:r>
         <w:rPr>
           <w:b/>
           <w:bCs/>
-          <w:lang w:val="en-NL"/>
         </w:rPr>
         <w:t>8 Logistic Regression configurations</w:t>
       </w:r>
       <w:r>
-        <w:rPr>
-          <w:lang w:val="en-NL"/>
-        </w:rPr>
         <w:t xml:space="preserve"> and </w:t>
       </w:r>
       <w:r>
         <w:rPr>
           <w:b/>
           <w:bCs/>
-          <w:lang w:val="en-NL"/>
         </w:rPr>
         <w:t>18 Random Forest configurations</w:t>
       </w:r>
       <w:r>
-        <w:rPr>
-          <w:lang w:val="en-NL"/>
-        </w:rPr>
         <w:t>.</w:t>
       </w:r>
     </w:p>
     <w:p>
-      <w:pPr>
-        <w:rPr>
-          <w:lang w:val="en-NL"/>
-        </w:rPr>
-      </w:pPr>
-      <w:r>
-        <w:rPr>
-          <w:lang w:val="en-NL"/>
-        </w:rPr>
+      <w:r>
         <w:t>The best configurations were:</w:t>
       </w:r>
     </w:p>
@@ -3487,37 +1893,16 @@
           <w:ilvl w:val="0"/>
           <w:numId w:val="4"/>
         </w:numPr>
-        <w:rPr>
-          <w:lang w:val="en-NL"/>
-        </w:rPr>
       </w:pPr>
       <w:r>
         <w:rPr>
           <w:b/>
           <w:bCs/>
-          <w:lang w:val="en-NL"/>
         </w:rPr>
         <w:t>Logistic Regression:</w:t>
       </w:r>
       <w:r>
-        <w:rPr>
-          <w:lang w:val="en-NL"/>
-        </w:rPr>
-        <w:t xml:space="preserve"> C=0.1, </w:t>
-      </w:r>
-      <w:proofErr w:type="spellStart"/>
-      <w:r>
-        <w:rPr>
-          <w:lang w:val="en-NL"/>
-        </w:rPr>
-        <w:t>class_weight</w:t>
-      </w:r>
-      <w:proofErr w:type="spellEnd"/>
-      <w:r>
-        <w:rPr>
-          <w:lang w:val="en-NL"/>
-        </w:rPr>
-        <w:t>="balanced".</w:t>
+        <w:t xml:space="preserve"> C=0.1, class_weight="balanced".</w:t>
       </w:r>
     </w:p>
     <w:p>
@@ -3526,65 +1911,16 @@
           <w:ilvl w:val="0"/>
           <w:numId w:val="4"/>
         </w:numPr>
-        <w:rPr>
-          <w:lang w:val="en-NL"/>
-        </w:rPr>
       </w:pPr>
       <w:r>
         <w:rPr>
           <w:b/>
           <w:bCs/>
-          <w:lang w:val="en-NL"/>
         </w:rPr>
         <w:t>Random Forest:</w:t>
       </w:r>
       <w:r>
-        <w:rPr>
-          <w:lang w:val="en-NL"/>
-        </w:rPr>
-        <w:t xml:space="preserve"> </w:t>
-      </w:r>
-      <w:proofErr w:type="spellStart"/>
-      <w:r>
-        <w:rPr>
-          <w:lang w:val="en-NL"/>
-        </w:rPr>
-        <w:t>max_depth</w:t>
-      </w:r>
-      <w:proofErr w:type="spellEnd"/>
-      <w:r>
-        <w:rPr>
-          <w:lang w:val="en-NL"/>
-        </w:rPr>
-        <w:t xml:space="preserve">=5, </w:t>
-      </w:r>
-      <w:proofErr w:type="spellStart"/>
-      <w:r>
-        <w:rPr>
-          <w:lang w:val="en-NL"/>
-        </w:rPr>
-        <w:t>min_samples_leaf</w:t>
-      </w:r>
-      <w:proofErr w:type="spellEnd"/>
-      <w:r>
-        <w:rPr>
-          <w:lang w:val="en-NL"/>
-        </w:rPr>
-        <w:t xml:space="preserve">=3, </w:t>
-      </w:r>
-      <w:proofErr w:type="spellStart"/>
-      <w:r>
-        <w:rPr>
-          <w:lang w:val="en-NL"/>
-        </w:rPr>
-        <w:t>class_weight</w:t>
-      </w:r>
-      <w:proofErr w:type="spellEnd"/>
-      <w:r>
-        <w:rPr>
-          <w:lang w:val="en-NL"/>
-        </w:rPr>
-        <w:t>="balanced".</w:t>
+        <w:t xml:space="preserve"> max_depth=5, min_samples_leaf=3, class_weight="balanced".</w:t>
       </w:r>
     </w:p>
     <w:tbl>
@@ -3621,14 +1957,12 @@
               <w:rPr>
                 <w:b/>
                 <w:bCs/>
-                <w:lang w:val="en-NL"/>
-              </w:rPr>
-            </w:pPr>
-            <w:r>
-              <w:rPr>
-                <w:b/>
-                <w:bCs/>
-                <w:lang w:val="en-NL"/>
+              </w:rPr>
+            </w:pPr>
+            <w:r>
+              <w:rPr>
+                <w:b/>
+                <w:bCs/>
               </w:rPr>
               <w:lastRenderedPageBreak/>
               <w:t>Tuned model</w:t>
@@ -3646,14 +1980,12 @@
               <w:rPr>
                 <w:b/>
                 <w:bCs/>
-                <w:lang w:val="en-NL"/>
-              </w:rPr>
-            </w:pPr>
-            <w:r>
-              <w:rPr>
-                <w:b/>
-                <w:bCs/>
-                <w:lang w:val="en-NL"/>
+              </w:rPr>
+            </w:pPr>
+            <w:r>
+              <w:rPr>
+                <w:b/>
+                <w:bCs/>
               </w:rPr>
               <w:t>Accuracy</w:t>
             </w:r>
@@ -3670,14 +2002,12 @@
               <w:rPr>
                 <w:b/>
                 <w:bCs/>
-                <w:lang w:val="en-NL"/>
-              </w:rPr>
-            </w:pPr>
-            <w:r>
-              <w:rPr>
-                <w:b/>
-                <w:bCs/>
-                <w:lang w:val="en-NL"/>
+              </w:rPr>
+            </w:pPr>
+            <w:r>
+              <w:rPr>
+                <w:b/>
+                <w:bCs/>
               </w:rPr>
               <w:t>Precision</w:t>
             </w:r>
@@ -3694,14 +2024,12 @@
               <w:rPr>
                 <w:b/>
                 <w:bCs/>
-                <w:lang w:val="en-NL"/>
-              </w:rPr>
-            </w:pPr>
-            <w:r>
-              <w:rPr>
-                <w:b/>
-                <w:bCs/>
-                <w:lang w:val="en-NL"/>
+              </w:rPr>
+            </w:pPr>
+            <w:r>
+              <w:rPr>
+                <w:b/>
+                <w:bCs/>
               </w:rPr>
               <w:t>Recall</w:t>
             </w:r>
@@ -3718,14 +2046,12 @@
               <w:rPr>
                 <w:b/>
                 <w:bCs/>
-                <w:lang w:val="en-NL"/>
-              </w:rPr>
-            </w:pPr>
-            <w:r>
-              <w:rPr>
-                <w:b/>
-                <w:bCs/>
-                <w:lang w:val="en-NL"/>
+              </w:rPr>
+            </w:pPr>
+            <w:r>
+              <w:rPr>
+                <w:b/>
+                <w:bCs/>
               </w:rPr>
               <w:t>ROC-AUC</w:t>
             </w:r>
@@ -3743,15 +2069,7 @@
             <w:hideMark/>
           </w:tcPr>
           <w:p>
-            <w:pPr>
-              <w:rPr>
-                <w:lang w:val="en-NL"/>
-              </w:rPr>
-            </w:pPr>
-            <w:r>
-              <w:rPr>
-                <w:lang w:val="en-NL"/>
-              </w:rPr>
+            <w:r>
               <w:t>Logistic Regression</w:t>
             </w:r>
           </w:p>
@@ -3763,15 +2081,7 @@
             <w:hideMark/>
           </w:tcPr>
           <w:p>
-            <w:pPr>
-              <w:rPr>
-                <w:lang w:val="en-NL"/>
-              </w:rPr>
-            </w:pPr>
-            <w:r>
-              <w:rPr>
-                <w:lang w:val="en-NL"/>
-              </w:rPr>
+            <w:r>
               <w:t>83.04%</w:t>
             </w:r>
           </w:p>
@@ -3783,15 +2093,7 @@
             <w:hideMark/>
           </w:tcPr>
           <w:p>
-            <w:pPr>
-              <w:rPr>
-                <w:lang w:val="en-NL"/>
-              </w:rPr>
-            </w:pPr>
-            <w:r>
-              <w:rPr>
-                <w:lang w:val="en-NL"/>
-              </w:rPr>
+            <w:r>
               <w:t>82.32%</w:t>
             </w:r>
           </w:p>
@@ -3803,15 +2105,7 @@
             <w:hideMark/>
           </w:tcPr>
           <w:p>
-            <w:pPr>
-              <w:rPr>
-                <w:lang w:val="en-NL"/>
-              </w:rPr>
-            </w:pPr>
-            <w:r>
-              <w:rPr>
-                <w:lang w:val="en-NL"/>
-              </w:rPr>
+            <w:r>
               <w:t>80.99%</w:t>
             </w:r>
           </w:p>
@@ -3823,15 +2117,7 @@
             <w:hideMark/>
           </w:tcPr>
           <w:p>
-            <w:pPr>
-              <w:rPr>
-                <w:lang w:val="en-NL"/>
-              </w:rPr>
-            </w:pPr>
-            <w:r>
-              <w:rPr>
-                <w:lang w:val="en-NL"/>
-              </w:rPr>
+            <w:r>
               <w:t>0.9028</w:t>
             </w:r>
           </w:p>
@@ -3848,15 +2134,7 @@
             <w:hideMark/>
           </w:tcPr>
           <w:p>
-            <w:pPr>
-              <w:rPr>
-                <w:lang w:val="en-NL"/>
-              </w:rPr>
-            </w:pPr>
-            <w:r>
-              <w:rPr>
-                <w:lang w:val="en-NL"/>
-              </w:rPr>
+            <w:r>
               <w:t>Random Forest</w:t>
             </w:r>
           </w:p>
@@ -3868,15 +2146,7 @@
             <w:hideMark/>
           </w:tcPr>
           <w:p>
-            <w:pPr>
-              <w:rPr>
-                <w:lang w:val="en-NL"/>
-              </w:rPr>
-            </w:pPr>
-            <w:r>
-              <w:rPr>
-                <w:lang w:val="en-NL"/>
-              </w:rPr>
+            <w:r>
               <w:t>79.74%</w:t>
             </w:r>
           </w:p>
@@ -3888,15 +2158,7 @@
             <w:hideMark/>
           </w:tcPr>
           <w:p>
-            <w:pPr>
-              <w:rPr>
-                <w:lang w:val="en-NL"/>
-              </w:rPr>
-            </w:pPr>
-            <w:r>
-              <w:rPr>
-                <w:lang w:val="en-NL"/>
-              </w:rPr>
+            <w:r>
               <w:t>78.60%</w:t>
             </w:r>
           </w:p>
@@ -3908,15 +2170,7 @@
             <w:hideMark/>
           </w:tcPr>
           <w:p>
-            <w:pPr>
-              <w:rPr>
-                <w:lang w:val="en-NL"/>
-              </w:rPr>
-            </w:pPr>
-            <w:r>
-              <w:rPr>
-                <w:lang w:val="en-NL"/>
-              </w:rPr>
+            <w:r>
               <w:t>77.35%</w:t>
             </w:r>
           </w:p>
@@ -3928,15 +2182,7 @@
             <w:hideMark/>
           </w:tcPr>
           <w:p>
-            <w:pPr>
-              <w:rPr>
-                <w:lang w:val="en-NL"/>
-              </w:rPr>
-            </w:pPr>
-            <w:r>
-              <w:rPr>
-                <w:lang w:val="en-NL"/>
-              </w:rPr>
+            <w:r>
               <w:t>0.9040</w:t>
             </w:r>
           </w:p>
@@ -3944,145 +2190,65 @@
       </w:tr>
     </w:tbl>
     <w:p>
-      <w:pPr>
-        <w:rPr>
-          <w:lang w:val="en-NL"/>
-        </w:rPr>
-      </w:pPr>
-      <w:r>
-        <w:rPr>
-          <w:lang w:val="en-NL"/>
-        </w:rPr>
+      <w:r>
         <w:t>Full search results were saved to logistic_regression_tuning.csv and random_forest_tuning.csv, with the comparison saved to tuned_cv_results.csv under reports.</w:t>
       </w:r>
     </w:p>
     <w:p>
-      <w:pPr>
-        <w:rPr>
-          <w:lang w:val="en-NL"/>
-        </w:rPr>
-      </w:pPr>
       <w:r>
         <w:rPr>
           <w:b/>
           <w:bCs/>
-          <w:lang w:val="en-NL"/>
         </w:rPr>
         <w:t>5. Model selection and packaging</w:t>
       </w:r>
     </w:p>
     <w:p>
-      <w:pPr>
-        <w:rPr>
-          <w:lang w:val="en-NL"/>
-        </w:rPr>
-      </w:pPr>
-      <w:r>
-        <w:rPr>
-          <w:lang w:val="en-NL"/>
-        </w:rPr>
+      <w:r>
         <w:t>Random Forest was selected because it achieved the highest mean cross-validation ROC-AUC, the predefined selection metric.</w:t>
       </w:r>
     </w:p>
     <w:p>
-      <w:pPr>
-        <w:rPr>
-          <w:lang w:val="en-NL"/>
-        </w:rPr>
-      </w:pPr>
-      <w:r>
-        <w:rPr>
-          <w:lang w:val="en-NL"/>
-        </w:rPr>
+      <w:r>
         <w:t xml:space="preserve">Its AUC advantage was small—approximately </w:t>
       </w:r>
       <w:r>
         <w:rPr>
           <w:b/>
           <w:bCs/>
-          <w:lang w:val="en-NL"/>
         </w:rPr>
         <w:t>0.0013</w:t>
       </w:r>
       <w:r>
-        <w:rPr>
-          <w:lang w:val="en-NL"/>
-        </w:rPr>
         <w:t>—while tuned Logistic Regression achieved better accuracy, precision, and recall at the default classification threshold. The selection therefore reflects the chosen metric, rather than evidence that Random Forest is superior on every measure.</w:t>
       </w:r>
     </w:p>
     <w:p>
-      <w:pPr>
-        <w:rPr>
-          <w:lang w:val="en-NL"/>
-        </w:rPr>
-      </w:pPr>
-      <w:r>
-        <w:rPr>
-          <w:lang w:val="en-NL"/>
-        </w:rPr>
+      <w:r>
         <w:t>The selected configuration was refitted on all 242 training records. Its fitted preprocessing and classifier were saved together as:</w:t>
       </w:r>
     </w:p>
     <w:p>
-      <w:pPr>
-        <w:rPr>
-          <w:lang w:val="en-NL"/>
-        </w:rPr>
-      </w:pPr>
-      <w:r>
-        <w:rPr>
-          <w:lang w:val="en-NL"/>
-        </w:rPr>
-        <w:t>models/</w:t>
-      </w:r>
-      <w:proofErr w:type="spellStart"/>
-      <w:r>
-        <w:rPr>
-          <w:lang w:val="en-NL"/>
-        </w:rPr>
-        <w:t>model.joblib</w:t>
-      </w:r>
-      <w:proofErr w:type="spellEnd"/>
-    </w:p>
-    <w:p>
-      <w:pPr>
-        <w:rPr>
-          <w:lang w:val="en-NL"/>
-        </w:rPr>
-      </w:pPr>
-      <w:r>
-        <w:rPr>
-          <w:lang w:val="en-NL"/>
-        </w:rPr>
+      <w:r>
+        <w:t>models/model.joblib</w:t>
+      </w:r>
+    </w:p>
+    <w:p>
+      <w:r>
         <w:t>Saving the complete pipeline ensures that prediction uses the same preprocessing learned during training.</w:t>
       </w:r>
     </w:p>
     <w:p>
-      <w:pPr>
-        <w:rPr>
-          <w:lang w:val="en-NL"/>
-        </w:rPr>
-      </w:pPr>
       <w:r>
         <w:rPr>
           <w:b/>
           <w:bCs/>
-          <w:lang w:val="en-NL"/>
         </w:rPr>
         <w:t>6. Held-out test evaluation</w:t>
       </w:r>
     </w:p>
     <w:p>
-      <w:pPr>
-        <w:rPr>
-          <w:lang w:val="en-NL"/>
-        </w:rPr>
-      </w:pPr>
-      <w:r>
-        <w:rPr>
-          <w:lang w:val="en-NL"/>
-        </w:rPr>
+      <w:r>
         <w:t>The saved pipeline was evaluated using evaluate_model.py on the 61 test records. The test set was not used for hyperparameter tuning or model selection.</w:t>
       </w:r>
     </w:p>
@@ -4117,14 +2283,12 @@
               <w:rPr>
                 <w:b/>
                 <w:bCs/>
-                <w:lang w:val="en-NL"/>
-              </w:rPr>
-            </w:pPr>
-            <w:r>
-              <w:rPr>
-                <w:b/>
-                <w:bCs/>
-                <w:lang w:val="en-NL"/>
+              </w:rPr>
+            </w:pPr>
+            <w:r>
+              <w:rPr>
+                <w:b/>
+                <w:bCs/>
               </w:rPr>
               <w:t>Metric</w:t>
             </w:r>
@@ -4141,14 +2305,12 @@
               <w:rPr>
                 <w:b/>
                 <w:bCs/>
-                <w:lang w:val="en-NL"/>
-              </w:rPr>
-            </w:pPr>
-            <w:r>
-              <w:rPr>
-                <w:b/>
-                <w:bCs/>
-                <w:lang w:val="en-NL"/>
+              </w:rPr>
+            </w:pPr>
+            <w:r>
+              <w:rPr>
+                <w:b/>
+                <w:bCs/>
               </w:rPr>
               <w:t>Held-out test result</w:t>
             </w:r>
@@ -4166,15 +2328,7 @@
             <w:hideMark/>
           </w:tcPr>
           <w:p>
-            <w:pPr>
-              <w:rPr>
-                <w:lang w:val="en-NL"/>
-              </w:rPr>
-            </w:pPr>
-            <w:r>
-              <w:rPr>
-                <w:lang w:val="en-NL"/>
-              </w:rPr>
+            <w:r>
               <w:t>Accuracy</w:t>
             </w:r>
           </w:p>
@@ -4186,15 +2340,7 @@
             <w:hideMark/>
           </w:tcPr>
           <w:p>
-            <w:pPr>
-              <w:rPr>
-                <w:lang w:val="en-NL"/>
-              </w:rPr>
-            </w:pPr>
-            <w:r>
-              <w:rPr>
-                <w:lang w:val="en-NL"/>
-              </w:rPr>
+            <w:r>
               <w:t>88.52%</w:t>
             </w:r>
           </w:p>
@@ -4211,15 +2357,7 @@
             <w:hideMark/>
           </w:tcPr>
           <w:p>
-            <w:pPr>
-              <w:rPr>
-                <w:lang w:val="en-NL"/>
-              </w:rPr>
-            </w:pPr>
-            <w:r>
-              <w:rPr>
-                <w:lang w:val="en-NL"/>
-              </w:rPr>
+            <w:r>
               <w:t>Precision</w:t>
             </w:r>
           </w:p>
@@ -4231,15 +2369,7 @@
             <w:hideMark/>
           </w:tcPr>
           <w:p>
-            <w:pPr>
-              <w:rPr>
-                <w:lang w:val="en-NL"/>
-              </w:rPr>
-            </w:pPr>
-            <w:r>
-              <w:rPr>
-                <w:lang w:val="en-NL"/>
-              </w:rPr>
+            <w:r>
               <w:t>83.87%</w:t>
             </w:r>
           </w:p>
@@ -4256,15 +2386,7 @@
             <w:hideMark/>
           </w:tcPr>
           <w:p>
-            <w:pPr>
-              <w:rPr>
-                <w:lang w:val="en-NL"/>
-              </w:rPr>
-            </w:pPr>
-            <w:r>
-              <w:rPr>
-                <w:lang w:val="en-NL"/>
-              </w:rPr>
+            <w:r>
               <w:t>Recall</w:t>
             </w:r>
           </w:p>
@@ -4276,15 +2398,7 @@
             <w:hideMark/>
           </w:tcPr>
           <w:p>
-            <w:pPr>
-              <w:rPr>
-                <w:lang w:val="en-NL"/>
-              </w:rPr>
-            </w:pPr>
-            <w:r>
-              <w:rPr>
-                <w:lang w:val="en-NL"/>
-              </w:rPr>
+            <w:r>
               <w:t>92.86%</w:t>
             </w:r>
           </w:p>
@@ -4301,15 +2415,7 @@
             <w:hideMark/>
           </w:tcPr>
           <w:p>
-            <w:pPr>
-              <w:rPr>
-                <w:lang w:val="en-NL"/>
-              </w:rPr>
-            </w:pPr>
-            <w:r>
-              <w:rPr>
-                <w:lang w:val="en-NL"/>
-              </w:rPr>
+            <w:r>
               <w:t>ROC-AUC</w:t>
             </w:r>
           </w:p>
@@ -4321,15 +2427,7 @@
             <w:hideMark/>
           </w:tcPr>
           <w:p>
-            <w:pPr>
-              <w:rPr>
-                <w:lang w:val="en-NL"/>
-              </w:rPr>
-            </w:pPr>
-            <w:r>
-              <w:rPr>
-                <w:lang w:val="en-NL"/>
-              </w:rPr>
+            <w:r>
               <w:t>0.9556</w:t>
             </w:r>
           </w:p>
@@ -4337,15 +2435,7 @@
       </w:tr>
     </w:tbl>
     <w:p>
-      <w:pPr>
-        <w:rPr>
-          <w:lang w:val="en-NL"/>
-        </w:rPr>
-      </w:pPr>
-      <w:r>
-        <w:rPr>
-          <w:lang w:val="en-NL"/>
-        </w:rPr>
+      <w:r>
         <w:t>The predictions corresponded to:</w:t>
       </w:r>
     </w:p>
@@ -4380,14 +2470,12 @@
               <w:rPr>
                 <w:b/>
                 <w:bCs/>
-                <w:lang w:val="en-NL"/>
-              </w:rPr>
-            </w:pPr>
-            <w:r>
-              <w:rPr>
-                <w:b/>
-                <w:bCs/>
-                <w:lang w:val="en-NL"/>
+              </w:rPr>
+            </w:pPr>
+            <w:r>
+              <w:rPr>
+                <w:b/>
+                <w:bCs/>
               </w:rPr>
               <w:t>Outcome</w:t>
             </w:r>
@@ -4404,14 +2492,12 @@
               <w:rPr>
                 <w:b/>
                 <w:bCs/>
-                <w:lang w:val="en-NL"/>
-              </w:rPr>
-            </w:pPr>
-            <w:r>
-              <w:rPr>
-                <w:b/>
-                <w:bCs/>
-                <w:lang w:val="en-NL"/>
+              </w:rPr>
+            </w:pPr>
+            <w:r>
+              <w:rPr>
+                <w:b/>
+                <w:bCs/>
               </w:rPr>
               <w:t>Patients</w:t>
             </w:r>
@@ -4429,15 +2515,7 @@
             <w:hideMark/>
           </w:tcPr>
           <w:p>
-            <w:pPr>
-              <w:rPr>
-                <w:lang w:val="en-NL"/>
-              </w:rPr>
-            </w:pPr>
-            <w:r>
-              <w:rPr>
-                <w:lang w:val="en-NL"/>
-              </w:rPr>
+            <w:r>
               <w:t>True positives: disease correctly detected</w:t>
             </w:r>
           </w:p>
@@ -4449,15 +2527,7 @@
             <w:hideMark/>
           </w:tcPr>
           <w:p>
-            <w:pPr>
-              <w:rPr>
-                <w:lang w:val="en-NL"/>
-              </w:rPr>
-            </w:pPr>
-            <w:r>
-              <w:rPr>
-                <w:lang w:val="en-NL"/>
-              </w:rPr>
+            <w:r>
               <w:t>26</w:t>
             </w:r>
           </w:p>
@@ -4474,15 +2544,7 @@
             <w:hideMark/>
           </w:tcPr>
           <w:p>
-            <w:pPr>
-              <w:rPr>
-                <w:lang w:val="en-NL"/>
-              </w:rPr>
-            </w:pPr>
-            <w:r>
-              <w:rPr>
-                <w:lang w:val="en-NL"/>
-              </w:rPr>
+            <w:r>
               <w:lastRenderedPageBreak/>
               <w:t>False negatives: disease missed</w:t>
             </w:r>
@@ -4495,15 +2557,7 @@
             <w:hideMark/>
           </w:tcPr>
           <w:p>
-            <w:pPr>
-              <w:rPr>
-                <w:lang w:val="en-NL"/>
-              </w:rPr>
-            </w:pPr>
-            <w:r>
-              <w:rPr>
-                <w:lang w:val="en-NL"/>
-              </w:rPr>
+            <w:r>
               <w:t>2</w:t>
             </w:r>
           </w:p>
@@ -4520,15 +2574,7 @@
             <w:hideMark/>
           </w:tcPr>
           <w:p>
-            <w:pPr>
-              <w:rPr>
-                <w:lang w:val="en-NL"/>
-              </w:rPr>
-            </w:pPr>
-            <w:r>
-              <w:rPr>
-                <w:lang w:val="en-NL"/>
-              </w:rPr>
+            <w:r>
               <w:t>True negatives: absence correctly identified</w:t>
             </w:r>
           </w:p>
@@ -4540,15 +2586,7 @@
             <w:hideMark/>
           </w:tcPr>
           <w:p>
-            <w:pPr>
-              <w:rPr>
-                <w:lang w:val="en-NL"/>
-              </w:rPr>
-            </w:pPr>
-            <w:r>
-              <w:rPr>
-                <w:lang w:val="en-NL"/>
-              </w:rPr>
+            <w:r>
               <w:t>28</w:t>
             </w:r>
           </w:p>
@@ -4565,15 +2603,7 @@
             <w:hideMark/>
           </w:tcPr>
           <w:p>
-            <w:pPr>
-              <w:rPr>
-                <w:lang w:val="en-NL"/>
-              </w:rPr>
-            </w:pPr>
-            <w:r>
-              <w:rPr>
-                <w:lang w:val="en-NL"/>
-              </w:rPr>
+            <w:r>
               <w:t>False positives: absence incorrectly flagged</w:t>
             </w:r>
           </w:p>
@@ -4585,15 +2615,7 @@
             <w:hideMark/>
           </w:tcPr>
           <w:p>
-            <w:pPr>
-              <w:rPr>
-                <w:lang w:val="en-NL"/>
-              </w:rPr>
-            </w:pPr>
-            <w:r>
-              <w:rPr>
-                <w:lang w:val="en-NL"/>
-              </w:rPr>
+            <w:r>
               <w:t>5</w:t>
             </w:r>
           </w:p>
@@ -4601,94 +2623,3935 @@
       </w:tr>
     </w:tbl>
     <w:p>
-      <w:pPr>
-        <w:rPr>
-          <w:lang w:val="en-NL"/>
-        </w:rPr>
-      </w:pPr>
-      <w:r>
-        <w:rPr>
-          <w:lang w:val="en-NL"/>
-        </w:rPr>
-        <w:t>Test metrics were saved to reports/</w:t>
-      </w:r>
-      <w:proofErr w:type="spellStart"/>
-      <w:r>
-        <w:rPr>
-          <w:lang w:val="en-NL"/>
-        </w:rPr>
-        <w:t>test_metrics.json</w:t>
-      </w:r>
-      <w:proofErr w:type="spellEnd"/>
-      <w:r>
-        <w:rPr>
-          <w:lang w:val="en-NL"/>
-        </w:rPr>
-        <w:t>. The confusion matrix and ROC curve were saved as test_confusion_matrix.png and test_roc_curve.png under reports/figures.</w:t>
-      </w:r>
-    </w:p>
-    <w:p>
-      <w:pPr>
-        <w:rPr>
-          <w:lang w:val="en-NL"/>
-        </w:rPr>
-      </w:pPr>
+      <w:r>
+        <w:t>Test metrics were saved to reports/test_metrics.json. The confusion matrix and ROC curve were saved as test_confusion_matrix.png and test_roc_curve.png under reports/figures.</w:t>
+      </w:r>
+    </w:p>
+    <w:p>
       <w:r>
         <w:rPr>
           <w:b/>
           <w:bCs/>
-          <w:lang w:val="en-NL"/>
         </w:rPr>
         <w:t>7. Outcome and limitations</w:t>
       </w:r>
     </w:p>
     <w:p>
-      <w:pPr>
-        <w:rPr>
-          <w:lang w:val="en-NL"/>
-        </w:rPr>
-      </w:pPr>
-      <w:r>
-        <w:rPr>
-          <w:lang w:val="en-NL"/>
-        </w:rPr>
+      <w:r>
         <w:t>This task produced a reproducible train/test split, a reusable preprocessing pipeline, two baseline classifiers, documented hyperparameter searches, and a selected model evaluated on held-out data.</w:t>
       </w:r>
     </w:p>
     <w:p>
-      <w:pPr>
-        <w:rPr>
-          <w:lang w:val="en-NL"/>
-        </w:rPr>
-      </w:pPr>
-      <w:r>
-        <w:rPr>
-          <w:lang w:val="en-NL"/>
-        </w:rPr>
+      <w:r>
         <w:t>The test scores exceeded the cross-validation averages, which can occur with a small test sample. Both sets of results should be reported. The dataset and single held-out split do not establish clinical reliability; this model is an educational demonstration.</w:t>
       </w:r>
     </w:p>
     <w:p>
-      <w:pPr>
-        <w:rPr>
-          <w:lang w:val="en-NL"/>
-        </w:rPr>
-      </w:pPr>
-      <w:proofErr w:type="spellStart"/>
-      <w:r>
-        <w:rPr>
-          <w:lang w:val="en-NL"/>
-        </w:rPr>
-        <w:t>MLflow</w:t>
-      </w:r>
-      <w:proofErr w:type="spellEnd"/>
-      <w:r>
-        <w:rPr>
-          <w:lang w:val="en-NL"/>
-        </w:rPr>
-        <w:t xml:space="preserve"> tracking has not yet been integrated. That work belongs to Task 3.</w:t>
-      </w:r>
-    </w:p>
+      <w:r>
+        <w:t>MLflow tracking has not yet been integrated. That work belongs to Task 3.</w:t>
+      </w:r>
+    </w:p>
+    <w:p/>
+    <w:p>
+      <w:pPr>
+        <w:rPr>
+          <w:b/>
+          <w:bCs/>
+          <w:lang w:val="en-NL"/>
+        </w:rPr>
+      </w:pPr>
+      <w:r>
+        <w:rPr>
+          <w:b/>
+          <w:bCs/>
+          <w:lang w:val="en-NL"/>
+        </w:rPr>
+        <w:t>Step 3: Experiment Tracking with MLflow</w:t>
+      </w:r>
+    </w:p>
+    <w:p>
+      <w:pPr>
+        <w:rPr>
+          <w:b/>
+          <w:bCs/>
+          <w:lang w:val="en-NL"/>
+        </w:rPr>
+      </w:pPr>
+      <w:r>
+        <w:rPr>
+          <w:b/>
+          <w:bCs/>
+          <w:lang w:val="en-NL"/>
+        </w:rPr>
+        <w:t>Objective</w:t>
+      </w:r>
+    </w:p>
+    <w:p>
+      <w:pPr>
+        <w:rPr>
+          <w:lang w:val="en-NL"/>
+        </w:rPr>
+      </w:pPr>
+      <w:r>
+        <w:rPr>
+          <w:lang w:val="en-NL"/>
+        </w:rPr>
+        <w:t>The objective of this step was to record model experiments systematically, including their parameters, evaluation metrics, and generated artifacts. This allows us to compare experiments and inspect how the final model was selected.</w:t>
+      </w:r>
+    </w:p>
+    <w:p>
+      <w:pPr>
+        <w:rPr>
+          <w:b/>
+          <w:bCs/>
+          <w:lang w:val="en-NL"/>
+        </w:rPr>
+      </w:pPr>
+      <w:r>
+        <w:rPr>
+          <w:b/>
+          <w:bCs/>
+          <w:lang w:val="en-NL"/>
+        </w:rPr>
+        <w:t>3.1 MLflow Setup</w:t>
+      </w:r>
+    </w:p>
+    <w:p>
+      <w:pPr>
+        <w:rPr>
+          <w:lang w:val="en-NL"/>
+        </w:rPr>
+      </w:pPr>
+      <w:r>
+        <w:rPr>
+          <w:lang w:val="en-NL"/>
+        </w:rPr>
+        <w:t xml:space="preserve">We installed </w:t>
+      </w:r>
+      <w:r>
+        <w:rPr>
+          <w:b/>
+          <w:bCs/>
+          <w:lang w:val="en-NL"/>
+        </w:rPr>
+        <w:t>MLflow version 3.16.1</w:t>
+      </w:r>
+      <w:r>
+        <w:rPr>
+          <w:lang w:val="en-NL"/>
+        </w:rPr>
+        <w:t xml:space="preserve"> in the project’s virtual environment.</w:t>
+      </w:r>
+    </w:p>
+    <w:p>
+      <w:pPr>
+        <w:rPr>
+          <w:lang w:val="en-NL"/>
+        </w:rPr>
+      </w:pPr>
+      <w:r>
+        <w:rPr>
+          <w:lang w:val="en-NL"/>
+        </w:rPr>
+        <w:t>We created scripts/tracking.py to configure a shared tracking location for all scripts.</w:t>
+      </w:r>
+    </w:p>
+    <w:tbl>
+      <w:tblPr>
+        <w:tblW w:w="0" w:type="auto"/>
+        <w:tblCellSpacing w:w="15" w:type="dxa"/>
+        <w:tblCellMar>
+          <w:top w:w="15" w:type="dxa"/>
+          <w:left w:w="15" w:type="dxa"/>
+          <w:bottom w:w="15" w:type="dxa"/>
+          <w:right w:w="15" w:type="dxa"/>
+        </w:tblCellMar>
+        <w:tblLook w:val="04A0" w:firstRow="1" w:lastRow="0" w:firstColumn="1" w:lastColumn="0" w:noHBand="0" w:noVBand="1"/>
+      </w:tblPr>
+      <w:tblGrid>
+        <w:gridCol w:w="2098"/>
+        <w:gridCol w:w="2974"/>
+      </w:tblGrid>
+      <w:tr>
+        <w:trPr>
+          <w:tblHeader/>
+          <w:tblCellSpacing w:w="15" w:type="dxa"/>
+        </w:trPr>
+        <w:tc>
+          <w:tcPr>
+            <w:tcW w:w="0" w:type="auto"/>
+            <w:vAlign w:val="center"/>
+            <w:hideMark/>
+          </w:tcPr>
+          <w:p>
+            <w:pPr>
+              <w:rPr>
+                <w:b/>
+                <w:bCs/>
+                <w:lang w:val="en-NL"/>
+              </w:rPr>
+            </w:pPr>
+            <w:r>
+              <w:rPr>
+                <w:b/>
+                <w:bCs/>
+                <w:lang w:val="en-NL"/>
+              </w:rPr>
+              <w:t>Component</w:t>
+            </w:r>
+          </w:p>
+        </w:tc>
+        <w:tc>
+          <w:tcPr>
+            <w:tcW w:w="0" w:type="auto"/>
+            <w:vAlign w:val="center"/>
+            <w:hideMark/>
+          </w:tcPr>
+          <w:p>
+            <w:pPr>
+              <w:rPr>
+                <w:b/>
+                <w:bCs/>
+                <w:lang w:val="en-NL"/>
+              </w:rPr>
+            </w:pPr>
+            <w:r>
+              <w:rPr>
+                <w:b/>
+                <w:bCs/>
+                <w:lang w:val="en-NL"/>
+              </w:rPr>
+              <w:t>Configuration</w:t>
+            </w:r>
+          </w:p>
+        </w:tc>
+      </w:tr>
+      <w:tr>
+        <w:trPr>
+          <w:tblCellSpacing w:w="15" w:type="dxa"/>
+        </w:trPr>
+        <w:tc>
+          <w:tcPr>
+            <w:tcW w:w="0" w:type="auto"/>
+            <w:vAlign w:val="center"/>
+            <w:hideMark/>
+          </w:tcPr>
+          <w:p>
+            <w:pPr>
+              <w:rPr>
+                <w:lang w:val="en-NL"/>
+              </w:rPr>
+            </w:pPr>
+            <w:r>
+              <w:rPr>
+                <w:lang w:val="en-NL"/>
+              </w:rPr>
+              <w:t>Experiment name</w:t>
+            </w:r>
+          </w:p>
+        </w:tc>
+        <w:tc>
+          <w:tcPr>
+            <w:tcW w:w="0" w:type="auto"/>
+            <w:vAlign w:val="center"/>
+            <w:hideMark/>
+          </w:tcPr>
+          <w:p>
+            <w:pPr>
+              <w:rPr>
+                <w:lang w:val="en-NL"/>
+              </w:rPr>
+            </w:pPr>
+            <w:r>
+              <w:rPr>
+                <w:lang w:val="en-NL"/>
+              </w:rPr>
+              <w:t>heart-disease-classification</w:t>
+            </w:r>
+          </w:p>
+        </w:tc>
+      </w:tr>
+      <w:tr>
+        <w:trPr>
+          <w:tblCellSpacing w:w="15" w:type="dxa"/>
+        </w:trPr>
+        <w:tc>
+          <w:tcPr>
+            <w:tcW w:w="0" w:type="auto"/>
+            <w:vAlign w:val="center"/>
+            <w:hideMark/>
+          </w:tcPr>
+          <w:p>
+            <w:pPr>
+              <w:rPr>
+                <w:lang w:val="en-NL"/>
+              </w:rPr>
+            </w:pPr>
+            <w:r>
+              <w:rPr>
+                <w:lang w:val="en-NL"/>
+              </w:rPr>
+              <w:t>Tracking database</w:t>
+            </w:r>
+          </w:p>
+        </w:tc>
+        <w:tc>
+          <w:tcPr>
+            <w:tcW w:w="0" w:type="auto"/>
+            <w:vAlign w:val="center"/>
+            <w:hideMark/>
+          </w:tcPr>
+          <w:p>
+            <w:pPr>
+              <w:rPr>
+                <w:lang w:val="en-NL"/>
+              </w:rPr>
+            </w:pPr>
+            <w:r>
+              <w:rPr>
+                <w:lang w:val="en-NL"/>
+              </w:rPr>
+              <w:t>mlflow.db</w:t>
+            </w:r>
+          </w:p>
+        </w:tc>
+      </w:tr>
+      <w:tr>
+        <w:trPr>
+          <w:tblCellSpacing w:w="15" w:type="dxa"/>
+        </w:trPr>
+        <w:tc>
+          <w:tcPr>
+            <w:tcW w:w="0" w:type="auto"/>
+            <w:vAlign w:val="center"/>
+            <w:hideMark/>
+          </w:tcPr>
+          <w:p>
+            <w:pPr>
+              <w:rPr>
+                <w:lang w:val="en-NL"/>
+              </w:rPr>
+            </w:pPr>
+            <w:r>
+              <w:rPr>
+                <w:lang w:val="en-NL"/>
+              </w:rPr>
+              <w:t>Artifact directory</w:t>
+            </w:r>
+          </w:p>
+        </w:tc>
+        <w:tc>
+          <w:tcPr>
+            <w:tcW w:w="0" w:type="auto"/>
+            <w:vAlign w:val="center"/>
+            <w:hideMark/>
+          </w:tcPr>
+          <w:p>
+            <w:pPr>
+              <w:rPr>
+                <w:lang w:val="en-NL"/>
+              </w:rPr>
+            </w:pPr>
+            <w:r>
+              <w:rPr>
+                <w:lang w:val="en-NL"/>
+              </w:rPr>
+              <w:t>mlartifacts/</w:t>
+            </w:r>
+          </w:p>
+        </w:tc>
+      </w:tr>
+      <w:tr>
+        <w:trPr>
+          <w:tblCellSpacing w:w="15" w:type="dxa"/>
+        </w:trPr>
+        <w:tc>
+          <w:tcPr>
+            <w:tcW w:w="0" w:type="auto"/>
+            <w:vAlign w:val="center"/>
+            <w:hideMark/>
+          </w:tcPr>
+          <w:p>
+            <w:pPr>
+              <w:rPr>
+                <w:lang w:val="en-NL"/>
+              </w:rPr>
+            </w:pPr>
+            <w:r>
+              <w:rPr>
+                <w:lang w:val="en-NL"/>
+              </w:rPr>
+              <w:t>Dashboard address</w:t>
+            </w:r>
+          </w:p>
+        </w:tc>
+        <w:tc>
+          <w:tcPr>
+            <w:tcW w:w="0" w:type="auto"/>
+            <w:vAlign w:val="center"/>
+            <w:hideMark/>
+          </w:tcPr>
+          <w:p>
+            <w:pPr>
+              <w:rPr>
+                <w:lang w:val="en-NL"/>
+              </w:rPr>
+            </w:pPr>
+            <w:r>
+              <w:rPr>
+                <w:lang w:val="en-NL"/>
+              </w:rPr>
+              <w:t>http://localhost:5000</w:t>
+            </w:r>
+          </w:p>
+        </w:tc>
+      </w:tr>
+    </w:tbl>
+    <w:p>
+      <w:pPr>
+        <w:rPr>
+          <w:lang w:val="en-NL"/>
+        </w:rPr>
+      </w:pPr>
+      <w:r>
+        <w:rPr>
+          <w:lang w:val="en-NL"/>
+        </w:rPr>
+        <w:t>The configuration resolves paths relative to the project root. This ensures that scripts use the same tracking database even when executed from different folders.</w:t>
+      </w:r>
+    </w:p>
+    <w:p>
+      <w:pPr>
+        <w:rPr>
+          <w:b/>
+          <w:bCs/>
+          <w:lang w:val="en-NL"/>
+        </w:rPr>
+      </w:pPr>
+      <w:r>
+        <w:rPr>
+          <w:b/>
+          <w:bCs/>
+          <w:lang w:val="en-NL"/>
+        </w:rPr>
+        <w:lastRenderedPageBreak/>
+        <w:t>3.2 Baseline Model Tracking</w:t>
+      </w:r>
+    </w:p>
+    <w:p>
+      <w:pPr>
+        <w:rPr>
+          <w:lang w:val="en-NL"/>
+        </w:rPr>
+      </w:pPr>
+      <w:r>
+        <w:rPr>
+          <w:lang w:val="en-NL"/>
+        </w:rPr>
+        <w:t>We updated scripts/train_models.py to create separate MLflow runs for:</w:t>
+      </w:r>
+    </w:p>
+    <w:p>
+      <w:pPr>
+        <w:numPr>
+          <w:ilvl w:val="0"/>
+          <w:numId w:val="5"/>
+        </w:numPr>
+        <w:rPr>
+          <w:lang w:val="en-NL"/>
+        </w:rPr>
+      </w:pPr>
+      <w:r>
+        <w:rPr>
+          <w:lang w:val="en-NL"/>
+        </w:rPr>
+        <w:t>Logistic Regression</w:t>
+      </w:r>
+    </w:p>
+    <w:p>
+      <w:pPr>
+        <w:numPr>
+          <w:ilvl w:val="0"/>
+          <w:numId w:val="5"/>
+        </w:numPr>
+        <w:rPr>
+          <w:lang w:val="en-NL"/>
+        </w:rPr>
+      </w:pPr>
+      <w:r>
+        <w:rPr>
+          <w:lang w:val="en-NL"/>
+        </w:rPr>
+        <w:t>Random Forest</w:t>
+      </w:r>
+    </w:p>
+    <w:p>
+      <w:pPr>
+        <w:rPr>
+          <w:lang w:val="en-NL"/>
+        </w:rPr>
+      </w:pPr>
+      <w:r>
+        <w:rPr>
+          <w:lang w:val="en-NL"/>
+        </w:rPr>
+        <w:t>Each run records classifier parameters, preprocessing settings, training-record count, and cross-validation configuration.</w:t>
+      </w:r>
+    </w:p>
+    <w:p>
+      <w:pPr>
+        <w:rPr>
+          <w:lang w:val="en-NL"/>
+        </w:rPr>
+      </w:pPr>
+      <w:r>
+        <w:rPr>
+          <w:lang w:val="en-NL"/>
+        </w:rPr>
+        <w:t>We logged accuracy, precision, recall, and ROC-AUC for each fold, along with their means and standard deviations. Fold-level and summary CSV files were also stored as artifacts.</w:t>
+      </w:r>
+    </w:p>
+    <w:p>
+      <w:pPr>
+        <w:rPr>
+          <w:lang w:val="en-NL"/>
+        </w:rPr>
+      </w:pPr>
+      <w:r>
+        <w:rPr>
+          <w:b/>
+          <w:bCs/>
+          <w:lang w:val="en-NL"/>
+        </w:rPr>
+        <w:t>Baseline cross-validation results:</w:t>
+      </w:r>
+    </w:p>
+    <w:tbl>
+      <w:tblPr>
+        <w:tblW w:w="0" w:type="auto"/>
+        <w:tblCellSpacing w:w="15" w:type="dxa"/>
+        <w:tblCellMar>
+          <w:top w:w="15" w:type="dxa"/>
+          <w:left w:w="15" w:type="dxa"/>
+          <w:bottom w:w="15" w:type="dxa"/>
+          <w:right w:w="15" w:type="dxa"/>
+        </w:tblCellMar>
+        <w:tblLook w:val="04A0" w:firstRow="1" w:lastRow="0" w:firstColumn="1" w:lastColumn="0" w:noHBand="0" w:noVBand="1"/>
+      </w:tblPr>
+      <w:tblGrid>
+        <w:gridCol w:w="2068"/>
+        <w:gridCol w:w="1074"/>
+        <w:gridCol w:w="1084"/>
+        <w:gridCol w:w="770"/>
+        <w:gridCol w:w="1136"/>
+      </w:tblGrid>
+      <w:tr>
+        <w:trPr>
+          <w:tblHeader/>
+          <w:tblCellSpacing w:w="15" w:type="dxa"/>
+        </w:trPr>
+        <w:tc>
+          <w:tcPr>
+            <w:tcW w:w="0" w:type="auto"/>
+            <w:vAlign w:val="center"/>
+            <w:hideMark/>
+          </w:tcPr>
+          <w:p>
+            <w:pPr>
+              <w:rPr>
+                <w:b/>
+                <w:bCs/>
+                <w:lang w:val="en-NL"/>
+              </w:rPr>
+            </w:pPr>
+            <w:r>
+              <w:rPr>
+                <w:b/>
+                <w:bCs/>
+                <w:lang w:val="en-NL"/>
+              </w:rPr>
+              <w:t>Model</w:t>
+            </w:r>
+          </w:p>
+        </w:tc>
+        <w:tc>
+          <w:tcPr>
+            <w:tcW w:w="0" w:type="auto"/>
+            <w:vAlign w:val="center"/>
+            <w:hideMark/>
+          </w:tcPr>
+          <w:p>
+            <w:pPr>
+              <w:rPr>
+                <w:b/>
+                <w:bCs/>
+                <w:lang w:val="en-NL"/>
+              </w:rPr>
+            </w:pPr>
+            <w:r>
+              <w:rPr>
+                <w:b/>
+                <w:bCs/>
+                <w:lang w:val="en-NL"/>
+              </w:rPr>
+              <w:t>Accuracy</w:t>
+            </w:r>
+          </w:p>
+        </w:tc>
+        <w:tc>
+          <w:tcPr>
+            <w:tcW w:w="0" w:type="auto"/>
+            <w:vAlign w:val="center"/>
+            <w:hideMark/>
+          </w:tcPr>
+          <w:p>
+            <w:pPr>
+              <w:rPr>
+                <w:b/>
+                <w:bCs/>
+                <w:lang w:val="en-NL"/>
+              </w:rPr>
+            </w:pPr>
+            <w:r>
+              <w:rPr>
+                <w:b/>
+                <w:bCs/>
+                <w:lang w:val="en-NL"/>
+              </w:rPr>
+              <w:t>Precision</w:t>
+            </w:r>
+          </w:p>
+        </w:tc>
+        <w:tc>
+          <w:tcPr>
+            <w:tcW w:w="0" w:type="auto"/>
+            <w:vAlign w:val="center"/>
+            <w:hideMark/>
+          </w:tcPr>
+          <w:p>
+            <w:pPr>
+              <w:rPr>
+                <w:b/>
+                <w:bCs/>
+                <w:lang w:val="en-NL"/>
+              </w:rPr>
+            </w:pPr>
+            <w:r>
+              <w:rPr>
+                <w:b/>
+                <w:bCs/>
+                <w:lang w:val="en-NL"/>
+              </w:rPr>
+              <w:t>Recall</w:t>
+            </w:r>
+          </w:p>
+        </w:tc>
+        <w:tc>
+          <w:tcPr>
+            <w:tcW w:w="0" w:type="auto"/>
+            <w:vAlign w:val="center"/>
+            <w:hideMark/>
+          </w:tcPr>
+          <w:p>
+            <w:pPr>
+              <w:rPr>
+                <w:b/>
+                <w:bCs/>
+                <w:lang w:val="en-NL"/>
+              </w:rPr>
+            </w:pPr>
+            <w:r>
+              <w:rPr>
+                <w:b/>
+                <w:bCs/>
+                <w:lang w:val="en-NL"/>
+              </w:rPr>
+              <w:t>ROC-AUC</w:t>
+            </w:r>
+          </w:p>
+        </w:tc>
+      </w:tr>
+      <w:tr>
+        <w:trPr>
+          <w:tblCellSpacing w:w="15" w:type="dxa"/>
+        </w:trPr>
+        <w:tc>
+          <w:tcPr>
+            <w:tcW w:w="0" w:type="auto"/>
+            <w:vAlign w:val="center"/>
+            <w:hideMark/>
+          </w:tcPr>
+          <w:p>
+            <w:pPr>
+              <w:rPr>
+                <w:lang w:val="en-NL"/>
+              </w:rPr>
+            </w:pPr>
+            <w:r>
+              <w:rPr>
+                <w:lang w:val="en-NL"/>
+              </w:rPr>
+              <w:t>Logistic Regression</w:t>
+            </w:r>
+          </w:p>
+        </w:tc>
+        <w:tc>
+          <w:tcPr>
+            <w:tcW w:w="0" w:type="auto"/>
+            <w:vAlign w:val="center"/>
+            <w:hideMark/>
+          </w:tcPr>
+          <w:p>
+            <w:pPr>
+              <w:rPr>
+                <w:lang w:val="en-NL"/>
+              </w:rPr>
+            </w:pPr>
+            <w:r>
+              <w:rPr>
+                <w:lang w:val="en-NL"/>
+              </w:rPr>
+              <w:t>0.8471</w:t>
+            </w:r>
+          </w:p>
+        </w:tc>
+        <w:tc>
+          <w:tcPr>
+            <w:tcW w:w="0" w:type="auto"/>
+            <w:vAlign w:val="center"/>
+            <w:hideMark/>
+          </w:tcPr>
+          <w:p>
+            <w:pPr>
+              <w:rPr>
+                <w:lang w:val="en-NL"/>
+              </w:rPr>
+            </w:pPr>
+            <w:r>
+              <w:rPr>
+                <w:lang w:val="en-NL"/>
+              </w:rPr>
+              <w:t>0.8768</w:t>
+            </w:r>
+          </w:p>
+        </w:tc>
+        <w:tc>
+          <w:tcPr>
+            <w:tcW w:w="0" w:type="auto"/>
+            <w:vAlign w:val="center"/>
+            <w:hideMark/>
+          </w:tcPr>
+          <w:p>
+            <w:pPr>
+              <w:rPr>
+                <w:lang w:val="en-NL"/>
+              </w:rPr>
+            </w:pPr>
+            <w:r>
+              <w:rPr>
+                <w:lang w:val="en-NL"/>
+              </w:rPr>
+              <w:t>0.7834</w:t>
+            </w:r>
+          </w:p>
+        </w:tc>
+        <w:tc>
+          <w:tcPr>
+            <w:tcW w:w="0" w:type="auto"/>
+            <w:vAlign w:val="center"/>
+            <w:hideMark/>
+          </w:tcPr>
+          <w:p>
+            <w:pPr>
+              <w:rPr>
+                <w:lang w:val="en-NL"/>
+              </w:rPr>
+            </w:pPr>
+            <w:r>
+              <w:rPr>
+                <w:lang w:val="en-NL"/>
+              </w:rPr>
+              <w:t>0.9025</w:t>
+            </w:r>
+          </w:p>
+        </w:tc>
+      </w:tr>
+      <w:tr>
+        <w:trPr>
+          <w:tblCellSpacing w:w="15" w:type="dxa"/>
+        </w:trPr>
+        <w:tc>
+          <w:tcPr>
+            <w:tcW w:w="0" w:type="auto"/>
+            <w:vAlign w:val="center"/>
+            <w:hideMark/>
+          </w:tcPr>
+          <w:p>
+            <w:pPr>
+              <w:rPr>
+                <w:lang w:val="en-NL"/>
+              </w:rPr>
+            </w:pPr>
+            <w:r>
+              <w:rPr>
+                <w:lang w:val="en-NL"/>
+              </w:rPr>
+              <w:t>Random Forest</w:t>
+            </w:r>
+          </w:p>
+        </w:tc>
+        <w:tc>
+          <w:tcPr>
+            <w:tcW w:w="0" w:type="auto"/>
+            <w:vAlign w:val="center"/>
+            <w:hideMark/>
+          </w:tcPr>
+          <w:p>
+            <w:pPr>
+              <w:rPr>
+                <w:lang w:val="en-NL"/>
+              </w:rPr>
+            </w:pPr>
+            <w:r>
+              <w:rPr>
+                <w:lang w:val="en-NL"/>
+              </w:rPr>
+              <w:t>0.8139</w:t>
+            </w:r>
+          </w:p>
+        </w:tc>
+        <w:tc>
+          <w:tcPr>
+            <w:tcW w:w="0" w:type="auto"/>
+            <w:vAlign w:val="center"/>
+            <w:hideMark/>
+          </w:tcPr>
+          <w:p>
+            <w:pPr>
+              <w:rPr>
+                <w:lang w:val="en-NL"/>
+              </w:rPr>
+            </w:pPr>
+            <w:r>
+              <w:rPr>
+                <w:lang w:val="en-NL"/>
+              </w:rPr>
+              <w:t>0.8129</w:t>
+            </w:r>
+          </w:p>
+        </w:tc>
+        <w:tc>
+          <w:tcPr>
+            <w:tcW w:w="0" w:type="auto"/>
+            <w:vAlign w:val="center"/>
+            <w:hideMark/>
+          </w:tcPr>
+          <w:p>
+            <w:pPr>
+              <w:rPr>
+                <w:lang w:val="en-NL"/>
+              </w:rPr>
+            </w:pPr>
+            <w:r>
+              <w:rPr>
+                <w:lang w:val="en-NL"/>
+              </w:rPr>
+              <w:t>0.7739</w:t>
+            </w:r>
+          </w:p>
+        </w:tc>
+        <w:tc>
+          <w:tcPr>
+            <w:tcW w:w="0" w:type="auto"/>
+            <w:vAlign w:val="center"/>
+            <w:hideMark/>
+          </w:tcPr>
+          <w:p>
+            <w:pPr>
+              <w:rPr>
+                <w:lang w:val="en-NL"/>
+              </w:rPr>
+            </w:pPr>
+            <w:r>
+              <w:rPr>
+                <w:lang w:val="en-NL"/>
+              </w:rPr>
+              <w:t>0.8927</w:t>
+            </w:r>
+          </w:p>
+        </w:tc>
+      </w:tr>
+    </w:tbl>
+    <w:p>
+      <w:pPr>
+        <w:rPr>
+          <w:lang w:val="en-NL"/>
+        </w:rPr>
+      </w:pPr>
+      <w:r>
+        <w:rPr>
+          <w:lang w:val="en-NL"/>
+        </w:rPr>
+        <w:t>Preprocessing remained inside each model pipeline and was fitted separately within each training fold to prevent data leakage.</w:t>
+      </w:r>
+    </w:p>
+    <w:p>
+      <w:pPr>
+        <w:rPr>
+          <w:b/>
+          <w:bCs/>
+          <w:lang w:val="en-NL"/>
+        </w:rPr>
+      </w:pPr>
+      <w:r>
+        <w:rPr>
+          <w:b/>
+          <w:bCs/>
+          <w:lang w:val="en-NL"/>
+        </w:rPr>
+        <w:t>3.3 Hyperparameter Tuning Tracking</w:t>
+      </w:r>
+    </w:p>
+    <w:p>
+      <w:pPr>
+        <w:rPr>
+          <w:lang w:val="en-NL"/>
+        </w:rPr>
+      </w:pPr>
+      <w:r>
+        <w:rPr>
+          <w:lang w:val="en-NL"/>
+        </w:rPr>
+        <w:t>We updated scripts/tune_models.py to record every parameter combination evaluated by GridSearchCV.</w:t>
+      </w:r>
+    </w:p>
+    <w:p>
+      <w:pPr>
+        <w:rPr>
+          <w:lang w:val="en-NL"/>
+        </w:rPr>
+      </w:pPr>
+      <w:r>
+        <w:rPr>
+          <w:lang w:val="en-NL"/>
+        </w:rPr>
+        <w:t>The search evaluated:</w:t>
+      </w:r>
+    </w:p>
+    <w:tbl>
+      <w:tblPr>
+        <w:tblW w:w="0" w:type="auto"/>
+        <w:tblCellSpacing w:w="15" w:type="dxa"/>
+        <w:tblCellMar>
+          <w:top w:w="15" w:type="dxa"/>
+          <w:left w:w="15" w:type="dxa"/>
+          <w:bottom w:w="15" w:type="dxa"/>
+          <w:right w:w="15" w:type="dxa"/>
+        </w:tblCellMar>
+        <w:tblLook w:val="04A0" w:firstRow="1" w:lastRow="0" w:firstColumn="1" w:lastColumn="0" w:noHBand="0" w:noVBand="1"/>
+      </w:tblPr>
+      <w:tblGrid>
+        <w:gridCol w:w="2068"/>
+        <w:gridCol w:w="2754"/>
+        <w:gridCol w:w="991"/>
+      </w:tblGrid>
+      <w:tr>
+        <w:trPr>
+          <w:tblHeader/>
+          <w:tblCellSpacing w:w="15" w:type="dxa"/>
+        </w:trPr>
+        <w:tc>
+          <w:tcPr>
+            <w:tcW w:w="0" w:type="auto"/>
+            <w:vAlign w:val="center"/>
+            <w:hideMark/>
+          </w:tcPr>
+          <w:p>
+            <w:pPr>
+              <w:rPr>
+                <w:b/>
+                <w:bCs/>
+                <w:lang w:val="en-NL"/>
+              </w:rPr>
+            </w:pPr>
+            <w:r>
+              <w:rPr>
+                <w:b/>
+                <w:bCs/>
+                <w:lang w:val="en-NL"/>
+              </w:rPr>
+              <w:t>Model</w:t>
+            </w:r>
+          </w:p>
+        </w:tc>
+        <w:tc>
+          <w:tcPr>
+            <w:tcW w:w="0" w:type="auto"/>
+            <w:vAlign w:val="center"/>
+            <w:hideMark/>
+          </w:tcPr>
+          <w:p>
+            <w:pPr>
+              <w:rPr>
+                <w:b/>
+                <w:bCs/>
+                <w:lang w:val="en-NL"/>
+              </w:rPr>
+            </w:pPr>
+            <w:r>
+              <w:rPr>
+                <w:b/>
+                <w:bCs/>
+                <w:lang w:val="en-NL"/>
+              </w:rPr>
+              <w:t>Parameter combinations</w:t>
+            </w:r>
+          </w:p>
+        </w:tc>
+        <w:tc>
+          <w:tcPr>
+            <w:tcW w:w="0" w:type="auto"/>
+            <w:vAlign w:val="center"/>
+            <w:hideMark/>
+          </w:tcPr>
+          <w:p>
+            <w:pPr>
+              <w:rPr>
+                <w:b/>
+                <w:bCs/>
+                <w:lang w:val="en-NL"/>
+              </w:rPr>
+            </w:pPr>
+            <w:r>
+              <w:rPr>
+                <w:b/>
+                <w:bCs/>
+                <w:lang w:val="en-NL"/>
+              </w:rPr>
+              <w:t>CV folds</w:t>
+            </w:r>
+          </w:p>
+        </w:tc>
+      </w:tr>
+      <w:tr>
+        <w:trPr>
+          <w:tblCellSpacing w:w="15" w:type="dxa"/>
+        </w:trPr>
+        <w:tc>
+          <w:tcPr>
+            <w:tcW w:w="0" w:type="auto"/>
+            <w:vAlign w:val="center"/>
+            <w:hideMark/>
+          </w:tcPr>
+          <w:p>
+            <w:pPr>
+              <w:rPr>
+                <w:lang w:val="en-NL"/>
+              </w:rPr>
+            </w:pPr>
+            <w:r>
+              <w:rPr>
+                <w:lang w:val="en-NL"/>
+              </w:rPr>
+              <w:t>Logistic Regression</w:t>
+            </w:r>
+          </w:p>
+        </w:tc>
+        <w:tc>
+          <w:tcPr>
+            <w:tcW w:w="0" w:type="auto"/>
+            <w:vAlign w:val="center"/>
+            <w:hideMark/>
+          </w:tcPr>
+          <w:p>
+            <w:pPr>
+              <w:rPr>
+                <w:lang w:val="en-NL"/>
+              </w:rPr>
+            </w:pPr>
+            <w:r>
+              <w:rPr>
+                <w:lang w:val="en-NL"/>
+              </w:rPr>
+              <w:t>8</w:t>
+            </w:r>
+          </w:p>
+        </w:tc>
+        <w:tc>
+          <w:tcPr>
+            <w:tcW w:w="0" w:type="auto"/>
+            <w:vAlign w:val="center"/>
+            <w:hideMark/>
+          </w:tcPr>
+          <w:p>
+            <w:pPr>
+              <w:rPr>
+                <w:lang w:val="en-NL"/>
+              </w:rPr>
+            </w:pPr>
+            <w:r>
+              <w:rPr>
+                <w:lang w:val="en-NL"/>
+              </w:rPr>
+              <w:t>5</w:t>
+            </w:r>
+          </w:p>
+        </w:tc>
+      </w:tr>
+      <w:tr>
+        <w:trPr>
+          <w:tblCellSpacing w:w="15" w:type="dxa"/>
+        </w:trPr>
+        <w:tc>
+          <w:tcPr>
+            <w:tcW w:w="0" w:type="auto"/>
+            <w:vAlign w:val="center"/>
+            <w:hideMark/>
+          </w:tcPr>
+          <w:p>
+            <w:pPr>
+              <w:rPr>
+                <w:lang w:val="en-NL"/>
+              </w:rPr>
+            </w:pPr>
+            <w:r>
+              <w:rPr>
+                <w:lang w:val="en-NL"/>
+              </w:rPr>
+              <w:t>Random Forest</w:t>
+            </w:r>
+          </w:p>
+        </w:tc>
+        <w:tc>
+          <w:tcPr>
+            <w:tcW w:w="0" w:type="auto"/>
+            <w:vAlign w:val="center"/>
+            <w:hideMark/>
+          </w:tcPr>
+          <w:p>
+            <w:pPr>
+              <w:rPr>
+                <w:lang w:val="en-NL"/>
+              </w:rPr>
+            </w:pPr>
+            <w:r>
+              <w:rPr>
+                <w:lang w:val="en-NL"/>
+              </w:rPr>
+              <w:t>18</w:t>
+            </w:r>
+          </w:p>
+        </w:tc>
+        <w:tc>
+          <w:tcPr>
+            <w:tcW w:w="0" w:type="auto"/>
+            <w:vAlign w:val="center"/>
+            <w:hideMark/>
+          </w:tcPr>
+          <w:p>
+            <w:pPr>
+              <w:rPr>
+                <w:lang w:val="en-NL"/>
+              </w:rPr>
+            </w:pPr>
+            <w:r>
+              <w:rPr>
+                <w:lang w:val="en-NL"/>
+              </w:rPr>
+              <w:t>5</w:t>
+            </w:r>
+          </w:p>
+        </w:tc>
+      </w:tr>
+      <w:tr>
+        <w:trPr>
+          <w:tblCellSpacing w:w="15" w:type="dxa"/>
+        </w:trPr>
+        <w:tc>
+          <w:tcPr>
+            <w:tcW w:w="0" w:type="auto"/>
+            <w:vAlign w:val="center"/>
+            <w:hideMark/>
+          </w:tcPr>
+          <w:p>
+            <w:pPr>
+              <w:rPr>
+                <w:lang w:val="en-NL"/>
+              </w:rPr>
+            </w:pPr>
+            <w:r>
+              <w:rPr>
+                <w:b/>
+                <w:bCs/>
+                <w:lang w:val="en-NL"/>
+              </w:rPr>
+              <w:t>Total</w:t>
+            </w:r>
+          </w:p>
+        </w:tc>
+        <w:tc>
+          <w:tcPr>
+            <w:tcW w:w="0" w:type="auto"/>
+            <w:vAlign w:val="center"/>
+            <w:hideMark/>
+          </w:tcPr>
+          <w:p>
+            <w:pPr>
+              <w:rPr>
+                <w:lang w:val="en-NL"/>
+              </w:rPr>
+            </w:pPr>
+            <w:r>
+              <w:rPr>
+                <w:b/>
+                <w:bCs/>
+                <w:lang w:val="en-NL"/>
+              </w:rPr>
+              <w:t>26</w:t>
+            </w:r>
+          </w:p>
+        </w:tc>
+        <w:tc>
+          <w:tcPr>
+            <w:tcW w:w="0" w:type="auto"/>
+            <w:vAlign w:val="center"/>
+            <w:hideMark/>
+          </w:tcPr>
+          <w:p>
+            <w:pPr>
+              <w:rPr>
+                <w:lang w:val="en-NL"/>
+              </w:rPr>
+            </w:pPr>
+          </w:p>
+        </w:tc>
+      </w:tr>
+    </w:tbl>
+    <w:p>
+      <w:pPr>
+        <w:rPr>
+          <w:lang w:val="en-NL"/>
+        </w:rPr>
+      </w:pPr>
+      <w:r>
+        <w:rPr>
+          <w:lang w:val="en-NL"/>
+        </w:rPr>
+        <w:t>Each model has a parent tuning run, with individual parameter combinations recorded as nested candidate runs.</w:t>
+      </w:r>
+    </w:p>
+    <w:p>
+      <w:pPr>
+        <w:rPr>
+          <w:lang w:val="en-NL"/>
+        </w:rPr>
+      </w:pPr>
+      <w:r>
+        <w:rPr>
+          <w:lang w:val="en-NL"/>
+        </w:rPr>
+        <w:t>Each candidate logs:</w:t>
+      </w:r>
+    </w:p>
+    <w:p>
+      <w:pPr>
+        <w:numPr>
+          <w:ilvl w:val="0"/>
+          <w:numId w:val="6"/>
+        </w:numPr>
+        <w:rPr>
+          <w:lang w:val="en-NL"/>
+        </w:rPr>
+      </w:pPr>
+      <w:r>
+        <w:rPr>
+          <w:lang w:val="en-NL"/>
+        </w:rPr>
+        <w:t>Fixed and tuned classifier parameters.</w:t>
+      </w:r>
+    </w:p>
+    <w:p>
+      <w:pPr>
+        <w:numPr>
+          <w:ilvl w:val="0"/>
+          <w:numId w:val="6"/>
+        </w:numPr>
+        <w:rPr>
+          <w:lang w:val="en-NL"/>
+        </w:rPr>
+      </w:pPr>
+      <w:r>
+        <w:rPr>
+          <w:lang w:val="en-NL"/>
+        </w:rPr>
+        <w:t>Accuracy, precision, recall, and ROC-AUC means and standard deviations.</w:t>
+      </w:r>
+    </w:p>
+    <w:p>
+      <w:pPr>
+        <w:numPr>
+          <w:ilvl w:val="0"/>
+          <w:numId w:val="6"/>
+        </w:numPr>
+        <w:rPr>
+          <w:lang w:val="en-NL"/>
+        </w:rPr>
+      </w:pPr>
+      <w:r>
+        <w:rPr>
+          <w:lang w:val="en-NL"/>
+        </w:rPr>
+        <w:t>Individual fold metrics.</w:t>
+      </w:r>
+    </w:p>
+    <w:p>
+      <w:pPr>
+        <w:numPr>
+          <w:ilvl w:val="0"/>
+          <w:numId w:val="6"/>
+        </w:numPr>
+        <w:rPr>
+          <w:lang w:val="en-NL"/>
+        </w:rPr>
+      </w:pPr>
+      <w:r>
+        <w:rPr>
+          <w:lang w:val="en-NL"/>
+        </w:rPr>
+        <w:lastRenderedPageBreak/>
+        <w:t>Its ranking according to cross-validation ROC-AUC.</w:t>
+      </w:r>
+    </w:p>
+    <w:p>
+      <w:pPr>
+        <w:rPr>
+          <w:lang w:val="en-NL"/>
+        </w:rPr>
+      </w:pPr>
+      <w:r>
+        <w:rPr>
+          <w:lang w:val="en-NL"/>
+        </w:rPr>
+        <w:t>The complete search results were saved locally and logged as CSV artifacts.</w:t>
+      </w:r>
+    </w:p>
+    <w:p>
+      <w:pPr>
+        <w:rPr>
+          <w:lang w:val="en-NL"/>
+        </w:rPr>
+      </w:pPr>
+      <w:r>
+        <w:rPr>
+          <w:b/>
+          <w:bCs/>
+          <w:lang w:val="en-NL"/>
+        </w:rPr>
+        <w:t>Best parameter settings:</w:t>
+      </w:r>
+    </w:p>
+    <w:tbl>
+      <w:tblPr>
+        <w:tblW w:w="0" w:type="auto"/>
+        <w:tblCellSpacing w:w="15" w:type="dxa"/>
+        <w:tblCellMar>
+          <w:top w:w="15" w:type="dxa"/>
+          <w:left w:w="15" w:type="dxa"/>
+          <w:bottom w:w="15" w:type="dxa"/>
+          <w:right w:w="15" w:type="dxa"/>
+        </w:tblCellMar>
+        <w:tblLook w:val="04A0" w:firstRow="1" w:lastRow="0" w:firstColumn="1" w:lastColumn="0" w:noHBand="0" w:noVBand="1"/>
+      </w:tblPr>
+      <w:tblGrid>
+        <w:gridCol w:w="2068"/>
+        <w:gridCol w:w="6477"/>
+      </w:tblGrid>
+      <w:tr>
+        <w:trPr>
+          <w:tblHeader/>
+          <w:tblCellSpacing w:w="15" w:type="dxa"/>
+        </w:trPr>
+        <w:tc>
+          <w:tcPr>
+            <w:tcW w:w="0" w:type="auto"/>
+            <w:vAlign w:val="center"/>
+            <w:hideMark/>
+          </w:tcPr>
+          <w:p>
+            <w:pPr>
+              <w:rPr>
+                <w:b/>
+                <w:bCs/>
+                <w:lang w:val="en-NL"/>
+              </w:rPr>
+            </w:pPr>
+            <w:r>
+              <w:rPr>
+                <w:b/>
+                <w:bCs/>
+                <w:lang w:val="en-NL"/>
+              </w:rPr>
+              <w:t>Model</w:t>
+            </w:r>
+          </w:p>
+        </w:tc>
+        <w:tc>
+          <w:tcPr>
+            <w:tcW w:w="0" w:type="auto"/>
+            <w:vAlign w:val="center"/>
+            <w:hideMark/>
+          </w:tcPr>
+          <w:p>
+            <w:pPr>
+              <w:rPr>
+                <w:b/>
+                <w:bCs/>
+                <w:lang w:val="en-NL"/>
+              </w:rPr>
+            </w:pPr>
+            <w:r>
+              <w:rPr>
+                <w:b/>
+                <w:bCs/>
+                <w:lang w:val="en-NL"/>
+              </w:rPr>
+              <w:t>Best parameters</w:t>
+            </w:r>
+          </w:p>
+        </w:tc>
+      </w:tr>
+      <w:tr>
+        <w:trPr>
+          <w:tblCellSpacing w:w="15" w:type="dxa"/>
+        </w:trPr>
+        <w:tc>
+          <w:tcPr>
+            <w:tcW w:w="0" w:type="auto"/>
+            <w:vAlign w:val="center"/>
+            <w:hideMark/>
+          </w:tcPr>
+          <w:p>
+            <w:pPr>
+              <w:rPr>
+                <w:lang w:val="en-NL"/>
+              </w:rPr>
+            </w:pPr>
+            <w:r>
+              <w:rPr>
+                <w:lang w:val="en-NL"/>
+              </w:rPr>
+              <w:t>Logistic Regression</w:t>
+            </w:r>
+          </w:p>
+        </w:tc>
+        <w:tc>
+          <w:tcPr>
+            <w:tcW w:w="0" w:type="auto"/>
+            <w:vAlign w:val="center"/>
+            <w:hideMark/>
+          </w:tcPr>
+          <w:p>
+            <w:pPr>
+              <w:rPr>
+                <w:lang w:val="en-NL"/>
+              </w:rPr>
+            </w:pPr>
+            <w:r>
+              <w:rPr>
+                <w:lang w:val="en-NL"/>
+              </w:rPr>
+              <w:t>C=0.1, class_weight="balanced"</w:t>
+            </w:r>
+          </w:p>
+        </w:tc>
+      </w:tr>
+      <w:tr>
+        <w:trPr>
+          <w:tblCellSpacing w:w="15" w:type="dxa"/>
+        </w:trPr>
+        <w:tc>
+          <w:tcPr>
+            <w:tcW w:w="0" w:type="auto"/>
+            <w:vAlign w:val="center"/>
+            <w:hideMark/>
+          </w:tcPr>
+          <w:p>
+            <w:pPr>
+              <w:rPr>
+                <w:lang w:val="en-NL"/>
+              </w:rPr>
+            </w:pPr>
+            <w:r>
+              <w:rPr>
+                <w:lang w:val="en-NL"/>
+              </w:rPr>
+              <w:t>Random Forest</w:t>
+            </w:r>
+          </w:p>
+        </w:tc>
+        <w:tc>
+          <w:tcPr>
+            <w:tcW w:w="0" w:type="auto"/>
+            <w:vAlign w:val="center"/>
+            <w:hideMark/>
+          </w:tcPr>
+          <w:p>
+            <w:pPr>
+              <w:rPr>
+                <w:lang w:val="en-NL"/>
+              </w:rPr>
+            </w:pPr>
+            <w:r>
+              <w:rPr>
+                <w:lang w:val="en-NL"/>
+              </w:rPr>
+              <w:t>max_depth=5, min_samples_leaf=3, class_weight="balanced"</w:t>
+            </w:r>
+          </w:p>
+        </w:tc>
+      </w:tr>
+    </w:tbl>
+    <w:p>
+      <w:pPr>
+        <w:rPr>
+          <w:lang w:val="en-NL"/>
+        </w:rPr>
+      </w:pPr>
+      <w:r>
+        <w:rPr>
+          <w:b/>
+          <w:bCs/>
+          <w:lang w:val="en-NL"/>
+        </w:rPr>
+        <w:t>Tuned cross-validation results:</w:t>
+      </w:r>
+    </w:p>
+    <w:tbl>
+      <w:tblPr>
+        <w:tblW w:w="0" w:type="auto"/>
+        <w:tblCellSpacing w:w="15" w:type="dxa"/>
+        <w:tblCellMar>
+          <w:top w:w="15" w:type="dxa"/>
+          <w:left w:w="15" w:type="dxa"/>
+          <w:bottom w:w="15" w:type="dxa"/>
+          <w:right w:w="15" w:type="dxa"/>
+        </w:tblCellMar>
+        <w:tblLook w:val="04A0" w:firstRow="1" w:lastRow="0" w:firstColumn="1" w:lastColumn="0" w:noHBand="0" w:noVBand="1"/>
+      </w:tblPr>
+      <w:tblGrid>
+        <w:gridCol w:w="2068"/>
+        <w:gridCol w:w="1074"/>
+        <w:gridCol w:w="1084"/>
+        <w:gridCol w:w="770"/>
+        <w:gridCol w:w="1136"/>
+      </w:tblGrid>
+      <w:tr>
+        <w:trPr>
+          <w:tblHeader/>
+          <w:tblCellSpacing w:w="15" w:type="dxa"/>
+        </w:trPr>
+        <w:tc>
+          <w:tcPr>
+            <w:tcW w:w="0" w:type="auto"/>
+            <w:vAlign w:val="center"/>
+            <w:hideMark/>
+          </w:tcPr>
+          <w:p>
+            <w:pPr>
+              <w:rPr>
+                <w:b/>
+                <w:bCs/>
+                <w:lang w:val="en-NL"/>
+              </w:rPr>
+            </w:pPr>
+            <w:r>
+              <w:rPr>
+                <w:b/>
+                <w:bCs/>
+                <w:lang w:val="en-NL"/>
+              </w:rPr>
+              <w:t>Model</w:t>
+            </w:r>
+          </w:p>
+        </w:tc>
+        <w:tc>
+          <w:tcPr>
+            <w:tcW w:w="0" w:type="auto"/>
+            <w:vAlign w:val="center"/>
+            <w:hideMark/>
+          </w:tcPr>
+          <w:p>
+            <w:pPr>
+              <w:rPr>
+                <w:b/>
+                <w:bCs/>
+                <w:lang w:val="en-NL"/>
+              </w:rPr>
+            </w:pPr>
+            <w:r>
+              <w:rPr>
+                <w:b/>
+                <w:bCs/>
+                <w:lang w:val="en-NL"/>
+              </w:rPr>
+              <w:t>Accuracy</w:t>
+            </w:r>
+          </w:p>
+        </w:tc>
+        <w:tc>
+          <w:tcPr>
+            <w:tcW w:w="0" w:type="auto"/>
+            <w:vAlign w:val="center"/>
+            <w:hideMark/>
+          </w:tcPr>
+          <w:p>
+            <w:pPr>
+              <w:rPr>
+                <w:b/>
+                <w:bCs/>
+                <w:lang w:val="en-NL"/>
+              </w:rPr>
+            </w:pPr>
+            <w:r>
+              <w:rPr>
+                <w:b/>
+                <w:bCs/>
+                <w:lang w:val="en-NL"/>
+              </w:rPr>
+              <w:t>Precision</w:t>
+            </w:r>
+          </w:p>
+        </w:tc>
+        <w:tc>
+          <w:tcPr>
+            <w:tcW w:w="0" w:type="auto"/>
+            <w:vAlign w:val="center"/>
+            <w:hideMark/>
+          </w:tcPr>
+          <w:p>
+            <w:pPr>
+              <w:rPr>
+                <w:b/>
+                <w:bCs/>
+                <w:lang w:val="en-NL"/>
+              </w:rPr>
+            </w:pPr>
+            <w:r>
+              <w:rPr>
+                <w:b/>
+                <w:bCs/>
+                <w:lang w:val="en-NL"/>
+              </w:rPr>
+              <w:t>Recall</w:t>
+            </w:r>
+          </w:p>
+        </w:tc>
+        <w:tc>
+          <w:tcPr>
+            <w:tcW w:w="0" w:type="auto"/>
+            <w:vAlign w:val="center"/>
+            <w:hideMark/>
+          </w:tcPr>
+          <w:p>
+            <w:pPr>
+              <w:rPr>
+                <w:b/>
+                <w:bCs/>
+                <w:lang w:val="en-NL"/>
+              </w:rPr>
+            </w:pPr>
+            <w:r>
+              <w:rPr>
+                <w:b/>
+                <w:bCs/>
+                <w:lang w:val="en-NL"/>
+              </w:rPr>
+              <w:t>ROC-AUC</w:t>
+            </w:r>
+          </w:p>
+        </w:tc>
+      </w:tr>
+      <w:tr>
+        <w:trPr>
+          <w:tblCellSpacing w:w="15" w:type="dxa"/>
+        </w:trPr>
+        <w:tc>
+          <w:tcPr>
+            <w:tcW w:w="0" w:type="auto"/>
+            <w:vAlign w:val="center"/>
+            <w:hideMark/>
+          </w:tcPr>
+          <w:p>
+            <w:pPr>
+              <w:rPr>
+                <w:lang w:val="en-NL"/>
+              </w:rPr>
+            </w:pPr>
+            <w:r>
+              <w:rPr>
+                <w:lang w:val="en-NL"/>
+              </w:rPr>
+              <w:t>Logistic Regression</w:t>
+            </w:r>
+          </w:p>
+        </w:tc>
+        <w:tc>
+          <w:tcPr>
+            <w:tcW w:w="0" w:type="auto"/>
+            <w:vAlign w:val="center"/>
+            <w:hideMark/>
+          </w:tcPr>
+          <w:p>
+            <w:pPr>
+              <w:rPr>
+                <w:lang w:val="en-NL"/>
+              </w:rPr>
+            </w:pPr>
+            <w:r>
+              <w:rPr>
+                <w:lang w:val="en-NL"/>
+              </w:rPr>
+              <w:t>0.8304</w:t>
+            </w:r>
+          </w:p>
+        </w:tc>
+        <w:tc>
+          <w:tcPr>
+            <w:tcW w:w="0" w:type="auto"/>
+            <w:vAlign w:val="center"/>
+            <w:hideMark/>
+          </w:tcPr>
+          <w:p>
+            <w:pPr>
+              <w:rPr>
+                <w:lang w:val="en-NL"/>
+              </w:rPr>
+            </w:pPr>
+            <w:r>
+              <w:rPr>
+                <w:lang w:val="en-NL"/>
+              </w:rPr>
+              <w:t>0.8232</w:t>
+            </w:r>
+          </w:p>
+        </w:tc>
+        <w:tc>
+          <w:tcPr>
+            <w:tcW w:w="0" w:type="auto"/>
+            <w:vAlign w:val="center"/>
+            <w:hideMark/>
+          </w:tcPr>
+          <w:p>
+            <w:pPr>
+              <w:rPr>
+                <w:lang w:val="en-NL"/>
+              </w:rPr>
+            </w:pPr>
+            <w:r>
+              <w:rPr>
+                <w:lang w:val="en-NL"/>
+              </w:rPr>
+              <w:t>0.8099</w:t>
+            </w:r>
+          </w:p>
+        </w:tc>
+        <w:tc>
+          <w:tcPr>
+            <w:tcW w:w="0" w:type="auto"/>
+            <w:vAlign w:val="center"/>
+            <w:hideMark/>
+          </w:tcPr>
+          <w:p>
+            <w:pPr>
+              <w:rPr>
+                <w:lang w:val="en-NL"/>
+              </w:rPr>
+            </w:pPr>
+            <w:r>
+              <w:rPr>
+                <w:lang w:val="en-NL"/>
+              </w:rPr>
+              <w:t>0.9028</w:t>
+            </w:r>
+          </w:p>
+        </w:tc>
+      </w:tr>
+      <w:tr>
+        <w:trPr>
+          <w:tblCellSpacing w:w="15" w:type="dxa"/>
+        </w:trPr>
+        <w:tc>
+          <w:tcPr>
+            <w:tcW w:w="0" w:type="auto"/>
+            <w:vAlign w:val="center"/>
+            <w:hideMark/>
+          </w:tcPr>
+          <w:p>
+            <w:pPr>
+              <w:rPr>
+                <w:lang w:val="en-NL"/>
+              </w:rPr>
+            </w:pPr>
+            <w:r>
+              <w:rPr>
+                <w:lang w:val="en-NL"/>
+              </w:rPr>
+              <w:t>Random Forest</w:t>
+            </w:r>
+          </w:p>
+        </w:tc>
+        <w:tc>
+          <w:tcPr>
+            <w:tcW w:w="0" w:type="auto"/>
+            <w:vAlign w:val="center"/>
+            <w:hideMark/>
+          </w:tcPr>
+          <w:p>
+            <w:pPr>
+              <w:rPr>
+                <w:lang w:val="en-NL"/>
+              </w:rPr>
+            </w:pPr>
+            <w:r>
+              <w:rPr>
+                <w:lang w:val="en-NL"/>
+              </w:rPr>
+              <w:t>0.7974</w:t>
+            </w:r>
+          </w:p>
+        </w:tc>
+        <w:tc>
+          <w:tcPr>
+            <w:tcW w:w="0" w:type="auto"/>
+            <w:vAlign w:val="center"/>
+            <w:hideMark/>
+          </w:tcPr>
+          <w:p>
+            <w:pPr>
+              <w:rPr>
+                <w:lang w:val="en-NL"/>
+              </w:rPr>
+            </w:pPr>
+            <w:r>
+              <w:rPr>
+                <w:lang w:val="en-NL"/>
+              </w:rPr>
+              <w:t>0.7860</w:t>
+            </w:r>
+          </w:p>
+        </w:tc>
+        <w:tc>
+          <w:tcPr>
+            <w:tcW w:w="0" w:type="auto"/>
+            <w:vAlign w:val="center"/>
+            <w:hideMark/>
+          </w:tcPr>
+          <w:p>
+            <w:pPr>
+              <w:rPr>
+                <w:lang w:val="en-NL"/>
+              </w:rPr>
+            </w:pPr>
+            <w:r>
+              <w:rPr>
+                <w:lang w:val="en-NL"/>
+              </w:rPr>
+              <w:t>0.7735</w:t>
+            </w:r>
+          </w:p>
+        </w:tc>
+        <w:tc>
+          <w:tcPr>
+            <w:tcW w:w="0" w:type="auto"/>
+            <w:vAlign w:val="center"/>
+            <w:hideMark/>
+          </w:tcPr>
+          <w:p>
+            <w:pPr>
+              <w:rPr>
+                <w:lang w:val="en-NL"/>
+              </w:rPr>
+            </w:pPr>
+            <w:r>
+              <w:rPr>
+                <w:lang w:val="en-NL"/>
+              </w:rPr>
+              <w:t>0.9040</w:t>
+            </w:r>
+          </w:p>
+        </w:tc>
+      </w:tr>
+    </w:tbl>
+    <w:p>
+      <w:pPr>
+        <w:rPr>
+          <w:lang w:val="en-NL"/>
+        </w:rPr>
+      </w:pPr>
+      <w:r>
+        <w:rPr>
+          <w:lang w:val="en-NL"/>
+        </w:rPr>
+        <w:t>Random Forest was selected because it achieved the highest mean cross-validation ROC-AUC. The difference was small, so the selection does not imply that Random Forest was better across every metric.</w:t>
+      </w:r>
+    </w:p>
+    <w:p>
+      <w:pPr>
+        <w:rPr>
+          <w:lang w:val="en-NL"/>
+        </w:rPr>
+      </w:pPr>
+      <w:r>
+        <w:rPr>
+          <w:lang w:val="en-NL"/>
+        </w:rPr>
+        <w:t>The held-out test dataset was not used for model selection.</w:t>
+      </w:r>
+    </w:p>
+    <w:p>
+      <w:pPr>
+        <w:rPr>
+          <w:b/>
+          <w:bCs/>
+          <w:lang w:val="en-NL"/>
+        </w:rPr>
+      </w:pPr>
+      <w:r>
+        <w:rPr>
+          <w:b/>
+          <w:bCs/>
+          <w:lang w:val="en-NL"/>
+        </w:rPr>
+        <w:t>3.4 Selected Model Logging</w:t>
+      </w:r>
+    </w:p>
+    <w:p>
+      <w:pPr>
+        <w:rPr>
+          <w:lang w:val="en-NL"/>
+        </w:rPr>
+      </w:pPr>
+      <w:r>
+        <w:rPr>
+          <w:lang w:val="en-NL"/>
+        </w:rPr>
+        <w:t>We created a separate selected_random_forest run containing:</w:t>
+      </w:r>
+    </w:p>
+    <w:p>
+      <w:pPr>
+        <w:numPr>
+          <w:ilvl w:val="0"/>
+          <w:numId w:val="7"/>
+        </w:numPr>
+        <w:rPr>
+          <w:lang w:val="en-NL"/>
+        </w:rPr>
+      </w:pPr>
+      <w:r>
+        <w:rPr>
+          <w:lang w:val="en-NL"/>
+        </w:rPr>
+        <w:t>Selected classifier parameters.</w:t>
+      </w:r>
+    </w:p>
+    <w:p>
+      <w:pPr>
+        <w:numPr>
+          <w:ilvl w:val="0"/>
+          <w:numId w:val="7"/>
+        </w:numPr>
+        <w:rPr>
+          <w:lang w:val="en-NL"/>
+        </w:rPr>
+      </w:pPr>
+      <w:r>
+        <w:rPr>
+          <w:lang w:val="en-NL"/>
+        </w:rPr>
+        <w:t>Cross-validation metrics.</w:t>
+      </w:r>
+    </w:p>
+    <w:p>
+      <w:pPr>
+        <w:numPr>
+          <w:ilvl w:val="0"/>
+          <w:numId w:val="7"/>
+        </w:numPr>
+        <w:rPr>
+          <w:lang w:val="en-NL"/>
+        </w:rPr>
+      </w:pPr>
+      <w:r>
+        <w:rPr>
+          <w:lang w:val="en-NL"/>
+        </w:rPr>
+        <w:t>The tuned-model comparison report.</w:t>
+      </w:r>
+    </w:p>
+    <w:p>
+      <w:pPr>
+        <w:numPr>
+          <w:ilvl w:val="0"/>
+          <w:numId w:val="7"/>
+        </w:numPr>
+        <w:rPr>
+          <w:lang w:val="en-NL"/>
+        </w:rPr>
+      </w:pPr>
+      <w:r>
+        <w:rPr>
+          <w:lang w:val="en-NL"/>
+        </w:rPr>
+        <w:t>The fitted pipeline as a joblib artifact.</w:t>
+      </w:r>
+    </w:p>
+    <w:p>
+      <w:pPr>
+        <w:numPr>
+          <w:ilvl w:val="0"/>
+          <w:numId w:val="7"/>
+        </w:numPr>
+        <w:rPr>
+          <w:lang w:val="en-NL"/>
+        </w:rPr>
+      </w:pPr>
+      <w:r>
+        <w:rPr>
+          <w:lang w:val="en-NL"/>
+        </w:rPr>
+        <w:t>The pipeline in MLflow model format, including an input example and inferred schema.</w:t>
+      </w:r>
+    </w:p>
+    <w:p>
+      <w:pPr>
+        <w:rPr>
+          <w:lang w:val="en-NL"/>
+        </w:rPr>
+      </w:pPr>
+      <w:r>
+        <w:rPr>
+          <w:lang w:val="en-NL"/>
+        </w:rPr>
+        <w:t>The first logging attempt failed because the skops serializer rejected types within the Random Forest pipeline. We explicitly configured serialization_format="cloudpickle" and reran the script successfully.</w:t>
+      </w:r>
+    </w:p>
+    <w:p>
+      <w:pPr>
+        <w:rPr>
+          <w:lang w:val="en-NL"/>
+        </w:rPr>
+      </w:pPr>
+      <w:r>
+        <w:rPr>
+          <w:lang w:val="en-NL"/>
+        </w:rPr>
+        <w:t>The model was saved with the following MLflow URI:</w:t>
+      </w:r>
+    </w:p>
+    <w:p>
+      <w:pPr>
+        <w:rPr>
+          <w:lang w:val="en-NL"/>
+        </w:rPr>
+      </w:pPr>
+      <w:r>
+        <w:rPr>
+          <w:lang w:val="en-NL"/>
+        </w:rPr>
+        <w:t>models:/m-f179ffafa73d408bbf0574154694b497</w:t>
+      </w:r>
+    </w:p>
+    <w:p>
+      <w:pPr>
+        <w:rPr>
+          <w:b/>
+          <w:bCs/>
+          <w:lang w:val="en-NL"/>
+        </w:rPr>
+      </w:pPr>
+      <w:r>
+        <w:rPr>
+          <w:b/>
+          <w:bCs/>
+          <w:lang w:val="en-NL"/>
+        </w:rPr>
+        <w:t>3.5 Test Evaluation Tracking</w:t>
+      </w:r>
+    </w:p>
+    <w:p>
+      <w:pPr>
+        <w:rPr>
+          <w:lang w:val="en-NL"/>
+        </w:rPr>
+      </w:pPr>
+      <w:r>
+        <w:rPr>
+          <w:lang w:val="en-NL"/>
+        </w:rPr>
+        <w:lastRenderedPageBreak/>
+        <w:t xml:space="preserve">We updated scripts/evaluate_model.py to record evaluation on </w:t>
+      </w:r>
+      <w:r>
+        <w:rPr>
+          <w:b/>
+          <w:bCs/>
+          <w:lang w:val="en-NL"/>
+        </w:rPr>
+        <w:t>61 held-out test records</w:t>
+      </w:r>
+      <w:r>
+        <w:rPr>
+          <w:lang w:val="en-NL"/>
+        </w:rPr>
+        <w:t>.</w:t>
+      </w:r>
+    </w:p>
+    <w:p>
+      <w:pPr>
+        <w:rPr>
+          <w:lang w:val="en-NL"/>
+        </w:rPr>
+      </w:pPr>
+      <w:r>
+        <w:rPr>
+          <w:lang w:val="en-NL"/>
+        </w:rPr>
+        <w:t>The script loads the saved pipeline and evaluates it without retraining.</w:t>
+      </w:r>
+    </w:p>
+    <w:p>
+      <w:pPr>
+        <w:rPr>
+          <w:lang w:val="en-NL"/>
+        </w:rPr>
+      </w:pPr>
+      <w:r>
+        <w:rPr>
+          <w:b/>
+          <w:bCs/>
+          <w:lang w:val="en-NL"/>
+        </w:rPr>
+        <w:t>Test results:</w:t>
+      </w:r>
+    </w:p>
+    <w:tbl>
+      <w:tblPr>
+        <w:tblW w:w="0" w:type="auto"/>
+        <w:tblCellSpacing w:w="15" w:type="dxa"/>
+        <w:tblCellMar>
+          <w:top w:w="15" w:type="dxa"/>
+          <w:left w:w="15" w:type="dxa"/>
+          <w:bottom w:w="15" w:type="dxa"/>
+          <w:right w:w="15" w:type="dxa"/>
+        </w:tblCellMar>
+        <w:tblLook w:val="04A0" w:firstRow="1" w:lastRow="0" w:firstColumn="1" w:lastColumn="0" w:noHBand="0" w:noVBand="1"/>
+      </w:tblPr>
+      <w:tblGrid>
+        <w:gridCol w:w="1109"/>
+        <w:gridCol w:w="785"/>
+      </w:tblGrid>
+      <w:tr>
+        <w:trPr>
+          <w:tblHeader/>
+          <w:tblCellSpacing w:w="15" w:type="dxa"/>
+        </w:trPr>
+        <w:tc>
+          <w:tcPr>
+            <w:tcW w:w="0" w:type="auto"/>
+            <w:vAlign w:val="center"/>
+            <w:hideMark/>
+          </w:tcPr>
+          <w:p>
+            <w:pPr>
+              <w:rPr>
+                <w:b/>
+                <w:bCs/>
+                <w:lang w:val="en-NL"/>
+              </w:rPr>
+            </w:pPr>
+            <w:r>
+              <w:rPr>
+                <w:b/>
+                <w:bCs/>
+                <w:lang w:val="en-NL"/>
+              </w:rPr>
+              <w:t>Metric</w:t>
+            </w:r>
+          </w:p>
+        </w:tc>
+        <w:tc>
+          <w:tcPr>
+            <w:tcW w:w="0" w:type="auto"/>
+            <w:vAlign w:val="center"/>
+            <w:hideMark/>
+          </w:tcPr>
+          <w:p>
+            <w:pPr>
+              <w:rPr>
+                <w:b/>
+                <w:bCs/>
+                <w:lang w:val="en-NL"/>
+              </w:rPr>
+            </w:pPr>
+            <w:r>
+              <w:rPr>
+                <w:b/>
+                <w:bCs/>
+                <w:lang w:val="en-NL"/>
+              </w:rPr>
+              <w:t>Value</w:t>
+            </w:r>
+          </w:p>
+        </w:tc>
+      </w:tr>
+      <w:tr>
+        <w:trPr>
+          <w:tblCellSpacing w:w="15" w:type="dxa"/>
+        </w:trPr>
+        <w:tc>
+          <w:tcPr>
+            <w:tcW w:w="0" w:type="auto"/>
+            <w:vAlign w:val="center"/>
+            <w:hideMark/>
+          </w:tcPr>
+          <w:p>
+            <w:pPr>
+              <w:rPr>
+                <w:lang w:val="en-NL"/>
+              </w:rPr>
+            </w:pPr>
+            <w:r>
+              <w:rPr>
+                <w:lang w:val="en-NL"/>
+              </w:rPr>
+              <w:t>Accuracy</w:t>
+            </w:r>
+          </w:p>
+        </w:tc>
+        <w:tc>
+          <w:tcPr>
+            <w:tcW w:w="0" w:type="auto"/>
+            <w:vAlign w:val="center"/>
+            <w:hideMark/>
+          </w:tcPr>
+          <w:p>
+            <w:pPr>
+              <w:rPr>
+                <w:lang w:val="en-NL"/>
+              </w:rPr>
+            </w:pPr>
+            <w:r>
+              <w:rPr>
+                <w:lang w:val="en-NL"/>
+              </w:rPr>
+              <w:t>0.8852</w:t>
+            </w:r>
+          </w:p>
+        </w:tc>
+      </w:tr>
+      <w:tr>
+        <w:trPr>
+          <w:tblCellSpacing w:w="15" w:type="dxa"/>
+        </w:trPr>
+        <w:tc>
+          <w:tcPr>
+            <w:tcW w:w="0" w:type="auto"/>
+            <w:vAlign w:val="center"/>
+            <w:hideMark/>
+          </w:tcPr>
+          <w:p>
+            <w:pPr>
+              <w:rPr>
+                <w:lang w:val="en-NL"/>
+              </w:rPr>
+            </w:pPr>
+            <w:r>
+              <w:rPr>
+                <w:lang w:val="en-NL"/>
+              </w:rPr>
+              <w:t>Precision</w:t>
+            </w:r>
+          </w:p>
+        </w:tc>
+        <w:tc>
+          <w:tcPr>
+            <w:tcW w:w="0" w:type="auto"/>
+            <w:vAlign w:val="center"/>
+            <w:hideMark/>
+          </w:tcPr>
+          <w:p>
+            <w:pPr>
+              <w:rPr>
+                <w:lang w:val="en-NL"/>
+              </w:rPr>
+            </w:pPr>
+            <w:r>
+              <w:rPr>
+                <w:lang w:val="en-NL"/>
+              </w:rPr>
+              <w:t>0.8387</w:t>
+            </w:r>
+          </w:p>
+        </w:tc>
+      </w:tr>
+      <w:tr>
+        <w:trPr>
+          <w:tblCellSpacing w:w="15" w:type="dxa"/>
+        </w:trPr>
+        <w:tc>
+          <w:tcPr>
+            <w:tcW w:w="0" w:type="auto"/>
+            <w:vAlign w:val="center"/>
+            <w:hideMark/>
+          </w:tcPr>
+          <w:p>
+            <w:pPr>
+              <w:rPr>
+                <w:lang w:val="en-NL"/>
+              </w:rPr>
+            </w:pPr>
+            <w:r>
+              <w:rPr>
+                <w:lang w:val="en-NL"/>
+              </w:rPr>
+              <w:t>Recall</w:t>
+            </w:r>
+          </w:p>
+        </w:tc>
+        <w:tc>
+          <w:tcPr>
+            <w:tcW w:w="0" w:type="auto"/>
+            <w:vAlign w:val="center"/>
+            <w:hideMark/>
+          </w:tcPr>
+          <w:p>
+            <w:pPr>
+              <w:rPr>
+                <w:lang w:val="en-NL"/>
+              </w:rPr>
+            </w:pPr>
+            <w:r>
+              <w:rPr>
+                <w:lang w:val="en-NL"/>
+              </w:rPr>
+              <w:t>0.9286</w:t>
+            </w:r>
+          </w:p>
+        </w:tc>
+      </w:tr>
+      <w:tr>
+        <w:trPr>
+          <w:tblCellSpacing w:w="15" w:type="dxa"/>
+        </w:trPr>
+        <w:tc>
+          <w:tcPr>
+            <w:tcW w:w="0" w:type="auto"/>
+            <w:vAlign w:val="center"/>
+            <w:hideMark/>
+          </w:tcPr>
+          <w:p>
+            <w:pPr>
+              <w:rPr>
+                <w:lang w:val="en-NL"/>
+              </w:rPr>
+            </w:pPr>
+            <w:r>
+              <w:rPr>
+                <w:lang w:val="en-NL"/>
+              </w:rPr>
+              <w:t>ROC-AUC</w:t>
+            </w:r>
+          </w:p>
+        </w:tc>
+        <w:tc>
+          <w:tcPr>
+            <w:tcW w:w="0" w:type="auto"/>
+            <w:vAlign w:val="center"/>
+            <w:hideMark/>
+          </w:tcPr>
+          <w:p>
+            <w:pPr>
+              <w:rPr>
+                <w:lang w:val="en-NL"/>
+              </w:rPr>
+            </w:pPr>
+            <w:r>
+              <w:rPr>
+                <w:lang w:val="en-NL"/>
+              </w:rPr>
+              <w:t>0.9556</w:t>
+            </w:r>
+          </w:p>
+        </w:tc>
+      </w:tr>
+    </w:tbl>
+    <w:p>
+      <w:pPr>
+        <w:rPr>
+          <w:lang w:val="en-NL"/>
+        </w:rPr>
+      </w:pPr>
+      <w:r>
+        <w:rPr>
+          <w:lang w:val="en-NL"/>
+        </w:rPr>
+        <w:t>The evaluation run logs:</w:t>
+      </w:r>
+    </w:p>
+    <w:p>
+      <w:pPr>
+        <w:numPr>
+          <w:ilvl w:val="0"/>
+          <w:numId w:val="8"/>
+        </w:numPr>
+        <w:rPr>
+          <w:lang w:val="en-NL"/>
+        </w:rPr>
+      </w:pPr>
+      <w:r>
+        <w:rPr>
+          <w:lang w:val="en-NL"/>
+        </w:rPr>
+        <w:t>Test metrics.</w:t>
+      </w:r>
+    </w:p>
+    <w:p>
+      <w:pPr>
+        <w:numPr>
+          <w:ilvl w:val="0"/>
+          <w:numId w:val="8"/>
+        </w:numPr>
+        <w:rPr>
+          <w:lang w:val="en-NL"/>
+        </w:rPr>
+      </w:pPr>
+      <w:r>
+        <w:rPr>
+          <w:lang w:val="en-NL"/>
+        </w:rPr>
+        <w:t>Classifier parameters.</w:t>
+      </w:r>
+    </w:p>
+    <w:p>
+      <w:pPr>
+        <w:numPr>
+          <w:ilvl w:val="0"/>
+          <w:numId w:val="8"/>
+        </w:numPr>
+        <w:rPr>
+          <w:lang w:val="en-NL"/>
+        </w:rPr>
+      </w:pPr>
+      <w:r>
+        <w:rPr>
+          <w:lang w:val="en-NL"/>
+        </w:rPr>
+        <w:t>Test-record count.</w:t>
+      </w:r>
+    </w:p>
+    <w:p>
+      <w:pPr>
+        <w:numPr>
+          <w:ilvl w:val="0"/>
+          <w:numId w:val="8"/>
+        </w:numPr>
+        <w:rPr>
+          <w:lang w:val="en-NL"/>
+        </w:rPr>
+      </w:pPr>
+      <w:r>
+        <w:rPr>
+          <w:lang w:val="en-NL"/>
+        </w:rPr>
+        <w:t>A SHA-256 fingerprint identifying the evaluated model file.</w:t>
+      </w:r>
+    </w:p>
+    <w:p>
+      <w:pPr>
+        <w:numPr>
+          <w:ilvl w:val="0"/>
+          <w:numId w:val="8"/>
+        </w:numPr>
+        <w:rPr>
+          <w:lang w:val="en-NL"/>
+        </w:rPr>
+      </w:pPr>
+      <w:r>
+        <w:rPr>
+          <w:lang w:val="en-NL"/>
+        </w:rPr>
+        <w:t>test_metrics.json.</w:t>
+      </w:r>
+    </w:p>
+    <w:p>
+      <w:pPr>
+        <w:numPr>
+          <w:ilvl w:val="0"/>
+          <w:numId w:val="8"/>
+        </w:numPr>
+        <w:rPr>
+          <w:lang w:val="en-NL"/>
+        </w:rPr>
+      </w:pPr>
+      <w:r>
+        <w:rPr>
+          <w:lang w:val="en-NL"/>
+        </w:rPr>
+        <w:t>The confusion matrix.</w:t>
+      </w:r>
+    </w:p>
+    <w:p>
+      <w:pPr>
+        <w:numPr>
+          <w:ilvl w:val="0"/>
+          <w:numId w:val="8"/>
+        </w:numPr>
+        <w:rPr>
+          <w:lang w:val="en-NL"/>
+        </w:rPr>
+      </w:pPr>
+      <w:r>
+        <w:rPr>
+          <w:lang w:val="en-NL"/>
+        </w:rPr>
+        <w:t>The ROC curve.</w:t>
+      </w:r>
+    </w:p>
+    <w:p>
+      <w:pPr>
+        <w:rPr>
+          <w:lang w:val="en-NL"/>
+        </w:rPr>
+      </w:pPr>
+      <w:r>
+        <w:rPr>
+          <w:lang w:val="en-NL"/>
+        </w:rPr>
+        <w:t>These results matched the earlier evaluation.</w:t>
+      </w:r>
+    </w:p>
+    <w:p>
+      <w:pPr>
+        <w:rPr>
+          <w:b/>
+          <w:bCs/>
+          <w:lang w:val="en-NL"/>
+        </w:rPr>
+      </w:pPr>
+      <w:r>
+        <w:rPr>
+          <w:b/>
+          <w:bCs/>
+          <w:lang w:val="en-NL"/>
+        </w:rPr>
+        <w:t>3.6 MLflow Dashboard</w:t>
+      </w:r>
+    </w:p>
+    <w:p>
+      <w:pPr>
+        <w:rPr>
+          <w:lang w:val="en-NL"/>
+        </w:rPr>
+      </w:pPr>
+      <w:r>
+        <w:rPr>
+          <w:lang w:val="en-NL"/>
+        </w:rPr>
+        <w:t>We started the dashboard from the project root using:</w:t>
+      </w:r>
+    </w:p>
+    <w:p>
+      <w:pPr>
+        <w:rPr>
+          <w:lang w:val="en-NL"/>
+        </w:rPr>
+      </w:pPr>
+      <w:r>
+        <w:rPr>
+          <w:lang w:val="en-NL"/>
+        </w:rPr>
+        <w:t>mlflow ui --backend-store-uri sqlite:///mlflow.db --host 127.0.0.1 --port 5000</w:t>
+      </w:r>
+    </w:p>
+    <w:p>
+      <w:pPr>
+        <w:rPr>
+          <w:lang w:val="en-NL"/>
+        </w:rPr>
+      </w:pPr>
+      <w:r>
+        <w:rPr>
+          <w:lang w:val="en-NL"/>
+        </w:rPr>
+        <w:t>The dashboard was opened successfully and used to inspect experiment runs, parameters, metrics, and artifacts.</w:t>
+      </w:r>
+    </w:p>
+    <w:p>
+      <w:pPr>
+        <w:rPr>
+          <w:b/>
+          <w:bCs/>
+          <w:lang w:val="en-NL"/>
+        </w:rPr>
+      </w:pPr>
+      <w:r>
+        <w:rPr>
+          <w:b/>
+          <w:bCs/>
+          <w:lang w:val="en-NL"/>
+        </w:rPr>
+        <w:t>Step 3 Outcome</w:t>
+      </w:r>
+    </w:p>
+    <w:p>
+      <w:pPr>
+        <w:rPr>
+          <w:lang w:val="en-NL"/>
+        </w:rPr>
+      </w:pPr>
+      <w:r>
+        <w:rPr>
+          <w:lang w:val="en-NL"/>
+        </w:rPr>
+        <w:t>Experiment tracking was implemented successfully. Baseline experiments, all 26 tuning candidates, the selected pipeline, and held-out test evaluation are recorded in MLflow.</w:t>
+      </w:r>
+    </w:p>
+    <w:p>
+      <w:pPr>
+        <w:rPr>
+          <w:lang w:val="en-NL"/>
+        </w:rPr>
+      </w:pPr>
+      <w:r>
+        <w:rPr>
+          <w:lang w:val="en-NL"/>
+        </w:rPr>
+        <w:pict w14:anchorId="76A7DD3D">
+          <v:rect id="_x0000_i1031" style="width:0;height:1.5pt" o:hralign="center" o:hrstd="t" o:hr="t" fillcolor="#a0a0a0" stroked="f"/>
+        </w:pict>
+      </w:r>
+    </w:p>
+    <w:p>
+      <w:pPr>
+        <w:rPr>
+          <w:b/>
+          <w:bCs/>
+          <w:lang w:val="en-NL"/>
+        </w:rPr>
+      </w:pPr>
+      <w:r>
+        <w:rPr>
+          <w:b/>
+          <w:bCs/>
+          <w:lang w:val="en-NL"/>
+        </w:rPr>
+        <w:t>Step 4: Model Packaging and Reproducibility</w:t>
+      </w:r>
+    </w:p>
+    <w:p>
+      <w:pPr>
+        <w:rPr>
+          <w:b/>
+          <w:bCs/>
+          <w:lang w:val="en-NL"/>
+        </w:rPr>
+      </w:pPr>
+      <w:r>
+        <w:rPr>
+          <w:b/>
+          <w:bCs/>
+          <w:lang w:val="en-NL"/>
+        </w:rPr>
+        <w:lastRenderedPageBreak/>
+        <w:t>Objective</w:t>
+      </w:r>
+    </w:p>
+    <w:p>
+      <w:pPr>
+        <w:rPr>
+          <w:lang w:val="en-NL"/>
+        </w:rPr>
+      </w:pPr>
+      <w:r>
+        <w:rPr>
+          <w:lang w:val="en-NL"/>
+        </w:rPr>
+        <w:t>The objective of this step was to package the trained model with its preprocessing, capture software dependencies, and verify that the saved pipeline can be loaded and used for predictions.</w:t>
+      </w:r>
+    </w:p>
+    <w:p>
+      <w:pPr>
+        <w:rPr>
+          <w:b/>
+          <w:bCs/>
+          <w:lang w:val="en-NL"/>
+        </w:rPr>
+      </w:pPr>
+      <w:r>
+        <w:rPr>
+          <w:b/>
+          <w:bCs/>
+          <w:lang w:val="en-NL"/>
+        </w:rPr>
+        <w:t>4.1 Packaging the Complete Pipeline</w:t>
+      </w:r>
+    </w:p>
+    <w:p>
+      <w:pPr>
+        <w:rPr>
+          <w:lang w:val="en-NL"/>
+        </w:rPr>
+      </w:pPr>
+      <w:r>
+        <w:rPr>
+          <w:lang w:val="en-NL"/>
+        </w:rPr>
+        <w:t>The selected model was saved as:</w:t>
+      </w:r>
+    </w:p>
+    <w:p>
+      <w:pPr>
+        <w:rPr>
+          <w:lang w:val="en-NL"/>
+        </w:rPr>
+      </w:pPr>
+      <w:r>
+        <w:rPr>
+          <w:lang w:val="en-NL"/>
+        </w:rPr>
+        <w:t>models/model.joblib</w:t>
+      </w:r>
+    </w:p>
+    <w:p>
+      <w:pPr>
+        <w:rPr>
+          <w:lang w:val="en-NL"/>
+        </w:rPr>
+      </w:pPr>
+      <w:r>
+        <w:rPr>
+          <w:lang w:val="en-NL"/>
+        </w:rPr>
+        <w:t xml:space="preserve">The artifact contains both </w:t>
+      </w:r>
+      <w:r>
+        <w:rPr>
+          <w:b/>
+          <w:bCs/>
+          <w:lang w:val="en-NL"/>
+        </w:rPr>
+        <w:t>fitted preprocessing and the trained classifier</w:t>
+      </w:r>
+      <w:r>
+        <w:rPr>
+          <w:lang w:val="en-NL"/>
+        </w:rPr>
+        <w:t>.</w:t>
+      </w:r>
+    </w:p>
+    <w:tbl>
+      <w:tblPr>
+        <w:tblW w:w="0" w:type="auto"/>
+        <w:tblCellSpacing w:w="15" w:type="dxa"/>
+        <w:tblCellMar>
+          <w:top w:w="15" w:type="dxa"/>
+          <w:left w:w="15" w:type="dxa"/>
+          <w:bottom w:w="15" w:type="dxa"/>
+          <w:right w:w="15" w:type="dxa"/>
+        </w:tblCellMar>
+        <w:tblLook w:val="04A0" w:firstRow="1" w:lastRow="0" w:firstColumn="1" w:lastColumn="0" w:noHBand="0" w:noVBand="1"/>
+      </w:tblPr>
+      <w:tblGrid>
+        <w:gridCol w:w="2836"/>
+        <w:gridCol w:w="4617"/>
+      </w:tblGrid>
+      <w:tr>
+        <w:trPr>
+          <w:tblHeader/>
+          <w:tblCellSpacing w:w="15" w:type="dxa"/>
+        </w:trPr>
+        <w:tc>
+          <w:tcPr>
+            <w:tcW w:w="0" w:type="auto"/>
+            <w:vAlign w:val="center"/>
+            <w:hideMark/>
+          </w:tcPr>
+          <w:p>
+            <w:pPr>
+              <w:rPr>
+                <w:b/>
+                <w:bCs/>
+                <w:lang w:val="en-NL"/>
+              </w:rPr>
+            </w:pPr>
+            <w:r>
+              <w:rPr>
+                <w:b/>
+                <w:bCs/>
+                <w:lang w:val="en-NL"/>
+              </w:rPr>
+              <w:t>Component</w:t>
+            </w:r>
+          </w:p>
+        </w:tc>
+        <w:tc>
+          <w:tcPr>
+            <w:tcW w:w="0" w:type="auto"/>
+            <w:vAlign w:val="center"/>
+            <w:hideMark/>
+          </w:tcPr>
+          <w:p>
+            <w:pPr>
+              <w:rPr>
+                <w:b/>
+                <w:bCs/>
+                <w:lang w:val="en-NL"/>
+              </w:rPr>
+            </w:pPr>
+            <w:r>
+              <w:rPr>
+                <w:b/>
+                <w:bCs/>
+                <w:lang w:val="en-NL"/>
+              </w:rPr>
+              <w:t>Implementation</w:t>
+            </w:r>
+          </w:p>
+        </w:tc>
+      </w:tr>
+      <w:tr>
+        <w:trPr>
+          <w:tblCellSpacing w:w="15" w:type="dxa"/>
+        </w:trPr>
+        <w:tc>
+          <w:tcPr>
+            <w:tcW w:w="0" w:type="auto"/>
+            <w:vAlign w:val="center"/>
+            <w:hideMark/>
+          </w:tcPr>
+          <w:p>
+            <w:pPr>
+              <w:rPr>
+                <w:lang w:val="en-NL"/>
+              </w:rPr>
+            </w:pPr>
+            <w:r>
+              <w:rPr>
+                <w:lang w:val="en-NL"/>
+              </w:rPr>
+              <w:t>Numeric missing values</w:t>
+            </w:r>
+          </w:p>
+        </w:tc>
+        <w:tc>
+          <w:tcPr>
+            <w:tcW w:w="0" w:type="auto"/>
+            <w:vAlign w:val="center"/>
+            <w:hideMark/>
+          </w:tcPr>
+          <w:p>
+            <w:pPr>
+              <w:rPr>
+                <w:lang w:val="en-NL"/>
+              </w:rPr>
+            </w:pPr>
+            <w:r>
+              <w:rPr>
+                <w:lang w:val="en-NL"/>
+              </w:rPr>
+              <w:t>Median imputation</w:t>
+            </w:r>
+          </w:p>
+        </w:tc>
+      </w:tr>
+      <w:tr>
+        <w:trPr>
+          <w:tblCellSpacing w:w="15" w:type="dxa"/>
+        </w:trPr>
+        <w:tc>
+          <w:tcPr>
+            <w:tcW w:w="0" w:type="auto"/>
+            <w:vAlign w:val="center"/>
+            <w:hideMark/>
+          </w:tcPr>
+          <w:p>
+            <w:pPr>
+              <w:rPr>
+                <w:lang w:val="en-NL"/>
+              </w:rPr>
+            </w:pPr>
+            <w:r>
+              <w:rPr>
+                <w:lang w:val="en-NL"/>
+              </w:rPr>
+              <w:t>Numeric scaling</w:t>
+            </w:r>
+          </w:p>
+        </w:tc>
+        <w:tc>
+          <w:tcPr>
+            <w:tcW w:w="0" w:type="auto"/>
+            <w:vAlign w:val="center"/>
+            <w:hideMark/>
+          </w:tcPr>
+          <w:p>
+            <w:pPr>
+              <w:rPr>
+                <w:lang w:val="en-NL"/>
+              </w:rPr>
+            </w:pPr>
+            <w:r>
+              <w:rPr>
+                <w:lang w:val="en-NL"/>
+              </w:rPr>
+              <w:t>StandardScaler</w:t>
+            </w:r>
+          </w:p>
+        </w:tc>
+      </w:tr>
+      <w:tr>
+        <w:trPr>
+          <w:tblCellSpacing w:w="15" w:type="dxa"/>
+        </w:trPr>
+        <w:tc>
+          <w:tcPr>
+            <w:tcW w:w="0" w:type="auto"/>
+            <w:vAlign w:val="center"/>
+            <w:hideMark/>
+          </w:tcPr>
+          <w:p>
+            <w:pPr>
+              <w:rPr>
+                <w:lang w:val="en-NL"/>
+              </w:rPr>
+            </w:pPr>
+            <w:r>
+              <w:rPr>
+                <w:lang w:val="en-NL"/>
+              </w:rPr>
+              <w:t>Categorical missing values</w:t>
+            </w:r>
+          </w:p>
+        </w:tc>
+        <w:tc>
+          <w:tcPr>
+            <w:tcW w:w="0" w:type="auto"/>
+            <w:vAlign w:val="center"/>
+            <w:hideMark/>
+          </w:tcPr>
+          <w:p>
+            <w:pPr>
+              <w:rPr>
+                <w:lang w:val="en-NL"/>
+              </w:rPr>
+            </w:pPr>
+            <w:r>
+              <w:rPr>
+                <w:lang w:val="en-NL"/>
+              </w:rPr>
+              <w:t>Most-frequent imputation</w:t>
+            </w:r>
+          </w:p>
+        </w:tc>
+      </w:tr>
+      <w:tr>
+        <w:trPr>
+          <w:tblCellSpacing w:w="15" w:type="dxa"/>
+        </w:trPr>
+        <w:tc>
+          <w:tcPr>
+            <w:tcW w:w="0" w:type="auto"/>
+            <w:vAlign w:val="center"/>
+            <w:hideMark/>
+          </w:tcPr>
+          <w:p>
+            <w:pPr>
+              <w:rPr>
+                <w:lang w:val="en-NL"/>
+              </w:rPr>
+            </w:pPr>
+            <w:r>
+              <w:rPr>
+                <w:lang w:val="en-NL"/>
+              </w:rPr>
+              <w:t>Categorical encoding</w:t>
+            </w:r>
+          </w:p>
+        </w:tc>
+        <w:tc>
+          <w:tcPr>
+            <w:tcW w:w="0" w:type="auto"/>
+            <w:vAlign w:val="center"/>
+            <w:hideMark/>
+          </w:tcPr>
+          <w:p>
+            <w:pPr>
+              <w:rPr>
+                <w:lang w:val="en-NL"/>
+              </w:rPr>
+            </w:pPr>
+            <w:r>
+              <w:rPr>
+                <w:lang w:val="en-NL"/>
+              </w:rPr>
+              <w:t>OneHotEncoder(handle_unknown="ignore")</w:t>
+            </w:r>
+          </w:p>
+        </w:tc>
+      </w:tr>
+      <w:tr>
+        <w:trPr>
+          <w:tblCellSpacing w:w="15" w:type="dxa"/>
+        </w:trPr>
+        <w:tc>
+          <w:tcPr>
+            <w:tcW w:w="0" w:type="auto"/>
+            <w:vAlign w:val="center"/>
+            <w:hideMark/>
+          </w:tcPr>
+          <w:p>
+            <w:pPr>
+              <w:rPr>
+                <w:lang w:val="en-NL"/>
+              </w:rPr>
+            </w:pPr>
+            <w:r>
+              <w:rPr>
+                <w:lang w:val="en-NL"/>
+              </w:rPr>
+              <w:t>Classifier</w:t>
+            </w:r>
+          </w:p>
+        </w:tc>
+        <w:tc>
+          <w:tcPr>
+            <w:tcW w:w="0" w:type="auto"/>
+            <w:vAlign w:val="center"/>
+            <w:hideMark/>
+          </w:tcPr>
+          <w:p>
+            <w:pPr>
+              <w:rPr>
+                <w:lang w:val="en-NL"/>
+              </w:rPr>
+            </w:pPr>
+            <w:r>
+              <w:rPr>
+                <w:lang w:val="en-NL"/>
+              </w:rPr>
+              <w:t>Tuned RandomForestClassifier</w:t>
+            </w:r>
+          </w:p>
+        </w:tc>
+      </w:tr>
+    </w:tbl>
+    <w:p>
+      <w:pPr>
+        <w:rPr>
+          <w:lang w:val="en-NL"/>
+        </w:rPr>
+      </w:pPr>
+      <w:r>
+        <w:rPr>
+          <w:lang w:val="en-NL"/>
+        </w:rPr>
+        <w:t>The final Random Forest uses:</w:t>
+      </w:r>
+    </w:p>
+    <w:p>
+      <w:pPr>
+        <w:rPr>
+          <w:lang w:val="en-NL"/>
+        </w:rPr>
+      </w:pPr>
+      <w:r>
+        <w:rPr>
+          <w:lang w:val="en-NL"/>
+        </w:rPr>
+        <w:t>n_estimators = 200</w:t>
+      </w:r>
+    </w:p>
+    <w:p>
+      <w:pPr>
+        <w:rPr>
+          <w:lang w:val="en-NL"/>
+        </w:rPr>
+      </w:pPr>
+      <w:r>
+        <w:rPr>
+          <w:lang w:val="en-NL"/>
+        </w:rPr>
+        <w:t>max_depth = 5</w:t>
+      </w:r>
+    </w:p>
+    <w:p>
+      <w:pPr>
+        <w:rPr>
+          <w:lang w:val="en-NL"/>
+        </w:rPr>
+      </w:pPr>
+      <w:r>
+        <w:rPr>
+          <w:lang w:val="en-NL"/>
+        </w:rPr>
+        <w:t>min_samples_leaf = 3</w:t>
+      </w:r>
+    </w:p>
+    <w:p>
+      <w:pPr>
+        <w:rPr>
+          <w:lang w:val="en-NL"/>
+        </w:rPr>
+      </w:pPr>
+      <w:r>
+        <w:rPr>
+          <w:lang w:val="en-NL"/>
+        </w:rPr>
+        <w:t>class_weight = balanced</w:t>
+      </w:r>
+    </w:p>
+    <w:p>
+      <w:pPr>
+        <w:rPr>
+          <w:lang w:val="en-NL"/>
+        </w:rPr>
+      </w:pPr>
+      <w:r>
+        <w:rPr>
+          <w:lang w:val="en-NL"/>
+        </w:rPr>
+        <w:t>random_state = 42</w:t>
+      </w:r>
+    </w:p>
+    <w:p>
+      <w:pPr>
+        <w:rPr>
+          <w:lang w:val="en-NL"/>
+        </w:rPr>
+      </w:pPr>
+      <w:r>
+        <w:rPr>
+          <w:lang w:val="en-NL"/>
+        </w:rPr>
+        <w:t xml:space="preserve">GridSearchCV refitted the selected pipeline on all </w:t>
+      </w:r>
+      <w:r>
+        <w:rPr>
+          <w:b/>
+          <w:bCs/>
+          <w:lang w:val="en-NL"/>
+        </w:rPr>
+        <w:t>242 training records</w:t>
+      </w:r>
+      <w:r>
+        <w:rPr>
+          <w:lang w:val="en-NL"/>
+        </w:rPr>
+        <w:t xml:space="preserve"> before it was saved.</w:t>
+      </w:r>
+    </w:p>
+    <w:p>
+      <w:pPr>
+        <w:rPr>
+          <w:lang w:val="en-NL"/>
+        </w:rPr>
+      </w:pPr>
+      <w:r>
+        <w:rPr>
+          <w:lang w:val="en-NL"/>
+        </w:rPr>
+        <w:t>Packaging preprocessing with the classifier ensures that inference applies the same fitted transformations used during training.</w:t>
+      </w:r>
+    </w:p>
+    <w:p>
+      <w:pPr>
+        <w:rPr>
+          <w:b/>
+          <w:bCs/>
+          <w:lang w:val="en-NL"/>
+        </w:rPr>
+      </w:pPr>
+      <w:r>
+        <w:rPr>
+          <w:b/>
+          <w:bCs/>
+          <w:lang w:val="en-NL"/>
+        </w:rPr>
+        <w:t>4.2 Input Features</w:t>
+      </w:r>
+    </w:p>
+    <w:p>
+      <w:pPr>
+        <w:rPr>
+          <w:lang w:val="en-NL"/>
+        </w:rPr>
+      </w:pPr>
+      <w:r>
+        <w:rPr>
+          <w:lang w:val="en-NL"/>
+        </w:rPr>
+        <w:t>The pipeline accepts the original 13 input features.</w:t>
+      </w:r>
+    </w:p>
+    <w:tbl>
+      <w:tblPr>
+        <w:tblW w:w="0" w:type="auto"/>
+        <w:tblCellSpacing w:w="15" w:type="dxa"/>
+        <w:tblCellMar>
+          <w:top w:w="15" w:type="dxa"/>
+          <w:left w:w="15" w:type="dxa"/>
+          <w:bottom w:w="15" w:type="dxa"/>
+          <w:right w:w="15" w:type="dxa"/>
+        </w:tblCellMar>
+        <w:tblLook w:val="04A0" w:firstRow="1" w:lastRow="0" w:firstColumn="1" w:lastColumn="0" w:noHBand="0" w:noVBand="1"/>
+      </w:tblPr>
+      <w:tblGrid>
+        <w:gridCol w:w="1438"/>
+        <w:gridCol w:w="4400"/>
+      </w:tblGrid>
+      <w:tr>
+        <w:trPr>
+          <w:tblHeader/>
+          <w:tblCellSpacing w:w="15" w:type="dxa"/>
+        </w:trPr>
+        <w:tc>
+          <w:tcPr>
+            <w:tcW w:w="0" w:type="auto"/>
+            <w:vAlign w:val="center"/>
+            <w:hideMark/>
+          </w:tcPr>
+          <w:p>
+            <w:pPr>
+              <w:rPr>
+                <w:b/>
+                <w:bCs/>
+                <w:lang w:val="en-NL"/>
+              </w:rPr>
+            </w:pPr>
+            <w:r>
+              <w:rPr>
+                <w:b/>
+                <w:bCs/>
+                <w:lang w:val="en-NL"/>
+              </w:rPr>
+              <w:t>Feature type</w:t>
+            </w:r>
+          </w:p>
+        </w:tc>
+        <w:tc>
+          <w:tcPr>
+            <w:tcW w:w="0" w:type="auto"/>
+            <w:vAlign w:val="center"/>
+            <w:hideMark/>
+          </w:tcPr>
+          <w:p>
+            <w:pPr>
+              <w:rPr>
+                <w:b/>
+                <w:bCs/>
+                <w:lang w:val="en-NL"/>
+              </w:rPr>
+            </w:pPr>
+            <w:r>
+              <w:rPr>
+                <w:b/>
+                <w:bCs/>
+                <w:lang w:val="en-NL"/>
+              </w:rPr>
+              <w:t>Features</w:t>
+            </w:r>
+          </w:p>
+        </w:tc>
+      </w:tr>
+      <w:tr>
+        <w:trPr>
+          <w:tblCellSpacing w:w="15" w:type="dxa"/>
+        </w:trPr>
+        <w:tc>
+          <w:tcPr>
+            <w:tcW w:w="0" w:type="auto"/>
+            <w:vAlign w:val="center"/>
+            <w:hideMark/>
+          </w:tcPr>
+          <w:p>
+            <w:pPr>
+              <w:rPr>
+                <w:lang w:val="en-NL"/>
+              </w:rPr>
+            </w:pPr>
+            <w:r>
+              <w:rPr>
+                <w:lang w:val="en-NL"/>
+              </w:rPr>
+              <w:t>Numeric</w:t>
+            </w:r>
+          </w:p>
+        </w:tc>
+        <w:tc>
+          <w:tcPr>
+            <w:tcW w:w="0" w:type="auto"/>
+            <w:vAlign w:val="center"/>
+            <w:hideMark/>
+          </w:tcPr>
+          <w:p>
+            <w:pPr>
+              <w:rPr>
+                <w:lang w:val="en-NL"/>
+              </w:rPr>
+            </w:pPr>
+            <w:r>
+              <w:rPr>
+                <w:lang w:val="en-NL"/>
+              </w:rPr>
+              <w:t>age, trestbps, chol, thalach, oldpeak</w:t>
+            </w:r>
+          </w:p>
+        </w:tc>
+      </w:tr>
+      <w:tr>
+        <w:trPr>
+          <w:tblCellSpacing w:w="15" w:type="dxa"/>
+        </w:trPr>
+        <w:tc>
+          <w:tcPr>
+            <w:tcW w:w="0" w:type="auto"/>
+            <w:vAlign w:val="center"/>
+            <w:hideMark/>
+          </w:tcPr>
+          <w:p>
+            <w:pPr>
+              <w:rPr>
+                <w:lang w:val="en-NL"/>
+              </w:rPr>
+            </w:pPr>
+            <w:r>
+              <w:rPr>
+                <w:lang w:val="en-NL"/>
+              </w:rPr>
+              <w:lastRenderedPageBreak/>
+              <w:t>Categorical</w:t>
+            </w:r>
+          </w:p>
+        </w:tc>
+        <w:tc>
+          <w:tcPr>
+            <w:tcW w:w="0" w:type="auto"/>
+            <w:vAlign w:val="center"/>
+            <w:hideMark/>
+          </w:tcPr>
+          <w:p>
+            <w:pPr>
+              <w:rPr>
+                <w:lang w:val="en-NL"/>
+              </w:rPr>
+            </w:pPr>
+            <w:r>
+              <w:rPr>
+                <w:lang w:val="en-NL"/>
+              </w:rPr>
+              <w:t>sex, cp, fbs, restecg, exang, slope, ca, thal</w:t>
+            </w:r>
+          </w:p>
+        </w:tc>
+      </w:tr>
+    </w:tbl>
+    <w:p>
+      <w:pPr>
+        <w:rPr>
+          <w:lang w:val="en-NL"/>
+        </w:rPr>
+      </w:pPr>
+      <w:r>
+        <w:rPr>
+          <w:lang w:val="en-NL"/>
+        </w:rPr>
+        <w:t>The target is excluded from inference inputs.</w:t>
+      </w:r>
+    </w:p>
+    <w:p>
+      <w:pPr>
+        <w:rPr>
+          <w:lang w:val="en-NL"/>
+        </w:rPr>
+      </w:pPr>
+      <w:r>
+        <w:rPr>
+          <w:lang w:val="en-NL"/>
+        </w:rPr>
+        <w:t>The binary target represents:</w:t>
+      </w:r>
+    </w:p>
+    <w:p>
+      <w:pPr>
+        <w:numPr>
+          <w:ilvl w:val="0"/>
+          <w:numId w:val="9"/>
+        </w:numPr>
+        <w:rPr>
+          <w:lang w:val="en-NL"/>
+        </w:rPr>
+      </w:pPr>
+      <w:r>
+        <w:rPr>
+          <w:b/>
+          <w:bCs/>
+          <w:lang w:val="en-NL"/>
+        </w:rPr>
+        <w:t>0:</w:t>
+      </w:r>
+      <w:r>
+        <w:rPr>
+          <w:lang w:val="en-NL"/>
+        </w:rPr>
+        <w:t xml:space="preserve"> Disease absent.</w:t>
+      </w:r>
+    </w:p>
+    <w:p>
+      <w:pPr>
+        <w:numPr>
+          <w:ilvl w:val="0"/>
+          <w:numId w:val="9"/>
+        </w:numPr>
+        <w:rPr>
+          <w:lang w:val="en-NL"/>
+        </w:rPr>
+      </w:pPr>
+      <w:r>
+        <w:rPr>
+          <w:b/>
+          <w:bCs/>
+          <w:lang w:val="en-NL"/>
+        </w:rPr>
+        <w:t>1:</w:t>
+      </w:r>
+      <w:r>
+        <w:rPr>
+          <w:lang w:val="en-NL"/>
+        </w:rPr>
+        <w:t xml:space="preserve"> Disease present.</w:t>
+      </w:r>
+    </w:p>
+    <w:p>
+      <w:pPr>
+        <w:rPr>
+          <w:b/>
+          <w:bCs/>
+          <w:lang w:val="en-NL"/>
+        </w:rPr>
+      </w:pPr>
+      <w:r>
+        <w:rPr>
+          <w:b/>
+          <w:bCs/>
+          <w:lang w:val="en-NL"/>
+        </w:rPr>
+        <w:t>4.3 MLflow Model Packaging</w:t>
+      </w:r>
+    </w:p>
+    <w:p>
+      <w:pPr>
+        <w:rPr>
+          <w:lang w:val="en-NL"/>
+        </w:rPr>
+      </w:pPr>
+      <w:r>
+        <w:rPr>
+          <w:lang w:val="en-NL"/>
+        </w:rPr>
+        <w:t>The fitted pipeline was also saved in MLflow model format.</w:t>
+      </w:r>
+    </w:p>
+    <w:p>
+      <w:pPr>
+        <w:rPr>
+          <w:lang w:val="en-NL"/>
+        </w:rPr>
+      </w:pPr>
+      <w:r>
+        <w:rPr>
+          <w:lang w:val="en-NL"/>
+        </w:rPr>
+        <w:t>This package includes the model, an input example, an inferred input/output schema, and environment information generated by MLflow.</w:t>
+      </w:r>
+    </w:p>
+    <w:p>
+      <w:pPr>
+        <w:rPr>
+          <w:lang w:val="en-NL"/>
+        </w:rPr>
+      </w:pPr>
+      <w:r>
+        <w:rPr>
+          <w:lang w:val="en-NL"/>
+        </w:rPr>
+        <w:t>The local joblib file supports direct loading, while the MLflow model provides a tracked model package associated with the selected-model run.</w:t>
+      </w:r>
+    </w:p>
+    <w:p>
+      <w:pPr>
+        <w:rPr>
+          <w:b/>
+          <w:bCs/>
+          <w:lang w:val="en-NL"/>
+        </w:rPr>
+      </w:pPr>
+      <w:r>
+        <w:rPr>
+          <w:b/>
+          <w:bCs/>
+          <w:lang w:val="en-NL"/>
+        </w:rPr>
+        <w:t>4.4 Dependency Management</w:t>
+      </w:r>
+    </w:p>
+    <w:p>
+      <w:pPr>
+        <w:rPr>
+          <w:lang w:val="en-NL"/>
+        </w:rPr>
+      </w:pPr>
+      <w:r>
+        <w:rPr>
+          <w:lang w:val="en-NL"/>
+        </w:rPr>
+        <w:t>The project uses a Python virtual environment to isolate its dependencies.</w:t>
+      </w:r>
+    </w:p>
+    <w:p>
+      <w:pPr>
+        <w:rPr>
+          <w:lang w:val="en-NL"/>
+        </w:rPr>
+      </w:pPr>
+      <w:r>
+        <w:rPr>
+          <w:lang w:val="en-NL"/>
+        </w:rPr>
+        <w:t>The following command captures installed package versions in requirements.txt:</w:t>
+      </w:r>
+    </w:p>
+    <w:p>
+      <w:pPr>
+        <w:rPr>
+          <w:lang w:val="en-NL"/>
+        </w:rPr>
+      </w:pPr>
+      <w:r>
+        <w:rPr>
+          <w:lang w:val="en-NL"/>
+        </w:rPr>
+        <w:t>uv pip freeze &gt; requirements.txt</w:t>
+      </w:r>
+    </w:p>
+    <w:p>
+      <w:pPr>
+        <w:rPr>
+          <w:lang w:val="en-NL"/>
+        </w:rPr>
+      </w:pPr>
+      <w:r>
+        <w:rPr>
+          <w:lang w:val="en-NL"/>
+        </w:rPr>
+        <w:t>These dependencies can be installed on another laptop using:</w:t>
+      </w:r>
+    </w:p>
+    <w:p>
+      <w:pPr>
+        <w:rPr>
+          <w:lang w:val="en-NL"/>
+        </w:rPr>
+      </w:pPr>
+      <w:r>
+        <w:rPr>
+          <w:lang w:val="en-NL"/>
+        </w:rPr>
+        <w:t>uv pip install -r requirements.txt</w:t>
+      </w:r>
+    </w:p>
+    <w:p>
+      <w:pPr>
+        <w:rPr>
+          <w:lang w:val="en-NL"/>
+        </w:rPr>
+      </w:pPr>
+      <w:r>
+        <w:rPr>
+          <w:lang w:val="en-NL"/>
+        </w:rPr>
+        <w:t>The dependency file should be refreshed after adding packages. It supports environment recreation, while the project scripts and dataset are also required to reproduce the workflow.</w:t>
+      </w:r>
+    </w:p>
+    <w:p>
+      <w:pPr>
+        <w:rPr>
+          <w:b/>
+          <w:bCs/>
+          <w:lang w:val="en-NL"/>
+        </w:rPr>
+      </w:pPr>
+      <w:r>
+        <w:rPr>
+          <w:b/>
+          <w:bCs/>
+          <w:lang w:val="en-NL"/>
+        </w:rPr>
+        <w:t>4.5 Saved Pipeline Verification</w:t>
+      </w:r>
+    </w:p>
+    <w:p>
+      <w:pPr>
+        <w:rPr>
+          <w:lang w:val="en-NL"/>
+        </w:rPr>
+      </w:pPr>
+      <w:r>
+        <w:rPr>
+          <w:lang w:val="en-NL"/>
+        </w:rPr>
+        <w:t>We created scripts/verify_model.py to validate the saved artifact.</w:t>
+      </w:r>
+    </w:p>
+    <w:p>
+      <w:pPr>
+        <w:rPr>
+          <w:lang w:val="en-NL"/>
+        </w:rPr>
+      </w:pPr>
+      <w:r>
+        <w:rPr>
+          <w:lang w:val="en-NL"/>
+        </w:rPr>
+        <w:t>The verification checks that:</w:t>
+      </w:r>
+    </w:p>
+    <w:p>
+      <w:pPr>
+        <w:numPr>
+          <w:ilvl w:val="0"/>
+          <w:numId w:val="10"/>
+        </w:numPr>
+        <w:rPr>
+          <w:lang w:val="en-NL"/>
+        </w:rPr>
+      </w:pPr>
+      <w:r>
+        <w:rPr>
+          <w:lang w:val="en-NL"/>
+        </w:rPr>
+        <w:t>The artifact is a scikit-learn pipeline containing preprocessing and a classifier.</w:t>
+      </w:r>
+    </w:p>
+    <w:p>
+      <w:pPr>
+        <w:numPr>
+          <w:ilvl w:val="0"/>
+          <w:numId w:val="10"/>
+        </w:numPr>
+        <w:rPr>
+          <w:lang w:val="en-NL"/>
+        </w:rPr>
+      </w:pPr>
+      <w:r>
+        <w:rPr>
+          <w:lang w:val="en-NL"/>
+        </w:rPr>
+        <w:t>Predictions are generated for all 61 test records.</w:t>
+      </w:r>
+    </w:p>
+    <w:p>
+      <w:pPr>
+        <w:numPr>
+          <w:ilvl w:val="0"/>
+          <w:numId w:val="10"/>
+        </w:numPr>
+        <w:rPr>
+          <w:lang w:val="en-NL"/>
+        </w:rPr>
+      </w:pPr>
+      <w:r>
+        <w:rPr>
+          <w:lang w:val="en-NL"/>
+        </w:rPr>
+        <w:t>Predicted labels belong to {0, 1}.</w:t>
+      </w:r>
+    </w:p>
+    <w:p>
+      <w:pPr>
+        <w:numPr>
+          <w:ilvl w:val="0"/>
+          <w:numId w:val="10"/>
+        </w:numPr>
+        <w:rPr>
+          <w:lang w:val="en-NL"/>
+        </w:rPr>
+      </w:pPr>
+      <w:r>
+        <w:rPr>
+          <w:lang w:val="en-NL"/>
+        </w:rPr>
+        <w:t>Probabilities are finite, lie between zero and one, and sum to one.</w:t>
+      </w:r>
+    </w:p>
+    <w:p>
+      <w:pPr>
+        <w:numPr>
+          <w:ilvl w:val="0"/>
+          <w:numId w:val="10"/>
+        </w:numPr>
+        <w:rPr>
+          <w:lang w:val="en-NL"/>
+        </w:rPr>
+      </w:pPr>
+      <w:r>
+        <w:rPr>
+          <w:lang w:val="en-NL"/>
+        </w:rPr>
+        <w:t>Reloading the same artifact produces matching predictions and probabilities.</w:t>
+      </w:r>
+    </w:p>
+    <w:p>
+      <w:pPr>
+        <w:numPr>
+          <w:ilvl w:val="0"/>
+          <w:numId w:val="10"/>
+        </w:numPr>
+        <w:rPr>
+          <w:lang w:val="en-NL"/>
+        </w:rPr>
+      </w:pPr>
+      <w:r>
+        <w:rPr>
+          <w:lang w:val="en-NL"/>
+        </w:rPr>
+        <w:lastRenderedPageBreak/>
+        <w:t>A sample containing missing numeric and categorical values can be processed successfully.</w:t>
+      </w:r>
+    </w:p>
+    <w:p>
+      <w:pPr>
+        <w:rPr>
+          <w:lang w:val="en-NL"/>
+        </w:rPr>
+      </w:pPr>
+      <w:r>
+        <w:rPr>
+          <w:lang w:val="en-NL"/>
+        </w:rPr>
+        <w:t>The script was executed using:</w:t>
+      </w:r>
+    </w:p>
+    <w:p>
+      <w:pPr>
+        <w:rPr>
+          <w:lang w:val="en-NL"/>
+        </w:rPr>
+      </w:pPr>
+      <w:r>
+        <w:rPr>
+          <w:lang w:val="en-NL"/>
+        </w:rPr>
+        <w:t>python scripts/verify_model.py</w:t>
+      </w:r>
+    </w:p>
+    <w:p>
+      <w:pPr>
+        <w:rPr>
+          <w:lang w:val="en-NL"/>
+        </w:rPr>
+      </w:pPr>
+      <w:r>
+        <w:rPr>
+          <w:b/>
+          <w:bCs/>
+          <w:lang w:val="en-NL"/>
+        </w:rPr>
+        <w:t>Observed output:</w:t>
+      </w:r>
+    </w:p>
+    <w:p>
+      <w:pPr>
+        <w:rPr>
+          <w:lang w:val="en-NL"/>
+        </w:rPr>
+      </w:pPr>
+      <w:r>
+        <w:rPr>
+          <w:lang w:val="en-NL"/>
+        </w:rPr>
+        <w:t>Verification passed.</w:t>
+      </w:r>
+    </w:p>
+    <w:p>
+      <w:pPr>
+        <w:rPr>
+          <w:lang w:val="en-NL"/>
+        </w:rPr>
+      </w:pPr>
+      <w:r>
+        <w:rPr>
+          <w:lang w:val="en-NL"/>
+        </w:rPr>
+        <w:t>Saved pipeline includes preprocessing and classifier.</w:t>
+      </w:r>
+    </w:p>
+    <w:p>
+      <w:pPr>
+        <w:rPr>
+          <w:lang w:val="en-NL"/>
+        </w:rPr>
+      </w:pPr>
+      <w:r>
+        <w:rPr>
+          <w:lang w:val="en-NL"/>
+        </w:rPr>
+        <w:t>Predictions verified for 61 records.</w:t>
+      </w:r>
+    </w:p>
+    <w:p>
+      <w:pPr>
+        <w:rPr>
+          <w:lang w:val="en-NL"/>
+        </w:rPr>
+      </w:pPr>
+      <w:r>
+        <w:rPr>
+          <w:lang w:val="en-NL"/>
+        </w:rPr>
+        <w:t>Reloaded predictions and probabilities match.</w:t>
+      </w:r>
+    </w:p>
+    <w:p>
+      <w:pPr>
+        <w:rPr>
+          <w:lang w:val="en-NL"/>
+        </w:rPr>
+      </w:pPr>
+      <w:r>
+        <w:rPr>
+          <w:lang w:val="en-NL"/>
+        </w:rPr>
+        <w:t>Missing-value handling works.</w:t>
+      </w:r>
+    </w:p>
+    <w:p>
+      <w:pPr>
+        <w:rPr>
+          <w:b/>
+          <w:bCs/>
+          <w:lang w:val="en-NL"/>
+        </w:rPr>
+      </w:pPr>
+      <w:r>
+        <w:rPr>
+          <w:b/>
+          <w:bCs/>
+          <w:lang w:val="en-NL"/>
+        </w:rPr>
+        <w:t>4.6 Reproducibility Status</w:t>
+      </w:r>
+    </w:p>
+    <w:p>
+      <w:pPr>
+        <w:rPr>
+          <w:lang w:val="en-NL"/>
+        </w:rPr>
+      </w:pPr>
+      <w:r>
+        <w:rPr>
+          <w:lang w:val="en-NL"/>
+        </w:rPr>
+        <w:t>The saved pipeline has been verified successfully on the current laptop.</w:t>
+      </w:r>
+    </w:p>
+    <w:p>
+      <w:pPr>
+        <w:rPr>
+          <w:lang w:val="en-NL"/>
+        </w:rPr>
+      </w:pPr>
+      <w:r>
+        <w:rPr>
+          <w:lang w:val="en-NL"/>
+        </w:rPr>
+        <w:t>Fixed random seeds were used for data splitting, cross-validation, and model training. Project-relative paths allow scripts to operate without depending on a particular terminal working directory.</w:t>
+      </w:r>
+    </w:p>
+    <w:p>
+      <w:pPr>
+        <w:rPr>
+          <w:lang w:val="en-NL"/>
+        </w:rPr>
+      </w:pPr>
+      <w:r>
+        <w:rPr>
+          <w:lang w:val="en-NL"/>
+        </w:rPr>
+        <w:t>Recreating the environment and executing the workflow on a fresh laptop remains an additional check. Repeatedly loading the same artifact confirms consistent inference, but does not by itself prove independent training reproducibility.</w:t>
+      </w:r>
+    </w:p>
+    <w:p>
+      <w:pPr>
+        <w:rPr>
+          <w:b/>
+          <w:bCs/>
+          <w:lang w:val="en-NL"/>
+        </w:rPr>
+      </w:pPr>
+      <w:r>
+        <w:rPr>
+          <w:b/>
+          <w:bCs/>
+          <w:lang w:val="en-NL"/>
+        </w:rPr>
+        <w:t>Step 4 Outcome</w:t>
+      </w:r>
+    </w:p>
+    <w:p>
+      <w:pPr>
+        <w:rPr>
+          <w:lang w:val="en-NL"/>
+        </w:rPr>
+      </w:pPr>
+      <w:r>
+        <w:rPr>
+          <w:lang w:val="en-NL"/>
+        </w:rPr>
+        <w:t>The fitted preprocessing and classifier are packaged together, saved locally and in MLflow, and verified for reloading and prediction. The core model-packaging work is complete, with fresh-environment validation remaining.</w:t>
+      </w:r>
+    </w:p>
+    <w:p>
+      <w:pPr>
+        <w:rPr>
+          <w:vanish/>
+          <w:lang w:val="en-NL"/>
+        </w:rPr>
+      </w:pPr>
+      <w:r>
+        <w:rPr>
+          <w:vanish/>
+          <w:lang w:val="en-NL"/>
+        </w:rPr>
+        <w:t>Top of Form</w:t>
+      </w:r>
+    </w:p>
+    <w:p>
+      <w:pPr>
+        <w:rPr>
+          <w:vanish/>
+          <w:lang w:val="en-NL"/>
+        </w:rPr>
+      </w:pPr>
+      <w:r>
+        <w:rPr>
+          <w:vanish/>
+          <w:lang w:val="en-NL"/>
+        </w:rPr>
+        <w:t>Bottom of Form</w:t>
+      </w:r>
+    </w:p>
+    <w:p/>
     <w:p/>
     <w:sectPr>
       <w:pgSz w:w="11906" w:h="16838"/>
@@ -5150,9 +7013,9 @@
     </w:lvl>
   </w:abstractNum>
   <w:abstractNum w:abstractNumId="3" w15:restartNumberingAfterBreak="0">
-    <w:nsid w:val="7A363C09"/>
+    <w:nsid w:val="4BCC0DF6"/>
     <w:multiLevelType w:val="multilevel"/>
-    <w:tmpl w:val="A566E56A"/>
+    <w:tmpl w:val="A0E601C4"/>
     <w:lvl w:ilvl="0">
       <w:start w:val="1"/>
       <w:numFmt w:val="bullet"/>
@@ -5298,8 +7161,902 @@
       </w:rPr>
     </w:lvl>
   </w:abstractNum>
+  <w:abstractNum w:abstractNumId="4" w15:restartNumberingAfterBreak="0">
+    <w:nsid w:val="5323329C"/>
+    <w:multiLevelType w:val="multilevel"/>
+    <w:tmpl w:val="A1A244A8"/>
+    <w:lvl w:ilvl="0">
+      <w:start w:val="1"/>
+      <w:numFmt w:val="bullet"/>
+      <w:lvlText w:val=""/>
+      <w:lvlJc w:val="left"/>
+      <w:pPr>
+        <w:tabs>
+          <w:tab w:val="num" w:pos="720"/>
+        </w:tabs>
+        <w:ind w:left="720" w:hanging="360"/>
+      </w:pPr>
+      <w:rPr>
+        <w:rFonts w:ascii="Symbol" w:hAnsi="Symbol" w:hint="default"/>
+        <w:sz w:val="20"/>
+      </w:rPr>
+    </w:lvl>
+    <w:lvl w:ilvl="1" w:tentative="1">
+      <w:start w:val="1"/>
+      <w:numFmt w:val="bullet"/>
+      <w:lvlText w:val="o"/>
+      <w:lvlJc w:val="left"/>
+      <w:pPr>
+        <w:tabs>
+          <w:tab w:val="num" w:pos="1440"/>
+        </w:tabs>
+        <w:ind w:left="1440" w:hanging="360"/>
+      </w:pPr>
+      <w:rPr>
+        <w:rFonts w:ascii="Courier New" w:hAnsi="Courier New" w:hint="default"/>
+        <w:sz w:val="20"/>
+      </w:rPr>
+    </w:lvl>
+    <w:lvl w:ilvl="2" w:tentative="1">
+      <w:start w:val="1"/>
+      <w:numFmt w:val="bullet"/>
+      <w:lvlText w:val=""/>
+      <w:lvlJc w:val="left"/>
+      <w:pPr>
+        <w:tabs>
+          <w:tab w:val="num" w:pos="2160"/>
+        </w:tabs>
+        <w:ind w:left="2160" w:hanging="360"/>
+      </w:pPr>
+      <w:rPr>
+        <w:rFonts w:ascii="Wingdings" w:hAnsi="Wingdings" w:hint="default"/>
+        <w:sz w:val="20"/>
+      </w:rPr>
+    </w:lvl>
+    <w:lvl w:ilvl="3" w:tentative="1">
+      <w:start w:val="1"/>
+      <w:numFmt w:val="bullet"/>
+      <w:lvlText w:val=""/>
+      <w:lvlJc w:val="left"/>
+      <w:pPr>
+        <w:tabs>
+          <w:tab w:val="num" w:pos="2880"/>
+        </w:tabs>
+        <w:ind w:left="2880" w:hanging="360"/>
+      </w:pPr>
+      <w:rPr>
+        <w:rFonts w:ascii="Wingdings" w:hAnsi="Wingdings" w:hint="default"/>
+        <w:sz w:val="20"/>
+      </w:rPr>
+    </w:lvl>
+    <w:lvl w:ilvl="4" w:tentative="1">
+      <w:start w:val="1"/>
+      <w:numFmt w:val="bullet"/>
+      <w:lvlText w:val=""/>
+      <w:lvlJc w:val="left"/>
+      <w:pPr>
+        <w:tabs>
+          <w:tab w:val="num" w:pos="3600"/>
+        </w:tabs>
+        <w:ind w:left="3600" w:hanging="360"/>
+      </w:pPr>
+      <w:rPr>
+        <w:rFonts w:ascii="Wingdings" w:hAnsi="Wingdings" w:hint="default"/>
+        <w:sz w:val="20"/>
+      </w:rPr>
+    </w:lvl>
+    <w:lvl w:ilvl="5" w:tentative="1">
+      <w:start w:val="1"/>
+      <w:numFmt w:val="bullet"/>
+      <w:lvlText w:val=""/>
+      <w:lvlJc w:val="left"/>
+      <w:pPr>
+        <w:tabs>
+          <w:tab w:val="num" w:pos="4320"/>
+        </w:tabs>
+        <w:ind w:left="4320" w:hanging="360"/>
+      </w:pPr>
+      <w:rPr>
+        <w:rFonts w:ascii="Wingdings" w:hAnsi="Wingdings" w:hint="default"/>
+        <w:sz w:val="20"/>
+      </w:rPr>
+    </w:lvl>
+    <w:lvl w:ilvl="6" w:tentative="1">
+      <w:start w:val="1"/>
+      <w:numFmt w:val="bullet"/>
+      <w:lvlText w:val=""/>
+      <w:lvlJc w:val="left"/>
+      <w:pPr>
+        <w:tabs>
+          <w:tab w:val="num" w:pos="5040"/>
+        </w:tabs>
+        <w:ind w:left="5040" w:hanging="360"/>
+      </w:pPr>
+      <w:rPr>
+        <w:rFonts w:ascii="Wingdings" w:hAnsi="Wingdings" w:hint="default"/>
+        <w:sz w:val="20"/>
+      </w:rPr>
+    </w:lvl>
+    <w:lvl w:ilvl="7" w:tentative="1">
+      <w:start w:val="1"/>
+      <w:numFmt w:val="bullet"/>
+      <w:lvlText w:val=""/>
+      <w:lvlJc w:val="left"/>
+      <w:pPr>
+        <w:tabs>
+          <w:tab w:val="num" w:pos="5760"/>
+        </w:tabs>
+        <w:ind w:left="5760" w:hanging="360"/>
+      </w:pPr>
+      <w:rPr>
+        <w:rFonts w:ascii="Wingdings" w:hAnsi="Wingdings" w:hint="default"/>
+        <w:sz w:val="20"/>
+      </w:rPr>
+    </w:lvl>
+    <w:lvl w:ilvl="8" w:tentative="1">
+      <w:start w:val="1"/>
+      <w:numFmt w:val="bullet"/>
+      <w:lvlText w:val=""/>
+      <w:lvlJc w:val="left"/>
+      <w:pPr>
+        <w:tabs>
+          <w:tab w:val="num" w:pos="6480"/>
+        </w:tabs>
+        <w:ind w:left="6480" w:hanging="360"/>
+      </w:pPr>
+      <w:rPr>
+        <w:rFonts w:ascii="Wingdings" w:hAnsi="Wingdings" w:hint="default"/>
+        <w:sz w:val="20"/>
+      </w:rPr>
+    </w:lvl>
+  </w:abstractNum>
+  <w:abstractNum w:abstractNumId="5" w15:restartNumberingAfterBreak="0">
+    <w:nsid w:val="5D0D0E1A"/>
+    <w:multiLevelType w:val="multilevel"/>
+    <w:tmpl w:val="575863D6"/>
+    <w:lvl w:ilvl="0">
+      <w:start w:val="1"/>
+      <w:numFmt w:val="bullet"/>
+      <w:lvlText w:val=""/>
+      <w:lvlJc w:val="left"/>
+      <w:pPr>
+        <w:tabs>
+          <w:tab w:val="num" w:pos="720"/>
+        </w:tabs>
+        <w:ind w:left="720" w:hanging="360"/>
+      </w:pPr>
+      <w:rPr>
+        <w:rFonts w:ascii="Symbol" w:hAnsi="Symbol" w:hint="default"/>
+        <w:sz w:val="20"/>
+      </w:rPr>
+    </w:lvl>
+    <w:lvl w:ilvl="1" w:tentative="1">
+      <w:start w:val="1"/>
+      <w:numFmt w:val="bullet"/>
+      <w:lvlText w:val="o"/>
+      <w:lvlJc w:val="left"/>
+      <w:pPr>
+        <w:tabs>
+          <w:tab w:val="num" w:pos="1440"/>
+        </w:tabs>
+        <w:ind w:left="1440" w:hanging="360"/>
+      </w:pPr>
+      <w:rPr>
+        <w:rFonts w:ascii="Courier New" w:hAnsi="Courier New" w:hint="default"/>
+        <w:sz w:val="20"/>
+      </w:rPr>
+    </w:lvl>
+    <w:lvl w:ilvl="2" w:tentative="1">
+      <w:start w:val="1"/>
+      <w:numFmt w:val="bullet"/>
+      <w:lvlText w:val=""/>
+      <w:lvlJc w:val="left"/>
+      <w:pPr>
+        <w:tabs>
+          <w:tab w:val="num" w:pos="2160"/>
+        </w:tabs>
+        <w:ind w:left="2160" w:hanging="360"/>
+      </w:pPr>
+      <w:rPr>
+        <w:rFonts w:ascii="Wingdings" w:hAnsi="Wingdings" w:hint="default"/>
+        <w:sz w:val="20"/>
+      </w:rPr>
+    </w:lvl>
+    <w:lvl w:ilvl="3" w:tentative="1">
+      <w:start w:val="1"/>
+      <w:numFmt w:val="bullet"/>
+      <w:lvlText w:val=""/>
+      <w:lvlJc w:val="left"/>
+      <w:pPr>
+        <w:tabs>
+          <w:tab w:val="num" w:pos="2880"/>
+        </w:tabs>
+        <w:ind w:left="2880" w:hanging="360"/>
+      </w:pPr>
+      <w:rPr>
+        <w:rFonts w:ascii="Wingdings" w:hAnsi="Wingdings" w:hint="default"/>
+        <w:sz w:val="20"/>
+      </w:rPr>
+    </w:lvl>
+    <w:lvl w:ilvl="4" w:tentative="1">
+      <w:start w:val="1"/>
+      <w:numFmt w:val="bullet"/>
+      <w:lvlText w:val=""/>
+      <w:lvlJc w:val="left"/>
+      <w:pPr>
+        <w:tabs>
+          <w:tab w:val="num" w:pos="3600"/>
+        </w:tabs>
+        <w:ind w:left="3600" w:hanging="360"/>
+      </w:pPr>
+      <w:rPr>
+        <w:rFonts w:ascii="Wingdings" w:hAnsi="Wingdings" w:hint="default"/>
+        <w:sz w:val="20"/>
+      </w:rPr>
+    </w:lvl>
+    <w:lvl w:ilvl="5" w:tentative="1">
+      <w:start w:val="1"/>
+      <w:numFmt w:val="bullet"/>
+      <w:lvlText w:val=""/>
+      <w:lvlJc w:val="left"/>
+      <w:pPr>
+        <w:tabs>
+          <w:tab w:val="num" w:pos="4320"/>
+        </w:tabs>
+        <w:ind w:left="4320" w:hanging="360"/>
+      </w:pPr>
+      <w:rPr>
+        <w:rFonts w:ascii="Wingdings" w:hAnsi="Wingdings" w:hint="default"/>
+        <w:sz w:val="20"/>
+      </w:rPr>
+    </w:lvl>
+    <w:lvl w:ilvl="6" w:tentative="1">
+      <w:start w:val="1"/>
+      <w:numFmt w:val="bullet"/>
+      <w:lvlText w:val=""/>
+      <w:lvlJc w:val="left"/>
+      <w:pPr>
+        <w:tabs>
+          <w:tab w:val="num" w:pos="5040"/>
+        </w:tabs>
+        <w:ind w:left="5040" w:hanging="360"/>
+      </w:pPr>
+      <w:rPr>
+        <w:rFonts w:ascii="Wingdings" w:hAnsi="Wingdings" w:hint="default"/>
+        <w:sz w:val="20"/>
+      </w:rPr>
+    </w:lvl>
+    <w:lvl w:ilvl="7" w:tentative="1">
+      <w:start w:val="1"/>
+      <w:numFmt w:val="bullet"/>
+      <w:lvlText w:val=""/>
+      <w:lvlJc w:val="left"/>
+      <w:pPr>
+        <w:tabs>
+          <w:tab w:val="num" w:pos="5760"/>
+        </w:tabs>
+        <w:ind w:left="5760" w:hanging="360"/>
+      </w:pPr>
+      <w:rPr>
+        <w:rFonts w:ascii="Wingdings" w:hAnsi="Wingdings" w:hint="default"/>
+        <w:sz w:val="20"/>
+      </w:rPr>
+    </w:lvl>
+    <w:lvl w:ilvl="8" w:tentative="1">
+      <w:start w:val="1"/>
+      <w:numFmt w:val="bullet"/>
+      <w:lvlText w:val=""/>
+      <w:lvlJc w:val="left"/>
+      <w:pPr>
+        <w:tabs>
+          <w:tab w:val="num" w:pos="6480"/>
+        </w:tabs>
+        <w:ind w:left="6480" w:hanging="360"/>
+      </w:pPr>
+      <w:rPr>
+        <w:rFonts w:ascii="Wingdings" w:hAnsi="Wingdings" w:hint="default"/>
+        <w:sz w:val="20"/>
+      </w:rPr>
+    </w:lvl>
+  </w:abstractNum>
+  <w:abstractNum w:abstractNumId="6" w15:restartNumberingAfterBreak="0">
+    <w:nsid w:val="64862AE7"/>
+    <w:multiLevelType w:val="multilevel"/>
+    <w:tmpl w:val="5C409B90"/>
+    <w:lvl w:ilvl="0">
+      <w:start w:val="1"/>
+      <w:numFmt w:val="bullet"/>
+      <w:lvlText w:val=""/>
+      <w:lvlJc w:val="left"/>
+      <w:pPr>
+        <w:tabs>
+          <w:tab w:val="num" w:pos="720"/>
+        </w:tabs>
+        <w:ind w:left="720" w:hanging="360"/>
+      </w:pPr>
+      <w:rPr>
+        <w:rFonts w:ascii="Symbol" w:hAnsi="Symbol" w:hint="default"/>
+        <w:sz w:val="20"/>
+      </w:rPr>
+    </w:lvl>
+    <w:lvl w:ilvl="1" w:tentative="1">
+      <w:start w:val="1"/>
+      <w:numFmt w:val="bullet"/>
+      <w:lvlText w:val="o"/>
+      <w:lvlJc w:val="left"/>
+      <w:pPr>
+        <w:tabs>
+          <w:tab w:val="num" w:pos="1440"/>
+        </w:tabs>
+        <w:ind w:left="1440" w:hanging="360"/>
+      </w:pPr>
+      <w:rPr>
+        <w:rFonts w:ascii="Courier New" w:hAnsi="Courier New" w:hint="default"/>
+        <w:sz w:val="20"/>
+      </w:rPr>
+    </w:lvl>
+    <w:lvl w:ilvl="2" w:tentative="1">
+      <w:start w:val="1"/>
+      <w:numFmt w:val="bullet"/>
+      <w:lvlText w:val=""/>
+      <w:lvlJc w:val="left"/>
+      <w:pPr>
+        <w:tabs>
+          <w:tab w:val="num" w:pos="2160"/>
+        </w:tabs>
+        <w:ind w:left="2160" w:hanging="360"/>
+      </w:pPr>
+      <w:rPr>
+        <w:rFonts w:ascii="Wingdings" w:hAnsi="Wingdings" w:hint="default"/>
+        <w:sz w:val="20"/>
+      </w:rPr>
+    </w:lvl>
+    <w:lvl w:ilvl="3" w:tentative="1">
+      <w:start w:val="1"/>
+      <w:numFmt w:val="bullet"/>
+      <w:lvlText w:val=""/>
+      <w:lvlJc w:val="left"/>
+      <w:pPr>
+        <w:tabs>
+          <w:tab w:val="num" w:pos="2880"/>
+        </w:tabs>
+        <w:ind w:left="2880" w:hanging="360"/>
+      </w:pPr>
+      <w:rPr>
+        <w:rFonts w:ascii="Wingdings" w:hAnsi="Wingdings" w:hint="default"/>
+        <w:sz w:val="20"/>
+      </w:rPr>
+    </w:lvl>
+    <w:lvl w:ilvl="4" w:tentative="1">
+      <w:start w:val="1"/>
+      <w:numFmt w:val="bullet"/>
+      <w:lvlText w:val=""/>
+      <w:lvlJc w:val="left"/>
+      <w:pPr>
+        <w:tabs>
+          <w:tab w:val="num" w:pos="3600"/>
+        </w:tabs>
+        <w:ind w:left="3600" w:hanging="360"/>
+      </w:pPr>
+      <w:rPr>
+        <w:rFonts w:ascii="Wingdings" w:hAnsi="Wingdings" w:hint="default"/>
+        <w:sz w:val="20"/>
+      </w:rPr>
+    </w:lvl>
+    <w:lvl w:ilvl="5" w:tentative="1">
+      <w:start w:val="1"/>
+      <w:numFmt w:val="bullet"/>
+      <w:lvlText w:val=""/>
+      <w:lvlJc w:val="left"/>
+      <w:pPr>
+        <w:tabs>
+          <w:tab w:val="num" w:pos="4320"/>
+        </w:tabs>
+        <w:ind w:left="4320" w:hanging="360"/>
+      </w:pPr>
+      <w:rPr>
+        <w:rFonts w:ascii="Wingdings" w:hAnsi="Wingdings" w:hint="default"/>
+        <w:sz w:val="20"/>
+      </w:rPr>
+    </w:lvl>
+    <w:lvl w:ilvl="6" w:tentative="1">
+      <w:start w:val="1"/>
+      <w:numFmt w:val="bullet"/>
+      <w:lvlText w:val=""/>
+      <w:lvlJc w:val="left"/>
+      <w:pPr>
+        <w:tabs>
+          <w:tab w:val="num" w:pos="5040"/>
+        </w:tabs>
+        <w:ind w:left="5040" w:hanging="360"/>
+      </w:pPr>
+      <w:rPr>
+        <w:rFonts w:ascii="Wingdings" w:hAnsi="Wingdings" w:hint="default"/>
+        <w:sz w:val="20"/>
+      </w:rPr>
+    </w:lvl>
+    <w:lvl w:ilvl="7" w:tentative="1">
+      <w:start w:val="1"/>
+      <w:numFmt w:val="bullet"/>
+      <w:lvlText w:val=""/>
+      <w:lvlJc w:val="left"/>
+      <w:pPr>
+        <w:tabs>
+          <w:tab w:val="num" w:pos="5760"/>
+        </w:tabs>
+        <w:ind w:left="5760" w:hanging="360"/>
+      </w:pPr>
+      <w:rPr>
+        <w:rFonts w:ascii="Wingdings" w:hAnsi="Wingdings" w:hint="default"/>
+        <w:sz w:val="20"/>
+      </w:rPr>
+    </w:lvl>
+    <w:lvl w:ilvl="8" w:tentative="1">
+      <w:start w:val="1"/>
+      <w:numFmt w:val="bullet"/>
+      <w:lvlText w:val=""/>
+      <w:lvlJc w:val="left"/>
+      <w:pPr>
+        <w:tabs>
+          <w:tab w:val="num" w:pos="6480"/>
+        </w:tabs>
+        <w:ind w:left="6480" w:hanging="360"/>
+      </w:pPr>
+      <w:rPr>
+        <w:rFonts w:ascii="Wingdings" w:hAnsi="Wingdings" w:hint="default"/>
+        <w:sz w:val="20"/>
+      </w:rPr>
+    </w:lvl>
+  </w:abstractNum>
+  <w:abstractNum w:abstractNumId="7" w15:restartNumberingAfterBreak="0">
+    <w:nsid w:val="6AF16B30"/>
+    <w:multiLevelType w:val="multilevel"/>
+    <w:tmpl w:val="A2DC7946"/>
+    <w:lvl w:ilvl="0">
+      <w:start w:val="1"/>
+      <w:numFmt w:val="bullet"/>
+      <w:lvlText w:val=""/>
+      <w:lvlJc w:val="left"/>
+      <w:pPr>
+        <w:tabs>
+          <w:tab w:val="num" w:pos="720"/>
+        </w:tabs>
+        <w:ind w:left="720" w:hanging="360"/>
+      </w:pPr>
+      <w:rPr>
+        <w:rFonts w:ascii="Symbol" w:hAnsi="Symbol" w:hint="default"/>
+        <w:sz w:val="20"/>
+      </w:rPr>
+    </w:lvl>
+    <w:lvl w:ilvl="1" w:tentative="1">
+      <w:start w:val="1"/>
+      <w:numFmt w:val="bullet"/>
+      <w:lvlText w:val="o"/>
+      <w:lvlJc w:val="left"/>
+      <w:pPr>
+        <w:tabs>
+          <w:tab w:val="num" w:pos="1440"/>
+        </w:tabs>
+        <w:ind w:left="1440" w:hanging="360"/>
+      </w:pPr>
+      <w:rPr>
+        <w:rFonts w:ascii="Courier New" w:hAnsi="Courier New" w:hint="default"/>
+        <w:sz w:val="20"/>
+      </w:rPr>
+    </w:lvl>
+    <w:lvl w:ilvl="2" w:tentative="1">
+      <w:start w:val="1"/>
+      <w:numFmt w:val="bullet"/>
+      <w:lvlText w:val=""/>
+      <w:lvlJc w:val="left"/>
+      <w:pPr>
+        <w:tabs>
+          <w:tab w:val="num" w:pos="2160"/>
+        </w:tabs>
+        <w:ind w:left="2160" w:hanging="360"/>
+      </w:pPr>
+      <w:rPr>
+        <w:rFonts w:ascii="Wingdings" w:hAnsi="Wingdings" w:hint="default"/>
+        <w:sz w:val="20"/>
+      </w:rPr>
+    </w:lvl>
+    <w:lvl w:ilvl="3" w:tentative="1">
+      <w:start w:val="1"/>
+      <w:numFmt w:val="bullet"/>
+      <w:lvlText w:val=""/>
+      <w:lvlJc w:val="left"/>
+      <w:pPr>
+        <w:tabs>
+          <w:tab w:val="num" w:pos="2880"/>
+        </w:tabs>
+        <w:ind w:left="2880" w:hanging="360"/>
+      </w:pPr>
+      <w:rPr>
+        <w:rFonts w:ascii="Wingdings" w:hAnsi="Wingdings" w:hint="default"/>
+        <w:sz w:val="20"/>
+      </w:rPr>
+    </w:lvl>
+    <w:lvl w:ilvl="4" w:tentative="1">
+      <w:start w:val="1"/>
+      <w:numFmt w:val="bullet"/>
+      <w:lvlText w:val=""/>
+      <w:lvlJc w:val="left"/>
+      <w:pPr>
+        <w:tabs>
+          <w:tab w:val="num" w:pos="3600"/>
+        </w:tabs>
+        <w:ind w:left="3600" w:hanging="360"/>
+      </w:pPr>
+      <w:rPr>
+        <w:rFonts w:ascii="Wingdings" w:hAnsi="Wingdings" w:hint="default"/>
+        <w:sz w:val="20"/>
+      </w:rPr>
+    </w:lvl>
+    <w:lvl w:ilvl="5" w:tentative="1">
+      <w:start w:val="1"/>
+      <w:numFmt w:val="bullet"/>
+      <w:lvlText w:val=""/>
+      <w:lvlJc w:val="left"/>
+      <w:pPr>
+        <w:tabs>
+          <w:tab w:val="num" w:pos="4320"/>
+        </w:tabs>
+        <w:ind w:left="4320" w:hanging="360"/>
+      </w:pPr>
+      <w:rPr>
+        <w:rFonts w:ascii="Wingdings" w:hAnsi="Wingdings" w:hint="default"/>
+        <w:sz w:val="20"/>
+      </w:rPr>
+    </w:lvl>
+    <w:lvl w:ilvl="6" w:tentative="1">
+      <w:start w:val="1"/>
+      <w:numFmt w:val="bullet"/>
+      <w:lvlText w:val=""/>
+      <w:lvlJc w:val="left"/>
+      <w:pPr>
+        <w:tabs>
+          <w:tab w:val="num" w:pos="5040"/>
+        </w:tabs>
+        <w:ind w:left="5040" w:hanging="360"/>
+      </w:pPr>
+      <w:rPr>
+        <w:rFonts w:ascii="Wingdings" w:hAnsi="Wingdings" w:hint="default"/>
+        <w:sz w:val="20"/>
+      </w:rPr>
+    </w:lvl>
+    <w:lvl w:ilvl="7" w:tentative="1">
+      <w:start w:val="1"/>
+      <w:numFmt w:val="bullet"/>
+      <w:lvlText w:val=""/>
+      <w:lvlJc w:val="left"/>
+      <w:pPr>
+        <w:tabs>
+          <w:tab w:val="num" w:pos="5760"/>
+        </w:tabs>
+        <w:ind w:left="5760" w:hanging="360"/>
+      </w:pPr>
+      <w:rPr>
+        <w:rFonts w:ascii="Wingdings" w:hAnsi="Wingdings" w:hint="default"/>
+        <w:sz w:val="20"/>
+      </w:rPr>
+    </w:lvl>
+    <w:lvl w:ilvl="8" w:tentative="1">
+      <w:start w:val="1"/>
+      <w:numFmt w:val="bullet"/>
+      <w:lvlText w:val=""/>
+      <w:lvlJc w:val="left"/>
+      <w:pPr>
+        <w:tabs>
+          <w:tab w:val="num" w:pos="6480"/>
+        </w:tabs>
+        <w:ind w:left="6480" w:hanging="360"/>
+      </w:pPr>
+      <w:rPr>
+        <w:rFonts w:ascii="Wingdings" w:hAnsi="Wingdings" w:hint="default"/>
+        <w:sz w:val="20"/>
+      </w:rPr>
+    </w:lvl>
+  </w:abstractNum>
+  <w:abstractNum w:abstractNumId="8" w15:restartNumberingAfterBreak="0">
+    <w:nsid w:val="729D3400"/>
+    <w:multiLevelType w:val="multilevel"/>
+    <w:tmpl w:val="4F54C7C2"/>
+    <w:lvl w:ilvl="0">
+      <w:start w:val="1"/>
+      <w:numFmt w:val="bullet"/>
+      <w:lvlText w:val=""/>
+      <w:lvlJc w:val="left"/>
+      <w:pPr>
+        <w:tabs>
+          <w:tab w:val="num" w:pos="720"/>
+        </w:tabs>
+        <w:ind w:left="720" w:hanging="360"/>
+      </w:pPr>
+      <w:rPr>
+        <w:rFonts w:ascii="Symbol" w:hAnsi="Symbol" w:hint="default"/>
+        <w:sz w:val="20"/>
+      </w:rPr>
+    </w:lvl>
+    <w:lvl w:ilvl="1" w:tentative="1">
+      <w:start w:val="1"/>
+      <w:numFmt w:val="bullet"/>
+      <w:lvlText w:val="o"/>
+      <w:lvlJc w:val="left"/>
+      <w:pPr>
+        <w:tabs>
+          <w:tab w:val="num" w:pos="1440"/>
+        </w:tabs>
+        <w:ind w:left="1440" w:hanging="360"/>
+      </w:pPr>
+      <w:rPr>
+        <w:rFonts w:ascii="Courier New" w:hAnsi="Courier New" w:hint="default"/>
+        <w:sz w:val="20"/>
+      </w:rPr>
+    </w:lvl>
+    <w:lvl w:ilvl="2" w:tentative="1">
+      <w:start w:val="1"/>
+      <w:numFmt w:val="bullet"/>
+      <w:lvlText w:val=""/>
+      <w:lvlJc w:val="left"/>
+      <w:pPr>
+        <w:tabs>
+          <w:tab w:val="num" w:pos="2160"/>
+        </w:tabs>
+        <w:ind w:left="2160" w:hanging="360"/>
+      </w:pPr>
+      <w:rPr>
+        <w:rFonts w:ascii="Wingdings" w:hAnsi="Wingdings" w:hint="default"/>
+        <w:sz w:val="20"/>
+      </w:rPr>
+    </w:lvl>
+    <w:lvl w:ilvl="3" w:tentative="1">
+      <w:start w:val="1"/>
+      <w:numFmt w:val="bullet"/>
+      <w:lvlText w:val=""/>
+      <w:lvlJc w:val="left"/>
+      <w:pPr>
+        <w:tabs>
+          <w:tab w:val="num" w:pos="2880"/>
+        </w:tabs>
+        <w:ind w:left="2880" w:hanging="360"/>
+      </w:pPr>
+      <w:rPr>
+        <w:rFonts w:ascii="Wingdings" w:hAnsi="Wingdings" w:hint="default"/>
+        <w:sz w:val="20"/>
+      </w:rPr>
+    </w:lvl>
+    <w:lvl w:ilvl="4" w:tentative="1">
+      <w:start w:val="1"/>
+      <w:numFmt w:val="bullet"/>
+      <w:lvlText w:val=""/>
+      <w:lvlJc w:val="left"/>
+      <w:pPr>
+        <w:tabs>
+          <w:tab w:val="num" w:pos="3600"/>
+        </w:tabs>
+        <w:ind w:left="3600" w:hanging="360"/>
+      </w:pPr>
+      <w:rPr>
+        <w:rFonts w:ascii="Wingdings" w:hAnsi="Wingdings" w:hint="default"/>
+        <w:sz w:val="20"/>
+      </w:rPr>
+    </w:lvl>
+    <w:lvl w:ilvl="5" w:tentative="1">
+      <w:start w:val="1"/>
+      <w:numFmt w:val="bullet"/>
+      <w:lvlText w:val=""/>
+      <w:lvlJc w:val="left"/>
+      <w:pPr>
+        <w:tabs>
+          <w:tab w:val="num" w:pos="4320"/>
+        </w:tabs>
+        <w:ind w:left="4320" w:hanging="360"/>
+      </w:pPr>
+      <w:rPr>
+        <w:rFonts w:ascii="Wingdings" w:hAnsi="Wingdings" w:hint="default"/>
+        <w:sz w:val="20"/>
+      </w:rPr>
+    </w:lvl>
+    <w:lvl w:ilvl="6" w:tentative="1">
+      <w:start w:val="1"/>
+      <w:numFmt w:val="bullet"/>
+      <w:lvlText w:val=""/>
+      <w:lvlJc w:val="left"/>
+      <w:pPr>
+        <w:tabs>
+          <w:tab w:val="num" w:pos="5040"/>
+        </w:tabs>
+        <w:ind w:left="5040" w:hanging="360"/>
+      </w:pPr>
+      <w:rPr>
+        <w:rFonts w:ascii="Wingdings" w:hAnsi="Wingdings" w:hint="default"/>
+        <w:sz w:val="20"/>
+      </w:rPr>
+    </w:lvl>
+    <w:lvl w:ilvl="7" w:tentative="1">
+      <w:start w:val="1"/>
+      <w:numFmt w:val="bullet"/>
+      <w:lvlText w:val=""/>
+      <w:lvlJc w:val="left"/>
+      <w:pPr>
+        <w:tabs>
+          <w:tab w:val="num" w:pos="5760"/>
+        </w:tabs>
+        <w:ind w:left="5760" w:hanging="360"/>
+      </w:pPr>
+      <w:rPr>
+        <w:rFonts w:ascii="Wingdings" w:hAnsi="Wingdings" w:hint="default"/>
+        <w:sz w:val="20"/>
+      </w:rPr>
+    </w:lvl>
+    <w:lvl w:ilvl="8" w:tentative="1">
+      <w:start w:val="1"/>
+      <w:numFmt w:val="bullet"/>
+      <w:lvlText w:val=""/>
+      <w:lvlJc w:val="left"/>
+      <w:pPr>
+        <w:tabs>
+          <w:tab w:val="num" w:pos="6480"/>
+        </w:tabs>
+        <w:ind w:left="6480" w:hanging="360"/>
+      </w:pPr>
+      <w:rPr>
+        <w:rFonts w:ascii="Wingdings" w:hAnsi="Wingdings" w:hint="default"/>
+        <w:sz w:val="20"/>
+      </w:rPr>
+    </w:lvl>
+  </w:abstractNum>
+  <w:abstractNum w:abstractNumId="9" w15:restartNumberingAfterBreak="0">
+    <w:nsid w:val="7A363C09"/>
+    <w:multiLevelType w:val="multilevel"/>
+    <w:tmpl w:val="A566E56A"/>
+    <w:lvl w:ilvl="0">
+      <w:start w:val="1"/>
+      <w:numFmt w:val="bullet"/>
+      <w:lvlText w:val=""/>
+      <w:lvlJc w:val="left"/>
+      <w:pPr>
+        <w:tabs>
+          <w:tab w:val="num" w:pos="720"/>
+        </w:tabs>
+        <w:ind w:left="720" w:hanging="360"/>
+      </w:pPr>
+      <w:rPr>
+        <w:rFonts w:ascii="Symbol" w:hAnsi="Symbol" w:hint="default"/>
+        <w:sz w:val="20"/>
+      </w:rPr>
+    </w:lvl>
+    <w:lvl w:ilvl="1" w:tentative="1">
+      <w:start w:val="1"/>
+      <w:numFmt w:val="bullet"/>
+      <w:lvlText w:val="o"/>
+      <w:lvlJc w:val="left"/>
+      <w:pPr>
+        <w:tabs>
+          <w:tab w:val="num" w:pos="1440"/>
+        </w:tabs>
+        <w:ind w:left="1440" w:hanging="360"/>
+      </w:pPr>
+      <w:rPr>
+        <w:rFonts w:ascii="Courier New" w:hAnsi="Courier New" w:hint="default"/>
+        <w:sz w:val="20"/>
+      </w:rPr>
+    </w:lvl>
+    <w:lvl w:ilvl="2" w:tentative="1">
+      <w:start w:val="1"/>
+      <w:numFmt w:val="bullet"/>
+      <w:lvlText w:val=""/>
+      <w:lvlJc w:val="left"/>
+      <w:pPr>
+        <w:tabs>
+          <w:tab w:val="num" w:pos="2160"/>
+        </w:tabs>
+        <w:ind w:left="2160" w:hanging="360"/>
+      </w:pPr>
+      <w:rPr>
+        <w:rFonts w:ascii="Wingdings" w:hAnsi="Wingdings" w:hint="default"/>
+        <w:sz w:val="20"/>
+      </w:rPr>
+    </w:lvl>
+    <w:lvl w:ilvl="3" w:tentative="1">
+      <w:start w:val="1"/>
+      <w:numFmt w:val="bullet"/>
+      <w:lvlText w:val=""/>
+      <w:lvlJc w:val="left"/>
+      <w:pPr>
+        <w:tabs>
+          <w:tab w:val="num" w:pos="2880"/>
+        </w:tabs>
+        <w:ind w:left="2880" w:hanging="360"/>
+      </w:pPr>
+      <w:rPr>
+        <w:rFonts w:ascii="Wingdings" w:hAnsi="Wingdings" w:hint="default"/>
+        <w:sz w:val="20"/>
+      </w:rPr>
+    </w:lvl>
+    <w:lvl w:ilvl="4" w:tentative="1">
+      <w:start w:val="1"/>
+      <w:numFmt w:val="bullet"/>
+      <w:lvlText w:val=""/>
+      <w:lvlJc w:val="left"/>
+      <w:pPr>
+        <w:tabs>
+          <w:tab w:val="num" w:pos="3600"/>
+        </w:tabs>
+        <w:ind w:left="3600" w:hanging="360"/>
+      </w:pPr>
+      <w:rPr>
+        <w:rFonts w:ascii="Wingdings" w:hAnsi="Wingdings" w:hint="default"/>
+        <w:sz w:val="20"/>
+      </w:rPr>
+    </w:lvl>
+    <w:lvl w:ilvl="5" w:tentative="1">
+      <w:start w:val="1"/>
+      <w:numFmt w:val="bullet"/>
+      <w:lvlText w:val=""/>
+      <w:lvlJc w:val="left"/>
+      <w:pPr>
+        <w:tabs>
+          <w:tab w:val="num" w:pos="4320"/>
+        </w:tabs>
+        <w:ind w:left="4320" w:hanging="360"/>
+      </w:pPr>
+      <w:rPr>
+        <w:rFonts w:ascii="Wingdings" w:hAnsi="Wingdings" w:hint="default"/>
+        <w:sz w:val="20"/>
+      </w:rPr>
+    </w:lvl>
+    <w:lvl w:ilvl="6" w:tentative="1">
+      <w:start w:val="1"/>
+      <w:numFmt w:val="bullet"/>
+      <w:lvlText w:val=""/>
+      <w:lvlJc w:val="left"/>
+      <w:pPr>
+        <w:tabs>
+          <w:tab w:val="num" w:pos="5040"/>
+        </w:tabs>
+        <w:ind w:left="5040" w:hanging="360"/>
+      </w:pPr>
+      <w:rPr>
+        <w:rFonts w:ascii="Wingdings" w:hAnsi="Wingdings" w:hint="default"/>
+        <w:sz w:val="20"/>
+      </w:rPr>
+    </w:lvl>
+    <w:lvl w:ilvl="7" w:tentative="1">
+      <w:start w:val="1"/>
+      <w:numFmt w:val="bullet"/>
+      <w:lvlText w:val=""/>
+      <w:lvlJc w:val="left"/>
+      <w:pPr>
+        <w:tabs>
+          <w:tab w:val="num" w:pos="5760"/>
+        </w:tabs>
+        <w:ind w:left="5760" w:hanging="360"/>
+      </w:pPr>
+      <w:rPr>
+        <w:rFonts w:ascii="Wingdings" w:hAnsi="Wingdings" w:hint="default"/>
+        <w:sz w:val="20"/>
+      </w:rPr>
+    </w:lvl>
+    <w:lvl w:ilvl="8" w:tentative="1">
+      <w:start w:val="1"/>
+      <w:numFmt w:val="bullet"/>
+      <w:lvlText w:val=""/>
+      <w:lvlJc w:val="left"/>
+      <w:pPr>
+        <w:tabs>
+          <w:tab w:val="num" w:pos="6480"/>
+        </w:tabs>
+        <w:ind w:left="6480" w:hanging="360"/>
+      </w:pPr>
+      <w:rPr>
+        <w:rFonts w:ascii="Wingdings" w:hAnsi="Wingdings" w:hint="default"/>
+        <w:sz w:val="20"/>
+      </w:rPr>
+    </w:lvl>
+  </w:abstractNum>
   <w:num w:numId="1" w16cid:durableId="1690256393">
-    <w:abstractNumId w:val="3"/>
+    <w:abstractNumId w:val="9"/>
   </w:num>
   <w:num w:numId="2" w16cid:durableId="2105031762">
     <w:abstractNumId w:val="1"/>
@@ -5309,6 +8066,24 @@
   </w:num>
   <w:num w:numId="4" w16cid:durableId="1113791008">
     <w:abstractNumId w:val="0"/>
+  </w:num>
+  <w:num w:numId="5" w16cid:durableId="627516003">
+    <w:abstractNumId w:val="6"/>
+  </w:num>
+  <w:num w:numId="6" w16cid:durableId="51730618">
+    <w:abstractNumId w:val="3"/>
+  </w:num>
+  <w:num w:numId="7" w16cid:durableId="2085256259">
+    <w:abstractNumId w:val="8"/>
+  </w:num>
+  <w:num w:numId="8" w16cid:durableId="862091825">
+    <w:abstractNumId w:val="5"/>
+  </w:num>
+  <w:num w:numId="9" w16cid:durableId="214199058">
+    <w:abstractNumId w:val="7"/>
+  </w:num>
+  <w:num w:numId="10" w16cid:durableId="436680235">
+    <w:abstractNumId w:val="4"/>
   </w:num>
 </w:numbering>
 </file>

--- a/heart-disease-mlops/documents/MLOps.docx
+++ b/heart-disease-mlops/documents/MLOps.docx
@@ -4,31 +4,7 @@
   <w:body>
     <w:p>
       <w:r>
-        <w:t>a931396@LAPTOP-</w:t>
-      </w:r>
-      <w:proofErr w:type="gramStart"/>
-      <w:r>
-        <w:t>DEMUCEJH:~</w:t>
-      </w:r>
-      <w:proofErr w:type="gramEnd"/>
-      <w:r>
-        <w:t>/</w:t>
-      </w:r>
-      <w:proofErr w:type="spellStart"/>
-      <w:r>
-        <w:t>MLOps</w:t>
-      </w:r>
-      <w:proofErr w:type="spellEnd"/>
-      <w:r>
-        <w:t>/heart-disease-</w:t>
-      </w:r>
-      <w:proofErr w:type="spellStart"/>
-      <w:r>
-        <w:t>mlops</w:t>
-      </w:r>
-      <w:proofErr w:type="spellEnd"/>
-      <w:r>
-        <w:t>$ python --version</w:t>
+        <w:t>a931396@LAPTOP-DEMUCEJH:~/MLOps/heart-disease-mlops$ python --version</w:t>
       </w:r>
     </w:p>
     <w:p>
@@ -48,39 +24,7 @@
     </w:p>
     <w:p>
       <w:r>
-        <w:t>a931396@LAPTOP-</w:t>
-      </w:r>
-      <w:proofErr w:type="gramStart"/>
-      <w:r>
-        <w:t>DEMUCEJH:~</w:t>
-      </w:r>
-      <w:proofErr w:type="gramEnd"/>
-      <w:r>
-        <w:t>/</w:t>
-      </w:r>
-      <w:proofErr w:type="spellStart"/>
-      <w:r>
-        <w:t>MLOps</w:t>
-      </w:r>
-      <w:proofErr w:type="spellEnd"/>
-      <w:r>
-        <w:t>/heart-disease-</w:t>
-      </w:r>
-      <w:proofErr w:type="spellStart"/>
-      <w:r>
-        <w:t>mlops</w:t>
-      </w:r>
-      <w:proofErr w:type="spellEnd"/>
-      <w:r>
-        <w:t xml:space="preserve">$ </w:t>
-      </w:r>
-      <w:proofErr w:type="spellStart"/>
-      <w:r>
-        <w:t>uv</w:t>
-      </w:r>
-      <w:proofErr w:type="spellEnd"/>
-      <w:r>
-        <w:t xml:space="preserve"> python install 3.12</w:t>
+        <w:t>a931396@LAPTOP-DEMUCEJH:~/MLOps/heart-disease-mlops$ uv python install 3.12</w:t>
       </w:r>
     </w:p>
     <w:p>
@@ -95,280 +39,38 @@
     </w:p>
     <w:p>
       <w:r>
-        <w:t>a931396@LAPTOP-</w:t>
-      </w:r>
-      <w:proofErr w:type="gramStart"/>
-      <w:r>
-        <w:t>DEMUCEJH:~</w:t>
-      </w:r>
-      <w:proofErr w:type="gramEnd"/>
-      <w:r>
-        <w:t>/</w:t>
-      </w:r>
-      <w:proofErr w:type="spellStart"/>
-      <w:r>
-        <w:t>MLOps</w:t>
-      </w:r>
-      <w:proofErr w:type="spellEnd"/>
-      <w:r>
-        <w:t>/heart-disease-</w:t>
-      </w:r>
-      <w:proofErr w:type="spellStart"/>
-      <w:r>
-        <w:t>mlops</w:t>
-      </w:r>
-      <w:proofErr w:type="spellEnd"/>
-      <w:r>
-        <w:t xml:space="preserve">$ </w:t>
-      </w:r>
-      <w:proofErr w:type="spellStart"/>
-      <w:r>
-        <w:t>uv</w:t>
-      </w:r>
-      <w:proofErr w:type="spellEnd"/>
-      <w:r>
-        <w:t xml:space="preserve"> </w:t>
-      </w:r>
-      <w:proofErr w:type="spellStart"/>
-      <w:r>
-        <w:t>venv</w:t>
-      </w:r>
-      <w:proofErr w:type="spellEnd"/>
-      <w:r>
-        <w:t xml:space="preserve"> --python 3.</w:t>
-      </w:r>
-      <w:proofErr w:type="gramStart"/>
-      <w:r>
-        <w:t>12 .</w:t>
-      </w:r>
-      <w:proofErr w:type="spellStart"/>
-      <w:r>
-        <w:t>venv</w:t>
-      </w:r>
-      <w:proofErr w:type="spellEnd"/>
-      <w:proofErr w:type="gramEnd"/>
-    </w:p>
-    <w:p>
-      <w:r>
-        <w:t xml:space="preserve">Using </w:t>
-      </w:r>
-      <w:proofErr w:type="spellStart"/>
-      <w:r>
-        <w:t>CPython</w:t>
-      </w:r>
-      <w:proofErr w:type="spellEnd"/>
-      <w:r>
-        <w:t xml:space="preserve"> 3.12.14</w:t>
-      </w:r>
-    </w:p>
-    <w:p>
-      <w:r>
-        <w:t>Creating virtual environment at</w:t>
-      </w:r>
-      <w:proofErr w:type="gramStart"/>
-      <w:r>
-        <w:t>: .</w:t>
-      </w:r>
-      <w:proofErr w:type="spellStart"/>
-      <w:r>
-        <w:t>venv</w:t>
-      </w:r>
-      <w:proofErr w:type="spellEnd"/>
-      <w:proofErr w:type="gramEnd"/>
-    </w:p>
-    <w:p>
-      <w:r>
-        <w:t xml:space="preserve">Activate </w:t>
-      </w:r>
-      <w:proofErr w:type="gramStart"/>
-      <w:r>
-        <w:t>with:</w:t>
-      </w:r>
-      <w:proofErr w:type="gramEnd"/>
-      <w:r>
-        <w:t xml:space="preserve"> </w:t>
-      </w:r>
-      <w:proofErr w:type="gramStart"/>
-      <w:r>
-        <w:t>source .</w:t>
-      </w:r>
-      <w:proofErr w:type="spellStart"/>
-      <w:r>
-        <w:t>venv</w:t>
-      </w:r>
-      <w:proofErr w:type="spellEnd"/>
-      <w:proofErr w:type="gramEnd"/>
-      <w:r>
-        <w:t>/bin/activate</w:t>
-      </w:r>
-    </w:p>
-    <w:p>
-      <w:r>
-        <w:t>a931396@LAPTOP-</w:t>
-      </w:r>
-      <w:proofErr w:type="gramStart"/>
-      <w:r>
-        <w:t>DEMUCEJH:~</w:t>
-      </w:r>
-      <w:proofErr w:type="gramEnd"/>
-      <w:r>
-        <w:t>/</w:t>
-      </w:r>
-      <w:proofErr w:type="spellStart"/>
-      <w:r>
-        <w:t>MLOps</w:t>
-      </w:r>
-      <w:proofErr w:type="spellEnd"/>
-      <w:r>
-        <w:t>/heart-disease-</w:t>
-      </w:r>
-      <w:proofErr w:type="spellStart"/>
-      <w:r>
-        <w:t>mlops</w:t>
-      </w:r>
-      <w:proofErr w:type="spellEnd"/>
-      <w:r>
-        <w:t xml:space="preserve">$ </w:t>
-      </w:r>
-      <w:proofErr w:type="gramStart"/>
-      <w:r>
-        <w:t>source .</w:t>
-      </w:r>
-      <w:proofErr w:type="spellStart"/>
-      <w:r>
-        <w:t>venv</w:t>
-      </w:r>
-      <w:proofErr w:type="spellEnd"/>
-      <w:proofErr w:type="gramEnd"/>
-      <w:r>
-        <w:t>/bin/activate</w:t>
-      </w:r>
-    </w:p>
-    <w:p>
-      <w:r>
-        <w:t>(.</w:t>
-      </w:r>
-      <w:proofErr w:type="spellStart"/>
-      <w:r>
-        <w:t>venv</w:t>
-      </w:r>
-      <w:proofErr w:type="spellEnd"/>
-      <w:r>
-        <w:t>) a931396@LAPTOP-</w:t>
-      </w:r>
-      <w:proofErr w:type="gramStart"/>
-      <w:r>
-        <w:t>DEMUCEJH:~</w:t>
-      </w:r>
-      <w:proofErr w:type="gramEnd"/>
-      <w:r>
-        <w:t>/</w:t>
-      </w:r>
-      <w:proofErr w:type="spellStart"/>
-      <w:r>
-        <w:t>MLOps</w:t>
-      </w:r>
-      <w:proofErr w:type="spellEnd"/>
-      <w:r>
-        <w:t>/heart-disease-</w:t>
-      </w:r>
-      <w:proofErr w:type="spellStart"/>
-      <w:r>
-        <w:t>mlops</w:t>
-      </w:r>
-      <w:proofErr w:type="spellEnd"/>
-      <w:proofErr w:type="gramStart"/>
-      <w:r>
-        <w:t>$  source</w:t>
-      </w:r>
-      <w:proofErr w:type="gramEnd"/>
-      <w:r>
-        <w:t xml:space="preserve"> /home/a931396/</w:t>
-      </w:r>
-      <w:proofErr w:type="spellStart"/>
-      <w:r>
-        <w:t>MLOps</w:t>
-      </w:r>
-      <w:proofErr w:type="spellEnd"/>
-      <w:r>
-        <w:t>/heart-disease-</w:t>
-      </w:r>
-      <w:proofErr w:type="spellStart"/>
-      <w:r>
-        <w:t>mlops</w:t>
-      </w:r>
-      <w:proofErr w:type="spellEnd"/>
-      <w:proofErr w:type="gramStart"/>
-      <w:r>
-        <w:t>/.</w:t>
-      </w:r>
-      <w:proofErr w:type="spellStart"/>
-      <w:r>
-        <w:t>venv</w:t>
-      </w:r>
-      <w:proofErr w:type="spellEnd"/>
-      <w:proofErr w:type="gramEnd"/>
-      <w:r>
-        <w:t>/bin/activate</w:t>
-      </w:r>
-    </w:p>
-    <w:p>
-      <w:r>
-        <w:t>(.</w:t>
-      </w:r>
-      <w:proofErr w:type="spellStart"/>
-      <w:r>
-        <w:t>venv</w:t>
-      </w:r>
-      <w:proofErr w:type="spellEnd"/>
-      <w:r>
-        <w:t>) a931396@LAPTOP-</w:t>
-      </w:r>
-      <w:proofErr w:type="gramStart"/>
-      <w:r>
-        <w:t>DEMUCEJH:~</w:t>
-      </w:r>
-      <w:proofErr w:type="gramEnd"/>
-      <w:r>
-        <w:t>/</w:t>
-      </w:r>
-      <w:proofErr w:type="spellStart"/>
-      <w:r>
-        <w:t>MLOps</w:t>
-      </w:r>
-      <w:proofErr w:type="spellEnd"/>
-      <w:r>
-        <w:t>/heart-disease-</w:t>
-      </w:r>
-      <w:proofErr w:type="spellStart"/>
-      <w:r>
-        <w:t>mlops</w:t>
-      </w:r>
-      <w:proofErr w:type="spellEnd"/>
-      <w:r>
-        <w:t xml:space="preserve">$ </w:t>
-      </w:r>
-      <w:proofErr w:type="spellStart"/>
-      <w:r>
-        <w:t>uv</w:t>
-      </w:r>
-      <w:proofErr w:type="spellEnd"/>
-      <w:r>
-        <w:t xml:space="preserve"> pip install pandas </w:t>
-      </w:r>
-      <w:proofErr w:type="spellStart"/>
-      <w:r>
-        <w:t>numpy</w:t>
-      </w:r>
-      <w:proofErr w:type="spellEnd"/>
-      <w:r>
-        <w:t xml:space="preserve"> scikit-learn matplotlib seaborn </w:t>
-      </w:r>
-      <w:proofErr w:type="spellStart"/>
-      <w:r>
-        <w:t>ucimlrepo</w:t>
-      </w:r>
-      <w:proofErr w:type="spellEnd"/>
+        <w:t>a931396@LAPTOP-DEMUCEJH:~/MLOps/heart-disease-mlops$ uv venv --python 3.12 .venv</w:t>
+      </w:r>
+    </w:p>
+    <w:p>
+      <w:r>
+        <w:t>Using CPython 3.12.14</w:t>
+      </w:r>
+    </w:p>
+    <w:p>
+      <w:r>
+        <w:t>Creating virtual environment at: .venv</w:t>
+      </w:r>
+    </w:p>
+    <w:p>
+      <w:r>
+        <w:t>Activate with: source .venv/bin/activate</w:t>
+      </w:r>
+    </w:p>
+    <w:p>
+      <w:r>
+        <w:t>a931396@LAPTOP-DEMUCEJH:~/MLOps/heart-disease-mlops$ source .venv/bin/activate</w:t>
+      </w:r>
+    </w:p>
+    <w:p>
+      <w:r>
+        <w:t>(.venv) a931396@LAPTOP-DEMUCEJH:~/MLOps/heart-disease-mlops$  source /home/a931396/MLOps/heart-disease-mlops/.venv/bin/activate</w:t>
+      </w:r>
+    </w:p>
+    <w:p>
+      <w:r>
+        <w:t>(.venv) a931396@LAPTOP-DEMUCEJH:~/MLOps/heart-disease-mlops$ uv pip install pandas numpy scikit-learn matplotlib seaborn ucimlrepo</w:t>
+      </w:r>
     </w:p>
     <w:p>
       <w:r>
@@ -387,41 +89,17 @@
     </w:p>
     <w:p>
       <w:r>
-        <w:t xml:space="preserve"> + </w:t>
-      </w:r>
-      <w:proofErr w:type="spellStart"/>
-      <w:r>
-        <w:t>certifi</w:t>
-      </w:r>
-      <w:proofErr w:type="spellEnd"/>
-      <w:r>
-        <w:t>==2026.7.22</w:t>
-      </w:r>
-    </w:p>
-    <w:p>
-      <w:r>
-        <w:t xml:space="preserve"> + </w:t>
-      </w:r>
-      <w:proofErr w:type="spellStart"/>
-      <w:r>
-        <w:t>cloudpickle</w:t>
-      </w:r>
-      <w:proofErr w:type="spellEnd"/>
-      <w:r>
-        <w:t>==3.1.2</w:t>
-      </w:r>
-    </w:p>
-    <w:p>
-      <w:r>
-        <w:t xml:space="preserve"> + </w:t>
-      </w:r>
-      <w:proofErr w:type="spellStart"/>
-      <w:r>
-        <w:t>contourpy</w:t>
-      </w:r>
-      <w:proofErr w:type="spellEnd"/>
-      <w:r>
-        <w:t>==1.4.0</w:t>
+        <w:t xml:space="preserve"> + certifi==2026.7.22</w:t>
+      </w:r>
+    </w:p>
+    <w:p>
+      <w:r>
+        <w:t xml:space="preserve"> + cloudpickle==3.1.2</w:t>
+      </w:r>
+    </w:p>
+    <w:p>
+      <w:r>
+        <w:t xml:space="preserve"> + contourpy==1.4.0</w:t>
       </w:r>
     </w:p>
     <w:p>
@@ -431,41 +109,17 @@
     </w:p>
     <w:p>
       <w:r>
-        <w:t xml:space="preserve"> + </w:t>
-      </w:r>
-      <w:proofErr w:type="spellStart"/>
-      <w:r>
-        <w:t>fonttools</w:t>
-      </w:r>
-      <w:proofErr w:type="spellEnd"/>
-      <w:r>
-        <w:t>==4.66.1</w:t>
-      </w:r>
-    </w:p>
-    <w:p>
-      <w:r>
-        <w:t xml:space="preserve"> + </w:t>
-      </w:r>
-      <w:proofErr w:type="spellStart"/>
-      <w:r>
-        <w:t>joblib</w:t>
-      </w:r>
-      <w:proofErr w:type="spellEnd"/>
-      <w:r>
-        <w:t>==1.6.0</w:t>
-      </w:r>
-    </w:p>
-    <w:p>
-      <w:r>
-        <w:t xml:space="preserve"> + </w:t>
-      </w:r>
-      <w:proofErr w:type="spellStart"/>
-      <w:r>
-        <w:t>kiwisolver</w:t>
-      </w:r>
-      <w:proofErr w:type="spellEnd"/>
-      <w:r>
-        <w:t>==1.5.1</w:t>
+        <w:t xml:space="preserve"> + fonttools==4.66.1</w:t>
+      </w:r>
+    </w:p>
+    <w:p>
+      <w:r>
+        <w:t xml:space="preserve"> + joblib==1.6.0</w:t>
+      </w:r>
+    </w:p>
+    <w:p>
+      <w:r>
+        <w:t xml:space="preserve"> + kiwisolver==1.5.1</w:t>
       </w:r>
     </w:p>
     <w:p>
@@ -481,15 +135,7 @@
     </w:p>
     <w:p>
       <w:r>
-        <w:t xml:space="preserve"> + </w:t>
-      </w:r>
-      <w:proofErr w:type="spellStart"/>
-      <w:r>
-        <w:t>numpy</w:t>
-      </w:r>
-      <w:proofErr w:type="spellEnd"/>
-      <w:r>
-        <w:t>==2.5.3</w:t>
+        <w:t xml:space="preserve"> + numpy==2.5.3</w:t>
       </w:r>
     </w:p>
     <w:p>
@@ -509,36 +155,12 @@
     </w:p>
     <w:p>
       <w:r>
-        <w:t xml:space="preserve"> + </w:t>
-      </w:r>
-      <w:proofErr w:type="spellStart"/>
-      <w:r>
-        <w:t>pyparsing</w:t>
-      </w:r>
-      <w:proofErr w:type="spellEnd"/>
-      <w:r>
-        <w:t>==3.3.3</w:t>
-      </w:r>
-    </w:p>
-    <w:p>
-      <w:r>
-        <w:t xml:space="preserve"> + python-</w:t>
-      </w:r>
-      <w:proofErr w:type="spellStart"/>
-      <w:r>
-        <w:t>dateutil</w:t>
-      </w:r>
-      <w:proofErr w:type="spellEnd"/>
-      <w:r>
-        <w:t>==2.9.</w:t>
-      </w:r>
-      <w:proofErr w:type="gramStart"/>
-      <w:r>
-        <w:t>0.post</w:t>
-      </w:r>
-      <w:proofErr w:type="gramEnd"/>
-      <w:r>
-        <w:t>0</w:t>
+        <w:t xml:space="preserve"> + pyparsing==3.3.3</w:t>
+      </w:r>
+    </w:p>
+    <w:p>
+      <w:r>
+        <w:t xml:space="preserve"> + python-dateutil==2.9.0.post0</w:t>
       </w:r>
     </w:p>
     <w:p>
@@ -548,15 +170,7 @@
     </w:p>
     <w:p>
       <w:r>
-        <w:t xml:space="preserve"> + </w:t>
-      </w:r>
-      <w:proofErr w:type="spellStart"/>
-      <w:r>
-        <w:t>scipy</w:t>
-      </w:r>
-      <w:proofErr w:type="spellEnd"/>
-      <w:r>
-        <w:t>==1.18.1</w:t>
+        <w:t xml:space="preserve"> + scipy==1.18.1</w:t>
       </w:r>
     </w:p>
     <w:p>
@@ -571,102 +185,22 @@
     </w:p>
     <w:p>
       <w:r>
-        <w:t xml:space="preserve"> + </w:t>
-      </w:r>
-      <w:proofErr w:type="spellStart"/>
-      <w:r>
-        <w:t>threadpoolctl</w:t>
-      </w:r>
-      <w:proofErr w:type="spellEnd"/>
-      <w:r>
-        <w:t>==3.7.0</w:t>
-      </w:r>
-    </w:p>
-    <w:p>
-      <w:r>
-        <w:t xml:space="preserve"> + </w:t>
-      </w:r>
-      <w:proofErr w:type="spellStart"/>
-      <w:r>
-        <w:t>ucimlrepo</w:t>
-      </w:r>
-      <w:proofErr w:type="spellEnd"/>
-      <w:r>
-        <w:t>==0.0.7</w:t>
-      </w:r>
-    </w:p>
-    <w:p>
-      <w:r>
-        <w:t>(.</w:t>
-      </w:r>
-      <w:proofErr w:type="spellStart"/>
-      <w:r>
-        <w:t>venv</w:t>
-      </w:r>
-      <w:proofErr w:type="spellEnd"/>
-      <w:r>
-        <w:t>) a931396@LAPTOP-</w:t>
-      </w:r>
-      <w:proofErr w:type="gramStart"/>
-      <w:r>
-        <w:t>DEMUCEJH:~</w:t>
-      </w:r>
-      <w:proofErr w:type="gramEnd"/>
-      <w:r>
-        <w:t>/</w:t>
-      </w:r>
-      <w:proofErr w:type="spellStart"/>
-      <w:r>
-        <w:t>MLOps</w:t>
-      </w:r>
-      <w:proofErr w:type="spellEnd"/>
-      <w:r>
-        <w:t>/heart-disease-</w:t>
-      </w:r>
-      <w:proofErr w:type="spellStart"/>
-      <w:r>
-        <w:t>mlops</w:t>
-      </w:r>
-      <w:proofErr w:type="spellEnd"/>
-      <w:r>
-        <w:t>$ ^C</w:t>
-      </w:r>
-    </w:p>
-    <w:p>
-      <w:r>
-        <w:t>(.</w:t>
-      </w:r>
-      <w:proofErr w:type="spellStart"/>
-      <w:r>
-        <w:t>venv</w:t>
-      </w:r>
-      <w:proofErr w:type="spellEnd"/>
-      <w:r>
-        <w:t>) a931396@LAPTOP-</w:t>
-      </w:r>
-      <w:proofErr w:type="gramStart"/>
-      <w:r>
-        <w:t>DEMUCEJH:~</w:t>
-      </w:r>
-      <w:proofErr w:type="gramEnd"/>
-      <w:r>
-        <w:t>/</w:t>
-      </w:r>
-      <w:proofErr w:type="spellStart"/>
-      <w:r>
-        <w:t>MLOps</w:t>
-      </w:r>
-      <w:proofErr w:type="spellEnd"/>
-      <w:r>
-        <w:t>/heart-disease-</w:t>
-      </w:r>
-      <w:proofErr w:type="spellStart"/>
-      <w:r>
-        <w:t>mlops</w:t>
-      </w:r>
-      <w:proofErr w:type="spellEnd"/>
-      <w:r>
-        <w:t>$</w:t>
+        <w:t xml:space="preserve"> + threadpoolctl==3.7.0</w:t>
+      </w:r>
+    </w:p>
+    <w:p>
+      <w:r>
+        <w:t xml:space="preserve"> + ucimlrepo==0.0.7</w:t>
+      </w:r>
+    </w:p>
+    <w:p>
+      <w:r>
+        <w:t>(.venv) a931396@LAPTOP-DEMUCEJH:~/MLOps/heart-disease-mlops$ ^C</w:t>
+      </w:r>
+    </w:p>
+    <w:p>
+      <w:r>
+        <w:t>(.venv) a931396@LAPTOP-DEMUCEJH:~/MLOps/heart-disease-mlops$</w:t>
       </w:r>
     </w:p>
     <w:p>
@@ -709,15 +243,7 @@
     </w:p>
     <w:p>
       <w:r>
-        <w:t xml:space="preserve">A dedicated Python 3.12 virtual environment was created for the project. Packages installed for data acquisition, analysis, visualization, and modelling included </w:t>
-      </w:r>
-      <w:proofErr w:type="spellStart"/>
-      <w:r>
-        <w:t>ucimlrepo</w:t>
-      </w:r>
-      <w:proofErr w:type="spellEnd"/>
-      <w:r>
-        <w:t>, pandas, NumPy, matplotlib, seaborn, and scikit-learn. Installed versions were recorded in requirements.txt to support reproducibility.</w:t>
+        <w:t>A dedicated Python 3.12 virtual environment was created for the project. Packages installed for data acquisition, analysis, visualization, and modelling included ucimlrepo, pandas, NumPy, matplotlib, seaborn, and scikit-learn. Installed versions were recorded in requirements.txt to support reproducibility.</w:t>
       </w:r>
     </w:p>
     <w:p>
@@ -727,34 +253,13 @@
     </w:p>
     <w:p>
       <w:r>
-        <w:t xml:space="preserve">dataset = </w:t>
-      </w:r>
-      <w:proofErr w:type="spellStart"/>
-      <w:r>
-        <w:t>fetch_ucirepo</w:t>
-      </w:r>
-      <w:proofErr w:type="spellEnd"/>
-      <w:r>
-        <w:t>(id=45)</w:t>
+        <w:t>dataset = fetch_ucirepo(id=45)</w:t>
       </w:r>
     </w:p>
     <w:p>
       <w:r>
         <w:lastRenderedPageBreak/>
-        <w:t xml:space="preserve">The 13 input features and original target column, num, were combined into a </w:t>
-      </w:r>
-      <w:proofErr w:type="gramStart"/>
-      <w:r>
-        <w:t xml:space="preserve">pandas </w:t>
-      </w:r>
-      <w:proofErr w:type="spellStart"/>
-      <w:r>
-        <w:t>DataFrame</w:t>
-      </w:r>
-      <w:proofErr w:type="spellEnd"/>
-      <w:proofErr w:type="gramEnd"/>
-      <w:r>
-        <w:t xml:space="preserve">. The resulting dataset contained </w:t>
+        <w:t xml:space="preserve">The 13 input features and original target column, num, were combined into a pandas DataFrame. The resulting dataset contained </w:t>
       </w:r>
       <w:r>
         <w:rPr>
@@ -979,13 +484,8 @@
           </w:tcPr>
           <w:p>
             <w:r>
-              <w:t xml:space="preserve">Missing values in </w:t>
-            </w:r>
-            <w:proofErr w:type="spellStart"/>
-            <w:r>
-              <w:t>thal</w:t>
-            </w:r>
-            <w:proofErr w:type="spellEnd"/>
+              <w:t>Missing values in thal</w:t>
+            </w:r>
           </w:p>
         </w:tc>
         <w:tc>
@@ -1087,23 +587,7 @@
     </w:p>
     <w:p>
       <w:r>
-        <w:t>Although all columns were stored numerically, several represented categories. These included chest-pain type (cp), resting ECG result (</w:t>
-      </w:r>
-      <w:proofErr w:type="spellStart"/>
-      <w:r>
-        <w:t>restecg</w:t>
-      </w:r>
-      <w:proofErr w:type="spellEnd"/>
-      <w:r>
-        <w:t>), and thalassemia test category (</w:t>
-      </w:r>
-      <w:proofErr w:type="spellStart"/>
-      <w:r>
-        <w:t>thal</w:t>
-      </w:r>
-      <w:proofErr w:type="spellEnd"/>
-      <w:r>
-        <w:t>). Their numeric codes should not automatically be treated as continuous measurements.</w:t>
+        <w:t>Although all columns were stored numerically, several represented categories. These included chest-pain type (cp), resting ECG result (restecg), and thalassemia test category (thal). Their numeric codes should not automatically be treated as continuous measurements.</w:t>
       </w:r>
     </w:p>
     <w:p>
@@ -1526,15 +1010,7 @@
     </w:p>
     <w:p>
       <w:r>
-        <w:t xml:space="preserve">No duplicate removal was required. Missing values were identified in ca and </w:t>
-      </w:r>
-      <w:proofErr w:type="spellStart"/>
-      <w:r>
-        <w:t>thal</w:t>
-      </w:r>
-      <w:proofErr w:type="spellEnd"/>
-      <w:r>
-        <w:t>, but imputation has not yet been performed.</w:t>
+        <w:t>No duplicate removal was required. Missing values were identified in ca and thal, but imputation has not yet been performed.</w:t>
       </w:r>
     </w:p>
     <w:p>
@@ -1647,15 +1123,7 @@
         <w:t>61 test records (20%)</w:t>
       </w:r>
       <w:r>
-        <w:t xml:space="preserve">. Stratification preserved approximately the same class proportions in both sets. A fixed </w:t>
-      </w:r>
-      <w:proofErr w:type="spellStart"/>
-      <w:r>
-        <w:t>random_state</w:t>
-      </w:r>
-      <w:proofErr w:type="spellEnd"/>
-      <w:r>
-        <w:t>=42 made the split reproducible.</w:t>
+        <w:t>. Stratification preserved approximately the same class proportions in both sets. A fixed random_state=42 made the split reproducible.</w:t>
       </w:r>
     </w:p>
     <w:p>
@@ -1674,23 +1142,7 @@
     </w:p>
     <w:p>
       <w:r>
-        <w:t>A reusable preprocessing function was implemented in preprocessing.py using scikit-</w:t>
-      </w:r>
-      <w:proofErr w:type="spellStart"/>
-      <w:r>
-        <w:t>learn’s</w:t>
-      </w:r>
-      <w:proofErr w:type="spellEnd"/>
-      <w:r>
-        <w:t xml:space="preserve"> Pipeline and </w:t>
-      </w:r>
-      <w:proofErr w:type="spellStart"/>
-      <w:r>
-        <w:t>ColumnTransformer</w:t>
-      </w:r>
-      <w:proofErr w:type="spellEnd"/>
-      <w:r>
-        <w:t>.</w:t>
+        <w:t>A reusable preprocessing function was implemented in preprocessing.py using scikit-learn’s Pipeline and ColumnTransformer.</w:t>
       </w:r>
     </w:p>
     <w:tbl>
@@ -1805,37 +1257,8 @@
           </w:tcPr>
           <w:p>
             <w:r>
-              <w:t xml:space="preserve">age, </w:t>
-            </w:r>
-            <w:proofErr w:type="spellStart"/>
-            <w:r>
-              <w:t>trestbps</w:t>
-            </w:r>
-            <w:proofErr w:type="spellEnd"/>
-            <w:r>
-              <w:t xml:space="preserve">, </w:t>
-            </w:r>
-            <w:proofErr w:type="spellStart"/>
-            <w:r>
-              <w:t>chol</w:t>
-            </w:r>
-            <w:proofErr w:type="spellEnd"/>
-            <w:r>
-              <w:t xml:space="preserve">, </w:t>
-            </w:r>
-            <w:proofErr w:type="spellStart"/>
-            <w:r>
-              <w:t>thalach</w:t>
-            </w:r>
-            <w:proofErr w:type="spellEnd"/>
-            <w:r>
-              <w:t xml:space="preserve">, </w:t>
-            </w:r>
-            <w:proofErr w:type="spellStart"/>
-            <w:r>
-              <w:t>oldpeak</w:t>
-            </w:r>
-            <w:proofErr w:type="spellEnd"/>
+              <w:t>age, trestbps, chol, thalach, oldpeak</w:t>
+            </w:r>
           </w:p>
         </w:tc>
         <w:tc>
@@ -1875,37 +1298,8 @@
           </w:tcPr>
           <w:p>
             <w:r>
-              <w:t xml:space="preserve">sex, cp, </w:t>
-            </w:r>
-            <w:proofErr w:type="spellStart"/>
-            <w:r>
-              <w:t>fbs</w:t>
-            </w:r>
-            <w:proofErr w:type="spellEnd"/>
-            <w:r>
-              <w:t xml:space="preserve">, </w:t>
-            </w:r>
-            <w:proofErr w:type="spellStart"/>
-            <w:r>
-              <w:t>restecg</w:t>
-            </w:r>
-            <w:proofErr w:type="spellEnd"/>
-            <w:r>
-              <w:t xml:space="preserve">, </w:t>
-            </w:r>
-            <w:proofErr w:type="spellStart"/>
-            <w:r>
-              <w:t>exang</w:t>
-            </w:r>
-            <w:proofErr w:type="spellEnd"/>
-            <w:r>
-              <w:t xml:space="preserve">, slope, ca, </w:t>
-            </w:r>
-            <w:proofErr w:type="spellStart"/>
-            <w:r>
-              <w:t>thal</w:t>
-            </w:r>
-            <w:proofErr w:type="spellEnd"/>
+              <w:t>sex, cp, fbs, restecg, exang, slope, ca, thal</w:t>
+            </w:r>
           </w:p>
         </w:tc>
         <w:tc>
@@ -1929,15 +1323,7 @@
     </w:p>
     <w:p>
       <w:r>
-        <w:t xml:space="preserve">One-hot encoding avoided treating category codes as continuous magnitudes. </w:t>
-      </w:r>
-      <w:proofErr w:type="spellStart"/>
-      <w:r>
-        <w:t>handle_unknown</w:t>
-      </w:r>
-      <w:proofErr w:type="spellEnd"/>
-      <w:r>
-        <w:t>="ignore" allowed the encoder to transform previously unseen categories without raising an error.</w:t>
+        <w:t>One-hot encoding avoided treating category codes as continuous magnitudes. handle_unknown="ignore" allowed the encoder to transform previously unseen categories without raising an error.</w:t>
       </w:r>
     </w:p>
     <w:p>
@@ -1998,15 +1384,7 @@
     </w:p>
     <w:p>
       <w:r>
-        <w:t xml:space="preserve">Five-fold stratified cross-validation was performed on the training set, with shuffling and </w:t>
-      </w:r>
-      <w:proofErr w:type="spellStart"/>
-      <w:r>
-        <w:t>random_state</w:t>
-      </w:r>
-      <w:proofErr w:type="spellEnd"/>
-      <w:r>
-        <w:t>=42. Accuracy, precision, recall, and ROC-AUC were recorded.</w:t>
+        <w:t>Five-fold stratified cross-validation was performed on the training set, with shuffling and random_state=42. Accuracy, precision, recall, and ROC-AUC were recorded.</w:t>
       </w:r>
     </w:p>
     <w:tbl>
@@ -2342,15 +1720,7 @@
     </w:p>
     <w:p>
       <w:r>
-        <w:t xml:space="preserve">Both models were tuned using </w:t>
-      </w:r>
-      <w:proofErr w:type="spellStart"/>
-      <w:r>
-        <w:t>GridSearchCV</w:t>
-      </w:r>
-      <w:proofErr w:type="spellEnd"/>
-      <w:r>
-        <w:t xml:space="preserve"> in tune_models.py. The search used the same five-fold stratified cross-validation approach and selected configurations by </w:t>
+        <w:t xml:space="preserve">Both models were tuned using GridSearchCV in tune_models.py. The search used the same five-fold stratified cross-validation approach and selected configurations by </w:t>
       </w:r>
       <w:r>
         <w:rPr>
@@ -2532,15 +1902,7 @@
         <w:t>Logistic Regression:</w:t>
       </w:r>
       <w:r>
-        <w:t xml:space="preserve"> C=0.1, </w:t>
-      </w:r>
-      <w:proofErr w:type="spellStart"/>
-      <w:r>
-        <w:t>class_weight</w:t>
-      </w:r>
-      <w:proofErr w:type="spellEnd"/>
-      <w:r>
-        <w:t>="balanced".</w:t>
+        <w:t xml:space="preserve"> C=0.1, class_weight="balanced".</w:t>
       </w:r>
     </w:p>
     <w:p>
@@ -2558,31 +1920,7 @@
         <w:t>Random Forest:</w:t>
       </w:r>
       <w:r>
-        <w:t xml:space="preserve"> </w:t>
-      </w:r>
-      <w:proofErr w:type="spellStart"/>
-      <w:r>
-        <w:t>max_depth</w:t>
-      </w:r>
-      <w:proofErr w:type="spellEnd"/>
-      <w:r>
-        <w:t xml:space="preserve">=5, </w:t>
-      </w:r>
-      <w:proofErr w:type="spellStart"/>
-      <w:r>
-        <w:t>min_samples_leaf</w:t>
-      </w:r>
-      <w:proofErr w:type="spellEnd"/>
-      <w:r>
-        <w:t xml:space="preserve">=3, </w:t>
-      </w:r>
-      <w:proofErr w:type="spellStart"/>
-      <w:r>
-        <w:t>class_weight</w:t>
-      </w:r>
-      <w:proofErr w:type="spellEnd"/>
-      <w:r>
-        <w:t>="balanced".</w:t>
+        <w:t xml:space="preserve"> max_depth=5, min_samples_leaf=3, class_weight="balanced".</w:t>
       </w:r>
     </w:p>
     <w:tbl>
@@ -2892,13 +2230,8 @@
     </w:p>
     <w:p>
       <w:r>
-        <w:t>models/</w:t>
-      </w:r>
-      <w:proofErr w:type="spellStart"/>
-      <w:r>
-        <w:t>model.joblib</w:t>
-      </w:r>
-      <w:proofErr w:type="spellEnd"/>
+        <w:t>models/model.joblib</w:t>
+      </w:r>
     </w:p>
     <w:p>
       <w:r>
@@ -3291,15 +2624,7 @@
     </w:tbl>
     <w:p>
       <w:r>
-        <w:t>Test metrics were saved to reports/</w:t>
-      </w:r>
-      <w:proofErr w:type="spellStart"/>
-      <w:r>
-        <w:t>test_metrics.json</w:t>
-      </w:r>
-      <w:proofErr w:type="spellEnd"/>
-      <w:r>
-        <w:t>. The confusion matrix and ROC curve were saved as test_confusion_matrix.png and test_roc_curve.png under reports/figures.</w:t>
+        <w:t>Test metrics were saved to reports/test_metrics.json. The confusion matrix and ROC curve were saved as test_confusion_matrix.png and test_roc_curve.png under reports/figures.</w:t>
       </w:r>
     </w:p>
     <w:p>
@@ -3322,13 +2647,8 @@
       </w:r>
     </w:p>
     <w:p>
-      <w:proofErr w:type="spellStart"/>
-      <w:r>
-        <w:t>MLflow</w:t>
-      </w:r>
-      <w:proofErr w:type="spellEnd"/>
-      <w:r>
-        <w:t xml:space="preserve"> tracking has not yet been integrated. That work belongs to Task 3.</w:t>
+      <w:r>
+        <w:t>MLflow tracking has not yet been integrated. That work belongs to Task 3.</w:t>
       </w:r>
     </w:p>
     <w:p/>
@@ -3346,113 +2666,75 @@
           <w:bCs/>
           <w:lang w:val="en-NL"/>
         </w:rPr>
-        <w:t xml:space="preserve">Step 3: Experiment Tracking with </w:t>
-      </w:r>
-      <w:proofErr w:type="spellStart"/>
-      <w:r>
+        <w:t>Step 3: Experiment Tracking with MLflow</w:t>
+      </w:r>
+    </w:p>
+    <w:p>
+      <w:pPr>
         <w:rPr>
           <w:b/>
           <w:bCs/>
           <w:lang w:val="en-NL"/>
         </w:rPr>
-        <w:t>MLflow</w:t>
-      </w:r>
-      <w:proofErr w:type="spellEnd"/>
-    </w:p>
-    <w:p>
-      <w:pPr>
+      </w:pPr>
+      <w:r>
         <w:rPr>
           <w:b/>
           <w:bCs/>
           <w:lang w:val="en-NL"/>
         </w:rPr>
-      </w:pPr>
-      <w:r>
+        <w:t>Objective</w:t>
+      </w:r>
+    </w:p>
+    <w:p>
+      <w:pPr>
+        <w:rPr>
+          <w:lang w:val="en-NL"/>
+        </w:rPr>
+      </w:pPr>
+      <w:r>
+        <w:rPr>
+          <w:lang w:val="en-NL"/>
+        </w:rPr>
+        <w:t>The objective of this step was to record model experiments systematically, including their parameters, evaluation metrics, and generated artifacts. This allows us to compare experiments and inspect how the final model was selected.</w:t>
+      </w:r>
+    </w:p>
+    <w:p>
+      <w:pPr>
         <w:rPr>
           <w:b/>
           <w:bCs/>
           <w:lang w:val="en-NL"/>
         </w:rPr>
-        <w:t>Objective</w:t>
-      </w:r>
-    </w:p>
-    <w:p>
-      <w:pPr>
-        <w:rPr>
-          <w:lang w:val="en-NL"/>
-        </w:rPr>
-      </w:pPr>
-      <w:r>
-        <w:rPr>
-          <w:lang w:val="en-NL"/>
-        </w:rPr>
-        <w:t>The objective of this step was to record model experiments systematically, including their parameters, evaluation metrics, and generated artifacts. This allows us to compare experiments and inspect how the final model was selected.</w:t>
-      </w:r>
-    </w:p>
-    <w:p>
-      <w:pPr>
+      </w:pPr>
+      <w:r>
         <w:rPr>
           <w:b/>
           <w:bCs/>
           <w:lang w:val="en-NL"/>
         </w:rPr>
-      </w:pPr>
+        <w:t>3.1 MLflow Setup</w:t>
+      </w:r>
+    </w:p>
+    <w:p>
+      <w:pPr>
+        <w:rPr>
+          <w:lang w:val="en-NL"/>
+        </w:rPr>
+      </w:pPr>
+      <w:r>
+        <w:rPr>
+          <w:lang w:val="en-NL"/>
+        </w:rPr>
+        <w:t xml:space="preserve">We installed </w:t>
+      </w:r>
       <w:r>
         <w:rPr>
           <w:b/>
           <w:bCs/>
           <w:lang w:val="en-NL"/>
         </w:rPr>
-        <w:t xml:space="preserve">3.1 </w:t>
-      </w:r>
-      <w:proofErr w:type="spellStart"/>
-      <w:r>
-        <w:rPr>
-          <w:b/>
-          <w:bCs/>
-          <w:lang w:val="en-NL"/>
-        </w:rPr>
-        <w:t>MLflow</w:t>
-      </w:r>
-      <w:proofErr w:type="spellEnd"/>
-      <w:r>
-        <w:rPr>
-          <w:b/>
-          <w:bCs/>
-          <w:lang w:val="en-NL"/>
-        </w:rPr>
-        <w:t xml:space="preserve"> Setup</w:t>
-      </w:r>
-    </w:p>
-    <w:p>
-      <w:pPr>
-        <w:rPr>
-          <w:lang w:val="en-NL"/>
-        </w:rPr>
-      </w:pPr>
-      <w:r>
-        <w:rPr>
-          <w:lang w:val="en-NL"/>
-        </w:rPr>
-        <w:t xml:space="preserve">We installed </w:t>
-      </w:r>
-      <w:proofErr w:type="spellStart"/>
-      <w:r>
-        <w:rPr>
-          <w:b/>
-          <w:bCs/>
-          <w:lang w:val="en-NL"/>
-        </w:rPr>
-        <w:t>MLflow</w:t>
-      </w:r>
-      <w:proofErr w:type="spellEnd"/>
-      <w:r>
-        <w:rPr>
-          <w:b/>
-          <w:bCs/>
-          <w:lang w:val="en-NL"/>
-        </w:rPr>
-        <w:t xml:space="preserve"> version 3.16.1</w:t>
+        <w:t>MLflow version 3.16.1</w:t>
       </w:r>
       <w:r>
         <w:rPr>
@@ -3625,14 +2907,12 @@
                 <w:lang w:val="en-NL"/>
               </w:rPr>
             </w:pPr>
-            <w:proofErr w:type="spellStart"/>
             <w:r>
               <w:rPr>
                 <w:lang w:val="en-NL"/>
               </w:rPr>
               <w:t>mlflow.db</w:t>
             </w:r>
-            <w:proofErr w:type="spellEnd"/>
           </w:p>
         </w:tc>
       </w:tr>
@@ -3672,19 +2952,11 @@
                 <w:lang w:val="en-NL"/>
               </w:rPr>
             </w:pPr>
-            <w:proofErr w:type="spellStart"/>
-            <w:r>
-              <w:rPr>
-                <w:lang w:val="en-NL"/>
-              </w:rPr>
-              <w:t>mlartifacts</w:t>
-            </w:r>
-            <w:proofErr w:type="spellEnd"/>
-            <w:r>
-              <w:rPr>
-                <w:lang w:val="en-NL"/>
-              </w:rPr>
-              <w:t>/</w:t>
+            <w:r>
+              <w:rPr>
+                <w:lang w:val="en-NL"/>
+              </w:rPr>
+              <w:t>mlartifacts/</w:t>
             </w:r>
           </w:p>
         </w:tc>
@@ -3776,21 +3048,7 @@
         <w:rPr>
           <w:lang w:val="en-NL"/>
         </w:rPr>
-        <w:t xml:space="preserve">We updated scripts/train_models.py to create separate </w:t>
-      </w:r>
-      <w:proofErr w:type="spellStart"/>
-      <w:r>
-        <w:rPr>
-          <w:lang w:val="en-NL"/>
-        </w:rPr>
-        <w:t>MLflow</w:t>
-      </w:r>
-      <w:proofErr w:type="spellEnd"/>
-      <w:r>
-        <w:rPr>
-          <w:lang w:val="en-NL"/>
-        </w:rPr>
-        <w:t xml:space="preserve"> runs for:</w:t>
+        <w:t>We updated scripts/train_models.py to create separate MLflow runs for:</w:t>
       </w:r>
     </w:p>
     <w:p>
@@ -4264,21 +3522,7 @@
         <w:rPr>
           <w:lang w:val="en-NL"/>
         </w:rPr>
-        <w:t xml:space="preserve">We updated scripts/tune_models.py to record every parameter combination evaluated by </w:t>
-      </w:r>
-      <w:proofErr w:type="spellStart"/>
-      <w:r>
-        <w:rPr>
-          <w:lang w:val="en-NL"/>
-        </w:rPr>
-        <w:t>GridSearchCV</w:t>
-      </w:r>
-      <w:proofErr w:type="spellEnd"/>
-      <w:r>
-        <w:rPr>
-          <w:lang w:val="en-NL"/>
-        </w:rPr>
-        <w:t>.</w:t>
+        <w:t>We updated scripts/tune_models.py to record every parameter combination evaluated by GridSearchCV.</w:t>
       </w:r>
     </w:p>
     <w:p>
@@ -4816,21 +4060,7 @@
               <w:rPr>
                 <w:lang w:val="en-NL"/>
               </w:rPr>
-              <w:t xml:space="preserve">C=0.1, </w:t>
-            </w:r>
-            <w:proofErr w:type="spellStart"/>
-            <w:r>
-              <w:rPr>
-                <w:lang w:val="en-NL"/>
-              </w:rPr>
-              <w:t>class_weight</w:t>
-            </w:r>
-            <w:proofErr w:type="spellEnd"/>
-            <w:r>
-              <w:rPr>
-                <w:lang w:val="en-NL"/>
-              </w:rPr>
-              <w:t>="balanced"</w:t>
+              <w:t>C=0.1, class_weight="balanced"</w:t>
             </w:r>
           </w:p>
         </w:tc>
@@ -4871,47 +4101,11 @@
                 <w:lang w:val="en-NL"/>
               </w:rPr>
             </w:pPr>
-            <w:proofErr w:type="spellStart"/>
-            <w:r>
-              <w:rPr>
-                <w:lang w:val="en-NL"/>
-              </w:rPr>
-              <w:t>max_depth</w:t>
-            </w:r>
-            <w:proofErr w:type="spellEnd"/>
-            <w:r>
-              <w:rPr>
-                <w:lang w:val="en-NL"/>
-              </w:rPr>
-              <w:t xml:space="preserve">=5, </w:t>
-            </w:r>
-            <w:proofErr w:type="spellStart"/>
-            <w:r>
-              <w:rPr>
-                <w:lang w:val="en-NL"/>
-              </w:rPr>
-              <w:t>min_samples_leaf</w:t>
-            </w:r>
-            <w:proofErr w:type="spellEnd"/>
-            <w:r>
-              <w:rPr>
-                <w:lang w:val="en-NL"/>
-              </w:rPr>
-              <w:t xml:space="preserve">=3, </w:t>
-            </w:r>
-            <w:proofErr w:type="spellStart"/>
-            <w:r>
-              <w:rPr>
-                <w:lang w:val="en-NL"/>
-              </w:rPr>
-              <w:t>class_weight</w:t>
-            </w:r>
-            <w:proofErr w:type="spellEnd"/>
-            <w:r>
-              <w:rPr>
-                <w:lang w:val="en-NL"/>
-              </w:rPr>
-              <w:t>="balanced"</w:t>
+            <w:r>
+              <w:rPr>
+                <w:lang w:val="en-NL"/>
+              </w:rPr>
+              <w:t>max_depth=5, min_samples_leaf=3, class_weight="balanced"</w:t>
             </w:r>
           </w:p>
         </w:tc>
@@ -5341,21 +4535,7 @@
         <w:rPr>
           <w:lang w:val="en-NL"/>
         </w:rPr>
-        <w:t xml:space="preserve">We created a separate </w:t>
-      </w:r>
-      <w:proofErr w:type="spellStart"/>
-      <w:r>
-        <w:rPr>
-          <w:lang w:val="en-NL"/>
-        </w:rPr>
-        <w:t>selected_random_forest</w:t>
-      </w:r>
-      <w:proofErr w:type="spellEnd"/>
-      <w:r>
-        <w:rPr>
-          <w:lang w:val="en-NL"/>
-        </w:rPr>
-        <w:t xml:space="preserve"> run containing:</w:t>
+        <w:t>We created a separate selected_random_forest run containing:</w:t>
       </w:r>
     </w:p>
     <w:p>
@@ -5423,21 +4603,7 @@
         <w:rPr>
           <w:lang w:val="en-NL"/>
         </w:rPr>
-        <w:t xml:space="preserve">The fitted pipeline as a </w:t>
-      </w:r>
-      <w:proofErr w:type="spellStart"/>
-      <w:r>
-        <w:rPr>
-          <w:lang w:val="en-NL"/>
-        </w:rPr>
-        <w:t>joblib</w:t>
-      </w:r>
-      <w:proofErr w:type="spellEnd"/>
-      <w:r>
-        <w:rPr>
-          <w:lang w:val="en-NL"/>
-        </w:rPr>
-        <w:t xml:space="preserve"> artifact.</w:t>
+        <w:t>The fitted pipeline as a joblib artifact.</w:t>
       </w:r>
     </w:p>
     <w:p>
@@ -5454,103 +4620,33 @@
         <w:rPr>
           <w:lang w:val="en-NL"/>
         </w:rPr>
-        <w:t xml:space="preserve">The pipeline in </w:t>
-      </w:r>
-      <w:proofErr w:type="spellStart"/>
-      <w:r>
-        <w:rPr>
-          <w:lang w:val="en-NL"/>
-        </w:rPr>
-        <w:t>MLflow</w:t>
-      </w:r>
-      <w:proofErr w:type="spellEnd"/>
-      <w:r>
-        <w:rPr>
-          <w:lang w:val="en-NL"/>
-        </w:rPr>
-        <w:t xml:space="preserve"> model format, including an input example and inferred schema.</w:t>
-      </w:r>
-    </w:p>
-    <w:p>
-      <w:pPr>
-        <w:rPr>
-          <w:lang w:val="en-NL"/>
-        </w:rPr>
-      </w:pPr>
-      <w:r>
-        <w:rPr>
-          <w:lang w:val="en-NL"/>
-        </w:rPr>
-        <w:t xml:space="preserve">The first logging attempt failed because the </w:t>
-      </w:r>
-      <w:proofErr w:type="spellStart"/>
-      <w:r>
-        <w:rPr>
-          <w:lang w:val="en-NL"/>
-        </w:rPr>
-        <w:t>skops</w:t>
-      </w:r>
-      <w:proofErr w:type="spellEnd"/>
-      <w:r>
-        <w:rPr>
-          <w:lang w:val="en-NL"/>
-        </w:rPr>
-        <w:t xml:space="preserve"> serializer rejected types within the Random Forest pipeline. We explicitly configured </w:t>
-      </w:r>
-      <w:proofErr w:type="spellStart"/>
-      <w:r>
-        <w:rPr>
-          <w:lang w:val="en-NL"/>
-        </w:rPr>
-        <w:t>serialization_format</w:t>
-      </w:r>
-      <w:proofErr w:type="spellEnd"/>
-      <w:r>
-        <w:rPr>
-          <w:lang w:val="en-NL"/>
-        </w:rPr>
-        <w:t>="</w:t>
-      </w:r>
-      <w:proofErr w:type="spellStart"/>
-      <w:r>
-        <w:rPr>
-          <w:lang w:val="en-NL"/>
-        </w:rPr>
-        <w:t>cloudpickle</w:t>
-      </w:r>
-      <w:proofErr w:type="spellEnd"/>
-      <w:r>
-        <w:rPr>
-          <w:lang w:val="en-NL"/>
-        </w:rPr>
-        <w:t>" and reran the script successfully.</w:t>
-      </w:r>
-    </w:p>
-    <w:p>
-      <w:pPr>
-        <w:rPr>
-          <w:lang w:val="en-NL"/>
-        </w:rPr>
-      </w:pPr>
-      <w:r>
-        <w:rPr>
-          <w:lang w:val="en-NL"/>
-        </w:rPr>
-        <w:t xml:space="preserve">The model was saved with the following </w:t>
-      </w:r>
-      <w:proofErr w:type="spellStart"/>
-      <w:r>
-        <w:rPr>
-          <w:lang w:val="en-NL"/>
-        </w:rPr>
-        <w:t>MLflow</w:t>
-      </w:r>
-      <w:proofErr w:type="spellEnd"/>
-      <w:r>
-        <w:rPr>
-          <w:lang w:val="en-NL"/>
-        </w:rPr>
-        <w:t xml:space="preserve"> URI:</w:t>
+        <w:t>The pipeline in MLflow model format, including an input example and inferred schema.</w:t>
+      </w:r>
+    </w:p>
+    <w:p>
+      <w:pPr>
+        <w:rPr>
+          <w:lang w:val="en-NL"/>
+        </w:rPr>
+      </w:pPr>
+      <w:r>
+        <w:rPr>
+          <w:lang w:val="en-NL"/>
+        </w:rPr>
+        <w:t>The first logging attempt failed because the skops serializer rejected types within the Random Forest pipeline. We explicitly configured serialization_format="cloudpickle" and reran the script successfully.</w:t>
+      </w:r>
+    </w:p>
+    <w:p>
+      <w:pPr>
+        <w:rPr>
+          <w:lang w:val="en-NL"/>
+        </w:rPr>
+      </w:pPr>
+      <w:r>
+        <w:rPr>
+          <w:lang w:val="en-NL"/>
+        </w:rPr>
+        <w:t>The model was saved with the following MLflow URI:</w:t>
       </w:r>
     </w:p>
     <w:p>
@@ -5981,27 +5077,11 @@
           <w:lang w:val="en-NL"/>
         </w:rPr>
       </w:pPr>
-      <w:proofErr w:type="spellStart"/>
-      <w:r>
-        <w:rPr>
-          <w:lang w:val="en-NL"/>
-        </w:rPr>
-        <w:t>test_</w:t>
-      </w:r>
-      <w:proofErr w:type="gramStart"/>
-      <w:r>
-        <w:rPr>
-          <w:lang w:val="en-NL"/>
-        </w:rPr>
-        <w:t>metrics.json</w:t>
-      </w:r>
-      <w:proofErr w:type="spellEnd"/>
-      <w:proofErr w:type="gramEnd"/>
-      <w:r>
-        <w:rPr>
-          <w:lang w:val="en-NL"/>
-        </w:rPr>
-        <w:t>.</w:t>
+      <w:r>
+        <w:rPr>
+          <w:lang w:val="en-NL"/>
+        </w:rPr>
+        <w:t>test_metrics.json.</w:t>
       </w:r>
     </w:p>
     <w:p>
@@ -6065,116 +5145,62 @@
           <w:bCs/>
           <w:lang w:val="en-NL"/>
         </w:rPr>
-        <w:t xml:space="preserve">3.6 </w:t>
-      </w:r>
-      <w:proofErr w:type="spellStart"/>
-      <w:r>
+        <w:t>3.6 MLflow Dashboard</w:t>
+      </w:r>
+    </w:p>
+    <w:p>
+      <w:pPr>
+        <w:rPr>
+          <w:lang w:val="en-NL"/>
+        </w:rPr>
+      </w:pPr>
+      <w:r>
+        <w:rPr>
+          <w:lang w:val="en-NL"/>
+        </w:rPr>
+        <w:t>We started the dashboard from the project root using:</w:t>
+      </w:r>
+    </w:p>
+    <w:p>
+      <w:pPr>
+        <w:rPr>
+          <w:lang w:val="en-NL"/>
+        </w:rPr>
+      </w:pPr>
+      <w:r>
+        <w:rPr>
+          <w:lang w:val="en-NL"/>
+        </w:rPr>
+        <w:t>mlflow ui --backend-store-uri sqlite:///mlflow.db --host 127.0.0.1 --port 5000</w:t>
+      </w:r>
+    </w:p>
+    <w:p>
+      <w:pPr>
+        <w:rPr>
+          <w:lang w:val="en-NL"/>
+        </w:rPr>
+      </w:pPr>
+      <w:r>
+        <w:rPr>
+          <w:lang w:val="en-NL"/>
+        </w:rPr>
+        <w:t>The dashboard was opened successfully and used to inspect experiment runs, parameters, metrics, and artifacts.</w:t>
+      </w:r>
+    </w:p>
+    <w:p>
+      <w:pPr>
         <w:rPr>
           <w:b/>
           <w:bCs/>
           <w:lang w:val="en-NL"/>
         </w:rPr>
-        <w:t>MLflow</w:t>
-      </w:r>
-      <w:proofErr w:type="spellEnd"/>
+      </w:pPr>
       <w:r>
         <w:rPr>
           <w:b/>
           <w:bCs/>
           <w:lang w:val="en-NL"/>
         </w:rPr>
-        <w:t xml:space="preserve"> Dashboard</w:t>
-      </w:r>
-    </w:p>
-    <w:p>
-      <w:pPr>
-        <w:rPr>
-          <w:lang w:val="en-NL"/>
-        </w:rPr>
-      </w:pPr>
-      <w:r>
-        <w:rPr>
-          <w:lang w:val="en-NL"/>
-        </w:rPr>
-        <w:t>We started the dashboard from the project root using:</w:t>
-      </w:r>
-    </w:p>
-    <w:p>
-      <w:pPr>
-        <w:rPr>
-          <w:lang w:val="en-NL"/>
-        </w:rPr>
-      </w:pPr>
-      <w:proofErr w:type="spellStart"/>
-      <w:r>
-        <w:rPr>
-          <w:lang w:val="en-NL"/>
-        </w:rPr>
-        <w:t>mlflow</w:t>
-      </w:r>
-      <w:proofErr w:type="spellEnd"/>
-      <w:r>
-        <w:rPr>
-          <w:lang w:val="en-NL"/>
-        </w:rPr>
-        <w:t xml:space="preserve"> </w:t>
-      </w:r>
-      <w:proofErr w:type="spellStart"/>
-      <w:r>
-        <w:rPr>
-          <w:lang w:val="en-NL"/>
-        </w:rPr>
-        <w:t>ui</w:t>
-      </w:r>
-      <w:proofErr w:type="spellEnd"/>
-      <w:r>
-        <w:rPr>
-          <w:lang w:val="en-NL"/>
-        </w:rPr>
-        <w:t xml:space="preserve"> --backend-store-</w:t>
-      </w:r>
-      <w:proofErr w:type="spellStart"/>
-      <w:r>
-        <w:rPr>
-          <w:lang w:val="en-NL"/>
-        </w:rPr>
-        <w:t>uri</w:t>
-      </w:r>
-      <w:proofErr w:type="spellEnd"/>
-      <w:r>
-        <w:rPr>
-          <w:lang w:val="en-NL"/>
-        </w:rPr>
-        <w:t xml:space="preserve"> sqlite:///mlflow.db --host 127.0.0.1 --port 5000</w:t>
-      </w:r>
-    </w:p>
-    <w:p>
-      <w:pPr>
-        <w:rPr>
-          <w:lang w:val="en-NL"/>
-        </w:rPr>
-      </w:pPr>
-      <w:r>
-        <w:rPr>
-          <w:lang w:val="en-NL"/>
-        </w:rPr>
-        <w:t>The dashboard was opened successfully and used to inspect experiment runs, parameters, metrics, and artifacts.</w:t>
-      </w:r>
-    </w:p>
-    <w:p>
-      <w:pPr>
-        <w:rPr>
-          <w:b/>
-          <w:bCs/>
-          <w:lang w:val="en-NL"/>
-        </w:rPr>
-      </w:pPr>
-      <w:r>
-        <w:rPr>
-          <w:b/>
-          <w:bCs/>
-          <w:lang w:val="en-NL"/>
-        </w:rPr>
         <w:t>Step 3 Outcome</w:t>
       </w:r>
     </w:p>
@@ -6188,21 +5214,7 @@
         <w:rPr>
           <w:lang w:val="en-NL"/>
         </w:rPr>
-        <w:t xml:space="preserve">Experiment tracking was implemented successfully. Baseline experiments, all 26 tuning candidates, the selected pipeline, and held-out test evaluation are recorded in </w:t>
-      </w:r>
-      <w:proofErr w:type="spellStart"/>
-      <w:r>
-        <w:rPr>
-          <w:lang w:val="en-NL"/>
-        </w:rPr>
-        <w:t>MLflow</w:t>
-      </w:r>
-      <w:proofErr w:type="spellEnd"/>
-      <w:r>
-        <w:rPr>
-          <w:lang w:val="en-NL"/>
-        </w:rPr>
-        <w:t>.</w:t>
+        <w:t>Experiment tracking was implemented successfully. Baseline experiments, all 26 tuning candidates, the selected pipeline, and held-out test evaluation are recorded in MLflow.</w:t>
       </w:r>
     </w:p>
     <w:p>
@@ -6308,16 +5320,8 @@
         <w:rPr>
           <w:lang w:val="en-NL"/>
         </w:rPr>
-        <w:t>models/</w:t>
-      </w:r>
-      <w:proofErr w:type="spellStart"/>
-      <w:r>
-        <w:rPr>
-          <w:lang w:val="en-NL"/>
-        </w:rPr>
-        <w:t>model.joblib</w:t>
-      </w:r>
-      <w:proofErr w:type="spellEnd"/>
+        <w:t>models/model.joblib</w:t>
+      </w:r>
     </w:p>
     <w:p>
       <w:pPr>
@@ -6497,14 +5501,12 @@
                 <w:lang w:val="en-NL"/>
               </w:rPr>
             </w:pPr>
-            <w:proofErr w:type="spellStart"/>
             <w:r>
               <w:rPr>
                 <w:lang w:val="en-NL"/>
               </w:rPr>
               <w:t>StandardScaler</w:t>
             </w:r>
-            <w:proofErr w:type="spellEnd"/>
           </w:p>
         </w:tc>
       </w:tr>
@@ -6589,33 +5591,11 @@
                 <w:lang w:val="en-NL"/>
               </w:rPr>
             </w:pPr>
-            <w:proofErr w:type="spellStart"/>
-            <w:r>
-              <w:rPr>
-                <w:lang w:val="en-NL"/>
-              </w:rPr>
-              <w:t>OneHotEncoder</w:t>
-            </w:r>
-            <w:proofErr w:type="spellEnd"/>
-            <w:r>
-              <w:rPr>
-                <w:lang w:val="en-NL"/>
-              </w:rPr>
-              <w:t>(</w:t>
-            </w:r>
-            <w:proofErr w:type="spellStart"/>
-            <w:r>
-              <w:rPr>
-                <w:lang w:val="en-NL"/>
-              </w:rPr>
-              <w:t>handle_unknown</w:t>
-            </w:r>
-            <w:proofErr w:type="spellEnd"/>
-            <w:r>
-              <w:rPr>
-                <w:lang w:val="en-NL"/>
-              </w:rPr>
-              <w:t>="ignore")</w:t>
+            <w:r>
+              <w:rPr>
+                <w:lang w:val="en-NL"/>
+              </w:rPr>
+              <w:t>OneHotEncoder(handle_unknown="ignore")</w:t>
             </w:r>
           </w:p>
         </w:tc>
@@ -6685,124 +5665,76 @@
           <w:lang w:val="en-NL"/>
         </w:rPr>
       </w:pPr>
-      <w:proofErr w:type="spellStart"/>
-      <w:r>
-        <w:rPr>
-          <w:lang w:val="en-NL"/>
-        </w:rPr>
-        <w:t>n_estimators</w:t>
-      </w:r>
-      <w:proofErr w:type="spellEnd"/>
-      <w:r>
-        <w:rPr>
-          <w:lang w:val="en-NL"/>
-        </w:rPr>
-        <w:t xml:space="preserve"> = 200</w:t>
-      </w:r>
-    </w:p>
-    <w:p>
-      <w:pPr>
-        <w:rPr>
-          <w:lang w:val="en-NL"/>
-        </w:rPr>
-      </w:pPr>
-      <w:proofErr w:type="spellStart"/>
-      <w:r>
-        <w:rPr>
-          <w:lang w:val="en-NL"/>
-        </w:rPr>
-        <w:t>max_depth</w:t>
-      </w:r>
-      <w:proofErr w:type="spellEnd"/>
-      <w:r>
-        <w:rPr>
-          <w:lang w:val="en-NL"/>
-        </w:rPr>
-        <w:t xml:space="preserve"> = 5</w:t>
-      </w:r>
-    </w:p>
-    <w:p>
-      <w:pPr>
-        <w:rPr>
-          <w:lang w:val="en-NL"/>
-        </w:rPr>
-      </w:pPr>
-      <w:proofErr w:type="spellStart"/>
-      <w:r>
-        <w:rPr>
-          <w:lang w:val="en-NL"/>
-        </w:rPr>
-        <w:t>min_samples_leaf</w:t>
-      </w:r>
-      <w:proofErr w:type="spellEnd"/>
-      <w:r>
-        <w:rPr>
-          <w:lang w:val="en-NL"/>
-        </w:rPr>
-        <w:t xml:space="preserve"> = 3</w:t>
-      </w:r>
-    </w:p>
-    <w:p>
-      <w:pPr>
-        <w:rPr>
-          <w:lang w:val="en-NL"/>
-        </w:rPr>
-      </w:pPr>
-      <w:proofErr w:type="spellStart"/>
-      <w:r>
-        <w:rPr>
-          <w:lang w:val="en-NL"/>
-        </w:rPr>
-        <w:t>class_weight</w:t>
-      </w:r>
-      <w:proofErr w:type="spellEnd"/>
-      <w:r>
-        <w:rPr>
-          <w:lang w:val="en-NL"/>
-        </w:rPr>
-        <w:t xml:space="preserve"> = balanced</w:t>
-      </w:r>
-    </w:p>
-    <w:p>
-      <w:pPr>
-        <w:rPr>
-          <w:lang w:val="en-NL"/>
-        </w:rPr>
-      </w:pPr>
-      <w:proofErr w:type="spellStart"/>
-      <w:r>
-        <w:rPr>
-          <w:lang w:val="en-NL"/>
-        </w:rPr>
-        <w:t>random_state</w:t>
-      </w:r>
-      <w:proofErr w:type="spellEnd"/>
-      <w:r>
-        <w:rPr>
-          <w:lang w:val="en-NL"/>
-        </w:rPr>
-        <w:t xml:space="preserve"> = 42</w:t>
-      </w:r>
-    </w:p>
-    <w:p>
-      <w:pPr>
-        <w:rPr>
-          <w:lang w:val="en-NL"/>
-        </w:rPr>
-      </w:pPr>
-      <w:proofErr w:type="spellStart"/>
-      <w:r>
-        <w:rPr>
-          <w:lang w:val="en-NL"/>
-        </w:rPr>
-        <w:t>GridSearchCV</w:t>
-      </w:r>
-      <w:proofErr w:type="spellEnd"/>
-      <w:r>
-        <w:rPr>
-          <w:lang w:val="en-NL"/>
-        </w:rPr>
-        <w:t xml:space="preserve"> refitted the selected pipeline on all </w:t>
+      <w:r>
+        <w:rPr>
+          <w:lang w:val="en-NL"/>
+        </w:rPr>
+        <w:t>n_estimators = 200</w:t>
+      </w:r>
+    </w:p>
+    <w:p>
+      <w:pPr>
+        <w:rPr>
+          <w:lang w:val="en-NL"/>
+        </w:rPr>
+      </w:pPr>
+      <w:r>
+        <w:rPr>
+          <w:lang w:val="en-NL"/>
+        </w:rPr>
+        <w:t>max_depth = 5</w:t>
+      </w:r>
+    </w:p>
+    <w:p>
+      <w:pPr>
+        <w:rPr>
+          <w:lang w:val="en-NL"/>
+        </w:rPr>
+      </w:pPr>
+      <w:r>
+        <w:rPr>
+          <w:lang w:val="en-NL"/>
+        </w:rPr>
+        <w:t>min_samples_leaf = 3</w:t>
+      </w:r>
+    </w:p>
+    <w:p>
+      <w:pPr>
+        <w:rPr>
+          <w:lang w:val="en-NL"/>
+        </w:rPr>
+      </w:pPr>
+      <w:r>
+        <w:rPr>
+          <w:lang w:val="en-NL"/>
+        </w:rPr>
+        <w:t>class_weight = balanced</w:t>
+      </w:r>
+    </w:p>
+    <w:p>
+      <w:pPr>
+        <w:rPr>
+          <w:lang w:val="en-NL"/>
+        </w:rPr>
+      </w:pPr>
+      <w:r>
+        <w:rPr>
+          <w:lang w:val="en-NL"/>
+        </w:rPr>
+        <w:t>random_state = 42</w:t>
+      </w:r>
+    </w:p>
+    <w:p>
+      <w:pPr>
+        <w:rPr>
+          <w:lang w:val="en-NL"/>
+        </w:rPr>
+      </w:pPr>
+      <w:r>
+        <w:rPr>
+          <w:lang w:val="en-NL"/>
+        </w:rPr>
+        <w:t xml:space="preserve">GridSearchCV refitted the selected pipeline on all </w:t>
       </w:r>
       <w:r>
         <w:rPr>
@@ -6972,58 +5904,8 @@
               <w:rPr>
                 <w:lang w:val="en-NL"/>
               </w:rPr>
-              <w:t xml:space="preserve">age, </w:t>
-            </w:r>
-            <w:proofErr w:type="spellStart"/>
-            <w:r>
-              <w:rPr>
-                <w:lang w:val="en-NL"/>
-              </w:rPr>
-              <w:t>trestbps</w:t>
-            </w:r>
-            <w:proofErr w:type="spellEnd"/>
-            <w:r>
-              <w:rPr>
-                <w:lang w:val="en-NL"/>
-              </w:rPr>
-              <w:t xml:space="preserve">, </w:t>
-            </w:r>
-            <w:proofErr w:type="spellStart"/>
-            <w:r>
-              <w:rPr>
-                <w:lang w:val="en-NL"/>
-              </w:rPr>
-              <w:t>chol</w:t>
-            </w:r>
-            <w:proofErr w:type="spellEnd"/>
-            <w:r>
-              <w:rPr>
-                <w:lang w:val="en-NL"/>
-              </w:rPr>
-              <w:t xml:space="preserve">, </w:t>
-            </w:r>
-            <w:proofErr w:type="spellStart"/>
-            <w:r>
-              <w:rPr>
-                <w:lang w:val="en-NL"/>
-              </w:rPr>
-              <w:t>thalach</w:t>
-            </w:r>
-            <w:proofErr w:type="spellEnd"/>
-            <w:r>
-              <w:rPr>
-                <w:lang w:val="en-NL"/>
-              </w:rPr>
-              <w:t xml:space="preserve">, </w:t>
-            </w:r>
-            <w:proofErr w:type="spellStart"/>
-            <w:r>
-              <w:rPr>
-                <w:lang w:val="en-NL"/>
-              </w:rPr>
-              <w:t>oldpeak</w:t>
-            </w:r>
-            <w:proofErr w:type="spellEnd"/>
+              <w:t>age, trestbps, chol, thalach, oldpeak</w:t>
+            </w:r>
           </w:p>
         </w:tc>
       </w:tr>
@@ -7068,58 +5950,8 @@
               <w:rPr>
                 <w:lang w:val="en-NL"/>
               </w:rPr>
-              <w:t xml:space="preserve">sex, cp, </w:t>
-            </w:r>
-            <w:proofErr w:type="spellStart"/>
-            <w:r>
-              <w:rPr>
-                <w:lang w:val="en-NL"/>
-              </w:rPr>
-              <w:t>fbs</w:t>
-            </w:r>
-            <w:proofErr w:type="spellEnd"/>
-            <w:r>
-              <w:rPr>
-                <w:lang w:val="en-NL"/>
-              </w:rPr>
-              <w:t xml:space="preserve">, </w:t>
-            </w:r>
-            <w:proofErr w:type="spellStart"/>
-            <w:r>
-              <w:rPr>
-                <w:lang w:val="en-NL"/>
-              </w:rPr>
-              <w:t>restecg</w:t>
-            </w:r>
-            <w:proofErr w:type="spellEnd"/>
-            <w:r>
-              <w:rPr>
-                <w:lang w:val="en-NL"/>
-              </w:rPr>
-              <w:t xml:space="preserve">, </w:t>
-            </w:r>
-            <w:proofErr w:type="spellStart"/>
-            <w:r>
-              <w:rPr>
-                <w:lang w:val="en-NL"/>
-              </w:rPr>
-              <w:t>exang</w:t>
-            </w:r>
-            <w:proofErr w:type="spellEnd"/>
-            <w:r>
-              <w:rPr>
-                <w:lang w:val="en-NL"/>
-              </w:rPr>
-              <w:t xml:space="preserve">, slope, ca, </w:t>
-            </w:r>
-            <w:proofErr w:type="spellStart"/>
-            <w:r>
-              <w:rPr>
-                <w:lang w:val="en-NL"/>
-              </w:rPr>
-              <w:t>thal</w:t>
-            </w:r>
-            <w:proofErr w:type="spellEnd"/>
+              <w:t>sex, cp, fbs, restecg, exang, slope, ca, thal</w:t>
+            </w:r>
           </w:p>
         </w:tc>
       </w:tr>
@@ -7214,136 +6046,62 @@
           <w:bCs/>
           <w:lang w:val="en-NL"/>
         </w:rPr>
-        <w:t xml:space="preserve">4.3 </w:t>
-      </w:r>
-      <w:proofErr w:type="spellStart"/>
-      <w:r>
+        <w:t>4.3 MLflow Model Packaging</w:t>
+      </w:r>
+    </w:p>
+    <w:p>
+      <w:pPr>
+        <w:rPr>
+          <w:lang w:val="en-NL"/>
+        </w:rPr>
+      </w:pPr>
+      <w:r>
+        <w:rPr>
+          <w:lang w:val="en-NL"/>
+        </w:rPr>
+        <w:t>The fitted pipeline was also saved in MLflow model format.</w:t>
+      </w:r>
+    </w:p>
+    <w:p>
+      <w:pPr>
+        <w:rPr>
+          <w:lang w:val="en-NL"/>
+        </w:rPr>
+      </w:pPr>
+      <w:r>
+        <w:rPr>
+          <w:lang w:val="en-NL"/>
+        </w:rPr>
+        <w:t>This package includes the model, an input example, an inferred input/output schema, and environment information generated by MLflow.</w:t>
+      </w:r>
+    </w:p>
+    <w:p>
+      <w:pPr>
+        <w:rPr>
+          <w:lang w:val="en-NL"/>
+        </w:rPr>
+      </w:pPr>
+      <w:r>
+        <w:rPr>
+          <w:lang w:val="en-NL"/>
+        </w:rPr>
+        <w:t>The local joblib file supports direct loading, while the MLflow model provides a tracked model package associated with the selected-model run.</w:t>
+      </w:r>
+    </w:p>
+    <w:p>
+      <w:pPr>
         <w:rPr>
           <w:b/>
           <w:bCs/>
           <w:lang w:val="en-NL"/>
         </w:rPr>
-        <w:t>MLflow</w:t>
-      </w:r>
-      <w:proofErr w:type="spellEnd"/>
+      </w:pPr>
       <w:r>
         <w:rPr>
           <w:b/>
           <w:bCs/>
           <w:lang w:val="en-NL"/>
         </w:rPr>
-        <w:t xml:space="preserve"> Model Packaging</w:t>
-      </w:r>
-    </w:p>
-    <w:p>
-      <w:pPr>
-        <w:rPr>
-          <w:lang w:val="en-NL"/>
-        </w:rPr>
-      </w:pPr>
-      <w:r>
-        <w:rPr>
-          <w:lang w:val="en-NL"/>
-        </w:rPr>
-        <w:t xml:space="preserve">The fitted pipeline was also saved in </w:t>
-      </w:r>
-      <w:proofErr w:type="spellStart"/>
-      <w:r>
-        <w:rPr>
-          <w:lang w:val="en-NL"/>
-        </w:rPr>
-        <w:t>MLflow</w:t>
-      </w:r>
-      <w:proofErr w:type="spellEnd"/>
-      <w:r>
-        <w:rPr>
-          <w:lang w:val="en-NL"/>
-        </w:rPr>
-        <w:t xml:space="preserve"> model format.</w:t>
-      </w:r>
-    </w:p>
-    <w:p>
-      <w:pPr>
-        <w:rPr>
-          <w:lang w:val="en-NL"/>
-        </w:rPr>
-      </w:pPr>
-      <w:r>
-        <w:rPr>
-          <w:lang w:val="en-NL"/>
-        </w:rPr>
-        <w:t xml:space="preserve">This package includes the model, an input example, an inferred input/output schema, and environment information generated by </w:t>
-      </w:r>
-      <w:proofErr w:type="spellStart"/>
-      <w:r>
-        <w:rPr>
-          <w:lang w:val="en-NL"/>
-        </w:rPr>
-        <w:t>MLflow</w:t>
-      </w:r>
-      <w:proofErr w:type="spellEnd"/>
-      <w:r>
-        <w:rPr>
-          <w:lang w:val="en-NL"/>
-        </w:rPr>
-        <w:t>.</w:t>
-      </w:r>
-    </w:p>
-    <w:p>
-      <w:pPr>
-        <w:rPr>
-          <w:lang w:val="en-NL"/>
-        </w:rPr>
-      </w:pPr>
-      <w:r>
-        <w:rPr>
-          <w:lang w:val="en-NL"/>
-        </w:rPr>
-        <w:t xml:space="preserve">The local </w:t>
-      </w:r>
-      <w:proofErr w:type="spellStart"/>
-      <w:r>
-        <w:rPr>
-          <w:lang w:val="en-NL"/>
-        </w:rPr>
-        <w:t>joblib</w:t>
-      </w:r>
-      <w:proofErr w:type="spellEnd"/>
-      <w:r>
-        <w:rPr>
-          <w:lang w:val="en-NL"/>
-        </w:rPr>
-        <w:t xml:space="preserve"> file supports direct loading, while the </w:t>
-      </w:r>
-      <w:proofErr w:type="spellStart"/>
-      <w:r>
-        <w:rPr>
-          <w:lang w:val="en-NL"/>
-        </w:rPr>
-        <w:t>MLflow</w:t>
-      </w:r>
-      <w:proofErr w:type="spellEnd"/>
-      <w:r>
-        <w:rPr>
-          <w:lang w:val="en-NL"/>
-        </w:rPr>
-        <w:t xml:space="preserve"> model provides a tracked model package associated with the selected-model run.</w:t>
-      </w:r>
-    </w:p>
-    <w:p>
-      <w:pPr>
-        <w:rPr>
-          <w:b/>
-          <w:bCs/>
-          <w:lang w:val="en-NL"/>
-        </w:rPr>
-      </w:pPr>
-      <w:r>
-        <w:rPr>
-          <w:b/>
-          <w:bCs/>
-          <w:lang w:val="en-NL"/>
-        </w:rPr>
         <w:t>4.4 Dependency Management</w:t>
       </w:r>
     </w:p>
@@ -7379,19 +6137,11 @@
           <w:lang w:val="en-NL"/>
         </w:rPr>
       </w:pPr>
-      <w:proofErr w:type="spellStart"/>
-      <w:r>
-        <w:rPr>
-          <w:lang w:val="en-NL"/>
-        </w:rPr>
-        <w:t>uv</w:t>
-      </w:r>
-      <w:proofErr w:type="spellEnd"/>
-      <w:r>
-        <w:rPr>
-          <w:lang w:val="en-NL"/>
-        </w:rPr>
-        <w:t xml:space="preserve"> pip freeze &gt; requirements.txt</w:t>
+      <w:r>
+        <w:rPr>
+          <w:lang w:val="en-NL"/>
+        </w:rPr>
+        <w:t>uv pip freeze &gt; requirements.txt</w:t>
       </w:r>
     </w:p>
     <w:p>
@@ -7413,19 +6163,11 @@
           <w:lang w:val="en-NL"/>
         </w:rPr>
       </w:pPr>
-      <w:proofErr w:type="spellStart"/>
-      <w:r>
-        <w:rPr>
-          <w:lang w:val="en-NL"/>
-        </w:rPr>
-        <w:t>uv</w:t>
-      </w:r>
-      <w:proofErr w:type="spellEnd"/>
-      <w:r>
-        <w:rPr>
-          <w:lang w:val="en-NL"/>
-        </w:rPr>
-        <w:t xml:space="preserve"> pip install -r requirements.txt</w:t>
+      <w:r>
+        <w:rPr>
+          <w:lang w:val="en-NL"/>
+        </w:rPr>
+        <w:t>uv pip install -r requirements.txt</w:t>
       </w:r>
     </w:p>
     <w:p>
@@ -7746,21 +6488,7 @@
         <w:rPr>
           <w:lang w:val="en-NL"/>
         </w:rPr>
-        <w:t xml:space="preserve">Recreating the environment and executing the workflow on a fresh laptop remains an additional check. Repeatedly loading the same artifact confirms consistent </w:t>
-      </w:r>
-      <w:proofErr w:type="gramStart"/>
-      <w:r>
-        <w:rPr>
-          <w:lang w:val="en-NL"/>
-        </w:rPr>
-        <w:t>inference, but</w:t>
-      </w:r>
-      <w:proofErr w:type="gramEnd"/>
-      <w:r>
-        <w:rPr>
-          <w:lang w:val="en-NL"/>
-        </w:rPr>
-        <w:t xml:space="preserve"> does not by itself prove independent training reproducibility.</w:t>
+        <w:t>Recreating the environment and executing the workflow on a fresh laptop remains an additional check. Repeatedly loading the same artifact confirms consistent inference, but does not by itself prove independent training reproducibility.</w:t>
       </w:r>
     </w:p>
     <w:p>
@@ -7790,21 +6518,7 @@
         <w:rPr>
           <w:lang w:val="en-NL"/>
         </w:rPr>
-        <w:t xml:space="preserve">The fitted preprocessing and classifier are packaged together, saved locally and in </w:t>
-      </w:r>
-      <w:proofErr w:type="spellStart"/>
-      <w:r>
-        <w:rPr>
-          <w:lang w:val="en-NL"/>
-        </w:rPr>
-        <w:t>MLflow</w:t>
-      </w:r>
-      <w:proofErr w:type="spellEnd"/>
-      <w:r>
-        <w:rPr>
-          <w:lang w:val="en-NL"/>
-        </w:rPr>
-        <w:t>, and verified for reloading and prediction. The core model-packaging work is complete, with fresh-environment validation remaining.</w:t>
+        <w:t>The fitted preprocessing and classifier are packaged together, saved locally and in MLflow, and verified for reloading and prediction. The core model-packaging work is complete, with fresh-environment validation remaining.</w:t>
       </w:r>
     </w:p>
     <w:p>
@@ -7865,21 +6579,7 @@
         <w:rPr>
           <w:lang w:val="en-NL"/>
         </w:rPr>
-        <w:t xml:space="preserve">The objective was to validate preprocessing and model </w:t>
-      </w:r>
-      <w:proofErr w:type="spellStart"/>
-      <w:r>
-        <w:rPr>
-          <w:lang w:val="en-NL"/>
-        </w:rPr>
-        <w:t>behavior</w:t>
-      </w:r>
-      <w:proofErr w:type="spellEnd"/>
-      <w:r>
-        <w:rPr>
-          <w:lang w:val="en-NL"/>
-        </w:rPr>
-        <w:t xml:space="preserve"> through automated tests, check Python code for common errors, and execute the training workflow automatically in a fresh GitHub environment.</w:t>
+        <w:t>The objective was to validate preprocessing and model behavior through automated tests, check Python code for common errors, and execute the training workflow automatically in a fresh GitHub environment.</w:t>
       </w:r>
     </w:p>
     <w:p>
@@ -7999,7 +6699,6 @@
                 <w:lang w:val="en-NL"/>
               </w:rPr>
             </w:pPr>
-            <w:proofErr w:type="spellStart"/>
             <w:r>
               <w:rPr>
                 <w:b/>
@@ -8008,7 +6707,6 @@
               </w:rPr>
               <w:t>Pytest</w:t>
             </w:r>
-            <w:proofErr w:type="spellEnd"/>
           </w:p>
         </w:tc>
         <w:tc>
@@ -8099,68 +6797,24 @@
           <w:lang w:val="en-NL"/>
         </w:rPr>
       </w:pPr>
-      <w:proofErr w:type="spellStart"/>
-      <w:r>
-        <w:rPr>
-          <w:lang w:val="en-NL"/>
-        </w:rPr>
-        <w:t>uv</w:t>
-      </w:r>
-      <w:proofErr w:type="spellEnd"/>
-      <w:r>
-        <w:rPr>
-          <w:lang w:val="en-NL"/>
-        </w:rPr>
-        <w:t xml:space="preserve"> pip </w:t>
-      </w:r>
-      <w:proofErr w:type="gramStart"/>
-      <w:r>
-        <w:rPr>
-          <w:lang w:val="en-NL"/>
-        </w:rPr>
-        <w:t>install</w:t>
-      </w:r>
-      <w:proofErr w:type="gramEnd"/>
-      <w:r>
-        <w:rPr>
-          <w:lang w:val="en-NL"/>
-        </w:rPr>
-        <w:t xml:space="preserve"> </w:t>
-      </w:r>
-      <w:proofErr w:type="spellStart"/>
-      <w:r>
-        <w:rPr>
-          <w:lang w:val="en-NL"/>
-        </w:rPr>
-        <w:t>pytest</w:t>
-      </w:r>
-      <w:proofErr w:type="spellEnd"/>
-      <w:r>
-        <w:rPr>
-          <w:lang w:val="en-NL"/>
-        </w:rPr>
-        <w:t xml:space="preserve"> ruff</w:t>
-      </w:r>
-    </w:p>
-    <w:p>
-      <w:pPr>
-        <w:rPr>
-          <w:lang w:val="en-NL"/>
-        </w:rPr>
-      </w:pPr>
-      <w:proofErr w:type="spellStart"/>
-      <w:r>
-        <w:rPr>
-          <w:lang w:val="en-NL"/>
-        </w:rPr>
-        <w:t>uv</w:t>
-      </w:r>
-      <w:proofErr w:type="spellEnd"/>
-      <w:r>
-        <w:rPr>
-          <w:lang w:val="en-NL"/>
-        </w:rPr>
-        <w:t xml:space="preserve"> pip freeze &gt; requirements.txt</w:t>
+      <w:r>
+        <w:rPr>
+          <w:lang w:val="en-NL"/>
+        </w:rPr>
+        <w:t>uv pip install pytest ruff</w:t>
+      </w:r>
+    </w:p>
+    <w:p>
+      <w:pPr>
+        <w:rPr>
+          <w:lang w:val="en-NL"/>
+        </w:rPr>
+      </w:pPr>
+      <w:r>
+        <w:rPr>
+          <w:lang w:val="en-NL"/>
+        </w:rPr>
+        <w:t>uv pip freeze &gt; requirements.txt</w:t>
       </w:r>
     </w:p>
     <w:p>
@@ -8435,21 +7089,7 @@
         <w:rPr>
           <w:lang w:val="en-NL"/>
         </w:rPr>
-        <w:t xml:space="preserve">python -m </w:t>
-      </w:r>
-      <w:proofErr w:type="spellStart"/>
-      <w:r>
-        <w:rPr>
-          <w:lang w:val="en-NL"/>
-        </w:rPr>
-        <w:t>pytest</w:t>
-      </w:r>
-      <w:proofErr w:type="spellEnd"/>
-      <w:r>
-        <w:rPr>
-          <w:lang w:val="en-NL"/>
-        </w:rPr>
-        <w:t xml:space="preserve"> tests/test_preprocessing.py</w:t>
+        <w:t>python -m pytest tests/test_preprocessing.py</w:t>
       </w:r>
     </w:p>
     <w:p>
@@ -8477,21 +7117,7 @@
         <w:rPr>
           <w:lang w:val="en-NL"/>
         </w:rPr>
-        <w:t xml:space="preserve">These tests validate preprocessing </w:t>
-      </w:r>
-      <w:proofErr w:type="spellStart"/>
-      <w:r>
-        <w:rPr>
-          <w:lang w:val="en-NL"/>
-        </w:rPr>
-        <w:t>behavior</w:t>
-      </w:r>
-      <w:proofErr w:type="spellEnd"/>
-      <w:r>
-        <w:rPr>
-          <w:lang w:val="en-NL"/>
-        </w:rPr>
-        <w:t xml:space="preserve"> without requiring the downloaded dataset or a saved model.</w:t>
+        <w:t>These tests validate preprocessing behavior without requiring the downloaded dataset or a saved model.</w:t>
       </w:r>
     </w:p>
     <w:p>
@@ -8722,21 +7348,7 @@
         <w:rPr>
           <w:lang w:val="en-NL"/>
         </w:rPr>
-        <w:t xml:space="preserve">python -m </w:t>
-      </w:r>
-      <w:proofErr w:type="spellStart"/>
-      <w:r>
-        <w:rPr>
-          <w:lang w:val="en-NL"/>
-        </w:rPr>
-        <w:t>pytest</w:t>
-      </w:r>
-      <w:proofErr w:type="spellEnd"/>
-      <w:r>
-        <w:rPr>
-          <w:lang w:val="en-NL"/>
-        </w:rPr>
-        <w:t xml:space="preserve"> tests/test_model.py</w:t>
+        <w:t>python -m pytest tests/test_model.py</w:t>
       </w:r>
     </w:p>
     <w:p>
@@ -8778,21 +7390,7 @@
         <w:rPr>
           <w:lang w:val="en-NL"/>
         </w:rPr>
-        <w:t xml:space="preserve">. These check software </w:t>
-      </w:r>
-      <w:proofErr w:type="spellStart"/>
-      <w:r>
-        <w:rPr>
-          <w:lang w:val="en-NL"/>
-        </w:rPr>
-        <w:t>behavior</w:t>
-      </w:r>
-      <w:proofErr w:type="spellEnd"/>
-      <w:r>
-        <w:rPr>
-          <w:lang w:val="en-NL"/>
-        </w:rPr>
-        <w:t xml:space="preserve"> and persistence rather than predictive accuracy.</w:t>
+        <w:t>. These check software behavior and persistence rather than predictive accuracy.</w:t>
       </w:r>
     </w:p>
     <w:p>
@@ -8835,16 +7433,8 @@
         <w:rPr>
           <w:lang w:val="en-NL"/>
         </w:rPr>
-        <w:t>python -m ruff check scripts tests --select E</w:t>
-      </w:r>
-      <w:proofErr w:type="gramStart"/>
-      <w:r>
-        <w:rPr>
-          <w:lang w:val="en-NL"/>
-        </w:rPr>
-        <w:t>4,E7,E9,F</w:t>
-      </w:r>
-      <w:proofErr w:type="gramEnd"/>
+        <w:t>python -m ruff check scripts tests --select E4,E7,E9,F</w:t>
+      </w:r>
     </w:p>
     <w:p>
       <w:pPr>
@@ -8878,52 +7468,42 @@
           <w:lang w:val="en-NL"/>
         </w:rPr>
       </w:pPr>
-      <w:proofErr w:type="gramStart"/>
       <w:r>
         <w:rPr>
           <w:b/>
           <w:bCs/>
           <w:lang w:val="en-NL"/>
         </w:rPr>
-        <w:t>Final result</w:t>
-      </w:r>
-      <w:proofErr w:type="gramEnd"/>
-      <w:r>
+        <w:t>Final result:</w:t>
+      </w:r>
+    </w:p>
+    <w:p>
+      <w:pPr>
+        <w:rPr>
+          <w:lang w:val="en-NL"/>
+        </w:rPr>
+      </w:pPr>
+      <w:r>
+        <w:rPr>
+          <w:lang w:val="en-NL"/>
+        </w:rPr>
+        <w:t>All checks passed!</w:t>
+      </w:r>
+    </w:p>
+    <w:p>
+      <w:pPr>
         <w:rPr>
           <w:b/>
           <w:bCs/>
           <w:lang w:val="en-NL"/>
         </w:rPr>
-        <w:t>:</w:t>
-      </w:r>
-    </w:p>
-    <w:p>
-      <w:pPr>
-        <w:rPr>
-          <w:lang w:val="en-NL"/>
-        </w:rPr>
-      </w:pPr>
-      <w:r>
-        <w:rPr>
-          <w:lang w:val="en-NL"/>
-        </w:rPr>
-        <w:t>All checks passed!</w:t>
-      </w:r>
-    </w:p>
-    <w:p>
-      <w:pPr>
+      </w:pPr>
+      <w:r>
         <w:rPr>
           <w:b/>
           <w:bCs/>
           <w:lang w:val="en-NL"/>
         </w:rPr>
-      </w:pPr>
-      <w:r>
-        <w:rPr>
-          <w:b/>
-          <w:bCs/>
-          <w:lang w:val="en-NL"/>
-        </w:rPr>
         <w:t>5.5 GitHub Actions Workflow</w:t>
       </w:r>
     </w:p>
@@ -8946,68 +7526,24 @@
           <w:lang w:val="en-NL"/>
         </w:rPr>
       </w:pPr>
-      <w:proofErr w:type="spellStart"/>
-      <w:r>
-        <w:rPr>
-          <w:lang w:val="en-NL"/>
-        </w:rPr>
-        <w:t>MLOps</w:t>
-      </w:r>
-      <w:proofErr w:type="spellEnd"/>
-      <w:r>
-        <w:rPr>
-          <w:lang w:val="en-NL"/>
-        </w:rPr>
-        <w:t>/.</w:t>
-      </w:r>
-      <w:proofErr w:type="spellStart"/>
-      <w:r>
-        <w:rPr>
-          <w:lang w:val="en-NL"/>
-        </w:rPr>
-        <w:t>github</w:t>
-      </w:r>
-      <w:proofErr w:type="spellEnd"/>
-      <w:r>
-        <w:rPr>
-          <w:lang w:val="en-NL"/>
-        </w:rPr>
-        <w:t>/workflows/heart-disease-</w:t>
-      </w:r>
-      <w:proofErr w:type="spellStart"/>
-      <w:r>
-        <w:rPr>
-          <w:lang w:val="en-NL"/>
-        </w:rPr>
-        <w:t>ci.yml</w:t>
-      </w:r>
-      <w:proofErr w:type="spellEnd"/>
-    </w:p>
-    <w:p>
-      <w:pPr>
-        <w:rPr>
-          <w:lang w:val="en-NL"/>
-        </w:rPr>
-      </w:pPr>
-      <w:r>
-        <w:rPr>
-          <w:lang w:val="en-NL"/>
-        </w:rPr>
-        <w:t xml:space="preserve">The workflow is stored at the repository root because </w:t>
-      </w:r>
-      <w:proofErr w:type="spellStart"/>
-      <w:r>
-        <w:rPr>
-          <w:lang w:val="en-NL"/>
-        </w:rPr>
-        <w:t>MLOps</w:t>
-      </w:r>
-      <w:proofErr w:type="spellEnd"/>
-      <w:r>
-        <w:rPr>
-          <w:lang w:val="en-NL"/>
-        </w:rPr>
-        <w:t xml:space="preserve"> contains multiple project folders.</w:t>
+      <w:r>
+        <w:rPr>
+          <w:lang w:val="en-NL"/>
+        </w:rPr>
+        <w:t>MLOps/.github/workflows/heart-disease-ci.yml</w:t>
+      </w:r>
+    </w:p>
+    <w:p>
+      <w:pPr>
+        <w:rPr>
+          <w:lang w:val="en-NL"/>
+        </w:rPr>
+      </w:pPr>
+      <w:r>
+        <w:rPr>
+          <w:lang w:val="en-NL"/>
+        </w:rPr>
+        <w:t>The workflow is stored at the repository root because MLOps contains multiple project folders.</w:t>
       </w:r>
     </w:p>
     <w:p>
@@ -9513,16 +8049,8 @@
               <w:rPr>
                 <w:lang w:val="en-NL"/>
               </w:rPr>
-              <w:t xml:space="preserve">Run </w:t>
-            </w:r>
-            <w:proofErr w:type="spellStart"/>
-            <w:r>
-              <w:rPr>
-                <w:lang w:val="en-NL"/>
-              </w:rPr>
-              <w:t>Pytest</w:t>
-            </w:r>
-            <w:proofErr w:type="spellEnd"/>
+              <w:t>Run Pytest</w:t>
+            </w:r>
           </w:p>
         </w:tc>
         <w:tc>
@@ -9931,16 +8459,8 @@
               <w:rPr>
                 <w:lang w:val="en-NL"/>
               </w:rPr>
-              <w:t xml:space="preserve">Check the saved model’s loading and prediction </w:t>
-            </w:r>
-            <w:proofErr w:type="spellStart"/>
-            <w:r>
-              <w:rPr>
-                <w:lang w:val="en-NL"/>
-              </w:rPr>
-              <w:t>behavior</w:t>
-            </w:r>
-            <w:proofErr w:type="spellEnd"/>
+              <w:t>Check the saved model’s loading and prediction behavior</w:t>
+            </w:r>
           </w:p>
         </w:tc>
       </w:tr>
@@ -10033,35 +8553,7 @@
         <w:rPr>
           <w:lang w:val="en-NL"/>
         </w:rPr>
-        <w:t xml:space="preserve">If a command fails, subsequent normal steps are </w:t>
-      </w:r>
-      <w:proofErr w:type="gramStart"/>
-      <w:r>
-        <w:rPr>
-          <w:lang w:val="en-NL"/>
-        </w:rPr>
-        <w:t>skipped</w:t>
-      </w:r>
-      <w:proofErr w:type="gramEnd"/>
-      <w:r>
-        <w:rPr>
-          <w:lang w:val="en-NL"/>
-        </w:rPr>
-        <w:t xml:space="preserve"> and the workflow is marked failed. Artifact upload is configured with if: </w:t>
-      </w:r>
-      <w:proofErr w:type="gramStart"/>
-      <w:r>
-        <w:rPr>
-          <w:lang w:val="en-NL"/>
-        </w:rPr>
-        <w:t>always(</w:t>
-      </w:r>
-      <w:proofErr w:type="gramEnd"/>
-      <w:r>
-        <w:rPr>
-          <w:lang w:val="en-NL"/>
-        </w:rPr>
-        <w:t>) so available reports can still be preserved for investigation.</w:t>
+        <w:t>If a command fails, subsequent normal steps are skipped and the workflow is marked failed. Artifact upload is configured with if: always() so available reports can still be preserved for investigation.</w:t>
       </w:r>
     </w:p>
     <w:p>
@@ -10203,19 +8695,11 @@
           <w:lang w:val="en-NL"/>
         </w:rPr>
       </w:pPr>
-      <w:proofErr w:type="spellStart"/>
-      <w:r>
-        <w:rPr>
-          <w:lang w:val="en-NL"/>
-        </w:rPr>
-        <w:t>Pytest</w:t>
-      </w:r>
-      <w:proofErr w:type="spellEnd"/>
-      <w:r>
-        <w:rPr>
-          <w:lang w:val="en-NL"/>
-        </w:rPr>
-        <w:t xml:space="preserve"> results in test-results.xml.</w:t>
+      <w:r>
+        <w:rPr>
+          <w:lang w:val="en-NL"/>
+        </w:rPr>
+        <w:t>Pytest results in test-results.xml.</w:t>
       </w:r>
     </w:p>
     <w:p>
@@ -10232,23 +8716,7 @@
         <w:rPr>
           <w:lang w:val="en-NL"/>
         </w:rPr>
-        <w:t xml:space="preserve">The fitted pipeline in </w:t>
-      </w:r>
-      <w:proofErr w:type="spellStart"/>
-      <w:proofErr w:type="gramStart"/>
-      <w:r>
-        <w:rPr>
-          <w:lang w:val="en-NL"/>
-        </w:rPr>
-        <w:t>model.joblib</w:t>
-      </w:r>
-      <w:proofErr w:type="spellEnd"/>
-      <w:proofErr w:type="gramEnd"/>
-      <w:r>
-        <w:rPr>
-          <w:lang w:val="en-NL"/>
-        </w:rPr>
-        <w:t>.</w:t>
+        <w:t>The fitted pipeline in model.joblib.</w:t>
       </w:r>
     </w:p>
     <w:p>
@@ -10304,166 +8772,46 @@
           <w:bCs/>
           <w:lang w:val="en-NL"/>
         </w:rPr>
-        <w:t xml:space="preserve">5.8 </w:t>
-      </w:r>
-      <w:proofErr w:type="spellStart"/>
-      <w:r>
-        <w:rPr>
-          <w:b/>
-          <w:bCs/>
-          <w:lang w:val="en-NL"/>
-        </w:rPr>
-        <w:t>MLflow</w:t>
-      </w:r>
-      <w:proofErr w:type="spellEnd"/>
-      <w:r>
-        <w:rPr>
-          <w:b/>
-          <w:bCs/>
-          <w:lang w:val="en-NL"/>
-        </w:rPr>
-        <w:t xml:space="preserve"> </w:t>
-      </w:r>
-      <w:proofErr w:type="spellStart"/>
-      <w:r>
-        <w:rPr>
-          <w:b/>
-          <w:bCs/>
-          <w:lang w:val="en-NL"/>
-        </w:rPr>
-        <w:t>Behavior</w:t>
-      </w:r>
-      <w:proofErr w:type="spellEnd"/>
-      <w:r>
-        <w:rPr>
-          <w:b/>
-          <w:bCs/>
-          <w:lang w:val="en-NL"/>
-        </w:rPr>
-        <w:t xml:space="preserve"> in CI</w:t>
-      </w:r>
-    </w:p>
-    <w:p>
-      <w:pPr>
-        <w:rPr>
-          <w:lang w:val="en-NL"/>
-        </w:rPr>
-      </w:pPr>
-      <w:r>
-        <w:rPr>
-          <w:lang w:val="en-NL"/>
-        </w:rPr>
-        <w:t xml:space="preserve">Training scripts also create </w:t>
-      </w:r>
-      <w:proofErr w:type="spellStart"/>
-      <w:r>
-        <w:rPr>
-          <w:lang w:val="en-NL"/>
-        </w:rPr>
-        <w:t>MLflow</w:t>
-      </w:r>
-      <w:proofErr w:type="spellEnd"/>
-      <w:r>
-        <w:rPr>
-          <w:lang w:val="en-NL"/>
-        </w:rPr>
-        <w:t xml:space="preserve"> runs on the GitHub runner. These use the runner’s own tracking database and artifact directory.</w:t>
-      </w:r>
-    </w:p>
-    <w:p>
-      <w:pPr>
-        <w:rPr>
-          <w:lang w:val="en-NL"/>
-        </w:rPr>
-      </w:pPr>
-      <w:r>
-        <w:rPr>
-          <w:lang w:val="en-NL"/>
-        </w:rPr>
-        <w:t xml:space="preserve">They do not appear in the laptop’s </w:t>
-      </w:r>
-      <w:proofErr w:type="spellStart"/>
-      <w:r>
-        <w:rPr>
-          <w:lang w:val="en-NL"/>
-        </w:rPr>
-        <w:t>MLflow</w:t>
-      </w:r>
-      <w:proofErr w:type="spellEnd"/>
-      <w:r>
-        <w:rPr>
-          <w:lang w:val="en-NL"/>
-        </w:rPr>
-        <w:t xml:space="preserve"> dashboard because it reads a separate local database.</w:t>
-      </w:r>
-    </w:p>
-    <w:p>
-      <w:pPr>
-        <w:rPr>
-          <w:lang w:val="en-NL"/>
-        </w:rPr>
-      </w:pPr>
-      <w:r>
-        <w:rPr>
-          <w:lang w:val="en-NL"/>
-        </w:rPr>
-        <w:t xml:space="preserve">The initial successful workflow uploaded reports and models only. Adding </w:t>
-      </w:r>
-      <w:proofErr w:type="spellStart"/>
-      <w:r>
-        <w:rPr>
-          <w:lang w:val="en-NL"/>
-        </w:rPr>
-        <w:t>mlflow.db</w:t>
-      </w:r>
-      <w:proofErr w:type="spellEnd"/>
-      <w:r>
-        <w:rPr>
-          <w:lang w:val="en-NL"/>
-        </w:rPr>
-        <w:t xml:space="preserve"> and </w:t>
-      </w:r>
-      <w:proofErr w:type="spellStart"/>
-      <w:r>
-        <w:rPr>
-          <w:lang w:val="en-NL"/>
-        </w:rPr>
-        <w:t>mlartifacts</w:t>
-      </w:r>
-      <w:proofErr w:type="spellEnd"/>
-      <w:r>
-        <w:rPr>
-          <w:lang w:val="en-NL"/>
-        </w:rPr>
-        <w:t xml:space="preserve">/ to the upload paths would preserve the CI tracking files in subsequent runs. A shared </w:t>
-      </w:r>
-      <w:proofErr w:type="spellStart"/>
-      <w:r>
-        <w:rPr>
-          <w:lang w:val="en-NL"/>
-        </w:rPr>
-        <w:t>MLflow</w:t>
-      </w:r>
-      <w:proofErr w:type="spellEnd"/>
-      <w:r>
-        <w:rPr>
-          <w:lang w:val="en-NL"/>
-        </w:rPr>
-        <w:t xml:space="preserve"> server would be required to collect </w:t>
-      </w:r>
-      <w:proofErr w:type="gramStart"/>
-      <w:r>
-        <w:rPr>
-          <w:lang w:val="en-NL"/>
-        </w:rPr>
-        <w:t>local</w:t>
-      </w:r>
-      <w:proofErr w:type="gramEnd"/>
-      <w:r>
-        <w:rPr>
-          <w:lang w:val="en-NL"/>
-        </w:rPr>
-        <w:t xml:space="preserve"> and CI runs in one tracking service.</w:t>
+        <w:t>5.8 MLflow Behavior in CI</w:t>
+      </w:r>
+    </w:p>
+    <w:p>
+      <w:pPr>
+        <w:rPr>
+          <w:lang w:val="en-NL"/>
+        </w:rPr>
+      </w:pPr>
+      <w:r>
+        <w:rPr>
+          <w:lang w:val="en-NL"/>
+        </w:rPr>
+        <w:t>Training scripts also create MLflow runs on the GitHub runner. These use the runner’s own tracking database and artifact directory.</w:t>
+      </w:r>
+    </w:p>
+    <w:p>
+      <w:pPr>
+        <w:rPr>
+          <w:lang w:val="en-NL"/>
+        </w:rPr>
+      </w:pPr>
+      <w:r>
+        <w:rPr>
+          <w:lang w:val="en-NL"/>
+        </w:rPr>
+        <w:t>They do not appear in the laptop’s MLflow dashboard because it reads a separate local database.</w:t>
+      </w:r>
+    </w:p>
+    <w:p>
+      <w:pPr>
+        <w:rPr>
+          <w:lang w:val="en-NL"/>
+        </w:rPr>
+      </w:pPr>
+      <w:r>
+        <w:rPr>
+          <w:lang w:val="en-NL"/>
+        </w:rPr>
+        <w:t>The initial successful workflow uploaded reports and models only. Adding mlflow.db and mlartifacts/ to the upload paths would preserve the CI tracking files in subsequent runs. A shared MLflow server would be required to collect local and CI runs in one tracking service.</w:t>
       </w:r>
     </w:p>
     <w:p>
@@ -11053,7 +9401,6 @@
         </w:rPr>
         <w:t xml:space="preserve">We installed </w:t>
       </w:r>
-      <w:proofErr w:type="spellStart"/>
       <w:r>
         <w:rPr>
           <w:b/>
@@ -11062,14 +9409,12 @@
         </w:rPr>
         <w:t>FastAPI</w:t>
       </w:r>
-      <w:proofErr w:type="spellEnd"/>
       <w:r>
         <w:rPr>
           <w:lang w:val="en-NL"/>
         </w:rPr>
         <w:t xml:space="preserve"> and </w:t>
       </w:r>
-      <w:proofErr w:type="spellStart"/>
       <w:r>
         <w:rPr>
           <w:b/>
@@ -11078,7 +9423,6 @@
         </w:rPr>
         <w:t>Uvicorn</w:t>
       </w:r>
-      <w:proofErr w:type="spellEnd"/>
       <w:r>
         <w:rPr>
           <w:lang w:val="en-NL"/>
@@ -11092,111 +9436,37 @@
           <w:lang w:val="en-NL"/>
         </w:rPr>
       </w:pPr>
-      <w:proofErr w:type="spellStart"/>
-      <w:r>
-        <w:rPr>
-          <w:lang w:val="en-NL"/>
-        </w:rPr>
-        <w:t>uv</w:t>
-      </w:r>
-      <w:proofErr w:type="spellEnd"/>
-      <w:r>
-        <w:rPr>
-          <w:lang w:val="en-NL"/>
-        </w:rPr>
-        <w:t xml:space="preserve"> pip </w:t>
-      </w:r>
-      <w:proofErr w:type="gramStart"/>
-      <w:r>
-        <w:rPr>
-          <w:lang w:val="en-NL"/>
-        </w:rPr>
-        <w:t>install</w:t>
-      </w:r>
-      <w:proofErr w:type="gramEnd"/>
-      <w:r>
-        <w:rPr>
-          <w:lang w:val="en-NL"/>
-        </w:rPr>
-        <w:t xml:space="preserve"> </w:t>
-      </w:r>
-      <w:proofErr w:type="spellStart"/>
-      <w:r>
-        <w:rPr>
-          <w:lang w:val="en-NL"/>
-        </w:rPr>
-        <w:t>fastapi</w:t>
-      </w:r>
-      <w:proofErr w:type="spellEnd"/>
-      <w:r>
-        <w:rPr>
-          <w:lang w:val="en-NL"/>
-        </w:rPr>
-        <w:t xml:space="preserve"> </w:t>
-      </w:r>
-      <w:proofErr w:type="spellStart"/>
-      <w:r>
-        <w:rPr>
-          <w:lang w:val="en-NL"/>
-        </w:rPr>
-        <w:t>uvicorn</w:t>
-      </w:r>
-      <w:proofErr w:type="spellEnd"/>
-    </w:p>
-    <w:p>
-      <w:pPr>
-        <w:rPr>
-          <w:lang w:val="en-NL"/>
-        </w:rPr>
-      </w:pPr>
-      <w:proofErr w:type="spellStart"/>
-      <w:r>
-        <w:rPr>
-          <w:lang w:val="en-NL"/>
-        </w:rPr>
-        <w:t>uv</w:t>
-      </w:r>
-      <w:proofErr w:type="spellEnd"/>
-      <w:r>
-        <w:rPr>
-          <w:lang w:val="en-NL"/>
-        </w:rPr>
-        <w:t xml:space="preserve"> pip freeze &gt; requirements.txt</w:t>
-      </w:r>
-    </w:p>
-    <w:p>
-      <w:pPr>
-        <w:rPr>
-          <w:lang w:val="en-NL"/>
-        </w:rPr>
-      </w:pPr>
-      <w:proofErr w:type="spellStart"/>
-      <w:r>
-        <w:rPr>
-          <w:lang w:val="en-NL"/>
-        </w:rPr>
-        <w:t>FastAPI</w:t>
-      </w:r>
-      <w:proofErr w:type="spellEnd"/>
-      <w:r>
-        <w:rPr>
-          <w:lang w:val="en-NL"/>
-        </w:rPr>
-        <w:t xml:space="preserve"> defines the endpoints and validates requests. </w:t>
-      </w:r>
-      <w:proofErr w:type="spellStart"/>
-      <w:r>
-        <w:rPr>
-          <w:lang w:val="en-NL"/>
-        </w:rPr>
-        <w:t>Uvicorn</w:t>
-      </w:r>
-      <w:proofErr w:type="spellEnd"/>
-      <w:r>
-        <w:rPr>
-          <w:lang w:val="en-NL"/>
-        </w:rPr>
-        <w:t xml:space="preserve"> runs the application.</w:t>
+      <w:r>
+        <w:rPr>
+          <w:lang w:val="en-NL"/>
+        </w:rPr>
+        <w:t>uv pip install fastapi uvicorn</w:t>
+      </w:r>
+    </w:p>
+    <w:p>
+      <w:pPr>
+        <w:rPr>
+          <w:lang w:val="en-NL"/>
+        </w:rPr>
+      </w:pPr>
+      <w:r>
+        <w:rPr>
+          <w:lang w:val="en-NL"/>
+        </w:rPr>
+        <w:t>uv pip freeze &gt; requirements.txt</w:t>
+      </w:r>
+    </w:p>
+    <w:p>
+      <w:pPr>
+        <w:rPr>
+          <w:lang w:val="en-NL"/>
+        </w:rPr>
+      </w:pPr>
+      <w:r>
+        <w:rPr>
+          <w:lang w:val="en-NL"/>
+        </w:rPr>
+        <w:t>FastAPI defines the endpoints and validates requests. Uvicorn runs the application.</w:t>
       </w:r>
     </w:p>
     <w:p>
@@ -11266,35 +9536,7 @@
         <w:rPr>
           <w:lang w:val="en-NL"/>
         </w:rPr>
-        <w:t>The application loads models/</w:t>
-      </w:r>
-      <w:proofErr w:type="spellStart"/>
-      <w:r>
-        <w:rPr>
-          <w:lang w:val="en-NL"/>
-        </w:rPr>
-        <w:t>model.joblib</w:t>
-      </w:r>
-      <w:proofErr w:type="spellEnd"/>
-      <w:r>
-        <w:rPr>
-          <w:lang w:val="en-NL"/>
-        </w:rPr>
-        <w:t xml:space="preserve"> once during startup using </w:t>
-      </w:r>
-      <w:proofErr w:type="spellStart"/>
-      <w:r>
-        <w:rPr>
-          <w:lang w:val="en-NL"/>
-        </w:rPr>
-        <w:t>FastAPI’s</w:t>
-      </w:r>
-      <w:proofErr w:type="spellEnd"/>
-      <w:r>
-        <w:rPr>
-          <w:lang w:val="en-NL"/>
-        </w:rPr>
-        <w:t xml:space="preserve"> lifespan mechanism.</w:t>
+        <w:t>The application loads models/model.joblib once during startup using FastAPI’s lifespan mechanism.</w:t>
       </w:r>
     </w:p>
     <w:p>
@@ -11455,16 +9697,8 @@
               <w:rPr>
                 <w:lang w:val="en-NL"/>
               </w:rPr>
-              <w:t>/</w:t>
-            </w:r>
-            <w:proofErr w:type="gramStart"/>
-            <w:r>
-              <w:rPr>
-                <w:lang w:val="en-NL"/>
-              </w:rPr>
-              <w:t>health</w:t>
-            </w:r>
-            <w:proofErr w:type="gramEnd"/>
+              <w:t>/health</w:t>
+            </w:r>
           </w:p>
         </w:tc>
         <w:tc>
@@ -11528,16 +9762,8 @@
               <w:rPr>
                 <w:lang w:val="en-NL"/>
               </w:rPr>
-              <w:t>/</w:t>
-            </w:r>
-            <w:proofErr w:type="gramStart"/>
-            <w:r>
-              <w:rPr>
-                <w:lang w:val="en-NL"/>
-              </w:rPr>
-              <w:t>predict</w:t>
-            </w:r>
-            <w:proofErr w:type="gramEnd"/>
+              <w:t>/predict</w:t>
+            </w:r>
           </w:p>
         </w:tc>
         <w:tc>
@@ -11601,16 +9827,8 @@
               <w:rPr>
                 <w:lang w:val="en-NL"/>
               </w:rPr>
-              <w:t>/</w:t>
-            </w:r>
-            <w:proofErr w:type="gramStart"/>
-            <w:r>
-              <w:rPr>
-                <w:lang w:val="en-NL"/>
-              </w:rPr>
-              <w:t>docs</w:t>
-            </w:r>
-            <w:proofErr w:type="gramEnd"/>
+              <w:t>/docs</w:t>
+            </w:r>
           </w:p>
         </w:tc>
         <w:tc>
@@ -11695,21 +9913,7 @@
         <w:rPr>
           <w:lang w:val="en-NL"/>
         </w:rPr>
-        <w:t xml:space="preserve">A </w:t>
-      </w:r>
-      <w:proofErr w:type="spellStart"/>
-      <w:r>
-        <w:rPr>
-          <w:lang w:val="en-NL"/>
-        </w:rPr>
-        <w:t>Pydantic</w:t>
-      </w:r>
-      <w:proofErr w:type="spellEnd"/>
-      <w:r>
-        <w:rPr>
-          <w:lang w:val="en-NL"/>
-        </w:rPr>
-        <w:t xml:space="preserve"> request schema validates the input before prediction.</w:t>
+        <w:t>A Pydantic request schema validates the input before prediction.</w:t>
       </w:r>
     </w:p>
     <w:p>
@@ -11807,21 +10011,7 @@
         <w:rPr>
           <w:lang w:val="en-NL"/>
         </w:rPr>
-        <w:t xml:space="preserve">Infinite and </w:t>
-      </w:r>
-      <w:proofErr w:type="spellStart"/>
-      <w:r>
-        <w:rPr>
-          <w:lang w:val="en-NL"/>
-        </w:rPr>
-        <w:t>NaN</w:t>
-      </w:r>
-      <w:proofErr w:type="spellEnd"/>
-      <w:r>
-        <w:rPr>
-          <w:lang w:val="en-NL"/>
-        </w:rPr>
-        <w:t xml:space="preserve"> numeric inputs are rejected.</w:t>
+        <w:t>Infinite and NaN numeric inputs are rejected.</w:t>
       </w:r>
     </w:p>
     <w:p>
@@ -11838,48 +10028,20 @@
         <w:rPr>
           <w:lang w:val="en-NL"/>
         </w:rPr>
-        <w:t xml:space="preserve">ca and </w:t>
-      </w:r>
-      <w:proofErr w:type="spellStart"/>
-      <w:r>
-        <w:rPr>
-          <w:lang w:val="en-NL"/>
-        </w:rPr>
-        <w:t>thal</w:t>
-      </w:r>
-      <w:proofErr w:type="spellEnd"/>
-      <w:r>
-        <w:rPr>
-          <w:lang w:val="en-NL"/>
-        </w:rPr>
-        <w:t xml:space="preserve"> can contain JSON null, which the fitted imputers handle.</w:t>
-      </w:r>
-    </w:p>
-    <w:p>
-      <w:pPr>
-        <w:rPr>
-          <w:lang w:val="en-NL"/>
-        </w:rPr>
-      </w:pPr>
-      <w:r>
-        <w:rPr>
-          <w:lang w:val="en-NL"/>
-        </w:rPr>
-        <w:t xml:space="preserve">The application arranges features in the training column order and converts them to a numeric </w:t>
-      </w:r>
-      <w:proofErr w:type="spellStart"/>
-      <w:r>
-        <w:rPr>
-          <w:lang w:val="en-NL"/>
-        </w:rPr>
-        <w:t>DataFrame</w:t>
-      </w:r>
-      <w:proofErr w:type="spellEnd"/>
-      <w:r>
-        <w:rPr>
-          <w:lang w:val="en-NL"/>
-        </w:rPr>
-        <w:t xml:space="preserve"> before passing them to the pipeline.</w:t>
+        <w:t>ca and thal can contain JSON null, which the fitted imputers handle.</w:t>
+      </w:r>
+    </w:p>
+    <w:p>
+      <w:pPr>
+        <w:rPr>
+          <w:lang w:val="en-NL"/>
+        </w:rPr>
+      </w:pPr>
+      <w:r>
+        <w:rPr>
+          <w:lang w:val="en-NL"/>
+        </w:rPr>
+        <w:t>The application arranges features in the training column order and converts them to a numeric DataFrame before passing them to the pipeline.</w:t>
       </w:r>
     </w:p>
     <w:p>
@@ -11960,183 +10122,85 @@
         <w:rPr>
           <w:lang w:val="en-NL"/>
         </w:rPr>
-        <w:t xml:space="preserve">  "</w:t>
-      </w:r>
-      <w:proofErr w:type="spellStart"/>
-      <w:r>
-        <w:rPr>
-          <w:lang w:val="en-NL"/>
-        </w:rPr>
-        <w:t>trestbps</w:t>
-      </w:r>
-      <w:proofErr w:type="spellEnd"/>
-      <w:r>
-        <w:rPr>
-          <w:lang w:val="en-NL"/>
-        </w:rPr>
-        <w:t>": 145,</w:t>
-      </w:r>
-    </w:p>
-    <w:p>
-      <w:pPr>
-        <w:rPr>
-          <w:lang w:val="en-NL"/>
-        </w:rPr>
-      </w:pPr>
-      <w:r>
-        <w:rPr>
-          <w:lang w:val="en-NL"/>
-        </w:rPr>
-        <w:t xml:space="preserve">  "</w:t>
-      </w:r>
-      <w:proofErr w:type="spellStart"/>
-      <w:r>
-        <w:rPr>
-          <w:lang w:val="en-NL"/>
-        </w:rPr>
-        <w:t>chol</w:t>
-      </w:r>
-      <w:proofErr w:type="spellEnd"/>
-      <w:r>
-        <w:rPr>
-          <w:lang w:val="en-NL"/>
-        </w:rPr>
-        <w:t>": 233,</w:t>
-      </w:r>
-    </w:p>
-    <w:p>
-      <w:pPr>
-        <w:rPr>
-          <w:lang w:val="en-NL"/>
-        </w:rPr>
-      </w:pPr>
-      <w:r>
-        <w:rPr>
-          <w:lang w:val="en-NL"/>
-        </w:rPr>
-        <w:t xml:space="preserve">  "</w:t>
-      </w:r>
-      <w:proofErr w:type="spellStart"/>
-      <w:r>
-        <w:rPr>
-          <w:lang w:val="en-NL"/>
-        </w:rPr>
-        <w:t>fbs</w:t>
-      </w:r>
-      <w:proofErr w:type="spellEnd"/>
-      <w:r>
-        <w:rPr>
-          <w:lang w:val="en-NL"/>
-        </w:rPr>
-        <w:t>": 1,</w:t>
-      </w:r>
-    </w:p>
-    <w:p>
-      <w:pPr>
-        <w:rPr>
-          <w:lang w:val="en-NL"/>
-        </w:rPr>
-      </w:pPr>
-      <w:r>
-        <w:rPr>
-          <w:lang w:val="en-NL"/>
-        </w:rPr>
-        <w:t xml:space="preserve">  "</w:t>
-      </w:r>
-      <w:proofErr w:type="spellStart"/>
-      <w:r>
-        <w:rPr>
-          <w:lang w:val="en-NL"/>
-        </w:rPr>
-        <w:t>restecg</w:t>
-      </w:r>
-      <w:proofErr w:type="spellEnd"/>
-      <w:r>
-        <w:rPr>
-          <w:lang w:val="en-NL"/>
-        </w:rPr>
-        <w:t>": 2,</w:t>
-      </w:r>
-    </w:p>
-    <w:p>
-      <w:pPr>
-        <w:rPr>
-          <w:lang w:val="en-NL"/>
-        </w:rPr>
-      </w:pPr>
-      <w:r>
-        <w:rPr>
-          <w:lang w:val="en-NL"/>
-        </w:rPr>
-        <w:t xml:space="preserve">  "</w:t>
-      </w:r>
-      <w:proofErr w:type="spellStart"/>
-      <w:r>
-        <w:rPr>
-          <w:lang w:val="en-NL"/>
-        </w:rPr>
-        <w:t>thalach</w:t>
-      </w:r>
-      <w:proofErr w:type="spellEnd"/>
-      <w:r>
-        <w:rPr>
-          <w:lang w:val="en-NL"/>
-        </w:rPr>
-        <w:t>": 150,</w:t>
-      </w:r>
-    </w:p>
-    <w:p>
-      <w:pPr>
-        <w:rPr>
-          <w:lang w:val="en-NL"/>
-        </w:rPr>
-      </w:pPr>
-      <w:r>
-        <w:rPr>
-          <w:lang w:val="en-NL"/>
-        </w:rPr>
-        <w:t xml:space="preserve">  "</w:t>
-      </w:r>
-      <w:proofErr w:type="spellStart"/>
-      <w:r>
-        <w:rPr>
-          <w:lang w:val="en-NL"/>
-        </w:rPr>
-        <w:t>exang</w:t>
-      </w:r>
-      <w:proofErr w:type="spellEnd"/>
-      <w:r>
-        <w:rPr>
-          <w:lang w:val="en-NL"/>
-        </w:rPr>
-        <w:t>": 0,</w:t>
-      </w:r>
-    </w:p>
-    <w:p>
-      <w:pPr>
-        <w:rPr>
-          <w:lang w:val="en-NL"/>
-        </w:rPr>
-      </w:pPr>
-      <w:r>
-        <w:rPr>
-          <w:lang w:val="en-NL"/>
-        </w:rPr>
-        <w:t xml:space="preserve">  "</w:t>
-      </w:r>
-      <w:proofErr w:type="spellStart"/>
-      <w:r>
-        <w:rPr>
-          <w:lang w:val="en-NL"/>
-        </w:rPr>
-        <w:t>oldpeak</w:t>
-      </w:r>
-      <w:proofErr w:type="spellEnd"/>
-      <w:r>
-        <w:rPr>
-          <w:lang w:val="en-NL"/>
-        </w:rPr>
-        <w:t>": 2.3,</w:t>
+        <w:t xml:space="preserve">  "trestbps": 145,</w:t>
+      </w:r>
+    </w:p>
+    <w:p>
+      <w:pPr>
+        <w:rPr>
+          <w:lang w:val="en-NL"/>
+        </w:rPr>
+      </w:pPr>
+      <w:r>
+        <w:rPr>
+          <w:lang w:val="en-NL"/>
+        </w:rPr>
+        <w:t xml:space="preserve">  "chol": 233,</w:t>
+      </w:r>
+    </w:p>
+    <w:p>
+      <w:pPr>
+        <w:rPr>
+          <w:lang w:val="en-NL"/>
+        </w:rPr>
+      </w:pPr>
+      <w:r>
+        <w:rPr>
+          <w:lang w:val="en-NL"/>
+        </w:rPr>
+        <w:t xml:space="preserve">  "fbs": 1,</w:t>
+      </w:r>
+    </w:p>
+    <w:p>
+      <w:pPr>
+        <w:rPr>
+          <w:lang w:val="en-NL"/>
+        </w:rPr>
+      </w:pPr>
+      <w:r>
+        <w:rPr>
+          <w:lang w:val="en-NL"/>
+        </w:rPr>
+        <w:t xml:space="preserve">  "restecg": 2,</w:t>
+      </w:r>
+    </w:p>
+    <w:p>
+      <w:pPr>
+        <w:rPr>
+          <w:lang w:val="en-NL"/>
+        </w:rPr>
+      </w:pPr>
+      <w:r>
+        <w:rPr>
+          <w:lang w:val="en-NL"/>
+        </w:rPr>
+        <w:t xml:space="preserve">  "thalach": 150,</w:t>
+      </w:r>
+    </w:p>
+    <w:p>
+      <w:pPr>
+        <w:rPr>
+          <w:lang w:val="en-NL"/>
+        </w:rPr>
+      </w:pPr>
+      <w:r>
+        <w:rPr>
+          <w:lang w:val="en-NL"/>
+        </w:rPr>
+        <w:t xml:space="preserve">  "exang": 0,</w:t>
+      </w:r>
+    </w:p>
+    <w:p>
+      <w:pPr>
+        <w:rPr>
+          <w:lang w:val="en-NL"/>
+        </w:rPr>
+      </w:pPr>
+      <w:r>
+        <w:rPr>
+          <w:lang w:val="en-NL"/>
+        </w:rPr>
+        <w:t xml:space="preserve">  "oldpeak": 2.3,</w:t>
       </w:r>
     </w:p>
     <w:p>
@@ -12175,21 +10239,7 @@
         <w:rPr>
           <w:lang w:val="en-NL"/>
         </w:rPr>
-        <w:t xml:space="preserve">  "</w:t>
-      </w:r>
-      <w:proofErr w:type="spellStart"/>
-      <w:r>
-        <w:rPr>
-          <w:lang w:val="en-NL"/>
-        </w:rPr>
-        <w:t>thal</w:t>
-      </w:r>
-      <w:proofErr w:type="spellEnd"/>
-      <w:r>
-        <w:rPr>
-          <w:lang w:val="en-NL"/>
-        </w:rPr>
-        <w:t>": 6</w:t>
+        <w:t xml:space="preserve">  "thal": 6</w:t>
       </w:r>
     </w:p>
     <w:p>
@@ -12456,14 +10506,12 @@
                 <w:lang w:val="en-NL"/>
               </w:rPr>
             </w:pPr>
-            <w:proofErr w:type="spellStart"/>
             <w:r>
               <w:rPr>
                 <w:lang w:val="en-NL"/>
               </w:rPr>
               <w:t>disease_probability</w:t>
             </w:r>
-            <w:proofErr w:type="spellEnd"/>
           </w:p>
         </w:tc>
         <w:tc>
@@ -12579,29 +10627,7 @@
           <w:lang w:val="en-NL"/>
         </w:rPr>
         <w:lastRenderedPageBreak/>
-        <w:t xml:space="preserve">  "</w:t>
-      </w:r>
-      <w:proofErr w:type="spellStart"/>
-      <w:proofErr w:type="gramStart"/>
-      <w:r>
-        <w:rPr>
-          <w:lang w:val="en-NL"/>
-        </w:rPr>
-        <w:t>disease</w:t>
-      </w:r>
-      <w:proofErr w:type="gramEnd"/>
-      <w:r>
-        <w:rPr>
-          <w:lang w:val="en-NL"/>
-        </w:rPr>
-        <w:t>_probability</w:t>
-      </w:r>
-      <w:proofErr w:type="spellEnd"/>
-      <w:r>
-        <w:rPr>
-          <w:lang w:val="en-NL"/>
-        </w:rPr>
-        <w:t>": 0.19158337249661375</w:t>
+        <w:t xml:space="preserve">  "disease_probability": 0.19158337249661375</w:t>
       </w:r>
     </w:p>
     <w:p>
@@ -12684,43 +10710,7 @@
         <w:rPr>
           <w:lang w:val="en-NL"/>
         </w:rPr>
-        <w:t xml:space="preserve">python -m </w:t>
-      </w:r>
-      <w:proofErr w:type="spellStart"/>
-      <w:r>
-        <w:rPr>
-          <w:lang w:val="en-NL"/>
-        </w:rPr>
-        <w:t>uvicorn</w:t>
-      </w:r>
-      <w:proofErr w:type="spellEnd"/>
-      <w:r>
-        <w:rPr>
-          <w:lang w:val="en-NL"/>
-        </w:rPr>
-        <w:t xml:space="preserve"> </w:t>
-      </w:r>
-      <w:proofErr w:type="spellStart"/>
-      <w:proofErr w:type="gramStart"/>
-      <w:r>
-        <w:rPr>
-          <w:lang w:val="en-NL"/>
-        </w:rPr>
-        <w:t>app.main</w:t>
-      </w:r>
-      <w:proofErr w:type="gramEnd"/>
-      <w:r>
-        <w:rPr>
-          <w:lang w:val="en-NL"/>
-        </w:rPr>
-        <w:t>:app</w:t>
-      </w:r>
-      <w:proofErr w:type="spellEnd"/>
-      <w:r>
-        <w:rPr>
-          <w:lang w:val="en-NL"/>
-        </w:rPr>
-        <w:t xml:space="preserve"> --host 127.0.0.1 --port 8000</w:t>
+        <w:t>python -m uvicorn app.main:app --host 127.0.0.1 --port 8000</w:t>
       </w:r>
     </w:p>
     <w:p>
@@ -12803,21 +10793,7 @@
         <w:rPr>
           <w:lang w:val="en-NL"/>
         </w:rPr>
-        <w:t xml:space="preserve">We created a </w:t>
-      </w:r>
-      <w:proofErr w:type="spellStart"/>
-      <w:r>
-        <w:rPr>
-          <w:lang w:val="en-NL"/>
-        </w:rPr>
-        <w:t>Dockerfile</w:t>
-      </w:r>
-      <w:proofErr w:type="spellEnd"/>
-      <w:r>
-        <w:rPr>
-          <w:lang w:val="en-NL"/>
-        </w:rPr>
-        <w:t xml:space="preserve"> in the project root:</w:t>
+        <w:t>We created a Dockerfile in the project root:</w:t>
       </w:r>
     </w:p>
     <w:p>
@@ -12903,112 +10879,54 @@
         <w:rPr>
           <w:lang w:val="en-NL"/>
         </w:rPr>
-        <w:t xml:space="preserve">COPY </w:t>
-      </w:r>
-      <w:proofErr w:type="gramStart"/>
-      <w:r>
-        <w:rPr>
-          <w:lang w:val="en-NL"/>
-        </w:rPr>
-        <w:t>requirements.txt .</w:t>
-      </w:r>
-      <w:proofErr w:type="gramEnd"/>
-    </w:p>
-    <w:p>
-      <w:pPr>
-        <w:rPr>
-          <w:lang w:val="en-NL"/>
-        </w:rPr>
-      </w:pPr>
-      <w:r>
-        <w:rPr>
-          <w:lang w:val="en-NL"/>
-        </w:rPr>
-        <w:t>RUN python -m pip install --no-cache-</w:t>
-      </w:r>
-      <w:proofErr w:type="spellStart"/>
-      <w:r>
-        <w:rPr>
-          <w:lang w:val="en-NL"/>
-        </w:rPr>
-        <w:t>dir</w:t>
-      </w:r>
-      <w:proofErr w:type="spellEnd"/>
-      <w:r>
-        <w:rPr>
-          <w:lang w:val="en-NL"/>
-        </w:rPr>
-        <w:t xml:space="preserve"> -r requirements.txt</w:t>
-      </w:r>
-    </w:p>
-    <w:p>
-      <w:pPr>
-        <w:rPr>
-          <w:lang w:val="en-NL"/>
-        </w:rPr>
-      </w:pPr>
-    </w:p>
-    <w:p>
-      <w:pPr>
-        <w:rPr>
-          <w:lang w:val="en-NL"/>
-        </w:rPr>
-      </w:pPr>
-      <w:r>
-        <w:rPr>
-          <w:lang w:val="en-NL"/>
-        </w:rPr>
-        <w:t>COPY app</w:t>
-      </w:r>
-      <w:proofErr w:type="gramStart"/>
-      <w:r>
-        <w:rPr>
-          <w:lang w:val="en-NL"/>
-        </w:rPr>
-        <w:t>/ .</w:t>
-      </w:r>
-      <w:proofErr w:type="gramEnd"/>
-      <w:r>
-        <w:rPr>
-          <w:lang w:val="en-NL"/>
-        </w:rPr>
-        <w:t>/app/</w:t>
-      </w:r>
-    </w:p>
-    <w:p>
-      <w:pPr>
-        <w:rPr>
-          <w:lang w:val="en-NL"/>
-        </w:rPr>
-      </w:pPr>
-      <w:r>
-        <w:rPr>
-          <w:lang w:val="en-NL"/>
-        </w:rPr>
-        <w:t>COPY models/</w:t>
-      </w:r>
-      <w:proofErr w:type="spellStart"/>
-      <w:r>
-        <w:rPr>
-          <w:lang w:val="en-NL"/>
-        </w:rPr>
-        <w:t>model.joblib</w:t>
-      </w:r>
-      <w:proofErr w:type="spellEnd"/>
-      <w:r>
-        <w:rPr>
-          <w:lang w:val="en-NL"/>
-        </w:rPr>
-        <w:t xml:space="preserve"> ./models/</w:t>
-      </w:r>
-      <w:proofErr w:type="spellStart"/>
-      <w:r>
-        <w:rPr>
-          <w:lang w:val="en-NL"/>
-        </w:rPr>
-        <w:t>model.joblib</w:t>
-      </w:r>
-      <w:proofErr w:type="spellEnd"/>
+        <w:t>COPY requirements.txt .</w:t>
+      </w:r>
+    </w:p>
+    <w:p>
+      <w:pPr>
+        <w:rPr>
+          <w:lang w:val="en-NL"/>
+        </w:rPr>
+      </w:pPr>
+      <w:r>
+        <w:rPr>
+          <w:lang w:val="en-NL"/>
+        </w:rPr>
+        <w:t>RUN python -m pip install --no-cache-dir -r requirements.txt</w:t>
+      </w:r>
+    </w:p>
+    <w:p>
+      <w:pPr>
+        <w:rPr>
+          <w:lang w:val="en-NL"/>
+        </w:rPr>
+      </w:pPr>
+    </w:p>
+    <w:p>
+      <w:pPr>
+        <w:rPr>
+          <w:lang w:val="en-NL"/>
+        </w:rPr>
+      </w:pPr>
+      <w:r>
+        <w:rPr>
+          <w:lang w:val="en-NL"/>
+        </w:rPr>
+        <w:t>COPY app/ ./app/</w:t>
+      </w:r>
+    </w:p>
+    <w:p>
+      <w:pPr>
+        <w:rPr>
+          <w:lang w:val="en-NL"/>
+        </w:rPr>
+      </w:pPr>
+      <w:r>
+        <w:rPr>
+          <w:lang w:val="en-NL"/>
+        </w:rPr>
+        <w:t>COPY models/model.joblib ./models/model.joblib</w:t>
+      </w:r>
     </w:p>
     <w:p>
       <w:pPr>
@@ -13047,43 +10965,7 @@
         <w:rPr>
           <w:lang w:val="en-NL"/>
         </w:rPr>
-        <w:t>CMD ["python", "-m", "</w:t>
-      </w:r>
-      <w:proofErr w:type="spellStart"/>
-      <w:r>
-        <w:rPr>
-          <w:lang w:val="en-NL"/>
-        </w:rPr>
-        <w:t>uvicorn</w:t>
-      </w:r>
-      <w:proofErr w:type="spellEnd"/>
-      <w:r>
-        <w:rPr>
-          <w:lang w:val="en-NL"/>
-        </w:rPr>
-        <w:t>", "</w:t>
-      </w:r>
-      <w:proofErr w:type="spellStart"/>
-      <w:proofErr w:type="gramStart"/>
-      <w:r>
-        <w:rPr>
-          <w:lang w:val="en-NL"/>
-        </w:rPr>
-        <w:t>app.main</w:t>
-      </w:r>
-      <w:proofErr w:type="gramEnd"/>
-      <w:r>
-        <w:rPr>
-          <w:lang w:val="en-NL"/>
-        </w:rPr>
-        <w:t>:app</w:t>
-      </w:r>
-      <w:proofErr w:type="spellEnd"/>
-      <w:r>
-        <w:rPr>
-          <w:lang w:val="en-NL"/>
-        </w:rPr>
-        <w:t>", "--host", "0.0.0.0", "--port", "8000"]</w:t>
+        <w:t>CMD ["python", "-m", "uvicorn", "app.main:app", "--host", "0.0.0.0", "--port", "8000"]</w:t>
       </w:r>
     </w:p>
     <w:p>
@@ -13140,29 +11022,7 @@
         <w:rPr>
           <w:lang w:val="en-NL"/>
         </w:rPr>
-        <w:t xml:space="preserve">We </w:t>
-      </w:r>
-      <w:proofErr w:type="gramStart"/>
-      <w:r>
-        <w:rPr>
-          <w:lang w:val="en-NL"/>
-        </w:rPr>
-        <w:t>created .</w:t>
-      </w:r>
-      <w:proofErr w:type="spellStart"/>
-      <w:r>
-        <w:rPr>
-          <w:lang w:val="en-NL"/>
-        </w:rPr>
-        <w:t>dockerignore</w:t>
-      </w:r>
-      <w:proofErr w:type="spellEnd"/>
-      <w:proofErr w:type="gramEnd"/>
-      <w:r>
-        <w:rPr>
-          <w:lang w:val="en-NL"/>
-        </w:rPr>
-        <w:t xml:space="preserve"> to exclude unnecessary local files from the build context, including:</w:t>
+        <w:t>We created .dockerignore to exclude unnecessary local files from the build context, including:</w:t>
       </w:r>
     </w:p>
     <w:p>
@@ -13196,21 +11056,7 @@
         <w:rPr>
           <w:lang w:val="en-NL"/>
         </w:rPr>
-        <w:t xml:space="preserve">Git metadata </w:t>
-      </w:r>
-      <w:proofErr w:type="gramStart"/>
-      <w:r>
-        <w:rPr>
-          <w:lang w:val="en-NL"/>
-        </w:rPr>
-        <w:t>and .env</w:t>
-      </w:r>
-      <w:proofErr w:type="gramEnd"/>
-      <w:r>
-        <w:rPr>
-          <w:lang w:val="en-NL"/>
-        </w:rPr>
-        <w:t>.</w:t>
+        <w:t>Git metadata and .env.</w:t>
       </w:r>
     </w:p>
     <w:p>
@@ -13257,46 +11103,24 @@
           <w:lang w:val="en-NL"/>
         </w:rPr>
       </w:pPr>
-      <w:proofErr w:type="spellStart"/>
-      <w:r>
-        <w:rPr>
-          <w:lang w:val="en-NL"/>
-        </w:rPr>
-        <w:t>MLflow</w:t>
-      </w:r>
-      <w:proofErr w:type="spellEnd"/>
-      <w:r>
-        <w:rPr>
-          <w:lang w:val="en-NL"/>
-        </w:rPr>
-        <w:t xml:space="preserve"> databases and artifact directories.</w:t>
-      </w:r>
-    </w:p>
-    <w:p>
-      <w:pPr>
-        <w:rPr>
-          <w:lang w:val="en-NL"/>
-        </w:rPr>
-      </w:pPr>
-      <w:r>
-        <w:rPr>
-          <w:lang w:val="en-NL"/>
-        </w:rPr>
-        <w:t xml:space="preserve">The saved model remains available for the </w:t>
-      </w:r>
-      <w:proofErr w:type="spellStart"/>
-      <w:r>
-        <w:rPr>
-          <w:lang w:val="en-NL"/>
-        </w:rPr>
-        <w:t>Dockerfile’s</w:t>
-      </w:r>
-      <w:proofErr w:type="spellEnd"/>
-      <w:r>
-        <w:rPr>
-          <w:lang w:val="en-NL"/>
-        </w:rPr>
-        <w:t xml:space="preserve"> explicit copy operation.</w:t>
+      <w:r>
+        <w:rPr>
+          <w:lang w:val="en-NL"/>
+        </w:rPr>
+        <w:t>MLflow databases and artifact directories.</w:t>
+      </w:r>
+    </w:p>
+    <w:p>
+      <w:pPr>
+        <w:rPr>
+          <w:lang w:val="en-NL"/>
+        </w:rPr>
+      </w:pPr>
+      <w:r>
+        <w:rPr>
+          <w:lang w:val="en-NL"/>
+        </w:rPr>
+        <w:t>The saved model remains available for the Dockerfile’s explicit copy operation.</w:t>
       </w:r>
     </w:p>
     <w:p>
@@ -13339,16 +11163,8 @@
         <w:rPr>
           <w:lang w:val="en-NL"/>
         </w:rPr>
-        <w:t>docker build -t heart-disease-api:1.</w:t>
-      </w:r>
-      <w:proofErr w:type="gramStart"/>
-      <w:r>
-        <w:rPr>
-          <w:lang w:val="en-NL"/>
-        </w:rPr>
-        <w:t>0 .</w:t>
-      </w:r>
-      <w:proofErr w:type="gramEnd"/>
+        <w:t>docker build -t heart-disease-api:1.0 .</w:t>
+      </w:r>
     </w:p>
     <w:p>
       <w:pPr>
@@ -13373,48 +11189,20 @@
         <w:rPr>
           <w:lang w:val="en-NL"/>
         </w:rPr>
-        <w:t xml:space="preserve">docker </w:t>
-      </w:r>
-      <w:proofErr w:type="gramStart"/>
-      <w:r>
-        <w:rPr>
-          <w:lang w:val="en-NL"/>
-        </w:rPr>
-        <w:t>run -d</w:t>
-      </w:r>
-      <w:proofErr w:type="gramEnd"/>
-      <w:r>
-        <w:rPr>
-          <w:lang w:val="en-NL"/>
-        </w:rPr>
-        <w:t xml:space="preserve"> \</w:t>
-      </w:r>
-    </w:p>
-    <w:p>
-      <w:pPr>
-        <w:rPr>
-          <w:lang w:val="en-NL"/>
-        </w:rPr>
-      </w:pPr>
-      <w:r>
-        <w:rPr>
-          <w:lang w:val="en-NL"/>
-        </w:rPr>
-        <w:t xml:space="preserve">  --name heart-disease-</w:t>
-      </w:r>
-      <w:proofErr w:type="spellStart"/>
-      <w:r>
-        <w:rPr>
-          <w:lang w:val="en-NL"/>
-        </w:rPr>
-        <w:t>api</w:t>
-      </w:r>
-      <w:proofErr w:type="spellEnd"/>
-      <w:r>
-        <w:rPr>
-          <w:lang w:val="en-NL"/>
-        </w:rPr>
-        <w:t xml:space="preserve"> \</w:t>
+        <w:t>docker run -d \</w:t>
+      </w:r>
+    </w:p>
+    <w:p>
+      <w:pPr>
+        <w:rPr>
+          <w:lang w:val="en-NL"/>
+        </w:rPr>
+      </w:pPr>
+      <w:r>
+        <w:rPr>
+          <w:lang w:val="en-NL"/>
+        </w:rPr>
+        <w:t xml:space="preserve">  --name heart-disease-api \</w:t>
       </w:r>
     </w:p>
     <w:p>
@@ -13598,16 +11386,8 @@
               <w:rPr>
                 <w:lang w:val="en-NL"/>
               </w:rPr>
-              <w:t>heart-disease-</w:t>
-            </w:r>
-            <w:proofErr w:type="spellStart"/>
-            <w:r>
-              <w:rPr>
-                <w:lang w:val="en-NL"/>
-              </w:rPr>
-              <w:t>api</w:t>
-            </w:r>
-            <w:proofErr w:type="spellEnd"/>
+              <w:t>heart-disease-api</w:t>
+            </w:r>
           </w:p>
         </w:tc>
       </w:tr>
@@ -13905,21 +11685,7 @@
         <w:rPr>
           <w:lang w:val="en-NL"/>
         </w:rPr>
-        <w:t xml:space="preserve">The trained pipeline was exposed through a validated </w:t>
-      </w:r>
-      <w:proofErr w:type="spellStart"/>
-      <w:r>
-        <w:rPr>
-          <w:lang w:val="en-NL"/>
-        </w:rPr>
-        <w:t>FastAPI</w:t>
-      </w:r>
-      <w:proofErr w:type="spellEnd"/>
-      <w:r>
-        <w:rPr>
-          <w:lang w:val="en-NL"/>
-        </w:rPr>
-        <w:t xml:space="preserve"> prediction endpoint and packaged into a Docker image. Both local API execution and container execution were verified.</w:t>
+        <w:t>The trained pipeline was exposed through a validated FastAPI prediction endpoint and packaged into a Docker image. Both local API execution and container execution were verified.</w:t>
       </w:r>
     </w:p>
     <w:p>
@@ -14167,7 +11933,6 @@
         </w:rPr>
         <w:t xml:space="preserve">We enabled Kubernetes in Docker Desktop using the </w:t>
       </w:r>
-      <w:proofErr w:type="spellStart"/>
       <w:r>
         <w:rPr>
           <w:b/>
@@ -14176,7 +11941,6 @@
         </w:rPr>
         <w:t>kubeadm</w:t>
       </w:r>
-      <w:proofErr w:type="spellEnd"/>
       <w:r>
         <w:rPr>
           <w:lang w:val="en-NL"/>
@@ -14203,19 +11967,11 @@
           <w:lang w:val="en-NL"/>
         </w:rPr>
       </w:pPr>
-      <w:proofErr w:type="spellStart"/>
-      <w:r>
-        <w:rPr>
-          <w:lang w:val="en-NL"/>
-        </w:rPr>
-        <w:t>kubectl</w:t>
-      </w:r>
-      <w:proofErr w:type="spellEnd"/>
-      <w:r>
-        <w:rPr>
-          <w:lang w:val="en-NL"/>
-        </w:rPr>
-        <w:t xml:space="preserve"> --context docker-desktop get nodes</w:t>
+      <w:r>
+        <w:rPr>
+          <w:lang w:val="en-NL"/>
+        </w:rPr>
+        <w:t>kubectl --context docker-desktop get nodes</w:t>
       </w:r>
     </w:p>
     <w:p>
@@ -14299,21 +12055,7 @@
         <w:rPr>
           <w:lang w:val="en-NL"/>
         </w:rPr>
-        <w:t>We created k8s/</w:t>
-      </w:r>
-      <w:proofErr w:type="spellStart"/>
-      <w:r>
-        <w:rPr>
-          <w:lang w:val="en-NL"/>
-        </w:rPr>
-        <w:t>deployment.yaml</w:t>
-      </w:r>
-      <w:proofErr w:type="spellEnd"/>
-      <w:r>
-        <w:rPr>
-          <w:lang w:val="en-NL"/>
-        </w:rPr>
-        <w:t xml:space="preserve"> to define the desired application state.</w:t>
+        <w:t>We created k8s/deployment.yaml to define the desired application state.</w:t>
       </w:r>
     </w:p>
     <w:tbl>
@@ -14426,16 +12168,8 @@
               <w:rPr>
                 <w:lang w:val="en-NL"/>
               </w:rPr>
-              <w:t>heart-disease-</w:t>
-            </w:r>
-            <w:proofErr w:type="spellStart"/>
-            <w:r>
-              <w:rPr>
-                <w:lang w:val="en-NL"/>
-              </w:rPr>
-              <w:t>api</w:t>
-            </w:r>
-            <w:proofErr w:type="spellEnd"/>
+              <w:t>heart-disease-api</w:t>
+            </w:r>
           </w:p>
         </w:tc>
       </w:tr>
@@ -14549,21 +12283,7 @@
               <w:rPr>
                 <w:lang w:val="en-NL"/>
               </w:rPr>
-              <w:t xml:space="preserve">Image </w:t>
-            </w:r>
-            <w:proofErr w:type="gramStart"/>
-            <w:r>
-              <w:rPr>
-                <w:lang w:val="en-NL"/>
-              </w:rPr>
-              <w:t>pull</w:t>
-            </w:r>
-            <w:proofErr w:type="gramEnd"/>
-            <w:r>
-              <w:rPr>
-                <w:lang w:val="en-NL"/>
-              </w:rPr>
-              <w:t xml:space="preserve"> policy</w:t>
+              <w:t>Image pull policy</w:t>
             </w:r>
           </w:p>
         </w:tc>
@@ -14673,16 +12393,8 @@
               <w:rPr>
                 <w:lang w:val="en-NL"/>
               </w:rPr>
-              <w:t>app: heart-disease-</w:t>
-            </w:r>
-            <w:proofErr w:type="spellStart"/>
-            <w:r>
-              <w:rPr>
-                <w:lang w:val="en-NL"/>
-              </w:rPr>
-              <w:t>api</w:t>
-            </w:r>
-            <w:proofErr w:type="spellEnd"/>
+              <w:t>app: heart-disease-api</w:t>
+            </w:r>
           </w:p>
         </w:tc>
       </w:tr>
@@ -15357,21 +13069,7 @@
         <w:rPr>
           <w:lang w:val="en-NL"/>
         </w:rPr>
-        <w:t>We created k8s/</w:t>
-      </w:r>
-      <w:proofErr w:type="spellStart"/>
-      <w:r>
-        <w:rPr>
-          <w:lang w:val="en-NL"/>
-        </w:rPr>
-        <w:t>service.yaml</w:t>
-      </w:r>
-      <w:proofErr w:type="spellEnd"/>
-      <w:r>
-        <w:rPr>
-          <w:lang w:val="en-NL"/>
-        </w:rPr>
-        <w:t xml:space="preserve"> to expose the application.</w:t>
+        <w:t>We created k8s/service.yaml to expose the application.</w:t>
       </w:r>
     </w:p>
     <w:tbl>
@@ -15484,16 +13182,8 @@
               <w:rPr>
                 <w:lang w:val="en-NL"/>
               </w:rPr>
-              <w:t>heart-disease-</w:t>
-            </w:r>
-            <w:proofErr w:type="spellStart"/>
-            <w:r>
-              <w:rPr>
-                <w:lang w:val="en-NL"/>
-              </w:rPr>
-              <w:t>api</w:t>
-            </w:r>
-            <w:proofErr w:type="spellEnd"/>
+              <w:t>heart-disease-api</w:t>
+            </w:r>
           </w:p>
         </w:tc>
       </w:tr>
@@ -15533,14 +13223,12 @@
                 <w:lang w:val="en-NL"/>
               </w:rPr>
             </w:pPr>
-            <w:proofErr w:type="spellStart"/>
             <w:r>
               <w:rPr>
                 <w:lang w:val="en-NL"/>
               </w:rPr>
               <w:t>LoadBalancer</w:t>
             </w:r>
-            <w:proofErr w:type="spellEnd"/>
           </w:p>
         </w:tc>
       </w:tr>
@@ -15674,16 +13362,8 @@
               <w:rPr>
                 <w:lang w:val="en-NL"/>
               </w:rPr>
-              <w:t>app: heart-disease-</w:t>
-            </w:r>
-            <w:proofErr w:type="spellStart"/>
-            <w:r>
-              <w:rPr>
-                <w:lang w:val="en-NL"/>
-              </w:rPr>
-              <w:t>api</w:t>
-            </w:r>
-            <w:proofErr w:type="spellEnd"/>
+              <w:t>app: heart-disease-api</w:t>
+            </w:r>
           </w:p>
         </w:tc>
       </w:tr>
@@ -15830,21 +13510,7 @@
               <w:rPr>
                 <w:lang w:val="en-NL"/>
               </w:rPr>
-              <w:t xml:space="preserve">Direct </w:t>
-            </w:r>
-            <w:proofErr w:type="spellStart"/>
-            <w:r>
-              <w:rPr>
-                <w:lang w:val="en-NL"/>
-              </w:rPr>
-              <w:t>Uvicorn</w:t>
-            </w:r>
-            <w:proofErr w:type="spellEnd"/>
-            <w:r>
-              <w:rPr>
-                <w:lang w:val="en-NL"/>
-              </w:rPr>
-              <w:t xml:space="preserve"> application</w:t>
+              <w:t>Direct Uvicorn application</w:t>
             </w:r>
           </w:p>
         </w:tc>
@@ -15997,19 +13663,11 @@
           <w:lang w:val="en-NL"/>
         </w:rPr>
       </w:pPr>
-      <w:proofErr w:type="spellStart"/>
-      <w:r>
-        <w:rPr>
-          <w:lang w:val="en-NL"/>
-        </w:rPr>
-        <w:t>kubectl</w:t>
-      </w:r>
-      <w:proofErr w:type="spellEnd"/>
-      <w:r>
-        <w:rPr>
-          <w:lang w:val="en-NL"/>
-        </w:rPr>
-        <w:t xml:space="preserve"> --context docker-desktop apply -f k8s/</w:t>
+      <w:r>
+        <w:rPr>
+          <w:lang w:val="en-NL"/>
+        </w:rPr>
+        <w:t>kubectl --context docker-desktop apply -f k8s/</w:t>
       </w:r>
     </w:p>
     <w:p>
@@ -16031,91 +13689,45 @@
           <w:lang w:val="en-NL"/>
         </w:rPr>
       </w:pPr>
-      <w:proofErr w:type="spellStart"/>
-      <w:r>
-        <w:rPr>
-          <w:lang w:val="en-NL"/>
-        </w:rPr>
-        <w:t>kubectl</w:t>
-      </w:r>
-      <w:proofErr w:type="spellEnd"/>
-      <w:r>
-        <w:rPr>
-          <w:lang w:val="en-NL"/>
-        </w:rPr>
-        <w:t xml:space="preserve"> --context docker-desktop rollout status \</w:t>
-      </w:r>
-    </w:p>
-    <w:p>
-      <w:pPr>
-        <w:rPr>
-          <w:lang w:val="en-NL"/>
-        </w:rPr>
-      </w:pPr>
-      <w:r>
-        <w:rPr>
-          <w:lang w:val="en-NL"/>
-        </w:rPr>
-        <w:t xml:space="preserve">  deployment/heart-disease-</w:t>
-      </w:r>
-      <w:proofErr w:type="spellStart"/>
-      <w:r>
-        <w:rPr>
-          <w:lang w:val="en-NL"/>
-        </w:rPr>
-        <w:t>api</w:t>
-      </w:r>
-      <w:proofErr w:type="spellEnd"/>
-      <w:r>
-        <w:rPr>
-          <w:lang w:val="en-NL"/>
-        </w:rPr>
-        <w:t xml:space="preserve"> --timeout=120s</w:t>
-      </w:r>
-    </w:p>
-    <w:p>
-      <w:pPr>
-        <w:rPr>
-          <w:lang w:val="en-NL"/>
-        </w:rPr>
-      </w:pPr>
-    </w:p>
-    <w:p>
-      <w:pPr>
-        <w:rPr>
-          <w:lang w:val="en-NL"/>
-        </w:rPr>
-      </w:pPr>
-      <w:proofErr w:type="spellStart"/>
-      <w:r>
-        <w:rPr>
-          <w:lang w:val="en-NL"/>
-        </w:rPr>
-        <w:t>kubectl</w:t>
-      </w:r>
-      <w:proofErr w:type="spellEnd"/>
-      <w:r>
-        <w:rPr>
-          <w:lang w:val="en-NL"/>
-        </w:rPr>
-        <w:t xml:space="preserve"> --context docker-desktop get </w:t>
-      </w:r>
-      <w:proofErr w:type="spellStart"/>
-      <w:proofErr w:type="gramStart"/>
-      <w:r>
-        <w:rPr>
-          <w:lang w:val="en-NL"/>
-        </w:rPr>
-        <w:t>deployments,pods</w:t>
-      </w:r>
-      <w:proofErr w:type="gramEnd"/>
-      <w:r>
-        <w:rPr>
-          <w:lang w:val="en-NL"/>
-        </w:rPr>
-        <w:t>,services</w:t>
-      </w:r>
-      <w:proofErr w:type="spellEnd"/>
+      <w:r>
+        <w:rPr>
+          <w:lang w:val="en-NL"/>
+        </w:rPr>
+        <w:t>kubectl --context docker-desktop rollout status \</w:t>
+      </w:r>
+    </w:p>
+    <w:p>
+      <w:pPr>
+        <w:rPr>
+          <w:lang w:val="en-NL"/>
+        </w:rPr>
+      </w:pPr>
+      <w:r>
+        <w:rPr>
+          <w:lang w:val="en-NL"/>
+        </w:rPr>
+        <w:t xml:space="preserve">  deployment/heart-disease-api --timeout=120s</w:t>
+      </w:r>
+    </w:p>
+    <w:p>
+      <w:pPr>
+        <w:rPr>
+          <w:lang w:val="en-NL"/>
+        </w:rPr>
+      </w:pPr>
+    </w:p>
+    <w:p>
+      <w:pPr>
+        <w:rPr>
+          <w:lang w:val="en-NL"/>
+        </w:rPr>
+      </w:pPr>
+      <w:r>
+        <w:rPr>
+          <w:lang w:val="en-NL"/>
+        </w:rPr>
+        <w:t>kubectl --context docker-desktop get deployments,pods,services</w:t>
+      </w:r>
     </w:p>
     <w:p>
       <w:pPr>
@@ -16263,29 +13875,7 @@
         <w:rPr>
           <w:lang w:val="en-NL"/>
         </w:rPr>
-        <w:t xml:space="preserve">  "</w:t>
-      </w:r>
-      <w:proofErr w:type="spellStart"/>
-      <w:proofErr w:type="gramStart"/>
-      <w:r>
-        <w:rPr>
-          <w:lang w:val="en-NL"/>
-        </w:rPr>
-        <w:t>disease</w:t>
-      </w:r>
-      <w:proofErr w:type="gramEnd"/>
-      <w:r>
-        <w:rPr>
-          <w:lang w:val="en-NL"/>
-        </w:rPr>
-        <w:t>_probability</w:t>
-      </w:r>
-      <w:proofErr w:type="spellEnd"/>
-      <w:r>
-        <w:rPr>
-          <w:lang w:val="en-NL"/>
-        </w:rPr>
-        <w:t>": 0.19158337249661375</w:t>
+        <w:t xml:space="preserve">  "disease_probability": 0.19158337249661375</w:t>
       </w:r>
     </w:p>
     <w:p>
@@ -16432,21 +14022,7 @@
         <w:rPr>
           <w:lang w:val="en-NL"/>
         </w:rPr>
-        <w:t xml:space="preserve">The prediction API was successfully deployed to Docker Desktop Kubernetes using a Deployment and a </w:t>
-      </w:r>
-      <w:proofErr w:type="spellStart"/>
-      <w:r>
-        <w:rPr>
-          <w:lang w:val="en-NL"/>
-        </w:rPr>
-        <w:t>LoadBalancer</w:t>
-      </w:r>
-      <w:proofErr w:type="spellEnd"/>
-      <w:r>
-        <w:rPr>
-          <w:lang w:val="en-NL"/>
-        </w:rPr>
-        <w:t xml:space="preserve"> Service.</w:t>
+        <w:t>The prediction API was successfully deployed to Docker Desktop Kubernetes using a Deployment and a LoadBalancer Service.</w:t>
       </w:r>
     </w:p>
     <w:p>
@@ -16461,23 +14037,13 @@
         </w:rPr>
         <w:t xml:space="preserve">The application has resource requests and limits, startup and health probes, and a working local endpoint. The next step is </w:t>
       </w:r>
-      <w:proofErr w:type="gramStart"/>
       <w:r>
         <w:rPr>
           <w:b/>
           <w:bCs/>
           <w:lang w:val="en-NL"/>
         </w:rPr>
-        <w:t>request</w:t>
-      </w:r>
-      <w:proofErr w:type="gramEnd"/>
-      <w:r>
-        <w:rPr>
-          <w:b/>
-          <w:bCs/>
-          <w:lang w:val="en-NL"/>
-        </w:rPr>
-        <w:t xml:space="preserve"> logging and monitoring</w:t>
+        <w:t>request logging and monitoring</w:t>
       </w:r>
       <w:r>
         <w:rPr>
@@ -16518,30 +14084,8 @@
         <w:rPr>
           <w:lang w:val="en-NL"/>
         </w:rPr>
-        <w:t xml:space="preserve">Select modelGPT-6.1 </w:t>
-      </w:r>
-      <w:proofErr w:type="spellStart"/>
-      <w:r>
-        <w:rPr>
-          <w:lang w:val="en-NL"/>
-        </w:rPr>
-        <w:t>SolLightNoneMinimalLightMediumHighExtra</w:t>
-      </w:r>
-      <w:proofErr w:type="spellEnd"/>
-      <w:r>
-        <w:rPr>
-          <w:lang w:val="en-NL"/>
-        </w:rPr>
-        <w:t xml:space="preserve"> </w:t>
-      </w:r>
-      <w:proofErr w:type="spellStart"/>
-      <w:r>
-        <w:rPr>
-          <w:lang w:val="en-NL"/>
-        </w:rPr>
-        <w:t>HighMaxUltraPersistent</w:t>
-      </w:r>
-      <w:proofErr w:type="spellEnd"/>
+        <w:t>Select modelGPT-6.1 SolLightNoneMinimalLightMediumHighExtra HighMaxUltraPersistent</w:t>
+      </w:r>
     </w:p>
     <w:p>
       <w:pPr>
@@ -16721,6 +14265,2323 @@
         </w:drawing>
       </w:r>
     </w:p>
+    <w:p/>
+    <w:p/>
+    <w:p>
+      <w:r>
+        <w:drawing>
+          <wp:inline distT="0" distB="0" distL="0" distR="0" wp14:anchorId="6DF6558B" wp14:editId="04964B51">
+            <wp:extent cx="5731510" cy="3260090"/>
+            <wp:effectExtent l="0" t="0" r="2540" b="0"/>
+            <wp:docPr id="2141815786" name="Picture 1"/>
+            <wp:cNvGraphicFramePr>
+              <a:graphicFrameLocks xmlns:a="http://schemas.openxmlformats.org/drawingml/2006/main" noChangeAspect="1"/>
+            </wp:cNvGraphicFramePr>
+            <a:graphic xmlns:a="http://schemas.openxmlformats.org/drawingml/2006/main">
+              <a:graphicData uri="http://schemas.openxmlformats.org/drawingml/2006/picture">
+                <pic:pic xmlns:pic="http://schemas.openxmlformats.org/drawingml/2006/picture">
+                  <pic:nvPicPr>
+                    <pic:cNvPr id="2141815786" name=""/>
+                    <pic:cNvPicPr/>
+                  </pic:nvPicPr>
+                  <pic:blipFill>
+                    <a:blip r:embed="rId13"/>
+                    <a:stretch>
+                      <a:fillRect/>
+                    </a:stretch>
+                  </pic:blipFill>
+                  <pic:spPr>
+                    <a:xfrm>
+                      <a:off x="0" y="0"/>
+                      <a:ext cx="5731510" cy="3260090"/>
+                    </a:xfrm>
+                    <a:prstGeom prst="rect">
+                      <a:avLst/>
+                    </a:prstGeom>
+                  </pic:spPr>
+                </pic:pic>
+              </a:graphicData>
+            </a:graphic>
+          </wp:inline>
+        </w:drawing>
+      </w:r>
+    </w:p>
+    <w:p/>
+    <w:p>
+      <w:r>
+        <w:lastRenderedPageBreak/>
+        <w:drawing>
+          <wp:inline distT="0" distB="0" distL="0" distR="0" wp14:anchorId="3ACF0B8E" wp14:editId="2E8830C6">
+            <wp:extent cx="5731510" cy="3402330"/>
+            <wp:effectExtent l="0" t="0" r="2540" b="7620"/>
+            <wp:docPr id="1541912007" name="Picture 1"/>
+            <wp:cNvGraphicFramePr>
+              <a:graphicFrameLocks xmlns:a="http://schemas.openxmlformats.org/drawingml/2006/main" noChangeAspect="1"/>
+            </wp:cNvGraphicFramePr>
+            <a:graphic xmlns:a="http://schemas.openxmlformats.org/drawingml/2006/main">
+              <a:graphicData uri="http://schemas.openxmlformats.org/drawingml/2006/picture">
+                <pic:pic xmlns:pic="http://schemas.openxmlformats.org/drawingml/2006/picture">
+                  <pic:nvPicPr>
+                    <pic:cNvPr id="1541912007" name=""/>
+                    <pic:cNvPicPr/>
+                  </pic:nvPicPr>
+                  <pic:blipFill>
+                    <a:blip r:embed="rId14"/>
+                    <a:stretch>
+                      <a:fillRect/>
+                    </a:stretch>
+                  </pic:blipFill>
+                  <pic:spPr>
+                    <a:xfrm>
+                      <a:off x="0" y="0"/>
+                      <a:ext cx="5731510" cy="3402330"/>
+                    </a:xfrm>
+                    <a:prstGeom prst="rect">
+                      <a:avLst/>
+                    </a:prstGeom>
+                  </pic:spPr>
+                </pic:pic>
+              </a:graphicData>
+            </a:graphic>
+          </wp:inline>
+        </w:drawing>
+      </w:r>
+    </w:p>
+    <w:p/>
+    <w:p>
+      <w:r>
+        <w:drawing>
+          <wp:inline distT="0" distB="0" distL="0" distR="0" wp14:anchorId="16A932A9" wp14:editId="2A469D64">
+            <wp:extent cx="5731510" cy="3439795"/>
+            <wp:effectExtent l="0" t="0" r="2540" b="8255"/>
+            <wp:docPr id="1558152923" name="Picture 1"/>
+            <wp:cNvGraphicFramePr>
+              <a:graphicFrameLocks xmlns:a="http://schemas.openxmlformats.org/drawingml/2006/main" noChangeAspect="1"/>
+            </wp:cNvGraphicFramePr>
+            <a:graphic xmlns:a="http://schemas.openxmlformats.org/drawingml/2006/main">
+              <a:graphicData uri="http://schemas.openxmlformats.org/drawingml/2006/picture">
+                <pic:pic xmlns:pic="http://schemas.openxmlformats.org/drawingml/2006/picture">
+                  <pic:nvPicPr>
+                    <pic:cNvPr id="1558152923" name=""/>
+                    <pic:cNvPicPr/>
+                  </pic:nvPicPr>
+                  <pic:blipFill>
+                    <a:blip r:embed="rId15"/>
+                    <a:stretch>
+                      <a:fillRect/>
+                    </a:stretch>
+                  </pic:blipFill>
+                  <pic:spPr>
+                    <a:xfrm>
+                      <a:off x="0" y="0"/>
+                      <a:ext cx="5731510" cy="3439795"/>
+                    </a:xfrm>
+                    <a:prstGeom prst="rect">
+                      <a:avLst/>
+                    </a:prstGeom>
+                  </pic:spPr>
+                </pic:pic>
+              </a:graphicData>
+            </a:graphic>
+          </wp:inline>
+        </w:drawing>
+      </w:r>
+    </w:p>
+    <w:p>
+      <w:r>
+        <w:lastRenderedPageBreak/>
+        <w:drawing>
+          <wp:inline distT="0" distB="0" distL="0" distR="0" wp14:anchorId="44A6F2F9" wp14:editId="3AC2B152">
+            <wp:extent cx="5731510" cy="2359025"/>
+            <wp:effectExtent l="0" t="0" r="2540" b="3175"/>
+            <wp:docPr id="1385207480" name="Picture 1"/>
+            <wp:cNvGraphicFramePr>
+              <a:graphicFrameLocks xmlns:a="http://schemas.openxmlformats.org/drawingml/2006/main" noChangeAspect="1"/>
+            </wp:cNvGraphicFramePr>
+            <a:graphic xmlns:a="http://schemas.openxmlformats.org/drawingml/2006/main">
+              <a:graphicData uri="http://schemas.openxmlformats.org/drawingml/2006/picture">
+                <pic:pic xmlns:pic="http://schemas.openxmlformats.org/drawingml/2006/picture">
+                  <pic:nvPicPr>
+                    <pic:cNvPr id="1385207480" name=""/>
+                    <pic:cNvPicPr/>
+                  </pic:nvPicPr>
+                  <pic:blipFill>
+                    <a:blip r:embed="rId16"/>
+                    <a:stretch>
+                      <a:fillRect/>
+                    </a:stretch>
+                  </pic:blipFill>
+                  <pic:spPr>
+                    <a:xfrm>
+                      <a:off x="0" y="0"/>
+                      <a:ext cx="5731510" cy="2359025"/>
+                    </a:xfrm>
+                    <a:prstGeom prst="rect">
+                      <a:avLst/>
+                    </a:prstGeom>
+                  </pic:spPr>
+                </pic:pic>
+              </a:graphicData>
+            </a:graphic>
+          </wp:inline>
+        </w:drawing>
+      </w:r>
+      <w:r>
+        <w:drawing>
+          <wp:inline distT="0" distB="0" distL="0" distR="0" wp14:anchorId="21B6BE35" wp14:editId="62DBCFD7">
+            <wp:extent cx="5731510" cy="3442335"/>
+            <wp:effectExtent l="0" t="0" r="2540" b="5715"/>
+            <wp:docPr id="653468049" name="Picture 1"/>
+            <wp:cNvGraphicFramePr>
+              <a:graphicFrameLocks xmlns:a="http://schemas.openxmlformats.org/drawingml/2006/main" noChangeAspect="1"/>
+            </wp:cNvGraphicFramePr>
+            <a:graphic xmlns:a="http://schemas.openxmlformats.org/drawingml/2006/main">
+              <a:graphicData uri="http://schemas.openxmlformats.org/drawingml/2006/picture">
+                <pic:pic xmlns:pic="http://schemas.openxmlformats.org/drawingml/2006/picture">
+                  <pic:nvPicPr>
+                    <pic:cNvPr id="653468049" name=""/>
+                    <pic:cNvPicPr/>
+                  </pic:nvPicPr>
+                  <pic:blipFill>
+                    <a:blip r:embed="rId17"/>
+                    <a:stretch>
+                      <a:fillRect/>
+                    </a:stretch>
+                  </pic:blipFill>
+                  <pic:spPr>
+                    <a:xfrm>
+                      <a:off x="0" y="0"/>
+                      <a:ext cx="5731510" cy="3442335"/>
+                    </a:xfrm>
+                    <a:prstGeom prst="rect">
+                      <a:avLst/>
+                    </a:prstGeom>
+                  </pic:spPr>
+                </pic:pic>
+              </a:graphicData>
+            </a:graphic>
+          </wp:inline>
+        </w:drawing>
+      </w:r>
+    </w:p>
+    <w:p/>
+    <w:p/>
+    <w:p>
+      <w:pPr>
+        <w:rPr>
+          <w:b/>
+          <w:bCs/>
+          <w:lang w:val="en-NL"/>
+        </w:rPr>
+      </w:pPr>
+      <w:r>
+        <w:rPr>
+          <w:b/>
+          <w:bCs/>
+          <w:lang w:val="en-NL"/>
+        </w:rPr>
+        <w:t>Step 8: API Logging and Monitoring with Prometheus and Grafana</w:t>
+      </w:r>
+    </w:p>
+    <w:p>
+      <w:pPr>
+        <w:rPr>
+          <w:b/>
+          <w:bCs/>
+          <w:lang w:val="en-NL"/>
+        </w:rPr>
+      </w:pPr>
+      <w:r>
+        <w:rPr>
+          <w:b/>
+          <w:bCs/>
+          <w:lang w:val="en-NL"/>
+        </w:rPr>
+        <w:t>1. Objective</w:t>
+      </w:r>
+    </w:p>
+    <w:p>
+      <w:pPr>
+        <w:rPr>
+          <w:lang w:val="en-NL"/>
+        </w:rPr>
+      </w:pPr>
+      <w:r>
+        <w:rPr>
+          <w:lang w:val="en-NL"/>
+        </w:rPr>
+        <w:t>The objective of this step was to monitor the deployed heart disease prediction API and record its request activity. This helps identify service availability issues, failed requests, and changes in response time after deployment.</w:t>
+      </w:r>
+    </w:p>
+    <w:p>
+      <w:pPr>
+        <w:rPr>
+          <w:lang w:val="en-NL"/>
+        </w:rPr>
+      </w:pPr>
+      <w:r>
+        <w:rPr>
+          <w:lang w:val="en-NL"/>
+        </w:rPr>
+        <w:t>We implemented:</w:t>
+      </w:r>
+    </w:p>
+    <w:p>
+      <w:pPr>
+        <w:numPr>
+          <w:ilvl w:val="0"/>
+          <w:numId w:val="17"/>
+        </w:numPr>
+        <w:rPr>
+          <w:lang w:val="en-NL"/>
+        </w:rPr>
+      </w:pPr>
+      <w:r>
+        <w:rPr>
+          <w:lang w:val="en-NL"/>
+        </w:rPr>
+        <w:t>Request logging in FastAPI.</w:t>
+      </w:r>
+    </w:p>
+    <w:p>
+      <w:pPr>
+        <w:numPr>
+          <w:ilvl w:val="0"/>
+          <w:numId w:val="17"/>
+        </w:numPr>
+        <w:rPr>
+          <w:lang w:val="en-NL"/>
+        </w:rPr>
+      </w:pPr>
+      <w:r>
+        <w:rPr>
+          <w:lang w:val="en-NL"/>
+        </w:rPr>
+        <w:t>A /metrics endpoint exposing API measurements.</w:t>
+      </w:r>
+    </w:p>
+    <w:p>
+      <w:pPr>
+        <w:numPr>
+          <w:ilvl w:val="0"/>
+          <w:numId w:val="17"/>
+        </w:numPr>
+        <w:rPr>
+          <w:lang w:val="en-NL"/>
+        </w:rPr>
+      </w:pPr>
+      <w:r>
+        <w:rPr>
+          <w:lang w:val="en-NL"/>
+        </w:rPr>
+        <w:lastRenderedPageBreak/>
+        <w:t>Prometheus to collect those measurements.</w:t>
+      </w:r>
+    </w:p>
+    <w:p>
+      <w:pPr>
+        <w:numPr>
+          <w:ilvl w:val="0"/>
+          <w:numId w:val="17"/>
+        </w:numPr>
+        <w:rPr>
+          <w:lang w:val="en-NL"/>
+        </w:rPr>
+      </w:pPr>
+      <w:r>
+        <w:rPr>
+          <w:lang w:val="en-NL"/>
+        </w:rPr>
+        <w:t>A Grafana dashboard to visualize API availability, prediction requests, errors, and response time.</w:t>
+      </w:r>
+    </w:p>
+    <w:p>
+      <w:pPr>
+        <w:rPr>
+          <w:b/>
+          <w:bCs/>
+          <w:lang w:val="en-NL"/>
+        </w:rPr>
+      </w:pPr>
+      <w:r>
+        <w:rPr>
+          <w:b/>
+          <w:bCs/>
+          <w:lang w:val="en-NL"/>
+        </w:rPr>
+        <w:t>2. Request Logging</w:t>
+      </w:r>
+    </w:p>
+    <w:p>
+      <w:pPr>
+        <w:rPr>
+          <w:lang w:val="en-NL"/>
+        </w:rPr>
+      </w:pPr>
+      <w:r>
+        <w:rPr>
+          <w:lang w:val="en-NL"/>
+        </w:rPr>
+        <w:t>We added HTTP middleware to the FastAPI application to log each request’s method, path, response status, and processing duration.</w:t>
+      </w:r>
+    </w:p>
+    <w:p>
+      <w:pPr>
+        <w:rPr>
+          <w:lang w:val="en-NL"/>
+        </w:rPr>
+      </w:pPr>
+      <w:r>
+        <w:rPr>
+          <w:lang w:val="en-NL"/>
+        </w:rPr>
+        <w:t>An example log entry is:</w:t>
+      </w:r>
+    </w:p>
+    <w:p>
+      <w:pPr>
+        <w:rPr>
+          <w:lang w:val="en-NL"/>
+        </w:rPr>
+      </w:pPr>
+      <w:r>
+        <w:rPr>
+          <w:lang w:val="en-NL"/>
+        </w:rPr>
+        <w:t>method=POST path=/predict status=200 duration_ms=182.31</w:t>
+      </w:r>
+    </w:p>
+    <w:p>
+      <w:pPr>
+        <w:rPr>
+          <w:lang w:val="en-NL"/>
+        </w:rPr>
+      </w:pPr>
+      <w:r>
+        <w:rPr>
+          <w:lang w:val="en-NL"/>
+        </w:rPr>
+        <w:t>These logs help investigate individual requests and distinguish successful responses from validation failures or application errors. Request payloads are not included in the logs.</w:t>
+      </w:r>
+    </w:p>
+    <w:p>
+      <w:pPr>
+        <w:rPr>
+          <w:b/>
+          <w:bCs/>
+          <w:lang w:val="en-NL"/>
+        </w:rPr>
+      </w:pPr>
+      <w:r>
+        <w:rPr>
+          <w:b/>
+          <w:bCs/>
+          <w:lang w:val="en-NL"/>
+        </w:rPr>
+        <w:t>3. Exposing API Metrics</w:t>
+      </w:r>
+    </w:p>
+    <w:p>
+      <w:pPr>
+        <w:rPr>
+          <w:lang w:val="en-NL"/>
+        </w:rPr>
+      </w:pPr>
+      <w:r>
+        <w:rPr>
+          <w:lang w:val="en-NL"/>
+        </w:rPr>
+        <w:t>We integrated prometheus-fastapi-instrumentator with the FastAPI application:</w:t>
+      </w:r>
+    </w:p>
+    <w:p>
+      <w:pPr>
+        <w:rPr>
+          <w:lang w:val="en-NL"/>
+        </w:rPr>
+      </w:pPr>
+      <w:r>
+        <w:rPr>
+          <w:lang w:val="en-NL"/>
+        </w:rPr>
+        <w:t>Instrumentator().instrument(app).expose(app)</w:t>
+      </w:r>
+    </w:p>
+    <w:p>
+      <w:pPr>
+        <w:rPr>
+          <w:lang w:val="en-NL"/>
+        </w:rPr>
+      </w:pPr>
+      <w:r>
+        <w:rPr>
+          <w:lang w:val="en-NL"/>
+        </w:rPr>
+        <w:t>This exposes a /metrics endpoint containing measurements such as HTTP request counts and request duration.</w:t>
+      </w:r>
+    </w:p>
+    <w:p>
+      <w:pPr>
+        <w:rPr>
+          <w:lang w:val="en-NL"/>
+        </w:rPr>
+      </w:pPr>
+      <w:r>
+        <w:rPr>
+          <w:lang w:val="en-NL"/>
+        </w:rPr>
+        <w:t>The metrics endpoint was verified locally before updating the Kubernetes deployment.</w:t>
+      </w:r>
+    </w:p>
+    <w:p>
+      <w:pPr>
+        <w:rPr>
+          <w:b/>
+          <w:bCs/>
+          <w:lang w:val="en-NL"/>
+        </w:rPr>
+      </w:pPr>
+      <w:r>
+        <w:rPr>
+          <w:b/>
+          <w:bCs/>
+          <w:lang w:val="en-NL"/>
+        </w:rPr>
+        <w:t>4. Updating the Kubernetes Deployment</w:t>
+      </w:r>
+    </w:p>
+    <w:p>
+      <w:pPr>
+        <w:rPr>
+          <w:lang w:val="en-NL"/>
+        </w:rPr>
+      </w:pPr>
+      <w:r>
+        <w:rPr>
+          <w:lang w:val="en-NL"/>
+        </w:rPr>
+        <w:t>We rebuilt the Docker image with the logging and monitoring changes:</w:t>
+      </w:r>
+    </w:p>
+    <w:p>
+      <w:pPr>
+        <w:rPr>
+          <w:lang w:val="en-NL"/>
+        </w:rPr>
+      </w:pPr>
+      <w:r>
+        <w:rPr>
+          <w:lang w:val="en-NL"/>
+        </w:rPr>
+        <w:t>docker build -t heart-disease-api:1.1 .</w:t>
+      </w:r>
+    </w:p>
+    <w:p>
+      <w:pPr>
+        <w:rPr>
+          <w:lang w:val="en-NL"/>
+        </w:rPr>
+      </w:pPr>
+      <w:r>
+        <w:rPr>
+          <w:lang w:val="en-NL"/>
+        </w:rPr>
+        <w:t>The Kubernetes Deployment was updated to use:</w:t>
+      </w:r>
+    </w:p>
+    <w:p>
+      <w:pPr>
+        <w:rPr>
+          <w:lang w:val="en-NL"/>
+        </w:rPr>
+      </w:pPr>
+      <w:r>
+        <w:rPr>
+          <w:lang w:val="en-NL"/>
+        </w:rPr>
+        <w:t>image: heart-disease-api:1.1</w:t>
+      </w:r>
+    </w:p>
+    <w:p>
+      <w:pPr>
+        <w:rPr>
+          <w:lang w:val="en-NL"/>
+        </w:rPr>
+      </w:pPr>
+      <w:r>
+        <w:rPr>
+          <w:lang w:val="en-NL"/>
+        </w:rPr>
+        <w:t>After applying the updated manifest and checking the rollout, the API and its metrics endpoint were available through the existing Kubernetes Service:</w:t>
+      </w:r>
+    </w:p>
+    <w:p>
+      <w:pPr>
+        <w:rPr>
+          <w:lang w:val="en-NL"/>
+        </w:rPr>
+      </w:pPr>
+      <w:r>
+        <w:rPr>
+          <w:lang w:val="en-NL"/>
+        </w:rPr>
+        <w:t>http://localhost:8002/predict</w:t>
+      </w:r>
+    </w:p>
+    <w:p>
+      <w:pPr>
+        <w:rPr>
+          <w:lang w:val="en-NL"/>
+        </w:rPr>
+      </w:pPr>
+      <w:r>
+        <w:rPr>
+          <w:lang w:val="en-NL"/>
+        </w:rPr>
+        <w:t>http://localhost:8002/metrics</w:t>
+      </w:r>
+    </w:p>
+    <w:p>
+      <w:pPr>
+        <w:rPr>
+          <w:b/>
+          <w:bCs/>
+          <w:lang w:val="en-NL"/>
+        </w:rPr>
+      </w:pPr>
+      <w:r>
+        <w:rPr>
+          <w:b/>
+          <w:bCs/>
+          <w:lang w:val="en-NL"/>
+        </w:rPr>
+        <w:t>5. Configuring Prometheus</w:t>
+      </w:r>
+    </w:p>
+    <w:p>
+      <w:pPr>
+        <w:rPr>
+          <w:lang w:val="en-NL"/>
+        </w:rPr>
+      </w:pPr>
+      <w:r>
+        <w:rPr>
+          <w:lang w:val="en-NL"/>
+        </w:rPr>
+        <w:t>We created monitoring/prometheus.yml to configure Prometheus to collect API metrics every 15 seconds:</w:t>
+      </w:r>
+    </w:p>
+    <w:p>
+      <w:pPr>
+        <w:rPr>
+          <w:lang w:val="en-NL"/>
+        </w:rPr>
+      </w:pPr>
+      <w:r>
+        <w:rPr>
+          <w:lang w:val="en-NL"/>
+        </w:rPr>
+        <w:t>global:</w:t>
+      </w:r>
+    </w:p>
+    <w:p>
+      <w:pPr>
+        <w:rPr>
+          <w:lang w:val="en-NL"/>
+        </w:rPr>
+      </w:pPr>
+      <w:r>
+        <w:rPr>
+          <w:lang w:val="en-NL"/>
+        </w:rPr>
+        <w:lastRenderedPageBreak/>
+        <w:t xml:space="preserve">  scrape_interval: 15s</w:t>
+      </w:r>
+    </w:p>
+    <w:p>
+      <w:pPr>
+        <w:rPr>
+          <w:lang w:val="en-NL"/>
+        </w:rPr>
+      </w:pPr>
+    </w:p>
+    <w:p>
+      <w:pPr>
+        <w:rPr>
+          <w:lang w:val="en-NL"/>
+        </w:rPr>
+      </w:pPr>
+      <w:r>
+        <w:rPr>
+          <w:lang w:val="en-NL"/>
+        </w:rPr>
+        <w:t>scrape_configs:</w:t>
+      </w:r>
+    </w:p>
+    <w:p>
+      <w:pPr>
+        <w:rPr>
+          <w:lang w:val="en-NL"/>
+        </w:rPr>
+      </w:pPr>
+      <w:r>
+        <w:rPr>
+          <w:lang w:val="en-NL"/>
+        </w:rPr>
+        <w:t xml:space="preserve">  - job_name: heart-disease-api</w:t>
+      </w:r>
+    </w:p>
+    <w:p>
+      <w:pPr>
+        <w:rPr>
+          <w:lang w:val="en-NL"/>
+        </w:rPr>
+      </w:pPr>
+      <w:r>
+        <w:rPr>
+          <w:lang w:val="en-NL"/>
+        </w:rPr>
+        <w:t xml:space="preserve">    metrics_path: /metrics</w:t>
+      </w:r>
+    </w:p>
+    <w:p>
+      <w:pPr>
+        <w:rPr>
+          <w:lang w:val="en-NL"/>
+        </w:rPr>
+      </w:pPr>
+      <w:r>
+        <w:rPr>
+          <w:lang w:val="en-NL"/>
+        </w:rPr>
+        <w:t xml:space="preserve">    static_configs:</w:t>
+      </w:r>
+    </w:p>
+    <w:p>
+      <w:pPr>
+        <w:rPr>
+          <w:lang w:val="en-NL"/>
+        </w:rPr>
+      </w:pPr>
+      <w:r>
+        <w:rPr>
+          <w:lang w:val="en-NL"/>
+        </w:rPr>
+        <w:t xml:space="preserve">      - targets:</w:t>
+      </w:r>
+    </w:p>
+    <w:p>
+      <w:pPr>
+        <w:rPr>
+          <w:lang w:val="en-NL"/>
+        </w:rPr>
+      </w:pPr>
+      <w:r>
+        <w:rPr>
+          <w:lang w:val="en-NL"/>
+        </w:rPr>
+        <w:t xml:space="preserve">          - host.docker.internal:8002</w:t>
+      </w:r>
+    </w:p>
+    <w:p>
+      <w:pPr>
+        <w:rPr>
+          <w:lang w:val="en-NL"/>
+        </w:rPr>
+      </w:pPr>
+      <w:r>
+        <w:rPr>
+          <w:lang w:val="en-NL"/>
+        </w:rPr>
+        <w:t>Prometheus runs in a Docker container and accesses the Kubernetes API through the host’s exposed port. Its web interface is available at:</w:t>
+      </w:r>
+    </w:p>
+    <w:p>
+      <w:pPr>
+        <w:rPr>
+          <w:lang w:val="en-NL"/>
+        </w:rPr>
+      </w:pPr>
+      <w:r>
+        <w:rPr>
+          <w:lang w:val="en-NL"/>
+        </w:rPr>
+        <w:t>http://localhost:9090</w:t>
+      </w:r>
+    </w:p>
+    <w:p>
+      <w:pPr>
+        <w:rPr>
+          <w:lang w:val="en-NL"/>
+        </w:rPr>
+      </w:pPr>
+      <w:r>
+        <w:rPr>
+          <w:lang w:val="en-NL"/>
+        </w:rPr>
+        <w:t xml:space="preserve">The target status was verified as </w:t>
+      </w:r>
+      <w:r>
+        <w:rPr>
+          <w:b/>
+          <w:bCs/>
+          <w:lang w:val="en-NL"/>
+        </w:rPr>
+        <w:t>UP</w:t>
+      </w:r>
+      <w:r>
+        <w:rPr>
+          <w:lang w:val="en-NL"/>
+        </w:rPr>
+        <w:t>, confirming that Prometheus could successfully collect metrics from the API.</w:t>
+      </w:r>
+    </w:p>
+    <w:p>
+      <w:pPr>
+        <w:rPr>
+          <w:b/>
+          <w:bCs/>
+          <w:lang w:val="en-NL"/>
+        </w:rPr>
+      </w:pPr>
+      <w:r>
+        <w:rPr>
+          <w:b/>
+          <w:bCs/>
+          <w:lang w:val="en-NL"/>
+        </w:rPr>
+        <w:t>6. Configuring Grafana</w:t>
+      </w:r>
+    </w:p>
+    <w:p>
+      <w:pPr>
+        <w:rPr>
+          <w:lang w:val="en-NL"/>
+        </w:rPr>
+      </w:pPr>
+      <w:r>
+        <w:rPr>
+          <w:lang w:val="en-NL"/>
+        </w:rPr>
+        <w:t>Grafana was deployed in a Docker container and connected to Prometheus through a shared Docker network.</w:t>
+      </w:r>
+    </w:p>
+    <w:p>
+      <w:pPr>
+        <w:rPr>
+          <w:lang w:val="en-NL"/>
+        </w:rPr>
+      </w:pPr>
+      <w:r>
+        <w:rPr>
+          <w:lang w:val="en-NL"/>
+        </w:rPr>
+        <w:t>The Prometheus data source URL was configured as:</w:t>
+      </w:r>
+    </w:p>
+    <w:p>
+      <w:pPr>
+        <w:rPr>
+          <w:lang w:val="en-NL"/>
+        </w:rPr>
+      </w:pPr>
+      <w:r>
+        <w:rPr>
+          <w:lang w:val="en-NL"/>
+        </w:rPr>
+        <w:t>http://heart-disease-prometheus:9090</w:t>
+      </w:r>
+    </w:p>
+    <w:p>
+      <w:pPr>
+        <w:rPr>
+          <w:lang w:val="en-NL"/>
+        </w:rPr>
+      </w:pPr>
+      <w:r>
+        <w:rPr>
+          <w:lang w:val="en-NL"/>
+        </w:rPr>
+        <w:t>Grafana is accessible at:</w:t>
+      </w:r>
+    </w:p>
+    <w:p>
+      <w:pPr>
+        <w:rPr>
+          <w:lang w:val="en-NL"/>
+        </w:rPr>
+      </w:pPr>
+      <w:r>
+        <w:rPr>
+          <w:lang w:val="en-NL"/>
+        </w:rPr>
+        <w:t>http://localhost:3000</w:t>
+      </w:r>
+    </w:p>
+    <w:p>
+      <w:pPr>
+        <w:rPr>
+          <w:lang w:val="en-NL"/>
+        </w:rPr>
+      </w:pPr>
+      <w:r>
+        <w:rPr>
+          <w:lang w:val="en-NL"/>
+        </w:rPr>
+        <w:t>A dashboard was created to display the following measurements:</w:t>
+      </w:r>
+    </w:p>
+    <w:tbl>
+      <w:tblPr>
+        <w:tblW w:w="0" w:type="auto"/>
+        <w:tblCellSpacing w:w="15" w:type="dxa"/>
+        <w:tblCellMar>
+          <w:top w:w="15" w:type="dxa"/>
+          <w:left w:w="15" w:type="dxa"/>
+          <w:bottom w:w="15" w:type="dxa"/>
+          <w:right w:w="15" w:type="dxa"/>
+        </w:tblCellMar>
+        <w:tblLook w:val="04A0" w:firstRow="1" w:lastRow="0" w:firstColumn="1" w:lastColumn="0" w:noHBand="0" w:noVBand="1"/>
+      </w:tblPr>
+      <w:tblGrid>
+        <w:gridCol w:w="3234"/>
+        <w:gridCol w:w="5792"/>
+      </w:tblGrid>
+      <w:tr>
+        <w:trPr>
+          <w:tblHeader/>
+          <w:tblCellSpacing w:w="15" w:type="dxa"/>
+        </w:trPr>
+        <w:tc>
+          <w:tcPr>
+            <w:tcW w:w="0" w:type="auto"/>
+            <w:vAlign w:val="center"/>
+            <w:hideMark/>
+          </w:tcPr>
+          <w:p>
+            <w:pPr>
+              <w:rPr>
+                <w:b/>
+                <w:bCs/>
+                <w:lang w:val="en-NL"/>
+              </w:rPr>
+            </w:pPr>
+            <w:r>
+              <w:rPr>
+                <w:b/>
+                <w:bCs/>
+                <w:lang w:val="en-NL"/>
+              </w:rPr>
+              <w:t>Measurement</w:t>
+            </w:r>
+          </w:p>
+        </w:tc>
+        <w:tc>
+          <w:tcPr>
+            <w:tcW w:w="0" w:type="auto"/>
+            <w:vAlign w:val="center"/>
+            <w:hideMark/>
+          </w:tcPr>
+          <w:p>
+            <w:pPr>
+              <w:rPr>
+                <w:b/>
+                <w:bCs/>
+                <w:lang w:val="en-NL"/>
+              </w:rPr>
+            </w:pPr>
+            <w:r>
+              <w:rPr>
+                <w:b/>
+                <w:bCs/>
+                <w:lang w:val="en-NL"/>
+              </w:rPr>
+              <w:t>Purpose</w:t>
+            </w:r>
+          </w:p>
+        </w:tc>
+      </w:tr>
+      <w:tr>
+        <w:trPr>
+          <w:tblCellSpacing w:w="15" w:type="dxa"/>
+        </w:trPr>
+        <w:tc>
+          <w:tcPr>
+            <w:tcW w:w="0" w:type="auto"/>
+            <w:vAlign w:val="center"/>
+            <w:hideMark/>
+          </w:tcPr>
+          <w:p>
+            <w:pPr>
+              <w:rPr>
+                <w:lang w:val="en-NL"/>
+              </w:rPr>
+            </w:pPr>
+            <w:r>
+              <w:rPr>
+                <w:lang w:val="en-NL"/>
+              </w:rPr>
+              <w:t>Metrics availability</w:t>
+            </w:r>
+          </w:p>
+        </w:tc>
+        <w:tc>
+          <w:tcPr>
+            <w:tcW w:w="0" w:type="auto"/>
+            <w:vAlign w:val="center"/>
+            <w:hideMark/>
+          </w:tcPr>
+          <w:p>
+            <w:pPr>
+              <w:rPr>
+                <w:lang w:val="en-NL"/>
+              </w:rPr>
+            </w:pPr>
+            <w:r>
+              <w:rPr>
+                <w:lang w:val="en-NL"/>
+              </w:rPr>
+              <w:t>Confirms that Prometheus can scrape the API</w:t>
+            </w:r>
+          </w:p>
+        </w:tc>
+      </w:tr>
+      <w:tr>
+        <w:trPr>
+          <w:tblCellSpacing w:w="15" w:type="dxa"/>
+        </w:trPr>
+        <w:tc>
+          <w:tcPr>
+            <w:tcW w:w="0" w:type="auto"/>
+            <w:vAlign w:val="center"/>
+            <w:hideMark/>
+          </w:tcPr>
+          <w:p>
+            <w:pPr>
+              <w:rPr>
+                <w:lang w:val="en-NL"/>
+              </w:rPr>
+            </w:pPr>
+            <w:r>
+              <w:rPr>
+                <w:lang w:val="en-NL"/>
+              </w:rPr>
+              <w:t>Prediction request count</w:t>
+            </w:r>
+          </w:p>
+        </w:tc>
+        <w:tc>
+          <w:tcPr>
+            <w:tcW w:w="0" w:type="auto"/>
+            <w:vAlign w:val="center"/>
+            <w:hideMark/>
+          </w:tcPr>
+          <w:p>
+            <w:pPr>
+              <w:rPr>
+                <w:lang w:val="en-NL"/>
+              </w:rPr>
+            </w:pPr>
+            <w:r>
+              <w:rPr>
+                <w:lang w:val="en-NL"/>
+              </w:rPr>
+              <w:t>Shows the number of requests to /predict</w:t>
+            </w:r>
+          </w:p>
+        </w:tc>
+      </w:tr>
+      <w:tr>
+        <w:trPr>
+          <w:tblCellSpacing w:w="15" w:type="dxa"/>
+        </w:trPr>
+        <w:tc>
+          <w:tcPr>
+            <w:tcW w:w="0" w:type="auto"/>
+            <w:vAlign w:val="center"/>
+            <w:hideMark/>
+          </w:tcPr>
+          <w:p>
+            <w:pPr>
+              <w:rPr>
+                <w:lang w:val="en-NL"/>
+              </w:rPr>
+            </w:pPr>
+            <w:r>
+              <w:rPr>
+                <w:lang w:val="en-NL"/>
+              </w:rPr>
+              <w:t>Prediction error count</w:t>
+            </w:r>
+          </w:p>
+        </w:tc>
+        <w:tc>
+          <w:tcPr>
+            <w:tcW w:w="0" w:type="auto"/>
+            <w:vAlign w:val="center"/>
+            <w:hideMark/>
+          </w:tcPr>
+          <w:p>
+            <w:pPr>
+              <w:rPr>
+                <w:lang w:val="en-NL"/>
+              </w:rPr>
+            </w:pPr>
+            <w:r>
+              <w:rPr>
+                <w:lang w:val="en-NL"/>
+              </w:rPr>
+              <w:t>Shows prediction requests returning HTTP 4xx or 5xx responses</w:t>
+            </w:r>
+          </w:p>
+        </w:tc>
+      </w:tr>
+      <w:tr>
+        <w:trPr>
+          <w:tblCellSpacing w:w="15" w:type="dxa"/>
+        </w:trPr>
+        <w:tc>
+          <w:tcPr>
+            <w:tcW w:w="0" w:type="auto"/>
+            <w:vAlign w:val="center"/>
+            <w:hideMark/>
+          </w:tcPr>
+          <w:p>
+            <w:pPr>
+              <w:rPr>
+                <w:lang w:val="en-NL"/>
+              </w:rPr>
+            </w:pPr>
+            <w:r>
+              <w:rPr>
+                <w:lang w:val="en-NL"/>
+              </w:rPr>
+              <w:t>Average prediction response time</w:t>
+            </w:r>
+          </w:p>
+        </w:tc>
+        <w:tc>
+          <w:tcPr>
+            <w:tcW w:w="0" w:type="auto"/>
+            <w:vAlign w:val="center"/>
+            <w:hideMark/>
+          </w:tcPr>
+          <w:p>
+            <w:pPr>
+              <w:rPr>
+                <w:lang w:val="en-NL"/>
+              </w:rPr>
+            </w:pPr>
+            <w:r>
+              <w:rPr>
+                <w:lang w:val="en-NL"/>
+              </w:rPr>
+              <w:t>Tracks the average duration of prediction requests</w:t>
+            </w:r>
+          </w:p>
+        </w:tc>
+      </w:tr>
+    </w:tbl>
+    <w:p>
+      <w:pPr>
+        <w:rPr>
+          <w:b/>
+          <w:bCs/>
+          <w:lang w:val="en-NL"/>
+        </w:rPr>
+      </w:pPr>
+      <w:r>
+        <w:rPr>
+          <w:b/>
+          <w:bCs/>
+          <w:lang w:val="en-NL"/>
+        </w:rPr>
+        <w:t>7. Dashboard Queries</w:t>
+      </w:r>
+    </w:p>
+    <w:p>
+      <w:pPr>
+        <w:rPr>
+          <w:lang w:val="en-NL"/>
+        </w:rPr>
+      </w:pPr>
+      <w:r>
+        <w:rPr>
+          <w:b/>
+          <w:bCs/>
+          <w:lang w:val="en-NL"/>
+        </w:rPr>
+        <w:lastRenderedPageBreak/>
+        <w:t>Metrics availability</w:t>
+      </w:r>
+    </w:p>
+    <w:p>
+      <w:pPr>
+        <w:rPr>
+          <w:lang w:val="en-NL"/>
+        </w:rPr>
+      </w:pPr>
+      <w:r>
+        <w:rPr>
+          <w:lang w:val="en-NL"/>
+        </w:rPr>
+        <w:t>up{job="heart-disease-api"}</w:t>
+      </w:r>
+    </w:p>
+    <w:p>
+      <w:pPr>
+        <w:rPr>
+          <w:lang w:val="en-NL"/>
+        </w:rPr>
+      </w:pPr>
+      <w:r>
+        <w:rPr>
+          <w:lang w:val="en-NL"/>
+        </w:rPr>
+        <w:t>A value of 1 means the latest scrape succeeded; 0 means it failed.</w:t>
+      </w:r>
+    </w:p>
+    <w:p>
+      <w:pPr>
+        <w:rPr>
+          <w:lang w:val="en-NL"/>
+        </w:rPr>
+      </w:pPr>
+      <w:r>
+        <w:rPr>
+          <w:b/>
+          <w:bCs/>
+          <w:lang w:val="en-NL"/>
+        </w:rPr>
+        <w:t>Prediction requests since API start</w:t>
+      </w:r>
+    </w:p>
+    <w:p>
+      <w:pPr>
+        <w:rPr>
+          <w:lang w:val="en-NL"/>
+        </w:rPr>
+      </w:pPr>
+      <w:r>
+        <w:rPr>
+          <w:lang w:val="en-NL"/>
+        </w:rPr>
+        <w:t>sum(</w:t>
+      </w:r>
+    </w:p>
+    <w:p>
+      <w:pPr>
+        <w:rPr>
+          <w:lang w:val="en-NL"/>
+        </w:rPr>
+      </w:pPr>
+      <w:r>
+        <w:rPr>
+          <w:lang w:val="en-NL"/>
+        </w:rPr>
+        <w:t xml:space="preserve">  http_requests_total{</w:t>
+      </w:r>
+    </w:p>
+    <w:p>
+      <w:pPr>
+        <w:rPr>
+          <w:lang w:val="en-NL"/>
+        </w:rPr>
+      </w:pPr>
+      <w:r>
+        <w:rPr>
+          <w:lang w:val="en-NL"/>
+        </w:rPr>
+        <w:t xml:space="preserve">    job="heart-disease-api",</w:t>
+      </w:r>
+    </w:p>
+    <w:p>
+      <w:pPr>
+        <w:rPr>
+          <w:lang w:val="en-NL"/>
+        </w:rPr>
+      </w:pPr>
+      <w:r>
+        <w:rPr>
+          <w:lang w:val="en-NL"/>
+        </w:rPr>
+        <w:t xml:space="preserve">    handler="/predict"</w:t>
+      </w:r>
+    </w:p>
+    <w:p>
+      <w:pPr>
+        <w:rPr>
+          <w:lang w:val="en-NL"/>
+        </w:rPr>
+      </w:pPr>
+      <w:r>
+        <w:rPr>
+          <w:lang w:val="en-NL"/>
+        </w:rPr>
+        <w:t xml:space="preserve">  }</w:t>
+      </w:r>
+    </w:p>
+    <w:p>
+      <w:pPr>
+        <w:rPr>
+          <w:lang w:val="en-NL"/>
+        </w:rPr>
+      </w:pPr>
+      <w:r>
+        <w:rPr>
+          <w:lang w:val="en-NL"/>
+        </w:rPr>
+        <w:t>) or vector(0)</w:t>
+      </w:r>
+    </w:p>
+    <w:p>
+      <w:pPr>
+        <w:rPr>
+          <w:lang w:val="en-NL"/>
+        </w:rPr>
+      </w:pPr>
+      <w:r>
+        <w:rPr>
+          <w:b/>
+          <w:bCs/>
+          <w:lang w:val="en-NL"/>
+        </w:rPr>
+        <w:t>Prediction errors since API start</w:t>
+      </w:r>
+    </w:p>
+    <w:p>
+      <w:pPr>
+        <w:rPr>
+          <w:lang w:val="en-NL"/>
+        </w:rPr>
+      </w:pPr>
+      <w:r>
+        <w:rPr>
+          <w:lang w:val="en-NL"/>
+        </w:rPr>
+        <w:t>sum(</w:t>
+      </w:r>
+    </w:p>
+    <w:p>
+      <w:pPr>
+        <w:rPr>
+          <w:lang w:val="en-NL"/>
+        </w:rPr>
+      </w:pPr>
+      <w:r>
+        <w:rPr>
+          <w:lang w:val="en-NL"/>
+        </w:rPr>
+        <w:t xml:space="preserve">  http_requests_total{</w:t>
+      </w:r>
+    </w:p>
+    <w:p>
+      <w:pPr>
+        <w:rPr>
+          <w:lang w:val="en-NL"/>
+        </w:rPr>
+      </w:pPr>
+      <w:r>
+        <w:rPr>
+          <w:lang w:val="en-NL"/>
+        </w:rPr>
+        <w:t xml:space="preserve">    job="heart-disease-api",</w:t>
+      </w:r>
+    </w:p>
+    <w:p>
+      <w:pPr>
+        <w:rPr>
+          <w:lang w:val="en-NL"/>
+        </w:rPr>
+      </w:pPr>
+      <w:r>
+        <w:rPr>
+          <w:lang w:val="en-NL"/>
+        </w:rPr>
+        <w:t xml:space="preserve">    handler="/predict",</w:t>
+      </w:r>
+    </w:p>
+    <w:p>
+      <w:pPr>
+        <w:rPr>
+          <w:lang w:val="en-NL"/>
+        </w:rPr>
+      </w:pPr>
+      <w:r>
+        <w:rPr>
+          <w:lang w:val="en-NL"/>
+        </w:rPr>
+        <w:t xml:space="preserve">    status=~"4..|5.."</w:t>
+      </w:r>
+    </w:p>
+    <w:p>
+      <w:pPr>
+        <w:rPr>
+          <w:lang w:val="en-NL"/>
+        </w:rPr>
+      </w:pPr>
+      <w:r>
+        <w:rPr>
+          <w:lang w:val="en-NL"/>
+        </w:rPr>
+        <w:t xml:space="preserve">  }</w:t>
+      </w:r>
+    </w:p>
+    <w:p>
+      <w:pPr>
+        <w:rPr>
+          <w:lang w:val="en-NL"/>
+        </w:rPr>
+      </w:pPr>
+      <w:r>
+        <w:rPr>
+          <w:lang w:val="en-NL"/>
+        </w:rPr>
+        <w:t>) or vector(0)</w:t>
+      </w:r>
+    </w:p>
+    <w:p>
+      <w:pPr>
+        <w:rPr>
+          <w:lang w:val="en-NL"/>
+        </w:rPr>
+      </w:pPr>
+      <w:r>
+        <w:rPr>
+          <w:lang w:val="en-NL"/>
+        </w:rPr>
+        <w:t>This includes input validation failures as well as server errors.</w:t>
+      </w:r>
+    </w:p>
+    <w:p>
+      <w:pPr>
+        <w:rPr>
+          <w:lang w:val="en-NL"/>
+        </w:rPr>
+      </w:pPr>
+      <w:r>
+        <w:rPr>
+          <w:b/>
+          <w:bCs/>
+          <w:lang w:val="en-NL"/>
+        </w:rPr>
+        <w:t>Average prediction response time in milliseconds</w:t>
+      </w:r>
+    </w:p>
+    <w:p>
+      <w:pPr>
+        <w:rPr>
+          <w:lang w:val="en-NL"/>
+        </w:rPr>
+      </w:pPr>
+      <w:r>
+        <w:rPr>
+          <w:lang w:val="en-NL"/>
+        </w:rPr>
+        <w:t>1000 *</w:t>
+      </w:r>
+    </w:p>
+    <w:p>
+      <w:pPr>
+        <w:rPr>
+          <w:lang w:val="en-NL"/>
+        </w:rPr>
+      </w:pPr>
+      <w:r>
+        <w:rPr>
+          <w:lang w:val="en-NL"/>
+        </w:rPr>
+        <w:t>sum(</w:t>
+      </w:r>
+    </w:p>
+    <w:p>
+      <w:pPr>
+        <w:rPr>
+          <w:lang w:val="en-NL"/>
+        </w:rPr>
+      </w:pPr>
+      <w:r>
+        <w:rPr>
+          <w:lang w:val="en-NL"/>
+        </w:rPr>
+        <w:t xml:space="preserve">  rate(http_request_duration_seconds_sum{</w:t>
+      </w:r>
+    </w:p>
+    <w:p>
+      <w:pPr>
+        <w:rPr>
+          <w:lang w:val="en-NL"/>
+        </w:rPr>
+      </w:pPr>
+      <w:r>
+        <w:rPr>
+          <w:lang w:val="en-NL"/>
+        </w:rPr>
+        <w:t xml:space="preserve">    job="heart-disease-api",</w:t>
+      </w:r>
+    </w:p>
+    <w:p>
+      <w:pPr>
+        <w:rPr>
+          <w:lang w:val="en-NL"/>
+        </w:rPr>
+      </w:pPr>
+      <w:r>
+        <w:rPr>
+          <w:lang w:val="en-NL"/>
+        </w:rPr>
+        <w:t xml:space="preserve">    handler="/predict"</w:t>
+      </w:r>
+    </w:p>
+    <w:p>
+      <w:pPr>
+        <w:rPr>
+          <w:lang w:val="en-NL"/>
+        </w:rPr>
+      </w:pPr>
+      <w:r>
+        <w:rPr>
+          <w:lang w:val="en-NL"/>
+        </w:rPr>
+        <w:t xml:space="preserve">  }[5m])</w:t>
+      </w:r>
+    </w:p>
+    <w:p>
+      <w:pPr>
+        <w:rPr>
+          <w:lang w:val="en-NL"/>
+        </w:rPr>
+      </w:pPr>
+      <w:r>
+        <w:rPr>
+          <w:lang w:val="en-NL"/>
+        </w:rPr>
+        <w:t>)</w:t>
+      </w:r>
+    </w:p>
+    <w:p>
+      <w:pPr>
+        <w:rPr>
+          <w:lang w:val="en-NL"/>
+        </w:rPr>
+      </w:pPr>
+      <w:r>
+        <w:rPr>
+          <w:lang w:val="en-NL"/>
+        </w:rPr>
+        <w:t>/</w:t>
+      </w:r>
+    </w:p>
+    <w:p>
+      <w:pPr>
+        <w:rPr>
+          <w:lang w:val="en-NL"/>
+        </w:rPr>
+      </w:pPr>
+      <w:r>
+        <w:rPr>
+          <w:lang w:val="en-NL"/>
+        </w:rPr>
+        <w:lastRenderedPageBreak/>
+        <w:t>sum(</w:t>
+      </w:r>
+    </w:p>
+    <w:p>
+      <w:pPr>
+        <w:rPr>
+          <w:lang w:val="en-NL"/>
+        </w:rPr>
+      </w:pPr>
+      <w:r>
+        <w:rPr>
+          <w:lang w:val="en-NL"/>
+        </w:rPr>
+        <w:t xml:space="preserve">  rate(http_request_duration_seconds_count{</w:t>
+      </w:r>
+    </w:p>
+    <w:p>
+      <w:pPr>
+        <w:rPr>
+          <w:lang w:val="en-NL"/>
+        </w:rPr>
+      </w:pPr>
+      <w:r>
+        <w:rPr>
+          <w:lang w:val="en-NL"/>
+        </w:rPr>
+        <w:t xml:space="preserve">    job="heart-disease-api",</w:t>
+      </w:r>
+    </w:p>
+    <w:p>
+      <w:pPr>
+        <w:rPr>
+          <w:lang w:val="en-NL"/>
+        </w:rPr>
+      </w:pPr>
+      <w:r>
+        <w:rPr>
+          <w:lang w:val="en-NL"/>
+        </w:rPr>
+        <w:t xml:space="preserve">    handler="/predict"</w:t>
+      </w:r>
+    </w:p>
+    <w:p>
+      <w:pPr>
+        <w:rPr>
+          <w:lang w:val="en-NL"/>
+        </w:rPr>
+      </w:pPr>
+      <w:r>
+        <w:rPr>
+          <w:lang w:val="en-NL"/>
+        </w:rPr>
+        <w:t xml:space="preserve">  }[5m])</w:t>
+      </w:r>
+    </w:p>
+    <w:p>
+      <w:pPr>
+        <w:rPr>
+          <w:lang w:val="en-NL"/>
+        </w:rPr>
+      </w:pPr>
+      <w:r>
+        <w:rPr>
+          <w:lang w:val="en-NL"/>
+        </w:rPr>
+        <w:t>)</w:t>
+      </w:r>
+    </w:p>
+    <w:p>
+      <w:pPr>
+        <w:rPr>
+          <w:lang w:val="en-NL"/>
+        </w:rPr>
+      </w:pPr>
+      <w:r>
+        <w:rPr>
+          <w:lang w:val="en-NL"/>
+        </w:rPr>
+        <w:t>This calculates the average request duration over the preceding five minutes. It can show no data when there are insufficient recent requests.</w:t>
+      </w:r>
+    </w:p>
+    <w:p>
+      <w:pPr>
+        <w:rPr>
+          <w:b/>
+          <w:bCs/>
+          <w:lang w:val="en-NL"/>
+        </w:rPr>
+      </w:pPr>
+      <w:r>
+        <w:rPr>
+          <w:b/>
+          <w:bCs/>
+          <w:lang w:val="en-NL"/>
+        </w:rPr>
+        <w:t>8. Validation Results</w:t>
+      </w:r>
+    </w:p>
+    <w:p>
+      <w:pPr>
+        <w:rPr>
+          <w:lang w:val="en-NL"/>
+        </w:rPr>
+      </w:pPr>
+      <w:r>
+        <w:rPr>
+          <w:lang w:val="en-NL"/>
+        </w:rPr>
+        <w:t>The completed dashboard showed:</w:t>
+      </w:r>
+    </w:p>
+    <w:tbl>
+      <w:tblPr>
+        <w:tblW w:w="0" w:type="auto"/>
+        <w:tblCellSpacing w:w="15" w:type="dxa"/>
+        <w:tblCellMar>
+          <w:top w:w="15" w:type="dxa"/>
+          <w:left w:w="15" w:type="dxa"/>
+          <w:bottom w:w="15" w:type="dxa"/>
+          <w:right w:w="15" w:type="dxa"/>
+        </w:tblCellMar>
+        <w:tblLook w:val="04A0" w:firstRow="1" w:lastRow="0" w:firstColumn="1" w:lastColumn="0" w:noHBand="0" w:noVBand="1"/>
+      </w:tblPr>
+      <w:tblGrid>
+        <w:gridCol w:w="3516"/>
+        <w:gridCol w:w="2236"/>
+      </w:tblGrid>
+      <w:tr>
+        <w:trPr>
+          <w:tblHeader/>
+          <w:tblCellSpacing w:w="15" w:type="dxa"/>
+        </w:trPr>
+        <w:tc>
+          <w:tcPr>
+            <w:tcW w:w="0" w:type="auto"/>
+            <w:vAlign w:val="center"/>
+            <w:hideMark/>
+          </w:tcPr>
+          <w:p>
+            <w:pPr>
+              <w:rPr>
+                <w:b/>
+                <w:bCs/>
+                <w:lang w:val="en-NL"/>
+              </w:rPr>
+            </w:pPr>
+            <w:r>
+              <w:rPr>
+                <w:b/>
+                <w:bCs/>
+                <w:lang w:val="en-NL"/>
+              </w:rPr>
+              <w:t>Measurement</w:t>
+            </w:r>
+          </w:p>
+        </w:tc>
+        <w:tc>
+          <w:tcPr>
+            <w:tcW w:w="0" w:type="auto"/>
+            <w:vAlign w:val="center"/>
+            <w:hideMark/>
+          </w:tcPr>
+          <w:p>
+            <w:pPr>
+              <w:rPr>
+                <w:b/>
+                <w:bCs/>
+                <w:lang w:val="en-NL"/>
+              </w:rPr>
+            </w:pPr>
+            <w:r>
+              <w:rPr>
+                <w:b/>
+                <w:bCs/>
+                <w:lang w:val="en-NL"/>
+              </w:rPr>
+              <w:t>Observed result</w:t>
+            </w:r>
+          </w:p>
+        </w:tc>
+      </w:tr>
+      <w:tr>
+        <w:trPr>
+          <w:tblCellSpacing w:w="15" w:type="dxa"/>
+        </w:trPr>
+        <w:tc>
+          <w:tcPr>
+            <w:tcW w:w="0" w:type="auto"/>
+            <w:vAlign w:val="center"/>
+            <w:hideMark/>
+          </w:tcPr>
+          <w:p>
+            <w:pPr>
+              <w:rPr>
+                <w:lang w:val="en-NL"/>
+              </w:rPr>
+            </w:pPr>
+            <w:r>
+              <w:rPr>
+                <w:lang w:val="en-NL"/>
+              </w:rPr>
+              <w:t>Metrics availability</w:t>
+            </w:r>
+          </w:p>
+        </w:tc>
+        <w:tc>
+          <w:tcPr>
+            <w:tcW w:w="0" w:type="auto"/>
+            <w:vAlign w:val="center"/>
+            <w:hideMark/>
+          </w:tcPr>
+          <w:p>
+            <w:pPr>
+              <w:rPr>
+                <w:lang w:val="en-NL"/>
+              </w:rPr>
+            </w:pPr>
+            <w:r>
+              <w:rPr>
+                <w:lang w:val="en-NL"/>
+              </w:rPr>
+              <w:t>1</w:t>
+            </w:r>
+          </w:p>
+        </w:tc>
+      </w:tr>
+      <w:tr>
+        <w:trPr>
+          <w:tblCellSpacing w:w="15" w:type="dxa"/>
+        </w:trPr>
+        <w:tc>
+          <w:tcPr>
+            <w:tcW w:w="0" w:type="auto"/>
+            <w:vAlign w:val="center"/>
+            <w:hideMark/>
+          </w:tcPr>
+          <w:p>
+            <w:pPr>
+              <w:rPr>
+                <w:lang w:val="en-NL"/>
+              </w:rPr>
+            </w:pPr>
+            <w:r>
+              <w:rPr>
+                <w:lang w:val="en-NL"/>
+              </w:rPr>
+              <w:t>Prediction requests</w:t>
+            </w:r>
+          </w:p>
+        </w:tc>
+        <w:tc>
+          <w:tcPr>
+            <w:tcW w:w="0" w:type="auto"/>
+            <w:vAlign w:val="center"/>
+            <w:hideMark/>
+          </w:tcPr>
+          <w:p>
+            <w:pPr>
+              <w:rPr>
+                <w:lang w:val="en-NL"/>
+              </w:rPr>
+            </w:pPr>
+            <w:r>
+              <w:rPr>
+                <w:lang w:val="en-NL"/>
+              </w:rPr>
+              <w:t>7</w:t>
+            </w:r>
+          </w:p>
+        </w:tc>
+      </w:tr>
+      <w:tr>
+        <w:trPr>
+          <w:tblCellSpacing w:w="15" w:type="dxa"/>
+        </w:trPr>
+        <w:tc>
+          <w:tcPr>
+            <w:tcW w:w="0" w:type="auto"/>
+            <w:vAlign w:val="center"/>
+            <w:hideMark/>
+          </w:tcPr>
+          <w:p>
+            <w:pPr>
+              <w:rPr>
+                <w:lang w:val="en-NL"/>
+              </w:rPr>
+            </w:pPr>
+            <w:r>
+              <w:rPr>
+                <w:lang w:val="en-NL"/>
+              </w:rPr>
+              <w:t>Prediction errors</w:t>
+            </w:r>
+          </w:p>
+        </w:tc>
+        <w:tc>
+          <w:tcPr>
+            <w:tcW w:w="0" w:type="auto"/>
+            <w:vAlign w:val="center"/>
+            <w:hideMark/>
+          </w:tcPr>
+          <w:p>
+            <w:pPr>
+              <w:rPr>
+                <w:lang w:val="en-NL"/>
+              </w:rPr>
+            </w:pPr>
+            <w:r>
+              <w:rPr>
+                <w:lang w:val="en-NL"/>
+              </w:rPr>
+              <w:t>0</w:t>
+            </w:r>
+          </w:p>
+        </w:tc>
+      </w:tr>
+      <w:tr>
+        <w:trPr>
+          <w:tblCellSpacing w:w="15" w:type="dxa"/>
+        </w:trPr>
+        <w:tc>
+          <w:tcPr>
+            <w:tcW w:w="0" w:type="auto"/>
+            <w:vAlign w:val="center"/>
+            <w:hideMark/>
+          </w:tcPr>
+          <w:p>
+            <w:pPr>
+              <w:rPr>
+                <w:lang w:val="en-NL"/>
+              </w:rPr>
+            </w:pPr>
+            <w:r>
+              <w:rPr>
+                <w:lang w:val="en-NL"/>
+              </w:rPr>
+              <w:t>Average prediction response time</w:t>
+            </w:r>
+          </w:p>
+        </w:tc>
+        <w:tc>
+          <w:tcPr>
+            <w:tcW w:w="0" w:type="auto"/>
+            <w:vAlign w:val="center"/>
+            <w:hideMark/>
+          </w:tcPr>
+          <w:p>
+            <w:pPr>
+              <w:rPr>
+                <w:lang w:val="en-NL"/>
+              </w:rPr>
+            </w:pPr>
+            <w:r>
+              <w:rPr>
+                <w:lang w:val="en-NL"/>
+              </w:rPr>
+              <w:t>Approximately 80 ms</w:t>
+            </w:r>
+          </w:p>
+        </w:tc>
+      </w:tr>
+    </w:tbl>
+    <w:p>
+      <w:pPr>
+        <w:rPr>
+          <w:lang w:val="en-NL"/>
+        </w:rPr>
+      </w:pPr>
+      <w:r>
+        <w:rPr>
+          <w:lang w:val="en-NL"/>
+        </w:rPr>
+        <w:t>These observations confirmed that the deployed API was exposing metrics, Prometheus was collecting them, and Grafana was displaying them successfully. The response time is an observation from the demonstration, rather than a load testing benchmark.</w:t>
+      </w:r>
+    </w:p>
+    <w:p>
+      <w:pPr>
+        <w:rPr>
+          <w:lang w:val="en-NL"/>
+        </w:rPr>
+      </w:pPr>
+      <w:r>
+        <w:rPr>
+          <w:lang w:val="en-NL"/>
+        </w:rPr>
+        <w:t>Request counters reset when the API process restarts.</w:t>
+      </w:r>
+    </w:p>
+    <w:p>
+      <w:pPr>
+        <w:rPr>
+          <w:b/>
+          <w:bCs/>
+          <w:lang w:val="en-NL"/>
+        </w:rPr>
+      </w:pPr>
+      <w:r>
+        <w:rPr>
+          <w:b/>
+          <w:bCs/>
+          <w:lang w:val="en-NL"/>
+        </w:rPr>
+        <w:t>9. Files and Artifacts</w:t>
+      </w:r>
+    </w:p>
+    <w:p>
+      <w:pPr>
+        <w:rPr>
+          <w:lang w:val="en-NL"/>
+        </w:rPr>
+      </w:pPr>
+      <w:r>
+        <w:rPr>
+          <w:lang w:val="en-NL"/>
+        </w:rPr>
+        <w:t>The monitoring configuration and exported dashboard are maintained within the project:</w:t>
+      </w:r>
+    </w:p>
+    <w:p>
+      <w:pPr>
+        <w:rPr>
+          <w:lang w:val="en-NL"/>
+        </w:rPr>
+      </w:pPr>
+      <w:r>
+        <w:rPr>
+          <w:lang w:val="en-NL"/>
+        </w:rPr>
+        <w:t>monitoring/prometheus.yml</w:t>
+      </w:r>
+    </w:p>
+    <w:p>
+      <w:pPr>
+        <w:rPr>
+          <w:lang w:val="en-NL"/>
+        </w:rPr>
+      </w:pPr>
+      <w:r>
+        <w:rPr>
+          <w:lang w:val="en-NL"/>
+        </w:rPr>
+        <w:t>monitoring/grafana-dashboard.json</w:t>
+      </w:r>
+    </w:p>
+    <w:p>
+      <w:pPr>
+        <w:rPr>
+          <w:lang w:val="en-NL"/>
+        </w:rPr>
+      </w:pPr>
+      <w:r>
+        <w:rPr>
+          <w:lang w:val="en-NL"/>
+        </w:rPr>
+        <w:t>The dashboard JSON allows the dashboard to be imported into another Grafana instance. Docker volumes preserve Prometheus data and Grafana configuration when containers are recreated using the same volumes.</w:t>
+      </w:r>
+    </w:p>
+    <w:p>
+      <w:pPr>
+        <w:rPr>
+          <w:lang w:val="en-NL"/>
+        </w:rPr>
+      </w:pPr>
+      <w:r>
+        <w:rPr>
+          <w:lang w:val="en-NL"/>
+        </w:rPr>
+        <w:t>The implementation also updated:</w:t>
+      </w:r>
+    </w:p>
+    <w:p>
+      <w:pPr>
+        <w:numPr>
+          <w:ilvl w:val="0"/>
+          <w:numId w:val="18"/>
+        </w:numPr>
+        <w:rPr>
+          <w:lang w:val="en-NL"/>
+        </w:rPr>
+      </w:pPr>
+      <w:r>
+        <w:rPr>
+          <w:lang w:val="en-NL"/>
+        </w:rPr>
+        <w:t>app/main.py — request logging and metrics instrumentation.</w:t>
+      </w:r>
+    </w:p>
+    <w:p>
+      <w:pPr>
+        <w:numPr>
+          <w:ilvl w:val="0"/>
+          <w:numId w:val="18"/>
+        </w:numPr>
+        <w:rPr>
+          <w:lang w:val="en-NL"/>
+        </w:rPr>
+      </w:pPr>
+      <w:r>
+        <w:rPr>
+          <w:lang w:val="en-NL"/>
+        </w:rPr>
+        <w:lastRenderedPageBreak/>
+        <w:t>requirements.txt — monitoring dependency.</w:t>
+      </w:r>
+    </w:p>
+    <w:p>
+      <w:pPr>
+        <w:numPr>
+          <w:ilvl w:val="0"/>
+          <w:numId w:val="18"/>
+        </w:numPr>
+        <w:rPr>
+          <w:lang w:val="en-NL"/>
+        </w:rPr>
+      </w:pPr>
+      <w:r>
+        <w:rPr>
+          <w:lang w:val="en-NL"/>
+        </w:rPr>
+        <w:t>k8s/deployment.yaml — updated API image version.</w:t>
+      </w:r>
+    </w:p>
+    <w:p>
+      <w:pPr>
+        <w:rPr>
+          <w:b/>
+          <w:bCs/>
+          <w:lang w:val="en-NL"/>
+        </w:rPr>
+      </w:pPr>
+      <w:r>
+        <w:rPr>
+          <w:b/>
+          <w:bCs/>
+          <w:lang w:val="en-NL"/>
+        </w:rPr>
+        <w:t>10. Outcome</w:t>
+      </w:r>
+    </w:p>
+    <w:p>
+      <w:pPr>
+        <w:rPr>
+          <w:lang w:val="en-NL"/>
+        </w:rPr>
+      </w:pPr>
+      <w:r>
+        <w:rPr>
+          <w:lang w:val="en-NL"/>
+        </w:rPr>
+        <w:t>Step 8 added operational visibility to the deployed prediction service. Request logs support troubleshooting individual API calls, while Prometheus and Grafana provide a continuously updated view of availability, traffic, errors, and response time.</w:t>
+      </w:r>
+    </w:p>
+    <w:p>
+      <w:pPr>
+        <w:rPr>
+          <w:lang w:val="en-NL"/>
+        </w:rPr>
+      </w:pPr>
+      <w:r>
+        <w:rPr>
+          <w:lang w:val="en-NL"/>
+        </w:rPr>
+        <w:t>The monitoring covers API behavior; model accuracy and data drift monitoring were not implemented in this step.</w:t>
+      </w:r>
+    </w:p>
+    <w:p>
+      <w:pPr>
+        <w:rPr>
+          <w:vanish/>
+          <w:lang w:val="en-NL"/>
+        </w:rPr>
+      </w:pPr>
+      <w:r>
+        <w:rPr>
+          <w:vanish/>
+          <w:lang w:val="en-NL"/>
+        </w:rPr>
+        <w:t>Top of Form</w:t>
+      </w:r>
+    </w:p>
+    <w:p>
+      <w:pPr>
+        <w:rPr>
+          <w:vanish/>
+          <w:lang w:val="en-NL"/>
+        </w:rPr>
+      </w:pPr>
+      <w:r>
+        <w:rPr>
+          <w:vanish/>
+          <w:lang w:val="en-NL"/>
+        </w:rPr>
+        <w:t>Bottom of Form</w:t>
+      </w:r>
+    </w:p>
+    <w:p/>
+    <w:p>
+      <w:r>
+        <w:drawing>
+          <wp:inline distT="0" distB="0" distL="0" distR="0" wp14:anchorId="672EE231" wp14:editId="2F27FC60">
+            <wp:extent cx="5731510" cy="3253105"/>
+            <wp:effectExtent l="0" t="0" r="2540" b="4445"/>
+            <wp:docPr id="1586646982" name="Picture 1"/>
+            <wp:cNvGraphicFramePr>
+              <a:graphicFrameLocks xmlns:a="http://schemas.openxmlformats.org/drawingml/2006/main" noChangeAspect="1"/>
+            </wp:cNvGraphicFramePr>
+            <a:graphic xmlns:a="http://schemas.openxmlformats.org/drawingml/2006/main">
+              <a:graphicData uri="http://schemas.openxmlformats.org/drawingml/2006/picture">
+                <pic:pic xmlns:pic="http://schemas.openxmlformats.org/drawingml/2006/picture">
+                  <pic:nvPicPr>
+                    <pic:cNvPr id="1586646982" name=""/>
+                    <pic:cNvPicPr/>
+                  </pic:nvPicPr>
+                  <pic:blipFill>
+                    <a:blip r:embed="rId18"/>
+                    <a:stretch>
+                      <a:fillRect/>
+                    </a:stretch>
+                  </pic:blipFill>
+                  <pic:spPr>
+                    <a:xfrm>
+                      <a:off x="0" y="0"/>
+                      <a:ext cx="5731510" cy="3253105"/>
+                    </a:xfrm>
+                    <a:prstGeom prst="rect">
+                      <a:avLst/>
+                    </a:prstGeom>
+                  </pic:spPr>
+                </pic:pic>
+              </a:graphicData>
+            </a:graphic>
+          </wp:inline>
+        </w:drawing>
+      </w:r>
+    </w:p>
+    <w:p/>
+    <w:p>
+      <w:r>
+        <w:lastRenderedPageBreak/>
+        <w:drawing>
+          <wp:inline distT="0" distB="0" distL="0" distR="0" wp14:anchorId="5E82265F" wp14:editId="64B33B75">
+            <wp:extent cx="5731510" cy="3248660"/>
+            <wp:effectExtent l="0" t="0" r="2540" b="8890"/>
+            <wp:docPr id="1915814386" name="Picture 1"/>
+            <wp:cNvGraphicFramePr>
+              <a:graphicFrameLocks xmlns:a="http://schemas.openxmlformats.org/drawingml/2006/main" noChangeAspect="1"/>
+            </wp:cNvGraphicFramePr>
+            <a:graphic xmlns:a="http://schemas.openxmlformats.org/drawingml/2006/main">
+              <a:graphicData uri="http://schemas.openxmlformats.org/drawingml/2006/picture">
+                <pic:pic xmlns:pic="http://schemas.openxmlformats.org/drawingml/2006/picture">
+                  <pic:nvPicPr>
+                    <pic:cNvPr id="1915814386" name=""/>
+                    <pic:cNvPicPr/>
+                  </pic:nvPicPr>
+                  <pic:blipFill>
+                    <a:blip r:embed="rId19"/>
+                    <a:stretch>
+                      <a:fillRect/>
+                    </a:stretch>
+                  </pic:blipFill>
+                  <pic:spPr>
+                    <a:xfrm>
+                      <a:off x="0" y="0"/>
+                      <a:ext cx="5731510" cy="3248660"/>
+                    </a:xfrm>
+                    <a:prstGeom prst="rect">
+                      <a:avLst/>
+                    </a:prstGeom>
+                  </pic:spPr>
+                </pic:pic>
+              </a:graphicData>
+            </a:graphic>
+          </wp:inline>
+        </w:drawing>
+      </w:r>
+    </w:p>
+    <w:p/>
+    <w:p>
+      <w:r>
+        <w:drawing>
+          <wp:inline distT="0" distB="0" distL="0" distR="0" wp14:anchorId="61DFA14F" wp14:editId="300A50B3">
+            <wp:extent cx="5731510" cy="3236595"/>
+            <wp:effectExtent l="0" t="0" r="2540" b="1905"/>
+            <wp:docPr id="726135285" name="Picture 1"/>
+            <wp:cNvGraphicFramePr>
+              <a:graphicFrameLocks xmlns:a="http://schemas.openxmlformats.org/drawingml/2006/main" noChangeAspect="1"/>
+            </wp:cNvGraphicFramePr>
+            <a:graphic xmlns:a="http://schemas.openxmlformats.org/drawingml/2006/main">
+              <a:graphicData uri="http://schemas.openxmlformats.org/drawingml/2006/picture">
+                <pic:pic xmlns:pic="http://schemas.openxmlformats.org/drawingml/2006/picture">
+                  <pic:nvPicPr>
+                    <pic:cNvPr id="726135285" name=""/>
+                    <pic:cNvPicPr/>
+                  </pic:nvPicPr>
+                  <pic:blipFill>
+                    <a:blip r:embed="rId20"/>
+                    <a:stretch>
+                      <a:fillRect/>
+                    </a:stretch>
+                  </pic:blipFill>
+                  <pic:spPr>
+                    <a:xfrm>
+                      <a:off x="0" y="0"/>
+                      <a:ext cx="5731510" cy="3236595"/>
+                    </a:xfrm>
+                    <a:prstGeom prst="rect">
+                      <a:avLst/>
+                    </a:prstGeom>
+                  </pic:spPr>
+                </pic:pic>
+              </a:graphicData>
+            </a:graphic>
+          </wp:inline>
+        </w:drawing>
+      </w:r>
+    </w:p>
+    <w:p/>
+    <w:p>
+      <w:r>
+        <w:lastRenderedPageBreak/>
+        <w:drawing>
+          <wp:inline distT="0" distB="0" distL="0" distR="0" wp14:anchorId="2F2A5009" wp14:editId="247B02A4">
+            <wp:extent cx="5731510" cy="3235960"/>
+            <wp:effectExtent l="0" t="0" r="2540" b="2540"/>
+            <wp:docPr id="1540731595" name="Picture 1"/>
+            <wp:cNvGraphicFramePr>
+              <a:graphicFrameLocks xmlns:a="http://schemas.openxmlformats.org/drawingml/2006/main" noChangeAspect="1"/>
+            </wp:cNvGraphicFramePr>
+            <a:graphic xmlns:a="http://schemas.openxmlformats.org/drawingml/2006/main">
+              <a:graphicData uri="http://schemas.openxmlformats.org/drawingml/2006/picture">
+                <pic:pic xmlns:pic="http://schemas.openxmlformats.org/drawingml/2006/picture">
+                  <pic:nvPicPr>
+                    <pic:cNvPr id="1540731595" name=""/>
+                    <pic:cNvPicPr/>
+                  </pic:nvPicPr>
+                  <pic:blipFill>
+                    <a:blip r:embed="rId21"/>
+                    <a:stretch>
+                      <a:fillRect/>
+                    </a:stretch>
+                  </pic:blipFill>
+                  <pic:spPr>
+                    <a:xfrm>
+                      <a:off x="0" y="0"/>
+                      <a:ext cx="5731510" cy="3235960"/>
+                    </a:xfrm>
+                    <a:prstGeom prst="rect">
+                      <a:avLst/>
+                    </a:prstGeom>
+                  </pic:spPr>
+                </pic:pic>
+              </a:graphicData>
+            </a:graphic>
+          </wp:inline>
+        </w:drawing>
+      </w:r>
+    </w:p>
+    <w:p/>
+    <w:p>
+      <w:r>
+        <w:drawing>
+          <wp:inline distT="0" distB="0" distL="0" distR="0" wp14:anchorId="673006EB" wp14:editId="3F6AD933">
+            <wp:extent cx="5731510" cy="2934335"/>
+            <wp:effectExtent l="0" t="0" r="2540" b="0"/>
+            <wp:docPr id="109435429" name="Picture 1"/>
+            <wp:cNvGraphicFramePr>
+              <a:graphicFrameLocks xmlns:a="http://schemas.openxmlformats.org/drawingml/2006/main" noChangeAspect="1"/>
+            </wp:cNvGraphicFramePr>
+            <a:graphic xmlns:a="http://schemas.openxmlformats.org/drawingml/2006/main">
+              <a:graphicData uri="http://schemas.openxmlformats.org/drawingml/2006/picture">
+                <pic:pic xmlns:pic="http://schemas.openxmlformats.org/drawingml/2006/picture">
+                  <pic:nvPicPr>
+                    <pic:cNvPr id="109435429" name=""/>
+                    <pic:cNvPicPr/>
+                  </pic:nvPicPr>
+                  <pic:blipFill>
+                    <a:blip r:embed="rId22"/>
+                    <a:stretch>
+                      <a:fillRect/>
+                    </a:stretch>
+                  </pic:blipFill>
+                  <pic:spPr>
+                    <a:xfrm>
+                      <a:off x="0" y="0"/>
+                      <a:ext cx="5731510" cy="2934335"/>
+                    </a:xfrm>
+                    <a:prstGeom prst="rect">
+                      <a:avLst/>
+                    </a:prstGeom>
+                  </pic:spPr>
+                </pic:pic>
+              </a:graphicData>
+            </a:graphic>
+          </wp:inline>
+        </w:drawing>
+      </w:r>
+    </w:p>
+    <w:p/>
+    <w:p/>
     <w:sectPr>
       <w:pgSz w:w="11906" w:h="16838"/>
       <w:pgMar w:top="1440" w:right="1440" w:bottom="1440" w:left="1440" w:header="708" w:footer="708" w:gutter="0"/>
@@ -18522,9 +18383,9 @@
     </w:lvl>
   </w:abstractNum>
   <w:abstractNum w:abstractNumId="12" w15:restartNumberingAfterBreak="0">
-    <w:nsid w:val="6AF16B30"/>
+    <w:nsid w:val="66290612"/>
     <w:multiLevelType w:val="multilevel"/>
-    <w:tmpl w:val="A2DC7946"/>
+    <w:tmpl w:val="42B8E488"/>
     <w:lvl w:ilvl="0">
       <w:start w:val="1"/>
       <w:numFmt w:val="bullet"/>
@@ -18671,9 +18532,9 @@
     </w:lvl>
   </w:abstractNum>
   <w:abstractNum w:abstractNumId="13" w15:restartNumberingAfterBreak="0">
-    <w:nsid w:val="729D3400"/>
+    <w:nsid w:val="6AF16B30"/>
     <w:multiLevelType w:val="multilevel"/>
-    <w:tmpl w:val="4F54C7C2"/>
+    <w:tmpl w:val="A2DC7946"/>
     <w:lvl w:ilvl="0">
       <w:start w:val="1"/>
       <w:numFmt w:val="bullet"/>
@@ -18820,9 +18681,9 @@
     </w:lvl>
   </w:abstractNum>
   <w:abstractNum w:abstractNumId="14" w15:restartNumberingAfterBreak="0">
-    <w:nsid w:val="7A363C09"/>
+    <w:nsid w:val="729D3400"/>
     <w:multiLevelType w:val="multilevel"/>
-    <w:tmpl w:val="A566E56A"/>
+    <w:tmpl w:val="4F54C7C2"/>
     <w:lvl w:ilvl="0">
       <w:start w:val="1"/>
       <w:numFmt w:val="bullet"/>
@@ -18969,9 +18830,9 @@
     </w:lvl>
   </w:abstractNum>
   <w:abstractNum w:abstractNumId="15" w15:restartNumberingAfterBreak="0">
-    <w:nsid w:val="7E6B30C8"/>
+    <w:nsid w:val="75004C0A"/>
     <w:multiLevelType w:val="multilevel"/>
-    <w:tmpl w:val="673E141C"/>
+    <w:tmpl w:val="E7264798"/>
     <w:lvl w:ilvl="0">
       <w:start w:val="1"/>
       <w:numFmt w:val="bullet"/>
@@ -19117,8 +18978,306 @@
       </w:rPr>
     </w:lvl>
   </w:abstractNum>
+  <w:abstractNum w:abstractNumId="16" w15:restartNumberingAfterBreak="0">
+    <w:nsid w:val="7A363C09"/>
+    <w:multiLevelType w:val="multilevel"/>
+    <w:tmpl w:val="A566E56A"/>
+    <w:lvl w:ilvl="0">
+      <w:start w:val="1"/>
+      <w:numFmt w:val="bullet"/>
+      <w:lvlText w:val=""/>
+      <w:lvlJc w:val="left"/>
+      <w:pPr>
+        <w:tabs>
+          <w:tab w:val="num" w:pos="720"/>
+        </w:tabs>
+        <w:ind w:left="720" w:hanging="360"/>
+      </w:pPr>
+      <w:rPr>
+        <w:rFonts w:ascii="Symbol" w:hAnsi="Symbol" w:hint="default"/>
+        <w:sz w:val="20"/>
+      </w:rPr>
+    </w:lvl>
+    <w:lvl w:ilvl="1" w:tentative="1">
+      <w:start w:val="1"/>
+      <w:numFmt w:val="bullet"/>
+      <w:lvlText w:val="o"/>
+      <w:lvlJc w:val="left"/>
+      <w:pPr>
+        <w:tabs>
+          <w:tab w:val="num" w:pos="1440"/>
+        </w:tabs>
+        <w:ind w:left="1440" w:hanging="360"/>
+      </w:pPr>
+      <w:rPr>
+        <w:rFonts w:ascii="Courier New" w:hAnsi="Courier New" w:hint="default"/>
+        <w:sz w:val="20"/>
+      </w:rPr>
+    </w:lvl>
+    <w:lvl w:ilvl="2" w:tentative="1">
+      <w:start w:val="1"/>
+      <w:numFmt w:val="bullet"/>
+      <w:lvlText w:val=""/>
+      <w:lvlJc w:val="left"/>
+      <w:pPr>
+        <w:tabs>
+          <w:tab w:val="num" w:pos="2160"/>
+        </w:tabs>
+        <w:ind w:left="2160" w:hanging="360"/>
+      </w:pPr>
+      <w:rPr>
+        <w:rFonts w:ascii="Wingdings" w:hAnsi="Wingdings" w:hint="default"/>
+        <w:sz w:val="20"/>
+      </w:rPr>
+    </w:lvl>
+    <w:lvl w:ilvl="3" w:tentative="1">
+      <w:start w:val="1"/>
+      <w:numFmt w:val="bullet"/>
+      <w:lvlText w:val=""/>
+      <w:lvlJc w:val="left"/>
+      <w:pPr>
+        <w:tabs>
+          <w:tab w:val="num" w:pos="2880"/>
+        </w:tabs>
+        <w:ind w:left="2880" w:hanging="360"/>
+      </w:pPr>
+      <w:rPr>
+        <w:rFonts w:ascii="Wingdings" w:hAnsi="Wingdings" w:hint="default"/>
+        <w:sz w:val="20"/>
+      </w:rPr>
+    </w:lvl>
+    <w:lvl w:ilvl="4" w:tentative="1">
+      <w:start w:val="1"/>
+      <w:numFmt w:val="bullet"/>
+      <w:lvlText w:val=""/>
+      <w:lvlJc w:val="left"/>
+      <w:pPr>
+        <w:tabs>
+          <w:tab w:val="num" w:pos="3600"/>
+        </w:tabs>
+        <w:ind w:left="3600" w:hanging="360"/>
+      </w:pPr>
+      <w:rPr>
+        <w:rFonts w:ascii="Wingdings" w:hAnsi="Wingdings" w:hint="default"/>
+        <w:sz w:val="20"/>
+      </w:rPr>
+    </w:lvl>
+    <w:lvl w:ilvl="5" w:tentative="1">
+      <w:start w:val="1"/>
+      <w:numFmt w:val="bullet"/>
+      <w:lvlText w:val=""/>
+      <w:lvlJc w:val="left"/>
+      <w:pPr>
+        <w:tabs>
+          <w:tab w:val="num" w:pos="4320"/>
+        </w:tabs>
+        <w:ind w:left="4320" w:hanging="360"/>
+      </w:pPr>
+      <w:rPr>
+        <w:rFonts w:ascii="Wingdings" w:hAnsi="Wingdings" w:hint="default"/>
+        <w:sz w:val="20"/>
+      </w:rPr>
+    </w:lvl>
+    <w:lvl w:ilvl="6" w:tentative="1">
+      <w:start w:val="1"/>
+      <w:numFmt w:val="bullet"/>
+      <w:lvlText w:val=""/>
+      <w:lvlJc w:val="left"/>
+      <w:pPr>
+        <w:tabs>
+          <w:tab w:val="num" w:pos="5040"/>
+        </w:tabs>
+        <w:ind w:left="5040" w:hanging="360"/>
+      </w:pPr>
+      <w:rPr>
+        <w:rFonts w:ascii="Wingdings" w:hAnsi="Wingdings" w:hint="default"/>
+        <w:sz w:val="20"/>
+      </w:rPr>
+    </w:lvl>
+    <w:lvl w:ilvl="7" w:tentative="1">
+      <w:start w:val="1"/>
+      <w:numFmt w:val="bullet"/>
+      <w:lvlText w:val=""/>
+      <w:lvlJc w:val="left"/>
+      <w:pPr>
+        <w:tabs>
+          <w:tab w:val="num" w:pos="5760"/>
+        </w:tabs>
+        <w:ind w:left="5760" w:hanging="360"/>
+      </w:pPr>
+      <w:rPr>
+        <w:rFonts w:ascii="Wingdings" w:hAnsi="Wingdings" w:hint="default"/>
+        <w:sz w:val="20"/>
+      </w:rPr>
+    </w:lvl>
+    <w:lvl w:ilvl="8" w:tentative="1">
+      <w:start w:val="1"/>
+      <w:numFmt w:val="bullet"/>
+      <w:lvlText w:val=""/>
+      <w:lvlJc w:val="left"/>
+      <w:pPr>
+        <w:tabs>
+          <w:tab w:val="num" w:pos="6480"/>
+        </w:tabs>
+        <w:ind w:left="6480" w:hanging="360"/>
+      </w:pPr>
+      <w:rPr>
+        <w:rFonts w:ascii="Wingdings" w:hAnsi="Wingdings" w:hint="default"/>
+        <w:sz w:val="20"/>
+      </w:rPr>
+    </w:lvl>
+  </w:abstractNum>
+  <w:abstractNum w:abstractNumId="17" w15:restartNumberingAfterBreak="0">
+    <w:nsid w:val="7E6B30C8"/>
+    <w:multiLevelType w:val="multilevel"/>
+    <w:tmpl w:val="673E141C"/>
+    <w:lvl w:ilvl="0">
+      <w:start w:val="1"/>
+      <w:numFmt w:val="bullet"/>
+      <w:lvlText w:val=""/>
+      <w:lvlJc w:val="left"/>
+      <w:pPr>
+        <w:tabs>
+          <w:tab w:val="num" w:pos="720"/>
+        </w:tabs>
+        <w:ind w:left="720" w:hanging="360"/>
+      </w:pPr>
+      <w:rPr>
+        <w:rFonts w:ascii="Symbol" w:hAnsi="Symbol" w:hint="default"/>
+        <w:sz w:val="20"/>
+      </w:rPr>
+    </w:lvl>
+    <w:lvl w:ilvl="1" w:tentative="1">
+      <w:start w:val="1"/>
+      <w:numFmt w:val="bullet"/>
+      <w:lvlText w:val="o"/>
+      <w:lvlJc w:val="left"/>
+      <w:pPr>
+        <w:tabs>
+          <w:tab w:val="num" w:pos="1440"/>
+        </w:tabs>
+        <w:ind w:left="1440" w:hanging="360"/>
+      </w:pPr>
+      <w:rPr>
+        <w:rFonts w:ascii="Courier New" w:hAnsi="Courier New" w:hint="default"/>
+        <w:sz w:val="20"/>
+      </w:rPr>
+    </w:lvl>
+    <w:lvl w:ilvl="2" w:tentative="1">
+      <w:start w:val="1"/>
+      <w:numFmt w:val="bullet"/>
+      <w:lvlText w:val=""/>
+      <w:lvlJc w:val="left"/>
+      <w:pPr>
+        <w:tabs>
+          <w:tab w:val="num" w:pos="2160"/>
+        </w:tabs>
+        <w:ind w:left="2160" w:hanging="360"/>
+      </w:pPr>
+      <w:rPr>
+        <w:rFonts w:ascii="Wingdings" w:hAnsi="Wingdings" w:hint="default"/>
+        <w:sz w:val="20"/>
+      </w:rPr>
+    </w:lvl>
+    <w:lvl w:ilvl="3" w:tentative="1">
+      <w:start w:val="1"/>
+      <w:numFmt w:val="bullet"/>
+      <w:lvlText w:val=""/>
+      <w:lvlJc w:val="left"/>
+      <w:pPr>
+        <w:tabs>
+          <w:tab w:val="num" w:pos="2880"/>
+        </w:tabs>
+        <w:ind w:left="2880" w:hanging="360"/>
+      </w:pPr>
+      <w:rPr>
+        <w:rFonts w:ascii="Wingdings" w:hAnsi="Wingdings" w:hint="default"/>
+        <w:sz w:val="20"/>
+      </w:rPr>
+    </w:lvl>
+    <w:lvl w:ilvl="4" w:tentative="1">
+      <w:start w:val="1"/>
+      <w:numFmt w:val="bullet"/>
+      <w:lvlText w:val=""/>
+      <w:lvlJc w:val="left"/>
+      <w:pPr>
+        <w:tabs>
+          <w:tab w:val="num" w:pos="3600"/>
+        </w:tabs>
+        <w:ind w:left="3600" w:hanging="360"/>
+      </w:pPr>
+      <w:rPr>
+        <w:rFonts w:ascii="Wingdings" w:hAnsi="Wingdings" w:hint="default"/>
+        <w:sz w:val="20"/>
+      </w:rPr>
+    </w:lvl>
+    <w:lvl w:ilvl="5" w:tentative="1">
+      <w:start w:val="1"/>
+      <w:numFmt w:val="bullet"/>
+      <w:lvlText w:val=""/>
+      <w:lvlJc w:val="left"/>
+      <w:pPr>
+        <w:tabs>
+          <w:tab w:val="num" w:pos="4320"/>
+        </w:tabs>
+        <w:ind w:left="4320" w:hanging="360"/>
+      </w:pPr>
+      <w:rPr>
+        <w:rFonts w:ascii="Wingdings" w:hAnsi="Wingdings" w:hint="default"/>
+        <w:sz w:val="20"/>
+      </w:rPr>
+    </w:lvl>
+    <w:lvl w:ilvl="6" w:tentative="1">
+      <w:start w:val="1"/>
+      <w:numFmt w:val="bullet"/>
+      <w:lvlText w:val=""/>
+      <w:lvlJc w:val="left"/>
+      <w:pPr>
+        <w:tabs>
+          <w:tab w:val="num" w:pos="5040"/>
+        </w:tabs>
+        <w:ind w:left="5040" w:hanging="360"/>
+      </w:pPr>
+      <w:rPr>
+        <w:rFonts w:ascii="Wingdings" w:hAnsi="Wingdings" w:hint="default"/>
+        <w:sz w:val="20"/>
+      </w:rPr>
+    </w:lvl>
+    <w:lvl w:ilvl="7" w:tentative="1">
+      <w:start w:val="1"/>
+      <w:numFmt w:val="bullet"/>
+      <w:lvlText w:val=""/>
+      <w:lvlJc w:val="left"/>
+      <w:pPr>
+        <w:tabs>
+          <w:tab w:val="num" w:pos="5760"/>
+        </w:tabs>
+        <w:ind w:left="5760" w:hanging="360"/>
+      </w:pPr>
+      <w:rPr>
+        <w:rFonts w:ascii="Wingdings" w:hAnsi="Wingdings" w:hint="default"/>
+        <w:sz w:val="20"/>
+      </w:rPr>
+    </w:lvl>
+    <w:lvl w:ilvl="8" w:tentative="1">
+      <w:start w:val="1"/>
+      <w:numFmt w:val="bullet"/>
+      <w:lvlText w:val=""/>
+      <w:lvlJc w:val="left"/>
+      <w:pPr>
+        <w:tabs>
+          <w:tab w:val="num" w:pos="6480"/>
+        </w:tabs>
+        <w:ind w:left="6480" w:hanging="360"/>
+      </w:pPr>
+      <w:rPr>
+        <w:rFonts w:ascii="Wingdings" w:hAnsi="Wingdings" w:hint="default"/>
+        <w:sz w:val="20"/>
+      </w:rPr>
+    </w:lvl>
+  </w:abstractNum>
   <w:num w:numId="1" w16cid:durableId="1690256393">
-    <w:abstractNumId w:val="14"/>
+    <w:abstractNumId w:val="16"/>
   </w:num>
   <w:num w:numId="2" w16cid:durableId="2105031762">
     <w:abstractNumId w:val="3"/>
@@ -19136,13 +19295,13 @@
     <w:abstractNumId w:val="8"/>
   </w:num>
   <w:num w:numId="7" w16cid:durableId="2085256259">
-    <w:abstractNumId w:val="13"/>
+    <w:abstractNumId w:val="14"/>
   </w:num>
   <w:num w:numId="8" w16cid:durableId="862091825">
     <w:abstractNumId w:val="10"/>
   </w:num>
   <w:num w:numId="9" w16cid:durableId="214199058">
-    <w:abstractNumId w:val="12"/>
+    <w:abstractNumId w:val="13"/>
   </w:num>
   <w:num w:numId="10" w16cid:durableId="436680235">
     <w:abstractNumId w:val="9"/>
@@ -19163,7 +19322,13 @@
     <w:abstractNumId w:val="1"/>
   </w:num>
   <w:num w:numId="16" w16cid:durableId="1537503911">
+    <w:abstractNumId w:val="17"/>
+  </w:num>
+  <w:num w:numId="17" w16cid:durableId="287708815">
     <w:abstractNumId w:val="15"/>
+  </w:num>
+  <w:num w:numId="18" w16cid:durableId="1518693492">
+    <w:abstractNumId w:val="12"/>
   </w:num>
 </w:numbering>
 </file>
